--- a/Modelos/definitivos/Comercial/modelos/Proposta técnica hidrojateamento.docx
+++ b/Modelos/definitivos/Comercial/modelos/Proposta técnica hidrojateamento.docx
@@ -3620,7 +3620,7 @@
                 <w:szCs w:val="16"/>
                 <w:lang w:eastAsia="pt-BR"/>
               </w:rPr>
-              <w:t>MÃO DE OBRA E EQUIPE TÉCNICA</w:t>
+              <w:t xml:space="preserve">{{categoria_filtrovali}}</w:t>
             </w:r>
           </w:p>
         </w:tc>
@@ -3693,7 +3693,7 @@
                 <w:szCs w:val="16"/>
                 <w:lang w:eastAsia="pt-BR"/>
               </w:rPr>
-              <w:t xml:space="preserve">- </w:t>
+              <w:t xml:space="preserve">{{escopo_filtrovali}}</w:t>
             </w:r>
             <w:commentRangeStart w:id="2"/>
             <w:r>
@@ -3704,7 +3704,7 @@
                 <w:szCs w:val="16"/>
                 <w:lang w:eastAsia="pt-BR"/>
               </w:rPr>
-              <w:t>Disponibilização de equipe técnica especializada para execução dos serviços contratados</w:t>
+              <w:t/>
             </w:r>
             <w:r>
               <w:rPr>
@@ -3714,7 +3714,7 @@
                 <w:szCs w:val="16"/>
                 <w:lang w:eastAsia="pt-BR"/>
               </w:rPr>
-              <w:t>;</w:t>
+              <w:t/>
             </w:r>
             <w:commentRangeEnd w:id="2"/>
             <w:r>
@@ -3755,7 +3755,7 @@
                 <w:szCs w:val="16"/>
                 <w:lang w:eastAsia="pt-BR"/>
               </w:rPr>
-              <w:t>Efetivo para 1 bico</w:t>
+              <w:t/>
             </w:r>
             <w:r>
               <w:rPr>
@@ -3767,7 +3767,7 @@
                 <w:szCs w:val="16"/>
                 <w:lang w:eastAsia="pt-BR"/>
               </w:rPr>
-              <w:t xml:space="preserve"> e </w:t>
+              <w:t xml:space="preserve"/>
             </w:r>
             <w:r>
               <w:rPr>
@@ -3779,7 +3779,7 @@
                 <w:szCs w:val="16"/>
                 <w:lang w:eastAsia="pt-BR"/>
               </w:rPr>
-              <w:t>1 Power box</w:t>
+              <w:t/>
             </w:r>
             <w:r>
               <w:rPr>
@@ -3791,7 +3791,7 @@
                 <w:szCs w:val="16"/>
                 <w:lang w:eastAsia="pt-BR"/>
               </w:rPr>
-              <w:t xml:space="preserve"> </w:t>
+              <w:t xml:space="preserve"/>
             </w:r>
             <w:r>
               <w:rPr>
@@ -3803,7 +3803,7 @@
                 <w:szCs w:val="16"/>
                 <w:lang w:eastAsia="pt-BR"/>
               </w:rPr>
-              <w:t>OFFSHORE:</w:t>
+              <w:t/>
             </w:r>
           </w:p>
           <w:p>
@@ -3831,7 +3831,7 @@
                 <w:szCs w:val="16"/>
                 <w:lang w:eastAsia="pt-BR"/>
               </w:rPr>
-              <w:t>1 hidrojatista o hidrojatista vira anjo</w:t>
+              <w:t/>
             </w:r>
           </w:p>
           <w:p>
@@ -3859,7 +3859,7 @@
                 <w:szCs w:val="16"/>
                 <w:lang w:eastAsia="pt-BR"/>
               </w:rPr>
-              <w:t>1 operador</w:t>
+              <w:t/>
             </w:r>
           </w:p>
           <w:p>
@@ -3887,7 +3887,7 @@
                 <w:szCs w:val="16"/>
                 <w:lang w:eastAsia="pt-BR"/>
               </w:rPr>
-              <w:t>1 anjo – o anjo vira hidrojatista</w:t>
+              <w:t/>
             </w:r>
           </w:p>
           <w:p>
@@ -3915,7 +3915,7 @@
                 <w:szCs w:val="16"/>
                 <w:lang w:eastAsia="pt-BR"/>
               </w:rPr>
-              <w:t xml:space="preserve">1 vigia </w:t>
+              <w:t xml:space="preserve"/>
             </w:r>
             <w:r>
               <w:rPr>
@@ -3925,7 +3925,7 @@
                 <w:szCs w:val="16"/>
                 <w:lang w:eastAsia="pt-BR"/>
               </w:rPr>
-              <w:t>(caso o serviço for em espaço confinado)</w:t>
+              <w:t/>
             </w:r>
             <w:r>
               <w:rPr>
@@ -3935,7 +3935,7 @@
                 <w:szCs w:val="16"/>
                 <w:lang w:eastAsia="pt-BR"/>
               </w:rPr>
-              <w:t xml:space="preserve"> – </w:t>
+              <w:t xml:space="preserve"/>
             </w:r>
             <w:r>
               <w:rPr>
@@ -3945,7 +3945,7 @@
                 <w:szCs w:val="16"/>
                 <w:lang w:eastAsia="pt-BR"/>
               </w:rPr>
-              <w:t>questionar se vai ter um plantel disponível</w:t>
+              <w:t/>
             </w:r>
           </w:p>
           <w:p>
@@ -3976,7 +3976,7 @@
                 <w:szCs w:val="16"/>
                 <w:lang w:eastAsia="pt-BR"/>
               </w:rPr>
-              <w:t>Efetivo para 2 bicos e 2 Power box</w:t>
+              <w:t/>
             </w:r>
             <w:r>
               <w:rPr>
@@ -3988,7 +3988,7 @@
                 <w:szCs w:val="16"/>
                 <w:lang w:eastAsia="pt-BR"/>
               </w:rPr>
-              <w:t xml:space="preserve"> </w:t>
+              <w:t xml:space="preserve"/>
             </w:r>
             <w:r>
               <w:rPr>
@@ -4000,7 +4000,7 @@
                 <w:szCs w:val="16"/>
                 <w:lang w:eastAsia="pt-BR"/>
               </w:rPr>
-              <w:t>OFFSHORE:</w:t>
+              <w:t/>
             </w:r>
           </w:p>
           <w:p>
@@ -4028,7 +4028,7 @@
                 <w:szCs w:val="16"/>
                 <w:lang w:eastAsia="pt-BR"/>
               </w:rPr>
-              <w:t>2 hidrojatista – os dois hidrojatista viram anjo</w:t>
+              <w:t/>
             </w:r>
           </w:p>
           <w:p>
@@ -4056,7 +4056,7 @@
                 <w:szCs w:val="16"/>
                 <w:lang w:eastAsia="pt-BR"/>
               </w:rPr>
-              <w:t>1 operador</w:t>
+              <w:t/>
             </w:r>
           </w:p>
           <w:p>
@@ -4084,7 +4084,7 @@
                 <w:szCs w:val="16"/>
                 <w:lang w:eastAsia="pt-BR"/>
               </w:rPr>
-              <w:t>2 anjos – os dois anjos viram hidrojatista</w:t>
+              <w:t/>
             </w:r>
           </w:p>
           <w:p>
@@ -4112,7 +4112,7 @@
                 <w:szCs w:val="16"/>
                 <w:lang w:eastAsia="pt-BR"/>
               </w:rPr>
-              <w:t xml:space="preserve">1 vigia </w:t>
+              <w:t xml:space="preserve"/>
             </w:r>
             <w:r>
               <w:rPr>
@@ -4122,7 +4122,7 @@
                 <w:szCs w:val="16"/>
                 <w:lang w:eastAsia="pt-BR"/>
               </w:rPr>
-              <w:t>(caso o serviço for em espaço confinado)</w:t>
+              <w:t/>
             </w:r>
             <w:r>
               <w:rPr>
@@ -4132,7 +4132,7 @@
                 <w:szCs w:val="16"/>
                 <w:lang w:eastAsia="pt-BR"/>
               </w:rPr>
-              <w:t xml:space="preserve"> - </w:t>
+              <w:t xml:space="preserve"/>
             </w:r>
             <w:r>
               <w:rPr>
@@ -4142,7 +4142,7 @@
                 <w:szCs w:val="16"/>
                 <w:lang w:eastAsia="pt-BR"/>
               </w:rPr>
-              <w:t>questionar se vai ter um plantel disponível</w:t>
+              <w:t/>
             </w:r>
           </w:p>
           <w:p>
@@ -4173,7 +4173,7 @@
                 <w:szCs w:val="16"/>
                 <w:lang w:eastAsia="pt-BR"/>
               </w:rPr>
-              <w:t>Efetivo para 1 bico</w:t>
+              <w:t/>
             </w:r>
             <w:r>
               <w:rPr>
@@ -4185,7 +4185,7 @@
                 <w:szCs w:val="16"/>
                 <w:lang w:eastAsia="pt-BR"/>
               </w:rPr>
-              <w:t xml:space="preserve"> e </w:t>
+              <w:t xml:space="preserve"/>
             </w:r>
             <w:r>
               <w:rPr>
@@ -4197,7 +4197,7 @@
                 <w:szCs w:val="16"/>
                 <w:lang w:eastAsia="pt-BR"/>
               </w:rPr>
-              <w:t>1 Power box</w:t>
+              <w:t/>
             </w:r>
             <w:r>
               <w:rPr>
@@ -4209,7 +4209,7 @@
                 <w:szCs w:val="16"/>
                 <w:lang w:eastAsia="pt-BR"/>
               </w:rPr>
-              <w:t xml:space="preserve"> ONSHORE</w:t>
+              <w:t xml:space="preserve"/>
             </w:r>
           </w:p>
           <w:p>
@@ -4237,7 +4237,7 @@
                 <w:szCs w:val="16"/>
                 <w:lang w:eastAsia="pt-BR"/>
               </w:rPr>
-              <w:t>1 hidrojatista o hidrojatista vira anjo</w:t>
+              <w:t/>
             </w:r>
           </w:p>
           <w:p>
@@ -4265,7 +4265,7 @@
                 <w:szCs w:val="16"/>
                 <w:lang w:eastAsia="pt-BR"/>
               </w:rPr>
-              <w:t>1 operador</w:t>
+              <w:t/>
             </w:r>
           </w:p>
           <w:p>
@@ -4293,7 +4293,7 @@
                 <w:szCs w:val="16"/>
                 <w:lang w:eastAsia="pt-BR"/>
               </w:rPr>
-              <w:t>1 anjo – o anjo vira hidrojatista</w:t>
+              <w:t/>
             </w:r>
           </w:p>
           <w:p>
@@ -4321,7 +4321,7 @@
                 <w:szCs w:val="16"/>
                 <w:lang w:eastAsia="pt-BR"/>
               </w:rPr>
-              <w:t>1 assistente</w:t>
+              <w:t/>
             </w:r>
           </w:p>
           <w:p>
@@ -4349,7 +4349,7 @@
                 <w:szCs w:val="16"/>
                 <w:lang w:eastAsia="pt-BR"/>
               </w:rPr>
-              <w:t xml:space="preserve">1 vigia </w:t>
+              <w:t xml:space="preserve"/>
             </w:r>
             <w:r>
               <w:rPr>
@@ -4359,7 +4359,7 @@
                 <w:szCs w:val="16"/>
                 <w:lang w:eastAsia="pt-BR"/>
               </w:rPr>
-              <w:t>(caso o serviço for em espaço confinado)</w:t>
+              <w:t/>
             </w:r>
             <w:r>
               <w:rPr>
@@ -4369,7 +4369,7 @@
                 <w:szCs w:val="16"/>
                 <w:lang w:eastAsia="pt-BR"/>
               </w:rPr>
-              <w:t xml:space="preserve"> - </w:t>
+              <w:t xml:space="preserve"/>
             </w:r>
             <w:r>
               <w:rPr>
@@ -4379,7 +4379,7 @@
                 <w:szCs w:val="16"/>
                 <w:lang w:eastAsia="pt-BR"/>
               </w:rPr>
-              <w:t>questionar se vai ter um plantel disponível</w:t>
+              <w:t/>
             </w:r>
           </w:p>
           <w:p>
@@ -4410,7 +4410,7 @@
                 <w:szCs w:val="16"/>
                 <w:lang w:eastAsia="pt-BR"/>
               </w:rPr>
-              <w:t>Efetivo para 2 bicos e 2 Power box</w:t>
+              <w:t/>
             </w:r>
             <w:r>
               <w:rPr>
@@ -4422,7 +4422,7 @@
                 <w:szCs w:val="16"/>
                 <w:lang w:eastAsia="pt-BR"/>
               </w:rPr>
-              <w:t xml:space="preserve"> ONSHORE</w:t>
+              <w:t xml:space="preserve"/>
             </w:r>
             <w:r>
               <w:rPr>
@@ -4434,7 +4434,7 @@
                 <w:szCs w:val="16"/>
                 <w:lang w:eastAsia="pt-BR"/>
               </w:rPr>
-              <w:t>:</w:t>
+              <w:t/>
             </w:r>
           </w:p>
           <w:p>
@@ -4462,7 +4462,7 @@
                 <w:szCs w:val="16"/>
                 <w:lang w:eastAsia="pt-BR"/>
               </w:rPr>
-              <w:t>2 hidrojatista – os dois hidrojatista viram anjo</w:t>
+              <w:t/>
             </w:r>
           </w:p>
           <w:p>
@@ -4490,7 +4490,7 @@
                 <w:szCs w:val="16"/>
                 <w:lang w:eastAsia="pt-BR"/>
               </w:rPr>
-              <w:t>1 operador</w:t>
+              <w:t/>
             </w:r>
           </w:p>
           <w:p>
@@ -4518,7 +4518,7 @@
                 <w:szCs w:val="16"/>
                 <w:lang w:eastAsia="pt-BR"/>
               </w:rPr>
-              <w:t>2 anjos – os dois anjos viram hidrojatista</w:t>
+              <w:t/>
             </w:r>
           </w:p>
           <w:p>
@@ -4546,7 +4546,7 @@
                 <w:szCs w:val="16"/>
                 <w:lang w:eastAsia="pt-BR"/>
               </w:rPr>
-              <w:t>1 assistente</w:t>
+              <w:t/>
             </w:r>
           </w:p>
           <w:p>
@@ -4574,7 +4574,7 @@
                 <w:szCs w:val="16"/>
                 <w:lang w:eastAsia="pt-BR"/>
               </w:rPr>
-              <w:t xml:space="preserve">1 supervisor </w:t>
+              <w:t xml:space="preserve"/>
             </w:r>
             <w:r>
               <w:rPr>
@@ -4584,7 +4584,7 @@
                 <w:szCs w:val="16"/>
                 <w:lang w:eastAsia="pt-BR"/>
               </w:rPr>
-              <w:t>(caso necessário participação em reuniões)</w:t>
+              <w:t/>
             </w:r>
           </w:p>
           <w:p>
@@ -4612,7 +4612,7 @@
                 <w:szCs w:val="16"/>
                 <w:lang w:eastAsia="pt-BR"/>
               </w:rPr>
-              <w:t xml:space="preserve">1 vigia </w:t>
+              <w:t xml:space="preserve"/>
             </w:r>
             <w:r>
               <w:rPr>
@@ -4622,7 +4622,7 @@
                 <w:szCs w:val="16"/>
                 <w:lang w:eastAsia="pt-BR"/>
               </w:rPr>
-              <w:t>(caso o serviço for em espaço confinado)</w:t>
+              <w:t/>
             </w:r>
             <w:r>
               <w:rPr>
@@ -4632,7 +4632,7 @@
                 <w:szCs w:val="16"/>
                 <w:lang w:eastAsia="pt-BR"/>
               </w:rPr>
-              <w:t xml:space="preserve"> - </w:t>
+              <w:t xml:space="preserve"/>
             </w:r>
             <w:r>
               <w:rPr>
@@ -4642,7 +4642,7 @@
                 <w:szCs w:val="16"/>
                 <w:lang w:eastAsia="pt-BR"/>
               </w:rPr>
-              <w:t>questionar se vai ter um plantel disponível</w:t>
+              <w:t/>
             </w:r>
           </w:p>
           <w:p>
@@ -4683,3644 +4683,9 @@
                 <w:lang w:eastAsia="pt-BR"/>
               </w:rPr>
             </w:pPr>
-          </w:p>
-        </w:tc>
-      </w:tr>
-      <w:tr>
-        <w:trPr>
-          <w:trHeight w:val="312"/>
-          <w:jc w:val="center"/>
-        </w:trPr>
-        <w:tc>
-          <w:tcPr>
-            <w:tcW w:w="11107" w:type="dxa"/>
-            <w:gridSpan w:val="3"/>
-            <w:tcBorders>
-              <w:top w:val="single" w:sz="4" w:space="0" w:color="auto"/>
-              <w:left w:val="single" w:sz="4" w:space="0" w:color="auto"/>
-              <w:bottom w:val="single" w:sz="4" w:space="0" w:color="auto"/>
-              <w:right w:val="single" w:sz="4" w:space="0" w:color="auto"/>
-            </w:tcBorders>
-            <w:shd w:val="clear" w:color="auto" w:fill="A8D08D" w:themeFill="accent6" w:themeFillTint="99"/>
-            <w:noWrap/>
-            <w:vAlign w:val="center"/>
-          </w:tcPr>
-          <w:p>
-            <w:pPr>
-              <w:spacing w:before="120" w:after="0" w:line="240" w:lineRule="auto"/>
-              <w:rPr>
-                <w:rFonts w:ascii="Arial" w:eastAsia="Times New Roman" w:hAnsi="Arial" w:cs="Arial"/>
-                <w:b/>
-                <w:bCs/>
-                <w:color w:val="000000"/>
-                <w:sz w:val="16"/>
-                <w:szCs w:val="16"/>
-                <w:lang w:eastAsia="pt-BR"/>
-              </w:rPr>
-            </w:pPr>
             <w:r>
-              <w:rPr>
-                <w:rFonts w:ascii="Arial" w:eastAsia="Times New Roman" w:hAnsi="Arial" w:cs="Arial"/>
-                <w:b/>
-                <w:bCs/>
-                <w:color w:val="000000"/>
-                <w:sz w:val="16"/>
-                <w:szCs w:val="16"/>
-                <w:lang w:eastAsia="pt-BR"/>
-              </w:rPr>
-              <w:t>EQUIPAMENTOS E ACESSÓRIOS</w:t>
+              <w:t xml:space="preserve">{{nota_filtrovali}}</w:t>
             </w:r>
-          </w:p>
-        </w:tc>
-      </w:tr>
-      <w:tr>
-        <w:trPr>
-          <w:trHeight w:val="312"/>
-          <w:jc w:val="center"/>
-        </w:trPr>
-        <w:tc>
-          <w:tcPr>
-            <w:tcW w:w="846" w:type="dxa"/>
-            <w:tcBorders>
-              <w:top w:val="single" w:sz="4" w:space="0" w:color="auto"/>
-              <w:left w:val="single" w:sz="4" w:space="0" w:color="auto"/>
-              <w:bottom w:val="single" w:sz="4" w:space="0" w:color="auto"/>
-              <w:right w:val="single" w:sz="4" w:space="0" w:color="auto"/>
-            </w:tcBorders>
-            <w:noWrap/>
-            <w:vAlign w:val="center"/>
-            <w:hideMark/>
-          </w:tcPr>
-          <w:p>
-            <w:pPr>
-              <w:pStyle w:val="PargrafodaLista"/>
-              <w:numPr>
-                <w:ilvl w:val="0"/>
-                <w:numId w:val="5"/>
-              </w:numPr>
-              <w:spacing w:before="120" w:after="0" w:line="240" w:lineRule="auto"/>
-              <w:jc w:val="center"/>
-              <w:rPr>
-                <w:rFonts w:ascii="Arial" w:eastAsia="Times New Roman" w:hAnsi="Arial" w:cs="Arial"/>
-                <w:color w:val="000000"/>
-                <w:sz w:val="16"/>
-                <w:szCs w:val="16"/>
-                <w:lang w:eastAsia="pt-BR"/>
-              </w:rPr>
-            </w:pPr>
-          </w:p>
-        </w:tc>
-        <w:tc>
-          <w:tcPr>
-            <w:tcW w:w="7654" w:type="dxa"/>
-            <w:tcBorders>
-              <w:top w:val="single" w:sz="4" w:space="0" w:color="auto"/>
-              <w:left w:val="nil"/>
-              <w:bottom w:val="single" w:sz="4" w:space="0" w:color="auto"/>
-              <w:right w:val="single" w:sz="4" w:space="0" w:color="auto"/>
-            </w:tcBorders>
-            <w:vAlign w:val="center"/>
-            <w:hideMark/>
-          </w:tcPr>
-          <w:p>
-            <w:pPr>
-              <w:spacing w:before="120" w:after="0" w:line="360" w:lineRule="auto"/>
-              <w:jc w:val="both"/>
-              <w:rPr>
-                <w:rFonts w:ascii="Arial" w:eastAsia="Times New Roman" w:hAnsi="Arial" w:cs="Arial"/>
-                <w:color w:val="000000"/>
-                <w:sz w:val="16"/>
-                <w:szCs w:val="16"/>
-                <w:lang w:eastAsia="pt-BR"/>
-              </w:rPr>
-            </w:pPr>
-            <w:r>
-              <w:rPr>
-                <w:rFonts w:ascii="Arial" w:eastAsia="Times New Roman" w:hAnsi="Arial" w:cs="Arial"/>
-                <w:color w:val="000000"/>
-                <w:sz w:val="16"/>
-                <w:szCs w:val="16"/>
-                <w:lang w:eastAsia="pt-BR"/>
-              </w:rPr>
-              <w:t xml:space="preserve">- </w:t>
-            </w:r>
-            <w:commentRangeStart w:id="3"/>
-            <w:r>
-              <w:rPr>
-                <w:rFonts w:ascii="Arial" w:eastAsia="Times New Roman" w:hAnsi="Arial" w:cs="Arial"/>
-                <w:color w:val="000000"/>
-                <w:sz w:val="16"/>
-                <w:szCs w:val="16"/>
-                <w:lang w:eastAsia="pt-BR"/>
-              </w:rPr>
-              <w:t xml:space="preserve">Fornecimento de equipamentos necessários à execução, incluindo: </w:t>
-            </w:r>
-            <w:commentRangeEnd w:id="3"/>
-            <w:r>
-              <w:rPr>
-                <w:rStyle w:val="Refdecomentrio"/>
-                <w:rFonts w:ascii="Arial" w:eastAsia="Times New Roman" w:hAnsi="Arial" w:cs="Arial"/>
-                <w:color w:val="000000"/>
-                <w:lang w:eastAsia="pt-BR"/>
-              </w:rPr>
-              <w:commentReference w:id="3"/>
-            </w:r>
-          </w:p>
-          <w:p>
-            <w:pPr>
-              <w:pStyle w:val="PargrafodaLista"/>
-              <w:numPr>
-                <w:ilvl w:val="0"/>
-                <w:numId w:val="8"/>
-              </w:numPr>
-              <w:spacing w:before="120" w:after="0" w:line="360" w:lineRule="auto"/>
-              <w:jc w:val="both"/>
-              <w:rPr>
-                <w:rFonts w:ascii="Arial" w:eastAsia="Times New Roman" w:hAnsi="Arial" w:cs="Arial"/>
-                <w:color w:val="000000"/>
-                <w:sz w:val="16"/>
-                <w:szCs w:val="16"/>
-                <w:lang w:eastAsia="pt-BR"/>
-              </w:rPr>
-            </w:pPr>
-            <w:r>
-              <w:rPr>
-                <w:rFonts w:ascii="Arial" w:eastAsia="Times New Roman" w:hAnsi="Arial" w:cs="Arial"/>
-                <w:color w:val="000000"/>
-                <w:sz w:val="16"/>
-                <w:szCs w:val="16"/>
-                <w:lang w:eastAsia="pt-BR"/>
-              </w:rPr>
-              <w:t xml:space="preserve">1 </w:t>
-            </w:r>
-            <w:r>
-              <w:rPr>
-                <w:rFonts w:ascii="Arial" w:eastAsia="Times New Roman" w:hAnsi="Arial" w:cs="Arial"/>
-                <w:b/>
-                <w:bCs/>
-                <w:color w:val="000000"/>
-                <w:sz w:val="16"/>
-                <w:szCs w:val="16"/>
-                <w:lang w:eastAsia="pt-BR"/>
-              </w:rPr>
-              <w:t>hidrojato</w:t>
-            </w:r>
-            <w:r>
-              <w:rPr>
-                <w:rFonts w:ascii="Arial" w:eastAsia="Times New Roman" w:hAnsi="Arial" w:cs="Arial"/>
-                <w:color w:val="000000"/>
-                <w:sz w:val="16"/>
-                <w:szCs w:val="16"/>
-                <w:lang w:eastAsia="pt-BR"/>
-              </w:rPr>
-              <w:t xml:space="preserve"> </w:t>
-            </w:r>
-            <w:r>
-              <w:rPr>
-                <w:rFonts w:ascii="Arial" w:eastAsia="Times New Roman" w:hAnsi="Arial" w:cs="Arial"/>
-                <w:color w:val="EE0000"/>
-                <w:sz w:val="16"/>
-                <w:szCs w:val="16"/>
-                <w:lang w:eastAsia="pt-BR"/>
-              </w:rPr>
-              <w:t>20k/40k</w:t>
-            </w:r>
-            <w:r>
-              <w:rPr>
-                <w:rFonts w:ascii="Arial" w:eastAsia="Times New Roman" w:hAnsi="Arial" w:cs="Arial"/>
-                <w:color w:val="EE0000"/>
-                <w:sz w:val="16"/>
-                <w:szCs w:val="16"/>
-                <w:lang w:eastAsia="pt-BR"/>
-              </w:rPr>
-              <w:t xml:space="preserve">: </w:t>
-            </w:r>
-          </w:p>
-          <w:p>
-            <w:pPr>
-              <w:pStyle w:val="PargrafodaLista"/>
-              <w:numPr>
-                <w:ilvl w:val="0"/>
-                <w:numId w:val="8"/>
-              </w:numPr>
-              <w:spacing w:before="120" w:after="0" w:line="360" w:lineRule="auto"/>
-              <w:ind w:left="1063"/>
-              <w:jc w:val="both"/>
-              <w:rPr>
-                <w:rFonts w:ascii="Arial" w:eastAsia="Times New Roman" w:hAnsi="Arial" w:cs="Arial"/>
-                <w:b/>
-                <w:bCs/>
-                <w:color w:val="000000"/>
-                <w:sz w:val="16"/>
-                <w:szCs w:val="16"/>
-                <w:lang w:eastAsia="pt-BR"/>
-              </w:rPr>
-            </w:pPr>
-            <w:r>
-              <w:rPr>
-                <w:rFonts w:ascii="Arial" w:eastAsia="Times New Roman" w:hAnsi="Arial" w:cs="Arial"/>
-                <w:b/>
-                <w:bCs/>
-                <w:color w:val="000000"/>
-                <w:sz w:val="16"/>
-                <w:szCs w:val="16"/>
-                <w:lang w:eastAsia="pt-BR"/>
-              </w:rPr>
-              <w:t>Configuração 1 bico</w:t>
-            </w:r>
-            <w:r>
-              <w:rPr>
-                <w:rFonts w:ascii="Arial" w:eastAsia="Times New Roman" w:hAnsi="Arial" w:cs="Arial"/>
-                <w:color w:val="EE0000"/>
-                <w:sz w:val="16"/>
-                <w:szCs w:val="16"/>
-                <w:lang w:eastAsia="pt-BR"/>
-              </w:rPr>
-              <w:t xml:space="preserve"> </w:t>
-            </w:r>
-            <w:r>
-              <w:rPr>
-                <w:rFonts w:ascii="Arial" w:eastAsia="Times New Roman" w:hAnsi="Arial" w:cs="Arial"/>
-                <w:color w:val="000000" w:themeColor="text1"/>
-                <w:sz w:val="16"/>
-                <w:szCs w:val="16"/>
-                <w:lang w:eastAsia="pt-BR"/>
-              </w:rPr>
-              <w:t>SUPERFICIES PLANA</w:t>
-            </w:r>
-            <w:r>
-              <w:rPr>
-                <w:rFonts w:ascii="Arial" w:eastAsia="Times New Roman" w:hAnsi="Arial" w:cs="Arial"/>
-                <w:b/>
-                <w:bCs/>
-                <w:color w:val="000000" w:themeColor="text1"/>
-                <w:sz w:val="16"/>
-                <w:szCs w:val="16"/>
-                <w:lang w:eastAsia="pt-BR"/>
-              </w:rPr>
-              <w:t>:</w:t>
-            </w:r>
-          </w:p>
-          <w:p>
-            <w:pPr>
-              <w:pStyle w:val="PargrafodaLista"/>
-              <w:numPr>
-                <w:ilvl w:val="0"/>
-                <w:numId w:val="8"/>
-              </w:numPr>
-              <w:spacing w:before="120" w:after="0" w:line="360" w:lineRule="auto"/>
-              <w:ind w:left="1063"/>
-              <w:jc w:val="both"/>
-              <w:rPr>
-                <w:rFonts w:ascii="Arial" w:eastAsia="Times New Roman" w:hAnsi="Arial" w:cs="Arial"/>
-                <w:color w:val="000000" w:themeColor="text1"/>
-                <w:sz w:val="16"/>
-                <w:szCs w:val="16"/>
-                <w:lang w:eastAsia="pt-BR"/>
-              </w:rPr>
-            </w:pPr>
-            <w:r>
-              <w:rPr>
-                <w:rFonts w:ascii="Arial" w:eastAsia="Times New Roman" w:hAnsi="Arial" w:cs="Arial"/>
-                <w:color w:val="000000" w:themeColor="text1"/>
-                <w:sz w:val="16"/>
-                <w:szCs w:val="16"/>
-                <w:lang w:eastAsia="pt-BR"/>
-              </w:rPr>
-              <w:t xml:space="preserve">1 Power box </w:t>
-            </w:r>
-          </w:p>
-          <w:p>
-            <w:pPr>
-              <w:pStyle w:val="PargrafodaLista"/>
-              <w:numPr>
-                <w:ilvl w:val="0"/>
-                <w:numId w:val="8"/>
-              </w:numPr>
-              <w:spacing w:before="120" w:after="0" w:line="360" w:lineRule="auto"/>
-              <w:ind w:left="1063"/>
-              <w:jc w:val="both"/>
-              <w:rPr>
-                <w:rFonts w:ascii="Arial" w:eastAsia="Times New Roman" w:hAnsi="Arial" w:cs="Arial"/>
-                <w:color w:val="000000" w:themeColor="text1"/>
-                <w:sz w:val="16"/>
-                <w:szCs w:val="16"/>
-                <w:lang w:eastAsia="pt-BR"/>
-              </w:rPr>
-            </w:pPr>
-            <w:r>
-              <w:rPr>
-                <w:rFonts w:ascii="Arial" w:eastAsia="Times New Roman" w:hAnsi="Arial" w:cs="Arial"/>
-                <w:color w:val="000000" w:themeColor="text1"/>
-                <w:sz w:val="16"/>
-                <w:szCs w:val="16"/>
-                <w:lang w:eastAsia="pt-BR"/>
-              </w:rPr>
-              <w:t>1 pistola de hidrojateamento penta 40k ou pefal 22k</w:t>
-            </w:r>
-          </w:p>
-          <w:p>
-            <w:pPr>
-              <w:pStyle w:val="PargrafodaLista"/>
-              <w:numPr>
-                <w:ilvl w:val="0"/>
-                <w:numId w:val="8"/>
-              </w:numPr>
-              <w:spacing w:before="120" w:after="0" w:line="360" w:lineRule="auto"/>
-              <w:ind w:left="1063"/>
-              <w:jc w:val="both"/>
-              <w:rPr>
-                <w:rFonts w:ascii="Arial" w:eastAsia="Times New Roman" w:hAnsi="Arial" w:cs="Arial"/>
-                <w:color w:val="2E74B5" w:themeColor="accent1" w:themeShade="BF"/>
-                <w:sz w:val="16"/>
-                <w:szCs w:val="16"/>
-                <w:lang w:eastAsia="pt-BR"/>
-              </w:rPr>
-            </w:pPr>
-            <w:r>
-              <w:rPr>
-                <w:rFonts w:ascii="Arial" w:eastAsia="Times New Roman" w:hAnsi="Arial" w:cs="Arial"/>
-                <w:color w:val="000000" w:themeColor="text1"/>
-                <w:sz w:val="16"/>
-                <w:szCs w:val="16"/>
-                <w:lang w:eastAsia="pt-BR"/>
-              </w:rPr>
-              <w:t>Mangueiras 8/8</w:t>
-            </w:r>
-            <w:r>
-              <w:rPr>
-                <w:rFonts w:ascii="Arial" w:eastAsia="Times New Roman" w:hAnsi="Arial" w:cs="Arial"/>
-                <w:color w:val="000000" w:themeColor="text1"/>
-                <w:sz w:val="16"/>
-                <w:szCs w:val="16"/>
-                <w:lang w:eastAsia="pt-BR"/>
-              </w:rPr>
-              <w:t xml:space="preserve"> </w:t>
-            </w:r>
-            <w:r>
-              <w:rPr>
-                <w:rFonts w:ascii="Arial" w:eastAsia="Times New Roman" w:hAnsi="Arial" w:cs="Arial"/>
-                <w:color w:val="2E74B5" w:themeColor="accent1" w:themeShade="BF"/>
-                <w:sz w:val="16"/>
-                <w:szCs w:val="16"/>
-                <w:lang w:eastAsia="pt-BR"/>
-              </w:rPr>
-              <w:t>(definir distância entre posicionamento do equipamento até o ponto de ataque)</w:t>
-            </w:r>
-          </w:p>
-          <w:p>
-            <w:pPr>
-              <w:pStyle w:val="PargrafodaLista"/>
-              <w:numPr>
-                <w:ilvl w:val="0"/>
-                <w:numId w:val="8"/>
-              </w:numPr>
-              <w:spacing w:before="120" w:after="0" w:line="360" w:lineRule="auto"/>
-              <w:ind w:left="1063"/>
-              <w:jc w:val="both"/>
-              <w:rPr>
-                <w:rFonts w:ascii="Arial" w:eastAsia="Times New Roman" w:hAnsi="Arial" w:cs="Arial"/>
-                <w:color w:val="000000" w:themeColor="text1"/>
-                <w:sz w:val="16"/>
-                <w:szCs w:val="16"/>
-                <w:lang w:eastAsia="pt-BR"/>
-              </w:rPr>
-            </w:pPr>
-            <w:r>
-              <w:rPr>
-                <w:rFonts w:ascii="Arial" w:eastAsia="Times New Roman" w:hAnsi="Arial" w:cs="Arial"/>
-                <w:color w:val="000000" w:themeColor="text1"/>
-                <w:sz w:val="16"/>
-                <w:szCs w:val="16"/>
-                <w:lang w:eastAsia="pt-BR"/>
-              </w:rPr>
-              <w:t>Mangueiras 5/6 – máximo 5 metros por regra</w:t>
-            </w:r>
-          </w:p>
-          <w:p>
-            <w:pPr>
-              <w:pStyle w:val="PargrafodaLista"/>
-              <w:numPr>
-                <w:ilvl w:val="0"/>
-                <w:numId w:val="8"/>
-              </w:numPr>
-              <w:spacing w:before="120" w:after="0" w:line="360" w:lineRule="auto"/>
-              <w:ind w:left="1063"/>
-              <w:jc w:val="both"/>
-              <w:rPr>
-                <w:rFonts w:ascii="Arial" w:eastAsia="Times New Roman" w:hAnsi="Arial" w:cs="Arial"/>
-                <w:color w:val="000000" w:themeColor="text1"/>
-                <w:sz w:val="16"/>
-                <w:szCs w:val="16"/>
-                <w:lang w:eastAsia="pt-BR"/>
-              </w:rPr>
-            </w:pPr>
-            <w:r>
-              <w:rPr>
-                <w:rFonts w:ascii="Arial" w:eastAsia="Times New Roman" w:hAnsi="Arial" w:cs="Arial"/>
-                <w:color w:val="000000" w:themeColor="text1"/>
-                <w:sz w:val="16"/>
-                <w:szCs w:val="16"/>
-                <w:lang w:eastAsia="pt-BR"/>
-              </w:rPr>
-              <w:t>Destorcedor de mangueira</w:t>
-            </w:r>
-          </w:p>
-          <w:p>
-            <w:pPr>
-              <w:pStyle w:val="PargrafodaLista"/>
-              <w:numPr>
-                <w:ilvl w:val="0"/>
-                <w:numId w:val="8"/>
-              </w:numPr>
-              <w:spacing w:before="120" w:after="0" w:line="360" w:lineRule="auto"/>
-              <w:ind w:left="1063"/>
-              <w:jc w:val="both"/>
-              <w:rPr>
-                <w:rFonts w:ascii="Arial" w:eastAsia="Times New Roman" w:hAnsi="Arial" w:cs="Arial"/>
-                <w:color w:val="000000" w:themeColor="text1"/>
-                <w:sz w:val="16"/>
-                <w:szCs w:val="16"/>
-                <w:lang w:eastAsia="pt-BR"/>
-              </w:rPr>
-            </w:pPr>
-            <w:r>
-              <w:rPr>
-                <w:rFonts w:ascii="Arial" w:eastAsia="Times New Roman" w:hAnsi="Arial" w:cs="Arial"/>
-                <w:color w:val="000000" w:themeColor="text1"/>
-                <w:sz w:val="16"/>
-                <w:szCs w:val="16"/>
-                <w:lang w:eastAsia="pt-BR"/>
-              </w:rPr>
-              <w:t xml:space="preserve">Bico safira </w:t>
-            </w:r>
-          </w:p>
-          <w:p>
-            <w:pPr>
-              <w:pStyle w:val="PargrafodaLista"/>
-              <w:numPr>
-                <w:ilvl w:val="0"/>
-                <w:numId w:val="8"/>
-              </w:numPr>
-              <w:spacing w:before="120" w:after="0" w:line="360" w:lineRule="auto"/>
-              <w:ind w:left="1063"/>
-              <w:jc w:val="both"/>
-              <w:rPr>
-                <w:rFonts w:ascii="Arial" w:eastAsia="Times New Roman" w:hAnsi="Arial" w:cs="Arial"/>
-                <w:color w:val="000000" w:themeColor="text1"/>
-                <w:sz w:val="16"/>
-                <w:szCs w:val="16"/>
-                <w:lang w:eastAsia="pt-BR"/>
-              </w:rPr>
-            </w:pPr>
-            <w:r>
-              <w:rPr>
-                <w:rFonts w:ascii="Arial" w:eastAsia="Times New Roman" w:hAnsi="Arial" w:cs="Arial"/>
-                <w:color w:val="000000" w:themeColor="text1"/>
-                <w:sz w:val="16"/>
-                <w:szCs w:val="16"/>
-                <w:lang w:eastAsia="pt-BR"/>
-              </w:rPr>
-              <w:t xml:space="preserve">Bico reto/direcional </w:t>
-            </w:r>
-          </w:p>
-          <w:p>
-            <w:pPr>
-              <w:pStyle w:val="PargrafodaLista"/>
-              <w:numPr>
-                <w:ilvl w:val="0"/>
-                <w:numId w:val="8"/>
-              </w:numPr>
-              <w:spacing w:before="120" w:after="0" w:line="360" w:lineRule="auto"/>
-              <w:ind w:left="1063"/>
-              <w:jc w:val="both"/>
-              <w:rPr>
-                <w:rFonts w:ascii="Arial" w:eastAsia="Times New Roman" w:hAnsi="Arial" w:cs="Arial"/>
-                <w:color w:val="000000" w:themeColor="text1"/>
-                <w:sz w:val="16"/>
-                <w:szCs w:val="16"/>
-                <w:lang w:eastAsia="pt-BR"/>
-              </w:rPr>
-            </w:pPr>
-            <w:r>
-              <w:rPr>
-                <w:rFonts w:ascii="Arial" w:eastAsia="Times New Roman" w:hAnsi="Arial" w:cs="Arial"/>
-                <w:color w:val="000000" w:themeColor="text1"/>
-                <w:sz w:val="16"/>
-                <w:szCs w:val="16"/>
-                <w:lang w:eastAsia="pt-BR"/>
-              </w:rPr>
-              <w:t>Scimitar</w:t>
-            </w:r>
-          </w:p>
-          <w:p>
-            <w:pPr>
-              <w:pStyle w:val="PargrafodaLista"/>
-              <w:spacing w:before="120" w:after="0" w:line="360" w:lineRule="auto"/>
-              <w:ind w:left="1063"/>
-              <w:jc w:val="both"/>
-              <w:rPr>
-                <w:rFonts w:ascii="Arial" w:eastAsia="Times New Roman" w:hAnsi="Arial" w:cs="Arial"/>
-                <w:color w:val="000000" w:themeColor="text1"/>
-                <w:sz w:val="16"/>
-                <w:szCs w:val="16"/>
-                <w:lang w:eastAsia="pt-BR"/>
-              </w:rPr>
-            </w:pPr>
-          </w:p>
-          <w:p>
-            <w:pPr>
-              <w:pStyle w:val="PargrafodaLista"/>
-              <w:numPr>
-                <w:ilvl w:val="0"/>
-                <w:numId w:val="8"/>
-              </w:numPr>
-              <w:spacing w:before="120" w:after="0" w:line="360" w:lineRule="auto"/>
-              <w:ind w:left="1063"/>
-              <w:jc w:val="both"/>
-              <w:rPr>
-                <w:rFonts w:ascii="Arial" w:eastAsia="Times New Roman" w:hAnsi="Arial" w:cs="Arial"/>
-                <w:color w:val="000000" w:themeColor="text1"/>
-                <w:sz w:val="16"/>
-                <w:szCs w:val="16"/>
-                <w:lang w:eastAsia="pt-BR"/>
-              </w:rPr>
-            </w:pPr>
-            <w:r>
-              <w:rPr>
-                <w:rFonts w:ascii="Arial" w:eastAsia="Times New Roman" w:hAnsi="Arial" w:cs="Arial"/>
-                <w:b/>
-                <w:bCs/>
-                <w:color w:val="000000" w:themeColor="text1"/>
-                <w:sz w:val="16"/>
-                <w:szCs w:val="16"/>
-                <w:lang w:eastAsia="pt-BR"/>
-              </w:rPr>
-              <w:t>Configuração 2 bicos e 2 Power box</w:t>
-            </w:r>
-            <w:r>
-              <w:rPr>
-                <w:rFonts w:ascii="Arial" w:eastAsia="Times New Roman" w:hAnsi="Arial" w:cs="Arial"/>
-                <w:b/>
-                <w:bCs/>
-                <w:color w:val="000000" w:themeColor="text1"/>
-                <w:sz w:val="16"/>
-                <w:szCs w:val="16"/>
-                <w:lang w:eastAsia="pt-BR"/>
-              </w:rPr>
-              <w:t xml:space="preserve"> </w:t>
-            </w:r>
-            <w:r>
-              <w:rPr>
-                <w:rFonts w:ascii="Arial" w:eastAsia="Times New Roman" w:hAnsi="Arial" w:cs="Arial"/>
-                <w:color w:val="000000" w:themeColor="text1"/>
-                <w:sz w:val="16"/>
-                <w:szCs w:val="16"/>
-                <w:lang w:eastAsia="pt-BR"/>
-              </w:rPr>
-              <w:t>SUPERFICIES PLANA</w:t>
-            </w:r>
-            <w:r>
-              <w:rPr>
-                <w:rFonts w:ascii="Arial" w:eastAsia="Times New Roman" w:hAnsi="Arial" w:cs="Arial"/>
-                <w:b/>
-                <w:bCs/>
-                <w:color w:val="000000" w:themeColor="text1"/>
-                <w:sz w:val="16"/>
-                <w:szCs w:val="16"/>
-                <w:lang w:eastAsia="pt-BR"/>
-              </w:rPr>
-              <w:t>:</w:t>
-            </w:r>
-          </w:p>
-          <w:p>
-            <w:pPr>
-              <w:pStyle w:val="PargrafodaLista"/>
-              <w:numPr>
-                <w:ilvl w:val="0"/>
-                <w:numId w:val="8"/>
-              </w:numPr>
-              <w:spacing w:before="120" w:after="0" w:line="360" w:lineRule="auto"/>
-              <w:ind w:left="1063"/>
-              <w:jc w:val="both"/>
-              <w:rPr>
-                <w:rFonts w:ascii="Arial" w:eastAsia="Times New Roman" w:hAnsi="Arial" w:cs="Arial"/>
-                <w:color w:val="000000" w:themeColor="text1"/>
-                <w:sz w:val="16"/>
-                <w:szCs w:val="16"/>
-                <w:lang w:eastAsia="pt-BR"/>
-              </w:rPr>
-            </w:pPr>
-            <w:r>
-              <w:rPr>
-                <w:rFonts w:ascii="Arial" w:eastAsia="Times New Roman" w:hAnsi="Arial" w:cs="Arial"/>
-                <w:color w:val="000000" w:themeColor="text1"/>
-                <w:sz w:val="16"/>
-                <w:szCs w:val="16"/>
-                <w:lang w:eastAsia="pt-BR"/>
-              </w:rPr>
-              <w:t xml:space="preserve">2 Power box </w:t>
-            </w:r>
-          </w:p>
-          <w:p>
-            <w:pPr>
-              <w:pStyle w:val="PargrafodaLista"/>
-              <w:numPr>
-                <w:ilvl w:val="0"/>
-                <w:numId w:val="8"/>
-              </w:numPr>
-              <w:spacing w:before="120" w:after="0" w:line="360" w:lineRule="auto"/>
-              <w:ind w:left="1063"/>
-              <w:jc w:val="both"/>
-              <w:rPr>
-                <w:rFonts w:ascii="Arial" w:eastAsia="Times New Roman" w:hAnsi="Arial" w:cs="Arial"/>
-                <w:color w:val="000000" w:themeColor="text1"/>
-                <w:sz w:val="16"/>
-                <w:szCs w:val="16"/>
-                <w:lang w:eastAsia="pt-BR"/>
-              </w:rPr>
-            </w:pPr>
-            <w:r>
-              <w:rPr>
-                <w:rFonts w:ascii="Arial" w:eastAsia="Times New Roman" w:hAnsi="Arial" w:cs="Arial"/>
-                <w:color w:val="000000" w:themeColor="text1"/>
-                <w:sz w:val="16"/>
-                <w:szCs w:val="16"/>
-                <w:lang w:eastAsia="pt-BR"/>
-              </w:rPr>
-              <w:t>2 pistolas de hidrojateamento penta 40k ou pefal 22k</w:t>
-            </w:r>
-          </w:p>
-          <w:p>
-            <w:pPr>
-              <w:pStyle w:val="PargrafodaLista"/>
-              <w:numPr>
-                <w:ilvl w:val="0"/>
-                <w:numId w:val="8"/>
-              </w:numPr>
-              <w:spacing w:before="120" w:after="0" w:line="360" w:lineRule="auto"/>
-              <w:ind w:left="1063"/>
-              <w:jc w:val="both"/>
-              <w:rPr>
-                <w:rFonts w:ascii="Arial" w:eastAsia="Times New Roman" w:hAnsi="Arial" w:cs="Arial"/>
-                <w:color w:val="2E74B5" w:themeColor="accent1" w:themeShade="BF"/>
-                <w:sz w:val="16"/>
-                <w:szCs w:val="16"/>
-                <w:lang w:eastAsia="pt-BR"/>
-              </w:rPr>
-            </w:pPr>
-            <w:r>
-              <w:rPr>
-                <w:rFonts w:ascii="Arial" w:eastAsia="Times New Roman" w:hAnsi="Arial" w:cs="Arial"/>
-                <w:color w:val="000000" w:themeColor="text1"/>
-                <w:sz w:val="16"/>
-                <w:szCs w:val="16"/>
-                <w:lang w:eastAsia="pt-BR"/>
-              </w:rPr>
-              <w:t>Mangueiras 8/8</w:t>
-            </w:r>
-            <w:r>
-              <w:rPr>
-                <w:rFonts w:ascii="Arial" w:eastAsia="Times New Roman" w:hAnsi="Arial" w:cs="Arial"/>
-                <w:color w:val="000000" w:themeColor="text1"/>
-                <w:sz w:val="16"/>
-                <w:szCs w:val="16"/>
-                <w:lang w:eastAsia="pt-BR"/>
-              </w:rPr>
-              <w:t xml:space="preserve"> </w:t>
-            </w:r>
-            <w:r>
-              <w:rPr>
-                <w:rFonts w:ascii="Arial" w:eastAsia="Times New Roman" w:hAnsi="Arial" w:cs="Arial"/>
-                <w:color w:val="2E74B5" w:themeColor="accent1" w:themeShade="BF"/>
-                <w:sz w:val="16"/>
-                <w:szCs w:val="16"/>
-                <w:lang w:eastAsia="pt-BR"/>
-              </w:rPr>
-              <w:t>(definir distância entre posicionamento do equipamento até o ponto de ataque)</w:t>
-            </w:r>
-          </w:p>
-          <w:p>
-            <w:pPr>
-              <w:pStyle w:val="PargrafodaLista"/>
-              <w:numPr>
-                <w:ilvl w:val="0"/>
-                <w:numId w:val="8"/>
-              </w:numPr>
-              <w:spacing w:before="120" w:after="0" w:line="360" w:lineRule="auto"/>
-              <w:ind w:left="1063"/>
-              <w:jc w:val="both"/>
-              <w:rPr>
-                <w:rFonts w:ascii="Arial" w:eastAsia="Times New Roman" w:hAnsi="Arial" w:cs="Arial"/>
-                <w:color w:val="000000" w:themeColor="text1"/>
-                <w:sz w:val="16"/>
-                <w:szCs w:val="16"/>
-                <w:lang w:eastAsia="pt-BR"/>
-              </w:rPr>
-            </w:pPr>
-            <w:r>
-              <w:rPr>
-                <w:rFonts w:ascii="Arial" w:eastAsia="Times New Roman" w:hAnsi="Arial" w:cs="Arial"/>
-                <w:color w:val="000000" w:themeColor="text1"/>
-                <w:sz w:val="16"/>
-                <w:szCs w:val="16"/>
-                <w:lang w:eastAsia="pt-BR"/>
-              </w:rPr>
-              <w:t>Mangueiras 5/6 – máximo 5 metros por regra</w:t>
-            </w:r>
-          </w:p>
-          <w:p>
-            <w:pPr>
-              <w:pStyle w:val="PargrafodaLista"/>
-              <w:numPr>
-                <w:ilvl w:val="0"/>
-                <w:numId w:val="8"/>
-              </w:numPr>
-              <w:spacing w:before="120" w:after="0" w:line="360" w:lineRule="auto"/>
-              <w:ind w:left="1063"/>
-              <w:jc w:val="both"/>
-              <w:rPr>
-                <w:rFonts w:ascii="Arial" w:eastAsia="Times New Roman" w:hAnsi="Arial" w:cs="Arial"/>
-                <w:color w:val="000000" w:themeColor="text1"/>
-                <w:sz w:val="16"/>
-                <w:szCs w:val="16"/>
-                <w:lang w:eastAsia="pt-BR"/>
-              </w:rPr>
-            </w:pPr>
-            <w:r>
-              <w:rPr>
-                <w:rFonts w:ascii="Arial" w:eastAsia="Times New Roman" w:hAnsi="Arial" w:cs="Arial"/>
-                <w:color w:val="000000" w:themeColor="text1"/>
-                <w:sz w:val="16"/>
-                <w:szCs w:val="16"/>
-                <w:lang w:eastAsia="pt-BR"/>
-              </w:rPr>
-              <w:t>2 Destorcedor de mangueira</w:t>
-            </w:r>
-          </w:p>
-          <w:p>
-            <w:pPr>
-              <w:pStyle w:val="PargrafodaLista"/>
-              <w:numPr>
-                <w:ilvl w:val="0"/>
-                <w:numId w:val="8"/>
-              </w:numPr>
-              <w:spacing w:before="120" w:after="0" w:line="360" w:lineRule="auto"/>
-              <w:ind w:left="1063"/>
-              <w:jc w:val="both"/>
-              <w:rPr>
-                <w:rFonts w:ascii="Arial" w:eastAsia="Times New Roman" w:hAnsi="Arial" w:cs="Arial"/>
-                <w:color w:val="000000" w:themeColor="text1"/>
-                <w:sz w:val="16"/>
-                <w:szCs w:val="16"/>
-                <w:lang w:eastAsia="pt-BR"/>
-              </w:rPr>
-            </w:pPr>
-            <w:r>
-              <w:rPr>
-                <w:rFonts w:ascii="Arial" w:eastAsia="Times New Roman" w:hAnsi="Arial" w:cs="Arial"/>
-                <w:color w:val="000000" w:themeColor="text1"/>
-                <w:sz w:val="16"/>
-                <w:szCs w:val="16"/>
-                <w:lang w:eastAsia="pt-BR"/>
-              </w:rPr>
-              <w:t xml:space="preserve">2 Bico safira </w:t>
-            </w:r>
-          </w:p>
-          <w:p>
-            <w:pPr>
-              <w:pStyle w:val="PargrafodaLista"/>
-              <w:numPr>
-                <w:ilvl w:val="0"/>
-                <w:numId w:val="8"/>
-              </w:numPr>
-              <w:spacing w:before="120" w:after="0" w:line="360" w:lineRule="auto"/>
-              <w:ind w:left="1063"/>
-              <w:jc w:val="both"/>
-              <w:rPr>
-                <w:rFonts w:ascii="Arial" w:eastAsia="Times New Roman" w:hAnsi="Arial" w:cs="Arial"/>
-                <w:color w:val="000000" w:themeColor="text1"/>
-                <w:sz w:val="16"/>
-                <w:szCs w:val="16"/>
-                <w:lang w:eastAsia="pt-BR"/>
-              </w:rPr>
-            </w:pPr>
-            <w:r>
-              <w:rPr>
-                <w:rFonts w:ascii="Arial" w:eastAsia="Times New Roman" w:hAnsi="Arial" w:cs="Arial"/>
-                <w:color w:val="000000" w:themeColor="text1"/>
-                <w:sz w:val="16"/>
-                <w:szCs w:val="16"/>
-                <w:lang w:eastAsia="pt-BR"/>
-              </w:rPr>
-              <w:t xml:space="preserve">2 Bico reto/direcional </w:t>
-            </w:r>
-          </w:p>
-          <w:p>
-            <w:pPr>
-              <w:pStyle w:val="PargrafodaLista"/>
-              <w:numPr>
-                <w:ilvl w:val="0"/>
-                <w:numId w:val="8"/>
-              </w:numPr>
-              <w:spacing w:before="120" w:after="0" w:line="360" w:lineRule="auto"/>
-              <w:ind w:left="1063"/>
-              <w:jc w:val="both"/>
-              <w:rPr>
-                <w:rFonts w:ascii="Arial" w:eastAsia="Times New Roman" w:hAnsi="Arial" w:cs="Arial"/>
-                <w:color w:val="000000" w:themeColor="text1"/>
-                <w:sz w:val="16"/>
-                <w:szCs w:val="16"/>
-                <w:lang w:eastAsia="pt-BR"/>
-              </w:rPr>
-            </w:pPr>
-            <w:r>
-              <w:rPr>
-                <w:rFonts w:ascii="Arial" w:eastAsia="Times New Roman" w:hAnsi="Arial" w:cs="Arial"/>
-                <w:color w:val="000000" w:themeColor="text1"/>
-                <w:sz w:val="16"/>
-                <w:szCs w:val="16"/>
-                <w:lang w:eastAsia="pt-BR"/>
-              </w:rPr>
-              <w:t>2 Scimitar</w:t>
-            </w:r>
-          </w:p>
-          <w:p>
-            <w:pPr>
-              <w:pStyle w:val="PargrafodaLista"/>
-              <w:spacing w:before="120" w:after="0" w:line="360" w:lineRule="auto"/>
-              <w:ind w:left="1063"/>
-              <w:jc w:val="both"/>
-              <w:rPr>
-                <w:rFonts w:ascii="Arial" w:eastAsia="Times New Roman" w:hAnsi="Arial" w:cs="Arial"/>
-                <w:color w:val="000000"/>
-                <w:sz w:val="16"/>
-                <w:szCs w:val="16"/>
-                <w:lang w:eastAsia="pt-BR"/>
-              </w:rPr>
-            </w:pPr>
-          </w:p>
-          <w:p>
-            <w:pPr>
-              <w:pStyle w:val="PargrafodaLista"/>
-              <w:numPr>
-                <w:ilvl w:val="0"/>
-                <w:numId w:val="8"/>
-              </w:numPr>
-              <w:spacing w:before="120" w:after="0" w:line="360" w:lineRule="auto"/>
-              <w:ind w:left="1063"/>
-              <w:jc w:val="both"/>
-              <w:rPr>
-                <w:rFonts w:ascii="Arial" w:eastAsia="Times New Roman" w:hAnsi="Arial" w:cs="Arial"/>
-                <w:b/>
-                <w:bCs/>
-                <w:color w:val="000000"/>
-                <w:sz w:val="16"/>
-                <w:szCs w:val="16"/>
-                <w:lang w:eastAsia="pt-BR"/>
-              </w:rPr>
-            </w:pPr>
-            <w:r>
-              <w:rPr>
-                <w:rFonts w:ascii="Arial" w:eastAsia="Times New Roman" w:hAnsi="Arial" w:cs="Arial"/>
-                <w:b/>
-                <w:bCs/>
-                <w:color w:val="000000"/>
-                <w:sz w:val="16"/>
-                <w:szCs w:val="16"/>
-                <w:lang w:eastAsia="pt-BR"/>
-              </w:rPr>
-              <w:t>Configuração 1 bico</w:t>
-            </w:r>
-            <w:r>
-              <w:rPr>
-                <w:rFonts w:ascii="Arial" w:eastAsia="Times New Roman" w:hAnsi="Arial" w:cs="Arial"/>
-                <w:color w:val="EE0000"/>
-                <w:sz w:val="16"/>
-                <w:szCs w:val="16"/>
-                <w:lang w:eastAsia="pt-BR"/>
-              </w:rPr>
-              <w:t xml:space="preserve"> </w:t>
-            </w:r>
-            <w:r>
-              <w:rPr>
-                <w:rFonts w:ascii="Arial" w:eastAsia="Times New Roman" w:hAnsi="Arial" w:cs="Arial"/>
-                <w:color w:val="000000" w:themeColor="text1"/>
-                <w:sz w:val="16"/>
-                <w:szCs w:val="16"/>
-                <w:lang w:eastAsia="pt-BR"/>
-              </w:rPr>
-              <w:t>– TUBO</w:t>
-            </w:r>
-            <w:r>
-              <w:rPr>
-                <w:rFonts w:ascii="Arial" w:eastAsia="Times New Roman" w:hAnsi="Arial" w:cs="Arial"/>
-                <w:b/>
-                <w:bCs/>
-                <w:color w:val="000000"/>
-                <w:sz w:val="16"/>
-                <w:szCs w:val="16"/>
-                <w:lang w:eastAsia="pt-BR"/>
-              </w:rPr>
-              <w:t>:</w:t>
-            </w:r>
-          </w:p>
-          <w:p>
-            <w:pPr>
-              <w:pStyle w:val="PargrafodaLista"/>
-              <w:numPr>
-                <w:ilvl w:val="0"/>
-                <w:numId w:val="8"/>
-              </w:numPr>
-              <w:spacing w:before="120" w:after="0" w:line="360" w:lineRule="auto"/>
-              <w:ind w:left="1063"/>
-              <w:jc w:val="both"/>
-              <w:rPr>
-                <w:rFonts w:ascii="Arial" w:eastAsia="Times New Roman" w:hAnsi="Arial" w:cs="Arial"/>
-                <w:color w:val="000000"/>
-                <w:sz w:val="16"/>
-                <w:szCs w:val="16"/>
-                <w:lang w:eastAsia="pt-BR"/>
-              </w:rPr>
-            </w:pPr>
-            <w:r>
-              <w:rPr>
-                <w:rFonts w:ascii="Arial" w:eastAsia="Times New Roman" w:hAnsi="Arial" w:cs="Arial"/>
-                <w:color w:val="000000"/>
-                <w:sz w:val="16"/>
-                <w:szCs w:val="16"/>
-                <w:lang w:eastAsia="pt-BR"/>
-              </w:rPr>
-              <w:t>1 p</w:t>
-            </w:r>
-            <w:r>
-              <w:rPr>
-                <w:rFonts w:ascii="Arial" w:eastAsia="Times New Roman" w:hAnsi="Arial" w:cs="Arial"/>
-                <w:color w:val="000000"/>
-                <w:sz w:val="16"/>
-                <w:szCs w:val="16"/>
-                <w:lang w:eastAsia="pt-BR"/>
-              </w:rPr>
-              <w:t>edal</w:t>
-            </w:r>
-          </w:p>
-          <w:p>
-            <w:pPr>
-              <w:pStyle w:val="PargrafodaLista"/>
-              <w:numPr>
-                <w:ilvl w:val="0"/>
-                <w:numId w:val="8"/>
-              </w:numPr>
-              <w:spacing w:before="120" w:after="0" w:line="360" w:lineRule="auto"/>
-              <w:ind w:left="1063"/>
-              <w:jc w:val="both"/>
-              <w:rPr>
-                <w:rFonts w:ascii="Arial" w:eastAsia="Times New Roman" w:hAnsi="Arial" w:cs="Arial"/>
-                <w:color w:val="000000" w:themeColor="text1"/>
-                <w:sz w:val="16"/>
-                <w:szCs w:val="16"/>
-                <w:lang w:eastAsia="pt-BR"/>
-              </w:rPr>
-            </w:pPr>
-            <w:r>
-              <w:rPr>
-                <w:rFonts w:ascii="Arial" w:eastAsia="Times New Roman" w:hAnsi="Arial" w:cs="Arial"/>
-                <w:color w:val="000000" w:themeColor="text1"/>
-                <w:sz w:val="16"/>
-                <w:szCs w:val="16"/>
-                <w:lang w:eastAsia="pt-BR"/>
-              </w:rPr>
-              <w:t xml:space="preserve">1 rabicho </w:t>
-            </w:r>
-          </w:p>
-          <w:p>
-            <w:pPr>
-              <w:pStyle w:val="PargrafodaLista"/>
-              <w:numPr>
-                <w:ilvl w:val="0"/>
-                <w:numId w:val="8"/>
-              </w:numPr>
-              <w:spacing w:before="120" w:after="0" w:line="360" w:lineRule="auto"/>
-              <w:ind w:left="1063"/>
-              <w:jc w:val="both"/>
-              <w:rPr>
-                <w:rFonts w:ascii="Arial" w:eastAsia="Times New Roman" w:hAnsi="Arial" w:cs="Arial"/>
-                <w:color w:val="2E74B5" w:themeColor="accent1" w:themeShade="BF"/>
-                <w:sz w:val="16"/>
-                <w:szCs w:val="16"/>
-                <w:lang w:eastAsia="pt-BR"/>
-              </w:rPr>
-            </w:pPr>
-            <w:r>
-              <w:rPr>
-                <w:rFonts w:ascii="Arial" w:eastAsia="Times New Roman" w:hAnsi="Arial" w:cs="Arial"/>
-                <w:color w:val="000000"/>
-                <w:sz w:val="16"/>
-                <w:szCs w:val="16"/>
-                <w:lang w:eastAsia="pt-BR"/>
-              </w:rPr>
-              <w:t xml:space="preserve">Mangueiras 8/8 </w:t>
-            </w:r>
-            <w:r>
-              <w:rPr>
-                <w:rFonts w:ascii="Arial" w:eastAsia="Times New Roman" w:hAnsi="Arial" w:cs="Arial"/>
-                <w:color w:val="2E74B5" w:themeColor="accent1" w:themeShade="BF"/>
-                <w:sz w:val="16"/>
-                <w:szCs w:val="16"/>
-                <w:lang w:eastAsia="pt-BR"/>
-              </w:rPr>
-              <w:t>(definir distância entre posicionamento do equipamento até o ponto de ataque)</w:t>
-            </w:r>
-          </w:p>
-          <w:p>
-            <w:pPr>
-              <w:pStyle w:val="PargrafodaLista"/>
-              <w:numPr>
-                <w:ilvl w:val="0"/>
-                <w:numId w:val="8"/>
-              </w:numPr>
-              <w:spacing w:before="120" w:after="0" w:line="360" w:lineRule="auto"/>
-              <w:ind w:left="1063"/>
-              <w:jc w:val="both"/>
-              <w:rPr>
-                <w:rFonts w:ascii="Arial" w:eastAsia="Times New Roman" w:hAnsi="Arial" w:cs="Arial"/>
-                <w:color w:val="000000"/>
-                <w:sz w:val="16"/>
-                <w:szCs w:val="16"/>
-                <w:lang w:eastAsia="pt-BR"/>
-              </w:rPr>
-            </w:pPr>
-            <w:r>
-              <w:rPr>
-                <w:rFonts w:ascii="Arial" w:eastAsia="Times New Roman" w:hAnsi="Arial" w:cs="Arial"/>
-                <w:color w:val="000000"/>
-                <w:sz w:val="16"/>
-                <w:szCs w:val="16"/>
-                <w:lang w:eastAsia="pt-BR"/>
-              </w:rPr>
-              <w:t>Mangueiras 5/6 – máximo 5 metros por regra</w:t>
-            </w:r>
-          </w:p>
-          <w:p>
-            <w:pPr>
-              <w:pStyle w:val="PargrafodaLista"/>
-              <w:numPr>
-                <w:ilvl w:val="0"/>
-                <w:numId w:val="8"/>
-              </w:numPr>
-              <w:spacing w:before="120" w:after="0" w:line="360" w:lineRule="auto"/>
-              <w:ind w:left="1063"/>
-              <w:jc w:val="both"/>
-              <w:rPr>
-                <w:rFonts w:ascii="Arial" w:eastAsia="Times New Roman" w:hAnsi="Arial" w:cs="Arial"/>
-                <w:color w:val="000000"/>
-                <w:sz w:val="16"/>
-                <w:szCs w:val="16"/>
-                <w:lang w:eastAsia="pt-BR"/>
-              </w:rPr>
-            </w:pPr>
-            <w:r>
-              <w:rPr>
-                <w:rFonts w:ascii="Arial" w:eastAsia="Times New Roman" w:hAnsi="Arial" w:cs="Arial"/>
-                <w:color w:val="000000"/>
-                <w:sz w:val="16"/>
-                <w:szCs w:val="16"/>
-                <w:lang w:eastAsia="pt-BR"/>
-              </w:rPr>
-              <w:t>Destorcedor de mangueira</w:t>
-            </w:r>
-          </w:p>
-          <w:p>
-            <w:pPr>
-              <w:pStyle w:val="PargrafodaLista"/>
-              <w:numPr>
-                <w:ilvl w:val="0"/>
-                <w:numId w:val="8"/>
-              </w:numPr>
-              <w:spacing w:before="120" w:after="0" w:line="360" w:lineRule="auto"/>
-              <w:ind w:left="1063"/>
-              <w:jc w:val="both"/>
-              <w:rPr>
-                <w:rFonts w:ascii="Arial" w:eastAsia="Times New Roman" w:hAnsi="Arial" w:cs="Arial"/>
-                <w:color w:val="000000"/>
-                <w:sz w:val="16"/>
-                <w:szCs w:val="16"/>
-                <w:lang w:eastAsia="pt-BR"/>
-              </w:rPr>
-            </w:pPr>
-            <w:r>
-              <w:rPr>
-                <w:rFonts w:ascii="Arial" w:eastAsia="Times New Roman" w:hAnsi="Arial" w:cs="Arial"/>
-                <w:color w:val="000000"/>
-                <w:sz w:val="16"/>
-                <w:szCs w:val="16"/>
-                <w:lang w:eastAsia="pt-BR"/>
-              </w:rPr>
-              <w:t xml:space="preserve">Bico radial </w:t>
-            </w:r>
-          </w:p>
-          <w:p>
-            <w:pPr>
-              <w:pStyle w:val="PargrafodaLista"/>
-              <w:numPr>
-                <w:ilvl w:val="0"/>
-                <w:numId w:val="8"/>
-              </w:numPr>
-              <w:spacing w:before="120" w:after="0" w:line="360" w:lineRule="auto"/>
-              <w:ind w:left="1063"/>
-              <w:jc w:val="both"/>
-              <w:rPr>
-                <w:rFonts w:ascii="Arial" w:eastAsia="Times New Roman" w:hAnsi="Arial" w:cs="Arial"/>
-                <w:color w:val="000000"/>
-                <w:sz w:val="16"/>
-                <w:szCs w:val="16"/>
-                <w:lang w:eastAsia="pt-BR"/>
-              </w:rPr>
-            </w:pPr>
-            <w:r>
-              <w:rPr>
-                <w:rFonts w:ascii="Arial" w:eastAsia="Times New Roman" w:hAnsi="Arial" w:cs="Arial"/>
-                <w:color w:val="000000"/>
-                <w:sz w:val="16"/>
-                <w:szCs w:val="16"/>
-                <w:lang w:eastAsia="pt-BR"/>
-              </w:rPr>
-              <w:t>Bico “T”</w:t>
-            </w:r>
-          </w:p>
-          <w:p>
-            <w:pPr>
-              <w:pStyle w:val="PargrafodaLista"/>
-              <w:numPr>
-                <w:ilvl w:val="0"/>
-                <w:numId w:val="8"/>
-              </w:numPr>
-              <w:spacing w:before="120" w:after="0" w:line="360" w:lineRule="auto"/>
-              <w:ind w:left="1063"/>
-              <w:jc w:val="both"/>
-              <w:rPr>
-                <w:rFonts w:ascii="Arial" w:eastAsia="Times New Roman" w:hAnsi="Arial" w:cs="Arial"/>
-                <w:color w:val="000000"/>
-                <w:sz w:val="16"/>
-                <w:szCs w:val="16"/>
-                <w:lang w:eastAsia="pt-BR"/>
-              </w:rPr>
-            </w:pPr>
-            <w:r>
-              <w:rPr>
-                <w:rFonts w:ascii="Arial" w:eastAsia="Times New Roman" w:hAnsi="Arial" w:cs="Arial"/>
-                <w:color w:val="000000"/>
-                <w:sz w:val="16"/>
-                <w:szCs w:val="16"/>
-                <w:lang w:eastAsia="pt-BR"/>
-              </w:rPr>
-              <w:t xml:space="preserve">Dagger </w:t>
-            </w:r>
-          </w:p>
-          <w:p>
-            <w:pPr>
-              <w:pStyle w:val="PargrafodaLista"/>
-              <w:numPr>
-                <w:ilvl w:val="0"/>
-                <w:numId w:val="8"/>
-              </w:numPr>
-              <w:spacing w:before="120" w:after="0" w:line="360" w:lineRule="auto"/>
-              <w:ind w:left="1063"/>
-              <w:jc w:val="both"/>
-              <w:rPr>
-                <w:rFonts w:ascii="Arial" w:eastAsia="Times New Roman" w:hAnsi="Arial" w:cs="Arial"/>
-                <w:color w:val="000000"/>
-                <w:sz w:val="16"/>
-                <w:szCs w:val="16"/>
-                <w:lang w:eastAsia="pt-BR"/>
-              </w:rPr>
-            </w:pPr>
-            <w:r>
-              <w:rPr>
-                <w:rFonts w:ascii="Arial" w:eastAsia="Times New Roman" w:hAnsi="Arial" w:cs="Arial"/>
-                <w:color w:val="000000"/>
-                <w:sz w:val="16"/>
-                <w:szCs w:val="16"/>
-                <w:lang w:eastAsia="pt-BR"/>
-              </w:rPr>
-              <w:t>Gladios</w:t>
-            </w:r>
-          </w:p>
-          <w:p>
-            <w:pPr>
-              <w:pStyle w:val="PargrafodaLista"/>
-              <w:spacing w:before="120" w:after="0" w:line="360" w:lineRule="auto"/>
-              <w:ind w:left="1063"/>
-              <w:jc w:val="both"/>
-              <w:rPr>
-                <w:rFonts w:ascii="Arial" w:eastAsia="Times New Roman" w:hAnsi="Arial" w:cs="Arial"/>
-                <w:color w:val="000000"/>
-                <w:sz w:val="16"/>
-                <w:szCs w:val="16"/>
-                <w:lang w:eastAsia="pt-BR"/>
-              </w:rPr>
-            </w:pPr>
-          </w:p>
-          <w:p>
-            <w:pPr>
-              <w:pStyle w:val="PargrafodaLista"/>
-              <w:numPr>
-                <w:ilvl w:val="0"/>
-                <w:numId w:val="8"/>
-              </w:numPr>
-              <w:spacing w:before="120" w:after="0" w:line="360" w:lineRule="auto"/>
-              <w:ind w:left="1063"/>
-              <w:jc w:val="both"/>
-              <w:rPr>
-                <w:rFonts w:ascii="Arial" w:eastAsia="Times New Roman" w:hAnsi="Arial" w:cs="Arial"/>
-                <w:b/>
-                <w:bCs/>
-                <w:color w:val="000000"/>
-                <w:sz w:val="16"/>
-                <w:szCs w:val="16"/>
-                <w:lang w:eastAsia="pt-BR"/>
-              </w:rPr>
-            </w:pPr>
-            <w:r>
-              <w:rPr>
-                <w:rFonts w:ascii="Arial" w:eastAsia="Times New Roman" w:hAnsi="Arial" w:cs="Arial"/>
-                <w:b/>
-                <w:bCs/>
-                <w:color w:val="000000"/>
-                <w:sz w:val="16"/>
-                <w:szCs w:val="16"/>
-                <w:lang w:eastAsia="pt-BR"/>
-              </w:rPr>
-              <w:t>Configuração 1 bico</w:t>
-            </w:r>
-            <w:r>
-              <w:rPr>
-                <w:rFonts w:ascii="Arial" w:eastAsia="Times New Roman" w:hAnsi="Arial" w:cs="Arial"/>
-                <w:color w:val="EE0000"/>
-                <w:sz w:val="16"/>
-                <w:szCs w:val="16"/>
-                <w:lang w:eastAsia="pt-BR"/>
-              </w:rPr>
-              <w:t xml:space="preserve"> </w:t>
-            </w:r>
-            <w:r>
-              <w:rPr>
-                <w:rFonts w:ascii="Arial" w:eastAsia="Times New Roman" w:hAnsi="Arial" w:cs="Arial"/>
-                <w:color w:val="000000" w:themeColor="text1"/>
-                <w:sz w:val="16"/>
-                <w:szCs w:val="16"/>
-                <w:lang w:eastAsia="pt-BR"/>
-              </w:rPr>
-              <w:t>– TROCADOR DE CALOR/EVAPORADORES</w:t>
-            </w:r>
-            <w:r>
-              <w:rPr>
-                <w:rFonts w:ascii="Arial" w:eastAsia="Times New Roman" w:hAnsi="Arial" w:cs="Arial"/>
-                <w:b/>
-                <w:bCs/>
-                <w:color w:val="000000" w:themeColor="text1"/>
-                <w:sz w:val="16"/>
-                <w:szCs w:val="16"/>
-                <w:lang w:eastAsia="pt-BR"/>
-              </w:rPr>
-              <w:t>:</w:t>
-            </w:r>
-          </w:p>
-          <w:p>
-            <w:pPr>
-              <w:pStyle w:val="PargrafodaLista"/>
-              <w:numPr>
-                <w:ilvl w:val="0"/>
-                <w:numId w:val="8"/>
-              </w:numPr>
-              <w:spacing w:before="120" w:after="0" w:line="360" w:lineRule="auto"/>
-              <w:ind w:left="1063"/>
-              <w:jc w:val="both"/>
-              <w:rPr>
-                <w:rFonts w:ascii="Arial" w:eastAsia="Times New Roman" w:hAnsi="Arial" w:cs="Arial"/>
-                <w:color w:val="000000"/>
-                <w:sz w:val="16"/>
-                <w:szCs w:val="16"/>
-                <w:lang w:eastAsia="pt-BR"/>
-              </w:rPr>
-            </w:pPr>
-            <w:r>
-              <w:rPr>
-                <w:rFonts w:ascii="Arial" w:eastAsia="Times New Roman" w:hAnsi="Arial" w:cs="Arial"/>
-                <w:color w:val="000000"/>
-                <w:sz w:val="16"/>
-                <w:szCs w:val="16"/>
-                <w:lang w:eastAsia="pt-BR"/>
-              </w:rPr>
-              <w:t xml:space="preserve">1 </w:t>
-            </w:r>
-            <w:r>
-              <w:rPr>
-                <w:rFonts w:ascii="Arial" w:eastAsia="Times New Roman" w:hAnsi="Arial" w:cs="Arial"/>
-                <w:color w:val="000000"/>
-                <w:sz w:val="16"/>
-                <w:szCs w:val="16"/>
-                <w:lang w:eastAsia="pt-BR"/>
-              </w:rPr>
-              <w:t xml:space="preserve">pedal </w:t>
-            </w:r>
-          </w:p>
-          <w:p>
-            <w:pPr>
-              <w:pStyle w:val="PargrafodaLista"/>
-              <w:numPr>
-                <w:ilvl w:val="0"/>
-                <w:numId w:val="8"/>
-              </w:numPr>
-              <w:spacing w:before="120" w:after="0" w:line="360" w:lineRule="auto"/>
-              <w:ind w:left="1063"/>
-              <w:jc w:val="both"/>
-              <w:rPr>
-                <w:rFonts w:ascii="Arial" w:eastAsia="Times New Roman" w:hAnsi="Arial" w:cs="Arial"/>
-                <w:color w:val="000000"/>
-                <w:sz w:val="16"/>
-                <w:szCs w:val="16"/>
-                <w:lang w:eastAsia="pt-BR"/>
-              </w:rPr>
-            </w:pPr>
-            <w:r>
-              <w:rPr>
-                <w:rFonts w:ascii="Arial" w:eastAsia="Times New Roman" w:hAnsi="Arial" w:cs="Arial"/>
-                <w:color w:val="000000" w:themeColor="text1"/>
-                <w:sz w:val="16"/>
-                <w:szCs w:val="16"/>
-                <w:lang w:eastAsia="pt-BR"/>
-              </w:rPr>
-              <w:t>1 r</w:t>
-            </w:r>
-            <w:r>
-              <w:rPr>
-                <w:rFonts w:ascii="Arial" w:eastAsia="Times New Roman" w:hAnsi="Arial" w:cs="Arial"/>
-                <w:color w:val="000000" w:themeColor="text1"/>
-                <w:sz w:val="16"/>
-                <w:szCs w:val="16"/>
-                <w:lang w:eastAsia="pt-BR"/>
-              </w:rPr>
-              <w:t xml:space="preserve">abicho </w:t>
-            </w:r>
-          </w:p>
-          <w:p>
-            <w:pPr>
-              <w:pStyle w:val="PargrafodaLista"/>
-              <w:numPr>
-                <w:ilvl w:val="0"/>
-                <w:numId w:val="8"/>
-              </w:numPr>
-              <w:spacing w:before="120" w:after="0" w:line="360" w:lineRule="auto"/>
-              <w:ind w:left="1063"/>
-              <w:jc w:val="both"/>
-              <w:rPr>
-                <w:rFonts w:ascii="Arial" w:eastAsia="Times New Roman" w:hAnsi="Arial" w:cs="Arial"/>
-                <w:color w:val="000000"/>
-                <w:sz w:val="16"/>
-                <w:szCs w:val="16"/>
-                <w:lang w:eastAsia="pt-BR"/>
-              </w:rPr>
-            </w:pPr>
-            <w:r>
-              <w:rPr>
-                <w:rFonts w:ascii="Arial" w:eastAsia="Times New Roman" w:hAnsi="Arial" w:cs="Arial"/>
-                <w:color w:val="000000" w:themeColor="text1"/>
-                <w:sz w:val="16"/>
-                <w:szCs w:val="16"/>
-                <w:lang w:eastAsia="pt-BR"/>
-              </w:rPr>
-              <w:t>1 Tubo jet</w:t>
-            </w:r>
-          </w:p>
-          <w:p>
-            <w:pPr>
-              <w:pStyle w:val="PargrafodaLista"/>
-              <w:numPr>
-                <w:ilvl w:val="0"/>
-                <w:numId w:val="8"/>
-              </w:numPr>
-              <w:spacing w:before="120" w:after="0" w:line="360" w:lineRule="auto"/>
-              <w:ind w:left="1063"/>
-              <w:jc w:val="both"/>
-              <w:rPr>
-                <w:rFonts w:ascii="Arial" w:eastAsia="Times New Roman" w:hAnsi="Arial" w:cs="Arial"/>
-                <w:color w:val="2E74B5" w:themeColor="accent1" w:themeShade="BF"/>
-                <w:sz w:val="16"/>
-                <w:szCs w:val="16"/>
-                <w:lang w:eastAsia="pt-BR"/>
-              </w:rPr>
-            </w:pPr>
-            <w:r>
-              <w:rPr>
-                <w:rFonts w:ascii="Arial" w:eastAsia="Times New Roman" w:hAnsi="Arial" w:cs="Arial"/>
-                <w:color w:val="000000"/>
-                <w:sz w:val="16"/>
-                <w:szCs w:val="16"/>
-                <w:lang w:eastAsia="pt-BR"/>
-              </w:rPr>
-              <w:t xml:space="preserve">Mangueiras 8/8 </w:t>
-            </w:r>
-            <w:r>
-              <w:rPr>
-                <w:rFonts w:ascii="Arial" w:eastAsia="Times New Roman" w:hAnsi="Arial" w:cs="Arial"/>
-                <w:color w:val="2E74B5" w:themeColor="accent1" w:themeShade="BF"/>
-                <w:sz w:val="16"/>
-                <w:szCs w:val="16"/>
-                <w:lang w:eastAsia="pt-BR"/>
-              </w:rPr>
-              <w:t>(definir distância entre posicionamento do equipamento até o ponto de ataque)</w:t>
-            </w:r>
-          </w:p>
-          <w:p>
-            <w:pPr>
-              <w:pStyle w:val="PargrafodaLista"/>
-              <w:numPr>
-                <w:ilvl w:val="0"/>
-                <w:numId w:val="8"/>
-              </w:numPr>
-              <w:spacing w:before="120" w:after="0" w:line="360" w:lineRule="auto"/>
-              <w:ind w:left="1063"/>
-              <w:jc w:val="both"/>
-              <w:rPr>
-                <w:rFonts w:ascii="Arial" w:eastAsia="Times New Roman" w:hAnsi="Arial" w:cs="Arial"/>
-                <w:color w:val="000000"/>
-                <w:sz w:val="16"/>
-                <w:szCs w:val="16"/>
-                <w:lang w:eastAsia="pt-BR"/>
-              </w:rPr>
-            </w:pPr>
-            <w:r>
-              <w:rPr>
-                <w:rFonts w:ascii="Arial" w:eastAsia="Times New Roman" w:hAnsi="Arial" w:cs="Arial"/>
-                <w:color w:val="000000"/>
-                <w:sz w:val="16"/>
-                <w:szCs w:val="16"/>
-                <w:lang w:eastAsia="pt-BR"/>
-              </w:rPr>
-              <w:t>Mangueiras 5/6 – máximo 5 metros por regra</w:t>
-            </w:r>
-          </w:p>
-          <w:p>
-            <w:pPr>
-              <w:pStyle w:val="PargrafodaLista"/>
-              <w:numPr>
-                <w:ilvl w:val="0"/>
-                <w:numId w:val="8"/>
-              </w:numPr>
-              <w:spacing w:before="120" w:after="0" w:line="360" w:lineRule="auto"/>
-              <w:ind w:left="1063"/>
-              <w:jc w:val="both"/>
-              <w:rPr>
-                <w:rFonts w:ascii="Arial" w:eastAsia="Times New Roman" w:hAnsi="Arial" w:cs="Arial"/>
-                <w:color w:val="000000" w:themeColor="text1"/>
-                <w:sz w:val="16"/>
-                <w:szCs w:val="16"/>
-                <w:lang w:eastAsia="pt-BR"/>
-              </w:rPr>
-            </w:pPr>
-            <w:r>
-              <w:rPr>
-                <w:rFonts w:ascii="Arial" w:eastAsia="Times New Roman" w:hAnsi="Arial" w:cs="Arial"/>
-                <w:color w:val="000000" w:themeColor="text1"/>
-                <w:sz w:val="16"/>
-                <w:szCs w:val="16"/>
-                <w:lang w:eastAsia="pt-BR"/>
-              </w:rPr>
-              <w:t>Destorcedor de mangueira</w:t>
-            </w:r>
-          </w:p>
-          <w:p>
-            <w:pPr>
-              <w:pStyle w:val="PargrafodaLista"/>
-              <w:numPr>
-                <w:ilvl w:val="0"/>
-                <w:numId w:val="8"/>
-              </w:numPr>
-              <w:spacing w:before="120" w:after="0" w:line="360" w:lineRule="auto"/>
-              <w:ind w:left="1063"/>
-              <w:jc w:val="both"/>
-              <w:rPr>
-                <w:rFonts w:ascii="Arial" w:eastAsia="Times New Roman" w:hAnsi="Arial" w:cs="Arial"/>
-                <w:color w:val="000000"/>
-                <w:sz w:val="16"/>
-                <w:szCs w:val="16"/>
-                <w:lang w:eastAsia="pt-BR"/>
-              </w:rPr>
-            </w:pPr>
-            <w:r>
-              <w:rPr>
-                <w:rFonts w:ascii="Arial" w:eastAsia="Times New Roman" w:hAnsi="Arial" w:cs="Arial"/>
-                <w:color w:val="000000"/>
-                <w:sz w:val="16"/>
-                <w:szCs w:val="16"/>
-                <w:lang w:eastAsia="pt-BR"/>
-              </w:rPr>
-              <w:lastRenderedPageBreak/>
-              <w:t xml:space="preserve">Bico radial </w:t>
-            </w:r>
-          </w:p>
-          <w:p>
-            <w:pPr>
-              <w:pStyle w:val="PargrafodaLista"/>
-              <w:numPr>
-                <w:ilvl w:val="0"/>
-                <w:numId w:val="8"/>
-              </w:numPr>
-              <w:spacing w:before="120" w:after="0" w:line="360" w:lineRule="auto"/>
-              <w:ind w:left="1063"/>
-              <w:jc w:val="both"/>
-              <w:rPr>
-                <w:rFonts w:ascii="Arial" w:eastAsia="Times New Roman" w:hAnsi="Arial" w:cs="Arial"/>
-                <w:color w:val="000000"/>
-                <w:sz w:val="16"/>
-                <w:szCs w:val="16"/>
-                <w:lang w:eastAsia="pt-BR"/>
-              </w:rPr>
-            </w:pPr>
-            <w:r>
-              <w:rPr>
-                <w:rFonts w:ascii="Arial" w:eastAsia="Times New Roman" w:hAnsi="Arial" w:cs="Arial"/>
-                <w:color w:val="000000"/>
-                <w:sz w:val="16"/>
-                <w:szCs w:val="16"/>
-                <w:lang w:eastAsia="pt-BR"/>
-              </w:rPr>
-              <w:t>Bico “T”</w:t>
-            </w:r>
-          </w:p>
-          <w:p>
-            <w:pPr>
-              <w:pStyle w:val="PargrafodaLista"/>
-              <w:numPr>
-                <w:ilvl w:val="0"/>
-                <w:numId w:val="8"/>
-              </w:numPr>
-              <w:spacing w:before="120" w:after="0" w:line="360" w:lineRule="auto"/>
-              <w:ind w:left="1063"/>
-              <w:jc w:val="both"/>
-              <w:rPr>
-                <w:rFonts w:ascii="Arial" w:eastAsia="Times New Roman" w:hAnsi="Arial" w:cs="Arial"/>
-                <w:color w:val="000000"/>
-                <w:sz w:val="16"/>
-                <w:szCs w:val="16"/>
-                <w:lang w:eastAsia="pt-BR"/>
-              </w:rPr>
-            </w:pPr>
-            <w:r>
-              <w:rPr>
-                <w:rFonts w:ascii="Arial" w:eastAsia="Times New Roman" w:hAnsi="Arial" w:cs="Arial"/>
-                <w:color w:val="000000"/>
-                <w:sz w:val="16"/>
-                <w:szCs w:val="16"/>
-                <w:lang w:eastAsia="pt-BR"/>
-              </w:rPr>
-              <w:t xml:space="preserve">Dagger </w:t>
-            </w:r>
-          </w:p>
-          <w:p>
-            <w:pPr>
-              <w:pStyle w:val="PargrafodaLista"/>
-              <w:numPr>
-                <w:ilvl w:val="0"/>
-                <w:numId w:val="8"/>
-              </w:numPr>
-              <w:spacing w:before="120" w:after="0" w:line="360" w:lineRule="auto"/>
-              <w:ind w:left="1063"/>
-              <w:jc w:val="both"/>
-              <w:rPr>
-                <w:rFonts w:ascii="Arial" w:eastAsia="Times New Roman" w:hAnsi="Arial" w:cs="Arial"/>
-                <w:color w:val="000000"/>
-                <w:sz w:val="16"/>
-                <w:szCs w:val="16"/>
-                <w:lang w:eastAsia="pt-BR"/>
-              </w:rPr>
-            </w:pPr>
-            <w:r>
-              <w:rPr>
-                <w:rFonts w:ascii="Arial" w:eastAsia="Times New Roman" w:hAnsi="Arial" w:cs="Arial"/>
-                <w:color w:val="000000"/>
-                <w:sz w:val="16"/>
-                <w:szCs w:val="16"/>
-                <w:lang w:eastAsia="pt-BR"/>
-              </w:rPr>
-              <w:t>Gladios</w:t>
-            </w:r>
-          </w:p>
-        </w:tc>
-        <w:tc>
-          <w:tcPr>
-            <w:tcW w:w="2607" w:type="dxa"/>
-            <w:tcBorders>
-              <w:top w:val="single" w:sz="4" w:space="0" w:color="auto"/>
-              <w:left w:val="single" w:sz="4" w:space="0" w:color="auto"/>
-              <w:bottom w:val="single" w:sz="4" w:space="0" w:color="auto"/>
-              <w:right w:val="single" w:sz="4" w:space="0" w:color="auto"/>
-            </w:tcBorders>
-            <w:noWrap/>
-            <w:vAlign w:val="bottom"/>
-          </w:tcPr>
-          <w:p>
-            <w:pPr>
-              <w:spacing w:before="240" w:after="6840" w:line="360" w:lineRule="auto"/>
-              <w:rPr>
-                <w:rFonts w:ascii="Arial" w:eastAsia="Times New Roman" w:hAnsi="Arial" w:cs="Arial"/>
-                <w:color w:val="000000"/>
-                <w:sz w:val="16"/>
-                <w:szCs w:val="16"/>
-                <w:lang w:eastAsia="pt-BR"/>
-              </w:rPr>
-            </w:pPr>
-            <w:r>
-              <w:rPr>
-                <w:rFonts w:ascii="Arial" w:eastAsia="Times New Roman" w:hAnsi="Arial" w:cs="Arial"/>
-                <w:color w:val="000000"/>
-                <w:sz w:val="16"/>
-                <w:szCs w:val="16"/>
-                <w:lang w:eastAsia="pt-BR"/>
-              </w:rPr>
-              <w:lastRenderedPageBreak/>
-              <w:t>40K trabalhar com mínimo de 30 20K trabalhar com mínimo de 10k</w:t>
-            </w:r>
-          </w:p>
-          <w:p>
-            <w:pPr>
-              <w:spacing w:before="120" w:after="0" w:line="240" w:lineRule="auto"/>
-              <w:jc w:val="both"/>
-              <w:rPr>
-                <w:rFonts w:ascii="Arial" w:eastAsia="Times New Roman" w:hAnsi="Arial" w:cs="Arial"/>
-                <w:color w:val="000000"/>
-                <w:sz w:val="16"/>
-                <w:szCs w:val="16"/>
-                <w:lang w:eastAsia="pt-BR"/>
-              </w:rPr>
-            </w:pPr>
-          </w:p>
-          <w:p>
-            <w:pPr>
-              <w:spacing w:before="120" w:after="0" w:line="240" w:lineRule="auto"/>
-              <w:jc w:val="both"/>
-              <w:rPr>
-                <w:rFonts w:ascii="Arial" w:eastAsia="Times New Roman" w:hAnsi="Arial" w:cs="Arial"/>
-                <w:color w:val="000000"/>
-                <w:sz w:val="16"/>
-                <w:szCs w:val="16"/>
-                <w:lang w:eastAsia="pt-BR"/>
-              </w:rPr>
-            </w:pPr>
-          </w:p>
-          <w:p>
-            <w:pPr>
-              <w:spacing w:before="120" w:after="0" w:line="240" w:lineRule="auto"/>
-              <w:jc w:val="both"/>
-              <w:rPr>
-                <w:rFonts w:ascii="Arial" w:eastAsia="Times New Roman" w:hAnsi="Arial" w:cs="Arial"/>
-                <w:color w:val="000000"/>
-                <w:sz w:val="16"/>
-                <w:szCs w:val="16"/>
-                <w:lang w:eastAsia="pt-BR"/>
-              </w:rPr>
-            </w:pPr>
-          </w:p>
-          <w:p>
-            <w:pPr>
-              <w:spacing w:before="120" w:after="0" w:line="240" w:lineRule="auto"/>
-              <w:jc w:val="both"/>
-              <w:rPr>
-                <w:rFonts w:ascii="Arial" w:eastAsia="Times New Roman" w:hAnsi="Arial" w:cs="Arial"/>
-                <w:color w:val="000000"/>
-                <w:sz w:val="16"/>
-                <w:szCs w:val="16"/>
-                <w:lang w:eastAsia="pt-BR"/>
-              </w:rPr>
-            </w:pPr>
-          </w:p>
-          <w:p>
-            <w:pPr>
-              <w:spacing w:before="120" w:after="0" w:line="240" w:lineRule="auto"/>
-              <w:jc w:val="both"/>
-              <w:rPr>
-                <w:rFonts w:ascii="Arial" w:eastAsia="Times New Roman" w:hAnsi="Arial" w:cs="Arial"/>
-                <w:color w:val="000000"/>
-                <w:sz w:val="16"/>
-                <w:szCs w:val="16"/>
-                <w:lang w:eastAsia="pt-BR"/>
-              </w:rPr>
-            </w:pPr>
-          </w:p>
-        </w:tc>
-      </w:tr>
-      <w:tr>
-        <w:trPr>
-          <w:trHeight w:val="312"/>
-          <w:jc w:val="center"/>
-        </w:trPr>
-        <w:tc>
-          <w:tcPr>
-            <w:tcW w:w="11107" w:type="dxa"/>
-            <w:gridSpan w:val="3"/>
-            <w:tcBorders>
-              <w:top w:val="single" w:sz="4" w:space="0" w:color="auto"/>
-              <w:left w:val="single" w:sz="4" w:space="0" w:color="auto"/>
-              <w:bottom w:val="single" w:sz="4" w:space="0" w:color="auto"/>
-              <w:right w:val="single" w:sz="4" w:space="0" w:color="auto"/>
-            </w:tcBorders>
-            <w:shd w:val="clear" w:color="auto" w:fill="A8D08D" w:themeFill="accent6" w:themeFillTint="99"/>
-            <w:noWrap/>
-            <w:vAlign w:val="center"/>
-          </w:tcPr>
-          <w:p>
-            <w:pPr>
-              <w:spacing w:before="120" w:after="0" w:line="240" w:lineRule="auto"/>
-              <w:jc w:val="both"/>
-              <w:rPr>
-                <w:rFonts w:ascii="Arial" w:eastAsia="Times New Roman" w:hAnsi="Arial" w:cs="Arial"/>
-                <w:b/>
-                <w:bCs/>
-                <w:color w:val="000000"/>
-                <w:sz w:val="16"/>
-                <w:szCs w:val="16"/>
-                <w:lang w:eastAsia="pt-BR"/>
-              </w:rPr>
-            </w:pPr>
-            <w:r>
-              <w:rPr>
-                <w:rFonts w:ascii="Arial" w:eastAsia="Times New Roman" w:hAnsi="Arial" w:cs="Arial"/>
-                <w:b/>
-                <w:bCs/>
-                <w:color w:val="000000"/>
-                <w:sz w:val="16"/>
-                <w:szCs w:val="16"/>
-                <w:lang w:eastAsia="pt-BR"/>
-              </w:rPr>
-              <w:t xml:space="preserve">LOGÍSTICA </w:t>
-            </w:r>
-          </w:p>
-        </w:tc>
-      </w:tr>
-      <w:tr>
-        <w:trPr>
-          <w:trHeight w:val="312"/>
-          <w:jc w:val="center"/>
-        </w:trPr>
-        <w:tc>
-          <w:tcPr>
-            <w:tcW w:w="846" w:type="dxa"/>
-            <w:tcBorders>
-              <w:top w:val="single" w:sz="4" w:space="0" w:color="auto"/>
-              <w:left w:val="single" w:sz="4" w:space="0" w:color="auto"/>
-              <w:bottom w:val="single" w:sz="4" w:space="0" w:color="auto"/>
-              <w:right w:val="single" w:sz="4" w:space="0" w:color="auto"/>
-            </w:tcBorders>
-            <w:noWrap/>
-            <w:vAlign w:val="center"/>
-          </w:tcPr>
-          <w:p>
-            <w:pPr>
-              <w:pStyle w:val="PargrafodaLista"/>
-              <w:numPr>
-                <w:ilvl w:val="0"/>
-                <w:numId w:val="5"/>
-              </w:numPr>
-              <w:spacing w:before="120" w:after="0" w:line="240" w:lineRule="auto"/>
-              <w:jc w:val="center"/>
-              <w:rPr>
-                <w:rFonts w:ascii="Arial" w:eastAsia="Times New Roman" w:hAnsi="Arial" w:cs="Arial"/>
-                <w:color w:val="000000"/>
-                <w:sz w:val="16"/>
-                <w:szCs w:val="16"/>
-                <w:lang w:eastAsia="pt-BR"/>
-              </w:rPr>
-            </w:pPr>
-          </w:p>
-        </w:tc>
-        <w:tc>
-          <w:tcPr>
-            <w:tcW w:w="7654" w:type="dxa"/>
-            <w:tcBorders>
-              <w:top w:val="single" w:sz="4" w:space="0" w:color="auto"/>
-              <w:left w:val="nil"/>
-              <w:bottom w:val="single" w:sz="4" w:space="0" w:color="auto"/>
-              <w:right w:val="single" w:sz="4" w:space="0" w:color="auto"/>
-            </w:tcBorders>
-            <w:vAlign w:val="center"/>
-          </w:tcPr>
-          <w:p>
-            <w:pPr>
-              <w:spacing w:before="120" w:after="0" w:line="360" w:lineRule="auto"/>
-              <w:rPr>
-                <w:rFonts w:ascii="Arial" w:eastAsia="Times New Roman" w:hAnsi="Arial" w:cs="Arial"/>
-                <w:color w:val="000000"/>
-                <w:sz w:val="16"/>
-                <w:szCs w:val="16"/>
-                <w:lang w:eastAsia="pt-BR"/>
-              </w:rPr>
-            </w:pPr>
-            <w:r>
-              <w:rPr>
-                <w:rFonts w:ascii="Arial" w:eastAsia="Times New Roman" w:hAnsi="Arial" w:cs="Arial"/>
-                <w:sz w:val="16"/>
-                <w:szCs w:val="16"/>
-                <w:lang w:eastAsia="pt-BR"/>
-              </w:rPr>
-              <w:t xml:space="preserve">- </w:t>
-            </w:r>
-            <w:r>
-              <w:rPr>
-                <w:rFonts w:ascii="Arial" w:eastAsia="Times New Roman" w:hAnsi="Arial" w:cs="Arial"/>
-                <w:sz w:val="16"/>
-                <w:szCs w:val="16"/>
-                <w:lang w:eastAsia="pt-BR"/>
-              </w:rPr>
-              <w:t>V</w:t>
-            </w:r>
-            <w:r>
-              <w:rPr>
-                <w:rFonts w:ascii="Arial" w:eastAsia="Times New Roman" w:hAnsi="Arial" w:cs="Arial"/>
-                <w:sz w:val="16"/>
-                <w:szCs w:val="16"/>
-                <w:lang w:eastAsia="pt-BR"/>
-              </w:rPr>
-              <w:t>eículo</w:t>
-            </w:r>
-            <w:r>
-              <w:rPr>
-                <w:rFonts w:ascii="Arial" w:eastAsia="Times New Roman" w:hAnsi="Arial" w:cs="Arial"/>
-                <w:sz w:val="16"/>
-                <w:szCs w:val="16"/>
-                <w:lang w:eastAsia="pt-BR"/>
-              </w:rPr>
-              <w:t>s</w:t>
-            </w:r>
-            <w:r>
-              <w:rPr>
-                <w:rFonts w:ascii="Arial" w:eastAsia="Times New Roman" w:hAnsi="Arial" w:cs="Arial"/>
-                <w:sz w:val="16"/>
-                <w:szCs w:val="16"/>
-                <w:lang w:eastAsia="pt-BR"/>
-              </w:rPr>
-              <w:t xml:space="preserve"> com combustível para translado </w:t>
-            </w:r>
-            <w:r>
-              <w:rPr>
-                <w:rFonts w:ascii="Arial" w:eastAsia="Times New Roman" w:hAnsi="Arial" w:cs="Arial"/>
-                <w:sz w:val="16"/>
-                <w:szCs w:val="16"/>
-                <w:lang w:eastAsia="pt-BR"/>
-              </w:rPr>
-              <w:t xml:space="preserve">de </w:t>
-            </w:r>
-            <w:r>
-              <w:rPr>
-                <w:rFonts w:ascii="Arial" w:eastAsia="Times New Roman" w:hAnsi="Arial" w:cs="Arial"/>
-                <w:sz w:val="16"/>
-                <w:szCs w:val="16"/>
-                <w:lang w:eastAsia="pt-BR"/>
-              </w:rPr>
-              <w:t>hotel</w:t>
-            </w:r>
-            <w:r>
-              <w:rPr>
-                <w:rFonts w:ascii="Arial" w:eastAsia="Times New Roman" w:hAnsi="Arial" w:cs="Arial"/>
-                <w:sz w:val="16"/>
-                <w:szCs w:val="16"/>
-                <w:lang w:eastAsia="pt-BR"/>
-              </w:rPr>
-              <w:t>/</w:t>
-            </w:r>
-            <w:r>
-              <w:rPr>
-                <w:rFonts w:ascii="Arial" w:eastAsia="Times New Roman" w:hAnsi="Arial" w:cs="Arial"/>
-                <w:sz w:val="16"/>
-                <w:szCs w:val="16"/>
-                <w:lang w:eastAsia="pt-BR"/>
-              </w:rPr>
-              <w:t>obra</w:t>
-            </w:r>
-            <w:r>
-              <w:rPr>
-                <w:rFonts w:ascii="Arial" w:eastAsia="Times New Roman" w:hAnsi="Arial" w:cs="Arial"/>
-                <w:sz w:val="16"/>
-                <w:szCs w:val="16"/>
-                <w:lang w:eastAsia="pt-BR"/>
-              </w:rPr>
-              <w:t xml:space="preserve"> e </w:t>
-            </w:r>
-            <w:r>
-              <w:rPr>
-                <w:rFonts w:ascii="Arial" w:eastAsia="Times New Roman" w:hAnsi="Arial" w:cs="Arial"/>
-                <w:sz w:val="16"/>
-                <w:szCs w:val="16"/>
-                <w:lang w:eastAsia="pt-BR"/>
-              </w:rPr>
-              <w:t>obra</w:t>
-            </w:r>
-            <w:r>
-              <w:rPr>
-                <w:rFonts w:ascii="Arial" w:eastAsia="Times New Roman" w:hAnsi="Arial" w:cs="Arial"/>
-                <w:sz w:val="16"/>
-                <w:szCs w:val="16"/>
-                <w:lang w:eastAsia="pt-BR"/>
-              </w:rPr>
-              <w:t>/</w:t>
-            </w:r>
-            <w:r>
-              <w:rPr>
-                <w:rFonts w:ascii="Arial" w:eastAsia="Times New Roman" w:hAnsi="Arial" w:cs="Arial"/>
-                <w:sz w:val="16"/>
-                <w:szCs w:val="16"/>
-                <w:lang w:eastAsia="pt-BR"/>
-              </w:rPr>
-              <w:t>hotel;</w:t>
-            </w:r>
-          </w:p>
-        </w:tc>
-        <w:tc>
-          <w:tcPr>
-            <w:tcW w:w="2607" w:type="dxa"/>
-            <w:tcBorders>
-              <w:top w:val="single" w:sz="4" w:space="0" w:color="auto"/>
-              <w:left w:val="single" w:sz="4" w:space="0" w:color="auto"/>
-              <w:bottom w:val="single" w:sz="4" w:space="0" w:color="auto"/>
-              <w:right w:val="single" w:sz="4" w:space="0" w:color="auto"/>
-            </w:tcBorders>
-            <w:noWrap/>
-            <w:vAlign w:val="bottom"/>
-          </w:tcPr>
-          <w:p>
-            <w:pPr>
-              <w:spacing w:before="120" w:after="0" w:line="240" w:lineRule="auto"/>
-              <w:jc w:val="both"/>
-              <w:rPr>
-                <w:rFonts w:ascii="Arial" w:eastAsia="Times New Roman" w:hAnsi="Arial" w:cs="Arial"/>
-                <w:color w:val="000000"/>
-                <w:sz w:val="16"/>
-                <w:szCs w:val="16"/>
-                <w:lang w:eastAsia="pt-BR"/>
-              </w:rPr>
-            </w:pPr>
-            <w:r>
-              <w:rPr>
-                <w:rFonts w:ascii="Arial" w:eastAsia="Times New Roman" w:hAnsi="Arial" w:cs="Arial"/>
-                <w:color w:val="000000"/>
-                <w:sz w:val="16"/>
-                <w:szCs w:val="16"/>
-                <w:lang w:eastAsia="pt-BR"/>
-              </w:rPr>
-              <w:t>Será apresentado nota de débito</w:t>
-            </w:r>
-          </w:p>
-        </w:tc>
-      </w:tr>
-      <w:tr>
-        <w:trPr>
-          <w:trHeight w:val="312"/>
-          <w:jc w:val="center"/>
-        </w:trPr>
-        <w:tc>
-          <w:tcPr>
-            <w:tcW w:w="846" w:type="dxa"/>
-            <w:tcBorders>
-              <w:top w:val="single" w:sz="4" w:space="0" w:color="auto"/>
-              <w:left w:val="single" w:sz="4" w:space="0" w:color="auto"/>
-              <w:bottom w:val="single" w:sz="4" w:space="0" w:color="auto"/>
-              <w:right w:val="single" w:sz="4" w:space="0" w:color="auto"/>
-            </w:tcBorders>
-            <w:noWrap/>
-            <w:vAlign w:val="center"/>
-            <w:hideMark/>
-          </w:tcPr>
-          <w:p>
-            <w:pPr>
-              <w:pStyle w:val="PargrafodaLista"/>
-              <w:numPr>
-                <w:ilvl w:val="0"/>
-                <w:numId w:val="5"/>
-              </w:numPr>
-              <w:spacing w:before="120" w:after="0" w:line="240" w:lineRule="auto"/>
-              <w:jc w:val="center"/>
-              <w:rPr>
-                <w:rFonts w:ascii="Arial" w:eastAsia="Times New Roman" w:hAnsi="Arial" w:cs="Arial"/>
-                <w:color w:val="000000"/>
-                <w:sz w:val="16"/>
-                <w:szCs w:val="16"/>
-                <w:lang w:eastAsia="pt-BR"/>
-              </w:rPr>
-            </w:pPr>
-          </w:p>
-        </w:tc>
-        <w:tc>
-          <w:tcPr>
-            <w:tcW w:w="7654" w:type="dxa"/>
-            <w:tcBorders>
-              <w:top w:val="single" w:sz="4" w:space="0" w:color="auto"/>
-              <w:left w:val="nil"/>
-              <w:bottom w:val="single" w:sz="4" w:space="0" w:color="auto"/>
-              <w:right w:val="single" w:sz="4" w:space="0" w:color="auto"/>
-            </w:tcBorders>
-            <w:vAlign w:val="center"/>
-            <w:hideMark/>
-          </w:tcPr>
-          <w:p>
-            <w:pPr>
-              <w:spacing w:before="120" w:after="0" w:line="360" w:lineRule="auto"/>
-              <w:rPr>
-                <w:rFonts w:ascii="Arial" w:eastAsia="Times New Roman" w:hAnsi="Arial" w:cs="Arial"/>
-                <w:color w:val="000000"/>
-                <w:sz w:val="16"/>
-                <w:szCs w:val="16"/>
-                <w:lang w:eastAsia="pt-BR"/>
-              </w:rPr>
-            </w:pPr>
-            <w:r>
-              <w:rPr>
-                <w:rFonts w:ascii="Arial" w:eastAsia="Times New Roman" w:hAnsi="Arial" w:cs="Arial"/>
-                <w:color w:val="000000"/>
-                <w:sz w:val="16"/>
-                <w:szCs w:val="16"/>
-                <w:lang w:eastAsia="pt-BR"/>
-              </w:rPr>
-              <w:t>-</w:t>
-            </w:r>
-            <w:r>
-              <w:rPr>
-                <w:rFonts w:ascii="Arial" w:eastAsia="Times New Roman" w:hAnsi="Arial" w:cs="Arial"/>
-                <w:sz w:val="16"/>
-                <w:szCs w:val="16"/>
-                <w:lang w:eastAsia="pt-BR"/>
-              </w:rPr>
-              <w:t xml:space="preserve"> </w:t>
-            </w:r>
-            <w:r>
-              <w:rPr>
-                <w:rFonts w:ascii="Arial" w:eastAsia="Times New Roman" w:hAnsi="Arial" w:cs="Arial"/>
-                <w:sz w:val="16"/>
-                <w:szCs w:val="16"/>
-                <w:lang w:eastAsia="pt-BR"/>
-              </w:rPr>
-              <w:t xml:space="preserve">Realização de </w:t>
-            </w:r>
-            <w:r>
-              <w:rPr>
-                <w:rFonts w:ascii="Arial" w:eastAsia="Times New Roman" w:hAnsi="Arial" w:cs="Arial"/>
-                <w:b/>
-                <w:bCs/>
-                <w:sz w:val="16"/>
-                <w:szCs w:val="16"/>
-                <w:lang w:eastAsia="pt-BR"/>
-              </w:rPr>
-              <w:t>01 (um)</w:t>
-            </w:r>
-            <w:r>
-              <w:rPr>
-                <w:rFonts w:ascii="Arial" w:eastAsia="Times New Roman" w:hAnsi="Arial" w:cs="Arial"/>
-                <w:sz w:val="16"/>
-                <w:szCs w:val="16"/>
-                <w:lang w:eastAsia="pt-BR"/>
-              </w:rPr>
-              <w:t xml:space="preserve"> evento de mobilização e desmobilização de equipamentos e equipe técnica;</w:t>
-            </w:r>
-          </w:p>
-        </w:tc>
-        <w:tc>
-          <w:tcPr>
-            <w:tcW w:w="2607" w:type="dxa"/>
-            <w:tcBorders>
-              <w:top w:val="single" w:sz="4" w:space="0" w:color="auto"/>
-              <w:left w:val="single" w:sz="4" w:space="0" w:color="auto"/>
-              <w:bottom w:val="single" w:sz="4" w:space="0" w:color="auto"/>
-              <w:right w:val="single" w:sz="4" w:space="0" w:color="auto"/>
-            </w:tcBorders>
-            <w:noWrap/>
-            <w:vAlign w:val="bottom"/>
-          </w:tcPr>
-          <w:p>
-            <w:pPr>
-              <w:spacing w:before="120" w:after="0" w:line="240" w:lineRule="auto"/>
-              <w:jc w:val="both"/>
-              <w:rPr>
-                <w:rFonts w:ascii="Arial" w:eastAsia="Times New Roman" w:hAnsi="Arial" w:cs="Arial"/>
-                <w:color w:val="000000"/>
-                <w:sz w:val="16"/>
-                <w:szCs w:val="16"/>
-                <w:lang w:eastAsia="pt-BR"/>
-              </w:rPr>
-            </w:pPr>
-            <w:r>
-              <w:rPr>
-                <w:rFonts w:ascii="Arial" w:eastAsia="Times New Roman" w:hAnsi="Arial" w:cs="Arial"/>
-                <w:color w:val="000000"/>
-                <w:sz w:val="16"/>
-                <w:szCs w:val="16"/>
-                <w:lang w:eastAsia="pt-BR"/>
-              </w:rPr>
-              <w:t>Será apresentado nota de débito</w:t>
-            </w:r>
-          </w:p>
-        </w:tc>
-      </w:tr>
-      <w:tr>
-        <w:trPr>
-          <w:trHeight w:val="312"/>
-          <w:jc w:val="center"/>
-        </w:trPr>
-        <w:tc>
-          <w:tcPr>
-            <w:tcW w:w="846" w:type="dxa"/>
-            <w:tcBorders>
-              <w:top w:val="single" w:sz="4" w:space="0" w:color="auto"/>
-              <w:left w:val="single" w:sz="4" w:space="0" w:color="auto"/>
-              <w:bottom w:val="single" w:sz="4" w:space="0" w:color="auto"/>
-              <w:right w:val="single" w:sz="4" w:space="0" w:color="auto"/>
-            </w:tcBorders>
-            <w:noWrap/>
-            <w:vAlign w:val="center"/>
-            <w:hideMark/>
-          </w:tcPr>
-          <w:p>
-            <w:pPr>
-              <w:pStyle w:val="PargrafodaLista"/>
-              <w:numPr>
-                <w:ilvl w:val="0"/>
-                <w:numId w:val="5"/>
-              </w:numPr>
-              <w:spacing w:before="120" w:after="0" w:line="240" w:lineRule="auto"/>
-              <w:jc w:val="center"/>
-              <w:rPr>
-                <w:rFonts w:ascii="Arial" w:eastAsia="Times New Roman" w:hAnsi="Arial" w:cs="Arial"/>
-                <w:color w:val="000000"/>
-                <w:sz w:val="16"/>
-                <w:szCs w:val="16"/>
-                <w:lang w:eastAsia="pt-BR"/>
-              </w:rPr>
-            </w:pPr>
-          </w:p>
-        </w:tc>
-        <w:tc>
-          <w:tcPr>
-            <w:tcW w:w="7654" w:type="dxa"/>
-            <w:tcBorders>
-              <w:top w:val="single" w:sz="4" w:space="0" w:color="auto"/>
-              <w:left w:val="nil"/>
-              <w:bottom w:val="single" w:sz="4" w:space="0" w:color="auto"/>
-              <w:right w:val="single" w:sz="4" w:space="0" w:color="auto"/>
-            </w:tcBorders>
-            <w:vAlign w:val="center"/>
-            <w:hideMark/>
-          </w:tcPr>
-          <w:p>
-            <w:pPr>
-              <w:spacing w:before="120" w:after="0" w:line="360" w:lineRule="auto"/>
-              <w:rPr>
-                <w:rFonts w:ascii="Arial" w:eastAsia="Times New Roman" w:hAnsi="Arial" w:cs="Arial"/>
-                <w:color w:val="000000"/>
-                <w:sz w:val="16"/>
-                <w:szCs w:val="16"/>
-                <w:lang w:eastAsia="pt-BR"/>
-              </w:rPr>
-            </w:pPr>
-            <w:r>
-              <w:rPr>
-                <w:rFonts w:ascii="Arial" w:eastAsia="Times New Roman" w:hAnsi="Arial" w:cs="Arial"/>
-                <w:sz w:val="16"/>
-                <w:szCs w:val="16"/>
-                <w:lang w:eastAsia="pt-BR"/>
-              </w:rPr>
-              <w:t xml:space="preserve">- </w:t>
-            </w:r>
-            <w:r>
-              <w:rPr>
-                <w:rFonts w:ascii="Arial" w:eastAsia="Times New Roman" w:hAnsi="Arial" w:cs="Arial"/>
-                <w:sz w:val="16"/>
-                <w:szCs w:val="16"/>
-                <w:lang w:eastAsia="pt-BR"/>
-              </w:rPr>
-              <w:t xml:space="preserve">Hospedagem da equipe </w:t>
-            </w:r>
-            <w:r>
-              <w:rPr>
-                <w:rFonts w:ascii="Arial" w:eastAsia="Times New Roman" w:hAnsi="Arial" w:cs="Arial"/>
-                <w:sz w:val="16"/>
-                <w:szCs w:val="16"/>
-                <w:lang w:eastAsia="pt-BR"/>
-              </w:rPr>
-              <w:t xml:space="preserve">Filtrovali </w:t>
-            </w:r>
-            <w:r>
-              <w:rPr>
-                <w:rFonts w:ascii="Arial" w:eastAsia="Times New Roman" w:hAnsi="Arial" w:cs="Arial"/>
-                <w:sz w:val="16"/>
-                <w:szCs w:val="16"/>
-                <w:lang w:eastAsia="pt-BR"/>
-              </w:rPr>
-              <w:t>em acomodações individuais (duplas), com infraestrutura mínima incluindo internet, televisão e ar-condicionado;</w:t>
-            </w:r>
-          </w:p>
-        </w:tc>
-        <w:tc>
-          <w:tcPr>
-            <w:tcW w:w="2607" w:type="dxa"/>
-            <w:tcBorders>
-              <w:top w:val="single" w:sz="4" w:space="0" w:color="auto"/>
-              <w:left w:val="single" w:sz="4" w:space="0" w:color="auto"/>
-              <w:bottom w:val="single" w:sz="4" w:space="0" w:color="auto"/>
-              <w:right w:val="single" w:sz="4" w:space="0" w:color="auto"/>
-            </w:tcBorders>
-            <w:noWrap/>
-            <w:vAlign w:val="bottom"/>
-          </w:tcPr>
-          <w:p>
-            <w:pPr>
-              <w:spacing w:before="120" w:after="0" w:line="240" w:lineRule="auto"/>
-              <w:jc w:val="both"/>
-              <w:rPr>
-                <w:rFonts w:ascii="Arial" w:eastAsia="Times New Roman" w:hAnsi="Arial" w:cs="Arial"/>
-                <w:color w:val="000000"/>
-                <w:sz w:val="16"/>
-                <w:szCs w:val="16"/>
-                <w:lang w:eastAsia="pt-BR"/>
-              </w:rPr>
-            </w:pPr>
-            <w:r>
-              <w:rPr>
-                <w:rFonts w:ascii="Arial" w:eastAsia="Times New Roman" w:hAnsi="Arial" w:cs="Arial"/>
-                <w:color w:val="000000"/>
-                <w:sz w:val="16"/>
-                <w:szCs w:val="16"/>
-                <w:lang w:eastAsia="pt-BR"/>
-              </w:rPr>
-              <w:t>Será apresentado nota de débito</w:t>
-            </w:r>
-          </w:p>
-        </w:tc>
-      </w:tr>
-      <w:tr>
-        <w:trPr>
-          <w:trHeight w:val="312"/>
-          <w:jc w:val="center"/>
-        </w:trPr>
-        <w:tc>
-          <w:tcPr>
-            <w:tcW w:w="846" w:type="dxa"/>
-            <w:tcBorders>
-              <w:top w:val="single" w:sz="4" w:space="0" w:color="auto"/>
-              <w:left w:val="single" w:sz="4" w:space="0" w:color="auto"/>
-              <w:bottom w:val="single" w:sz="4" w:space="0" w:color="auto"/>
-              <w:right w:val="single" w:sz="4" w:space="0" w:color="auto"/>
-            </w:tcBorders>
-            <w:noWrap/>
-            <w:vAlign w:val="center"/>
-            <w:hideMark/>
-          </w:tcPr>
-          <w:p>
-            <w:pPr>
-              <w:pStyle w:val="PargrafodaLista"/>
-              <w:numPr>
-                <w:ilvl w:val="0"/>
-                <w:numId w:val="5"/>
-              </w:numPr>
-              <w:spacing w:before="120" w:after="0" w:line="240" w:lineRule="auto"/>
-              <w:jc w:val="center"/>
-              <w:rPr>
-                <w:rFonts w:ascii="Arial" w:eastAsia="Times New Roman" w:hAnsi="Arial" w:cs="Arial"/>
-                <w:color w:val="000000"/>
-                <w:sz w:val="16"/>
-                <w:szCs w:val="16"/>
-                <w:lang w:eastAsia="pt-BR"/>
-              </w:rPr>
-            </w:pPr>
-          </w:p>
-        </w:tc>
-        <w:tc>
-          <w:tcPr>
-            <w:tcW w:w="7654" w:type="dxa"/>
-            <w:tcBorders>
-              <w:top w:val="single" w:sz="4" w:space="0" w:color="auto"/>
-              <w:left w:val="nil"/>
-              <w:bottom w:val="single" w:sz="4" w:space="0" w:color="auto"/>
-              <w:right w:val="single" w:sz="4" w:space="0" w:color="auto"/>
-            </w:tcBorders>
-            <w:vAlign w:val="center"/>
-          </w:tcPr>
-          <w:p>
-            <w:pPr>
-              <w:spacing w:before="120" w:after="0" w:line="360" w:lineRule="auto"/>
-              <w:rPr>
-                <w:rFonts w:ascii="Arial" w:eastAsia="Times New Roman" w:hAnsi="Arial" w:cs="Arial"/>
-                <w:color w:val="000000"/>
-                <w:sz w:val="16"/>
-                <w:szCs w:val="16"/>
-                <w:lang w:eastAsia="pt-BR"/>
-              </w:rPr>
-            </w:pPr>
-            <w:r>
-              <w:rPr>
-                <w:rFonts w:ascii="Arial" w:eastAsia="Times New Roman" w:hAnsi="Arial" w:cs="Arial"/>
-                <w:color w:val="000000"/>
-                <w:sz w:val="16"/>
-                <w:szCs w:val="16"/>
-                <w:lang w:eastAsia="pt-BR"/>
-              </w:rPr>
-              <w:t xml:space="preserve">- </w:t>
-            </w:r>
-            <w:r>
-              <w:rPr>
-                <w:rFonts w:ascii="Arial" w:eastAsia="Times New Roman" w:hAnsi="Arial" w:cs="Arial"/>
-                <w:color w:val="000000"/>
-                <w:sz w:val="16"/>
-                <w:szCs w:val="16"/>
-                <w:lang w:eastAsia="pt-BR"/>
-              </w:rPr>
-              <w:t>Alimentação da equipe fora das dependências da obra e fora do horário de expediente;</w:t>
-            </w:r>
-          </w:p>
-        </w:tc>
-        <w:tc>
-          <w:tcPr>
-            <w:tcW w:w="2607" w:type="dxa"/>
-            <w:tcBorders>
-              <w:top w:val="single" w:sz="4" w:space="0" w:color="auto"/>
-              <w:left w:val="single" w:sz="4" w:space="0" w:color="auto"/>
-              <w:bottom w:val="single" w:sz="4" w:space="0" w:color="auto"/>
-              <w:right w:val="single" w:sz="4" w:space="0" w:color="auto"/>
-            </w:tcBorders>
-            <w:noWrap/>
-            <w:vAlign w:val="bottom"/>
-          </w:tcPr>
-          <w:p>
-            <w:pPr>
-              <w:spacing w:before="120" w:after="0" w:line="240" w:lineRule="auto"/>
-              <w:jc w:val="both"/>
-              <w:rPr>
-                <w:rFonts w:ascii="Arial" w:eastAsia="Times New Roman" w:hAnsi="Arial" w:cs="Arial"/>
-                <w:color w:val="000000"/>
-                <w:sz w:val="16"/>
-                <w:szCs w:val="16"/>
-                <w:lang w:eastAsia="pt-BR"/>
-              </w:rPr>
-            </w:pPr>
-            <w:r>
-              <w:rPr>
-                <w:rFonts w:ascii="Arial" w:eastAsia="Times New Roman" w:hAnsi="Arial" w:cs="Arial"/>
-                <w:color w:val="000000"/>
-                <w:sz w:val="16"/>
-                <w:szCs w:val="16"/>
-                <w:lang w:eastAsia="pt-BR"/>
-              </w:rPr>
-              <w:t>Será apresentado nota de débito</w:t>
-            </w:r>
-          </w:p>
-        </w:tc>
-      </w:tr>
-      <w:tr>
-        <w:trPr>
-          <w:trHeight w:val="312"/>
-          <w:jc w:val="center"/>
-        </w:trPr>
-        <w:tc>
-          <w:tcPr>
-            <w:tcW w:w="11107" w:type="dxa"/>
-            <w:gridSpan w:val="3"/>
-            <w:tcBorders>
-              <w:top w:val="single" w:sz="4" w:space="0" w:color="auto"/>
-              <w:left w:val="single" w:sz="4" w:space="0" w:color="auto"/>
-              <w:bottom w:val="single" w:sz="4" w:space="0" w:color="auto"/>
-              <w:right w:val="single" w:sz="4" w:space="0" w:color="auto"/>
-            </w:tcBorders>
-            <w:shd w:val="clear" w:color="auto" w:fill="A8D08D" w:themeFill="accent6" w:themeFillTint="99"/>
-            <w:noWrap/>
-            <w:vAlign w:val="center"/>
-            <w:hideMark/>
-          </w:tcPr>
-          <w:p>
-            <w:pPr>
-              <w:spacing w:before="120" w:after="0" w:line="240" w:lineRule="auto"/>
-              <w:jc w:val="both"/>
-              <w:rPr>
-                <w:rFonts w:ascii="Arial" w:eastAsia="Times New Roman" w:hAnsi="Arial" w:cs="Arial"/>
-                <w:b/>
-                <w:bCs/>
-                <w:color w:val="000000"/>
-                <w:sz w:val="16"/>
-                <w:szCs w:val="16"/>
-                <w:lang w:eastAsia="pt-BR"/>
-              </w:rPr>
-            </w:pPr>
-            <w:r>
-              <w:rPr>
-                <w:rFonts w:ascii="Arial" w:eastAsia="Times New Roman" w:hAnsi="Arial" w:cs="Arial"/>
-                <w:b/>
-                <w:bCs/>
-                <w:color w:val="000000"/>
-                <w:sz w:val="16"/>
-                <w:szCs w:val="16"/>
-                <w:lang w:eastAsia="pt-BR"/>
-              </w:rPr>
-              <w:t>SEGURANÇA, DOCUMENTAÇÃO E FORMALIDADE</w:t>
-            </w:r>
-          </w:p>
-        </w:tc>
-      </w:tr>
-      <w:tr>
-        <w:trPr>
-          <w:trHeight w:val="312"/>
-          <w:jc w:val="center"/>
-        </w:trPr>
-        <w:tc>
-          <w:tcPr>
-            <w:tcW w:w="846" w:type="dxa"/>
-            <w:tcBorders>
-              <w:top w:val="single" w:sz="4" w:space="0" w:color="auto"/>
-              <w:left w:val="single" w:sz="4" w:space="0" w:color="auto"/>
-              <w:bottom w:val="single" w:sz="4" w:space="0" w:color="auto"/>
-              <w:right w:val="single" w:sz="4" w:space="0" w:color="auto"/>
-            </w:tcBorders>
-            <w:noWrap/>
-            <w:vAlign w:val="center"/>
-            <w:hideMark/>
-          </w:tcPr>
-          <w:p>
-            <w:pPr>
-              <w:pStyle w:val="PargrafodaLista"/>
-              <w:numPr>
-                <w:ilvl w:val="0"/>
-                <w:numId w:val="5"/>
-              </w:numPr>
-              <w:spacing w:before="120" w:after="0" w:line="240" w:lineRule="auto"/>
-              <w:jc w:val="center"/>
-              <w:rPr>
-                <w:rFonts w:ascii="Arial" w:eastAsia="Times New Roman" w:hAnsi="Arial" w:cs="Arial"/>
-                <w:color w:val="000000"/>
-                <w:sz w:val="16"/>
-                <w:szCs w:val="16"/>
-                <w:lang w:eastAsia="pt-BR"/>
-              </w:rPr>
-            </w:pPr>
-          </w:p>
-        </w:tc>
-        <w:tc>
-          <w:tcPr>
-            <w:tcW w:w="7654" w:type="dxa"/>
-            <w:tcBorders>
-              <w:top w:val="single" w:sz="4" w:space="0" w:color="auto"/>
-              <w:left w:val="nil"/>
-              <w:bottom w:val="single" w:sz="4" w:space="0" w:color="auto"/>
-              <w:right w:val="single" w:sz="4" w:space="0" w:color="auto"/>
-            </w:tcBorders>
-            <w:vAlign w:val="center"/>
-          </w:tcPr>
-          <w:p>
-            <w:pPr>
-              <w:spacing w:before="120" w:after="0" w:line="360" w:lineRule="auto"/>
-              <w:rPr>
-                <w:rFonts w:ascii="Arial" w:eastAsia="Times New Roman" w:hAnsi="Arial" w:cs="Arial"/>
-                <w:sz w:val="16"/>
-                <w:szCs w:val="16"/>
-                <w:lang w:eastAsia="pt-BR"/>
-              </w:rPr>
-            </w:pPr>
-            <w:r>
-              <w:rPr>
-                <w:rFonts w:ascii="Arial" w:eastAsia="Times New Roman" w:hAnsi="Arial" w:cs="Arial"/>
-                <w:color w:val="000000"/>
-                <w:sz w:val="16"/>
-                <w:szCs w:val="16"/>
-                <w:lang w:eastAsia="pt-BR"/>
-              </w:rPr>
-              <w:t xml:space="preserve">- </w:t>
-            </w:r>
-            <w:r>
-              <w:rPr>
-                <w:rFonts w:ascii="Arial" w:eastAsia="Times New Roman" w:hAnsi="Arial" w:cs="Arial"/>
-                <w:color w:val="000000"/>
-                <w:sz w:val="16"/>
-                <w:szCs w:val="16"/>
-                <w:lang w:eastAsia="pt-BR"/>
-              </w:rPr>
-              <w:t>Responsabilidade pelos encargos trabalhistas, previdenciários, tributos e demais obrigações legais incidentes sobre a execução dos serviços;</w:t>
-            </w:r>
-          </w:p>
-        </w:tc>
-        <w:tc>
-          <w:tcPr>
-            <w:tcW w:w="2607" w:type="dxa"/>
-            <w:tcBorders>
-              <w:top w:val="single" w:sz="4" w:space="0" w:color="auto"/>
-              <w:left w:val="single" w:sz="4" w:space="0" w:color="auto"/>
-              <w:bottom w:val="single" w:sz="4" w:space="0" w:color="auto"/>
-              <w:right w:val="single" w:sz="4" w:space="0" w:color="auto"/>
-            </w:tcBorders>
-            <w:noWrap/>
-            <w:vAlign w:val="bottom"/>
-            <w:hideMark/>
-          </w:tcPr>
-          <w:p>
-            <w:pPr>
-              <w:spacing w:before="120" w:after="0" w:line="240" w:lineRule="auto"/>
-              <w:jc w:val="both"/>
-              <w:rPr>
-                <w:rFonts w:ascii="Arial" w:eastAsia="Times New Roman" w:hAnsi="Arial" w:cs="Arial"/>
-                <w:color w:val="000000"/>
-                <w:sz w:val="16"/>
-                <w:szCs w:val="16"/>
-                <w:lang w:eastAsia="pt-BR"/>
-              </w:rPr>
-            </w:pPr>
-          </w:p>
-        </w:tc>
-      </w:tr>
-      <w:tr>
-        <w:trPr>
-          <w:trHeight w:val="312"/>
-          <w:jc w:val="center"/>
-        </w:trPr>
-        <w:tc>
-          <w:tcPr>
-            <w:tcW w:w="846" w:type="dxa"/>
-            <w:tcBorders>
-              <w:top w:val="single" w:sz="4" w:space="0" w:color="auto"/>
-              <w:left w:val="single" w:sz="4" w:space="0" w:color="auto"/>
-              <w:bottom w:val="single" w:sz="4" w:space="0" w:color="auto"/>
-              <w:right w:val="single" w:sz="4" w:space="0" w:color="auto"/>
-            </w:tcBorders>
-            <w:noWrap/>
-            <w:vAlign w:val="center"/>
-            <w:hideMark/>
-          </w:tcPr>
-          <w:p>
-            <w:pPr>
-              <w:pStyle w:val="PargrafodaLista"/>
-              <w:numPr>
-                <w:ilvl w:val="0"/>
-                <w:numId w:val="5"/>
-              </w:numPr>
-              <w:spacing w:before="120" w:after="0" w:line="240" w:lineRule="auto"/>
-              <w:jc w:val="center"/>
-              <w:rPr>
-                <w:rFonts w:ascii="Arial" w:eastAsia="Times New Roman" w:hAnsi="Arial" w:cs="Arial"/>
-                <w:color w:val="000000"/>
-                <w:sz w:val="16"/>
-                <w:szCs w:val="16"/>
-                <w:lang w:eastAsia="pt-BR"/>
-              </w:rPr>
-            </w:pPr>
-          </w:p>
-        </w:tc>
-        <w:tc>
-          <w:tcPr>
-            <w:tcW w:w="7654" w:type="dxa"/>
-            <w:tcBorders>
-              <w:top w:val="single" w:sz="4" w:space="0" w:color="auto"/>
-              <w:left w:val="nil"/>
-              <w:bottom w:val="single" w:sz="4" w:space="0" w:color="auto"/>
-              <w:right w:val="single" w:sz="4" w:space="0" w:color="auto"/>
-            </w:tcBorders>
-            <w:vAlign w:val="center"/>
-            <w:hideMark/>
-          </w:tcPr>
-          <w:p>
-            <w:pPr>
-              <w:spacing w:before="120" w:after="0" w:line="360" w:lineRule="auto"/>
-              <w:rPr>
-                <w:rFonts w:ascii="Arial" w:eastAsia="Times New Roman" w:hAnsi="Arial" w:cs="Arial"/>
-                <w:sz w:val="16"/>
-                <w:szCs w:val="16"/>
-                <w:lang w:eastAsia="pt-BR"/>
-              </w:rPr>
-            </w:pPr>
-            <w:r>
-              <w:rPr>
-                <w:rFonts w:ascii="Arial" w:eastAsia="Times New Roman" w:hAnsi="Arial" w:cs="Arial"/>
-                <w:color w:val="000000"/>
-                <w:sz w:val="16"/>
-                <w:szCs w:val="16"/>
-                <w:lang w:eastAsia="pt-BR"/>
-              </w:rPr>
-              <w:t>- PPRA, PCMSO e LTCAT modelo padrão indicado pela clínica ocupacional da Contratada;</w:t>
-            </w:r>
-          </w:p>
-        </w:tc>
-        <w:tc>
-          <w:tcPr>
-            <w:tcW w:w="2607" w:type="dxa"/>
-            <w:tcBorders>
-              <w:top w:val="single" w:sz="4" w:space="0" w:color="auto"/>
-              <w:left w:val="single" w:sz="4" w:space="0" w:color="auto"/>
-              <w:bottom w:val="single" w:sz="4" w:space="0" w:color="auto"/>
-              <w:right w:val="single" w:sz="4" w:space="0" w:color="auto"/>
-            </w:tcBorders>
-            <w:noWrap/>
-            <w:vAlign w:val="bottom"/>
-            <w:hideMark/>
-          </w:tcPr>
-          <w:p>
-            <w:pPr>
-              <w:spacing w:before="120" w:after="0" w:line="240" w:lineRule="auto"/>
-              <w:jc w:val="both"/>
-              <w:rPr>
-                <w:rFonts w:ascii="Arial" w:eastAsia="Times New Roman" w:hAnsi="Arial" w:cs="Arial"/>
-                <w:color w:val="000000"/>
-                <w:sz w:val="16"/>
-                <w:szCs w:val="16"/>
-                <w:lang w:eastAsia="pt-BR"/>
-              </w:rPr>
-            </w:pPr>
-          </w:p>
-        </w:tc>
-      </w:tr>
-      <w:tr>
-        <w:trPr>
-          <w:trHeight w:val="312"/>
-          <w:jc w:val="center"/>
-        </w:trPr>
-        <w:tc>
-          <w:tcPr>
-            <w:tcW w:w="846" w:type="dxa"/>
-            <w:tcBorders>
-              <w:top w:val="single" w:sz="4" w:space="0" w:color="auto"/>
-              <w:left w:val="single" w:sz="4" w:space="0" w:color="auto"/>
-              <w:bottom w:val="single" w:sz="4" w:space="0" w:color="auto"/>
-              <w:right w:val="single" w:sz="4" w:space="0" w:color="auto"/>
-            </w:tcBorders>
-            <w:noWrap/>
-            <w:vAlign w:val="center"/>
-            <w:hideMark/>
-          </w:tcPr>
-          <w:p>
-            <w:pPr>
-              <w:pStyle w:val="PargrafodaLista"/>
-              <w:numPr>
-                <w:ilvl w:val="0"/>
-                <w:numId w:val="5"/>
-              </w:numPr>
-              <w:spacing w:before="120" w:after="0" w:line="240" w:lineRule="auto"/>
-              <w:jc w:val="center"/>
-              <w:rPr>
-                <w:rFonts w:ascii="Arial" w:eastAsia="Times New Roman" w:hAnsi="Arial" w:cs="Arial"/>
-                <w:color w:val="000000"/>
-                <w:sz w:val="16"/>
-                <w:szCs w:val="16"/>
-                <w:lang w:eastAsia="pt-BR"/>
-              </w:rPr>
-            </w:pPr>
-          </w:p>
-        </w:tc>
-        <w:tc>
-          <w:tcPr>
-            <w:tcW w:w="7654" w:type="dxa"/>
-            <w:tcBorders>
-              <w:top w:val="single" w:sz="4" w:space="0" w:color="auto"/>
-              <w:left w:val="nil"/>
-              <w:bottom w:val="single" w:sz="4" w:space="0" w:color="auto"/>
-              <w:right w:val="single" w:sz="4" w:space="0" w:color="auto"/>
-            </w:tcBorders>
-            <w:vAlign w:val="center"/>
-          </w:tcPr>
-          <w:p>
-            <w:pPr>
-              <w:spacing w:before="120" w:after="0" w:line="360" w:lineRule="auto"/>
-              <w:rPr>
-                <w:rFonts w:ascii="Arial" w:eastAsia="Times New Roman" w:hAnsi="Arial" w:cs="Arial"/>
-                <w:sz w:val="16"/>
-                <w:szCs w:val="16"/>
-                <w:lang w:eastAsia="pt-BR"/>
-              </w:rPr>
-            </w:pPr>
-            <w:r>
-              <w:rPr>
-                <w:rFonts w:ascii="Arial" w:eastAsia="Times New Roman" w:hAnsi="Arial" w:cs="Arial"/>
-                <w:sz w:val="16"/>
-                <w:szCs w:val="16"/>
-                <w:lang w:eastAsia="pt-BR"/>
-              </w:rPr>
-              <w:t>- Fornecimento de Equipamentos de Proteção Individual (EPIs) e Equipamentos de Proteção Coletiva (EPCs) aos colaboradores, em conformidade com as FISPQs aplicáveis;</w:t>
-            </w:r>
-          </w:p>
-          <w:p>
-            <w:pPr>
-              <w:pStyle w:val="PargrafodaLista"/>
-              <w:numPr>
-                <w:ilvl w:val="0"/>
-                <w:numId w:val="11"/>
-              </w:numPr>
-              <w:spacing w:before="120" w:after="0" w:line="360" w:lineRule="auto"/>
-              <w:rPr>
-                <w:rFonts w:ascii="Arial" w:eastAsia="Times New Roman" w:hAnsi="Arial" w:cs="Arial"/>
-                <w:b/>
-                <w:bCs/>
-                <w:sz w:val="16"/>
-                <w:szCs w:val="16"/>
-                <w:lang w:eastAsia="pt-BR"/>
-              </w:rPr>
-            </w:pPr>
-            <w:r>
-              <w:rPr>
-                <w:rFonts w:ascii="Arial" w:eastAsia="Times New Roman" w:hAnsi="Arial" w:cs="Arial"/>
-                <w:b/>
-                <w:bCs/>
-                <w:sz w:val="16"/>
-                <w:szCs w:val="16"/>
-                <w:lang w:eastAsia="pt-BR"/>
-              </w:rPr>
-              <w:t>Com espaço confinado:</w:t>
-            </w:r>
-          </w:p>
-          <w:p>
-            <w:pPr>
-              <w:pStyle w:val="PargrafodaLista"/>
-              <w:numPr>
-                <w:ilvl w:val="0"/>
-                <w:numId w:val="11"/>
-              </w:numPr>
-              <w:spacing w:before="120" w:after="0" w:line="360" w:lineRule="auto"/>
-              <w:ind w:left="1063"/>
-              <w:jc w:val="both"/>
-              <w:rPr>
-                <w:rFonts w:ascii="Arial" w:eastAsia="Times New Roman" w:hAnsi="Arial" w:cs="Arial"/>
-                <w:color w:val="000000"/>
-                <w:sz w:val="16"/>
-                <w:szCs w:val="16"/>
-                <w:lang w:eastAsia="pt-BR"/>
-              </w:rPr>
-            </w:pPr>
-            <w:r>
-              <w:rPr>
-                <w:rFonts w:ascii="Arial" w:eastAsia="Times New Roman" w:hAnsi="Arial" w:cs="Arial"/>
-                <w:color w:val="000000"/>
-                <w:sz w:val="16"/>
-                <w:szCs w:val="16"/>
-                <w:lang w:eastAsia="pt-BR"/>
-              </w:rPr>
-              <w:t>Cinto de segurança tipo paraquedista</w:t>
-            </w:r>
-          </w:p>
-          <w:p>
-            <w:pPr>
-              <w:pStyle w:val="PargrafodaLista"/>
-              <w:numPr>
-                <w:ilvl w:val="0"/>
-                <w:numId w:val="11"/>
-              </w:numPr>
-              <w:spacing w:before="120" w:after="0" w:line="360" w:lineRule="auto"/>
-              <w:ind w:left="1063"/>
-              <w:jc w:val="both"/>
-              <w:rPr>
-                <w:rFonts w:ascii="Arial" w:eastAsia="Times New Roman" w:hAnsi="Arial" w:cs="Arial"/>
-                <w:color w:val="000000"/>
-                <w:sz w:val="16"/>
-                <w:szCs w:val="16"/>
-                <w:lang w:eastAsia="pt-BR"/>
-              </w:rPr>
-            </w:pPr>
-            <w:r>
-              <w:rPr>
-                <w:rFonts w:ascii="Arial" w:eastAsia="Times New Roman" w:hAnsi="Arial" w:cs="Arial"/>
-                <w:color w:val="000000"/>
-                <w:sz w:val="16"/>
-                <w:szCs w:val="16"/>
-                <w:lang w:eastAsia="pt-BR"/>
-              </w:rPr>
-              <w:t xml:space="preserve">Macacão impermeável (PVC ou Tyvek) </w:t>
-            </w:r>
-          </w:p>
-          <w:p>
-            <w:pPr>
-              <w:pStyle w:val="PargrafodaLista"/>
-              <w:numPr>
-                <w:ilvl w:val="0"/>
-                <w:numId w:val="11"/>
-              </w:numPr>
-              <w:spacing w:before="120" w:after="0" w:line="360" w:lineRule="auto"/>
-              <w:ind w:left="1063"/>
-              <w:jc w:val="both"/>
-              <w:rPr>
-                <w:rFonts w:ascii="Arial" w:eastAsia="Times New Roman" w:hAnsi="Arial" w:cs="Arial"/>
-                <w:color w:val="000000"/>
-                <w:sz w:val="16"/>
-                <w:szCs w:val="16"/>
-                <w:lang w:eastAsia="pt-BR"/>
-              </w:rPr>
-            </w:pPr>
-            <w:r>
-              <w:rPr>
-                <w:rFonts w:ascii="Arial" w:eastAsia="Times New Roman" w:hAnsi="Arial" w:cs="Arial"/>
-                <w:color w:val="000000"/>
-                <w:sz w:val="16"/>
-                <w:szCs w:val="16"/>
-                <w:lang w:eastAsia="pt-BR"/>
-              </w:rPr>
-              <w:t xml:space="preserve">Bota de borracha cano longo. </w:t>
-            </w:r>
-            <w:r>
-              <w:rPr>
-                <w:rFonts w:ascii="Arial" w:eastAsia="Times New Roman" w:hAnsi="Arial" w:cs="Arial"/>
-                <w:color w:val="000000"/>
-                <w:sz w:val="16"/>
-                <w:szCs w:val="16"/>
-                <w:lang w:eastAsia="pt-BR"/>
-              </w:rPr>
-              <w:t>Solado antiderrapante e biqueira de aço</w:t>
-            </w:r>
-          </w:p>
-          <w:p>
-            <w:pPr>
-              <w:pStyle w:val="PargrafodaLista"/>
-              <w:numPr>
-                <w:ilvl w:val="0"/>
-                <w:numId w:val="11"/>
-              </w:numPr>
-              <w:spacing w:before="120" w:after="0" w:line="360" w:lineRule="auto"/>
-              <w:ind w:left="1063"/>
-              <w:jc w:val="both"/>
-              <w:rPr>
-                <w:rFonts w:ascii="Arial" w:eastAsia="Times New Roman" w:hAnsi="Arial" w:cs="Arial"/>
-                <w:color w:val="000000"/>
-                <w:sz w:val="16"/>
-                <w:szCs w:val="16"/>
-                <w:lang w:eastAsia="pt-BR"/>
-              </w:rPr>
-            </w:pPr>
-            <w:r>
-              <w:rPr>
-                <w:rFonts w:ascii="Arial" w:eastAsia="Times New Roman" w:hAnsi="Arial" w:cs="Arial"/>
-                <w:color w:val="000000"/>
-                <w:sz w:val="16"/>
-                <w:szCs w:val="16"/>
-                <w:lang w:eastAsia="pt-BR"/>
-              </w:rPr>
-              <w:t>Óculos de ampla visão ou protetor facial Full Face</w:t>
-            </w:r>
-          </w:p>
-          <w:p>
-            <w:pPr>
-              <w:pStyle w:val="PargrafodaLista"/>
-              <w:numPr>
-                <w:ilvl w:val="0"/>
-                <w:numId w:val="11"/>
-              </w:numPr>
-              <w:spacing w:before="120" w:after="0" w:line="360" w:lineRule="auto"/>
-              <w:ind w:left="1063"/>
-              <w:jc w:val="both"/>
-              <w:rPr>
-                <w:rFonts w:ascii="Arial" w:eastAsia="Times New Roman" w:hAnsi="Arial" w:cs="Arial"/>
-                <w:color w:val="000000"/>
-                <w:sz w:val="16"/>
-                <w:szCs w:val="16"/>
-                <w:lang w:eastAsia="pt-BR"/>
-              </w:rPr>
-            </w:pPr>
-            <w:r>
-              <w:rPr>
-                <w:rFonts w:ascii="Arial" w:eastAsia="Times New Roman" w:hAnsi="Arial" w:cs="Arial"/>
-                <w:color w:val="000000"/>
-                <w:sz w:val="16"/>
-                <w:szCs w:val="16"/>
-                <w:lang w:eastAsia="pt-BR"/>
-              </w:rPr>
-              <w:t>Capacete com jugular</w:t>
-            </w:r>
-          </w:p>
-          <w:p>
-            <w:pPr>
-              <w:pStyle w:val="PargrafodaLista"/>
-              <w:numPr>
-                <w:ilvl w:val="0"/>
-                <w:numId w:val="11"/>
-              </w:numPr>
-              <w:spacing w:before="120" w:after="0" w:line="360" w:lineRule="auto"/>
-              <w:ind w:left="1063"/>
-              <w:jc w:val="both"/>
-              <w:rPr>
-                <w:rFonts w:ascii="Arial" w:eastAsia="Times New Roman" w:hAnsi="Arial" w:cs="Arial"/>
-                <w:color w:val="000000"/>
-                <w:sz w:val="16"/>
-                <w:szCs w:val="16"/>
-                <w:lang w:eastAsia="pt-BR"/>
-              </w:rPr>
-            </w:pPr>
-            <w:r>
-              <w:rPr>
-                <w:rFonts w:ascii="Arial" w:eastAsia="Times New Roman" w:hAnsi="Arial" w:cs="Arial"/>
-                <w:color w:val="000000"/>
-                <w:sz w:val="16"/>
-                <w:szCs w:val="16"/>
-                <w:lang w:eastAsia="pt-BR"/>
-              </w:rPr>
-              <w:t>Máscara para proteção respiratória</w:t>
-            </w:r>
-          </w:p>
-          <w:p>
-            <w:pPr>
-              <w:pStyle w:val="PargrafodaLista"/>
-              <w:numPr>
-                <w:ilvl w:val="0"/>
-                <w:numId w:val="11"/>
-              </w:numPr>
-              <w:spacing w:before="120" w:after="0" w:line="360" w:lineRule="auto"/>
-              <w:ind w:left="1063"/>
-              <w:jc w:val="both"/>
-              <w:rPr>
-                <w:rFonts w:ascii="Arial" w:eastAsia="Times New Roman" w:hAnsi="Arial" w:cs="Arial"/>
-                <w:color w:val="000000"/>
-                <w:sz w:val="16"/>
-                <w:szCs w:val="16"/>
-                <w:lang w:eastAsia="pt-BR"/>
-              </w:rPr>
-            </w:pPr>
-            <w:r>
-              <w:rPr>
-                <w:rFonts w:ascii="Arial" w:eastAsia="Times New Roman" w:hAnsi="Arial" w:cs="Arial"/>
-                <w:color w:val="000000"/>
-                <w:sz w:val="16"/>
-                <w:szCs w:val="16"/>
-                <w:lang w:eastAsia="pt-BR"/>
-              </w:rPr>
-              <w:t>1 medidor de gás para cada colaborador</w:t>
-            </w:r>
-          </w:p>
-          <w:p>
-            <w:pPr>
-              <w:pStyle w:val="PargrafodaLista"/>
-              <w:numPr>
-                <w:ilvl w:val="0"/>
-                <w:numId w:val="11"/>
-              </w:numPr>
-              <w:spacing w:before="120" w:after="0" w:line="360" w:lineRule="auto"/>
-              <w:ind w:left="1063"/>
-              <w:jc w:val="both"/>
-              <w:rPr>
-                <w:rFonts w:ascii="Arial" w:eastAsia="Times New Roman" w:hAnsi="Arial" w:cs="Arial"/>
-                <w:color w:val="000000"/>
-                <w:sz w:val="16"/>
-                <w:szCs w:val="16"/>
-                <w:lang w:eastAsia="pt-BR"/>
-              </w:rPr>
-            </w:pPr>
-            <w:r>
-              <w:rPr>
-                <w:rFonts w:ascii="Arial" w:eastAsia="Times New Roman" w:hAnsi="Arial" w:cs="Arial"/>
-                <w:color w:val="000000"/>
-                <w:sz w:val="16"/>
-                <w:szCs w:val="16"/>
-                <w:lang w:eastAsia="pt-BR"/>
-              </w:rPr>
-              <w:t>1 rádio</w:t>
-            </w:r>
-            <w:r>
-              <w:rPr>
-                <w:rFonts w:ascii="Arial" w:eastAsia="Times New Roman" w:hAnsi="Arial" w:cs="Arial"/>
-                <w:color w:val="000000"/>
-                <w:sz w:val="16"/>
-                <w:szCs w:val="16"/>
-                <w:lang w:eastAsia="pt-BR"/>
-              </w:rPr>
-              <w:t xml:space="preserve"> comunicador HT</w:t>
-            </w:r>
-            <w:r>
-              <w:rPr>
-                <w:rFonts w:ascii="Arial" w:eastAsia="Times New Roman" w:hAnsi="Arial" w:cs="Arial"/>
-                <w:color w:val="000000"/>
-                <w:sz w:val="16"/>
-                <w:szCs w:val="16"/>
-                <w:lang w:eastAsia="pt-BR"/>
-              </w:rPr>
-              <w:t xml:space="preserve"> a prova d’água </w:t>
-            </w:r>
-            <w:r>
-              <w:rPr>
-                <w:rFonts w:ascii="Arial" w:eastAsia="Times New Roman" w:hAnsi="Arial" w:cs="Arial"/>
-                <w:color w:val="000000"/>
-                <w:sz w:val="16"/>
-                <w:szCs w:val="16"/>
-                <w:lang w:eastAsia="pt-BR"/>
-              </w:rPr>
-              <w:t>para cada colaborador</w:t>
-            </w:r>
-          </w:p>
-          <w:p>
-            <w:pPr>
-              <w:pStyle w:val="PargrafodaLista"/>
-              <w:numPr>
-                <w:ilvl w:val="0"/>
-                <w:numId w:val="11"/>
-              </w:numPr>
-              <w:spacing w:before="120" w:after="0" w:line="360" w:lineRule="auto"/>
-              <w:ind w:left="1063"/>
-              <w:jc w:val="both"/>
-              <w:rPr>
-                <w:rFonts w:ascii="Arial" w:eastAsia="Times New Roman" w:hAnsi="Arial" w:cs="Arial"/>
-                <w:color w:val="000000"/>
-                <w:sz w:val="16"/>
-                <w:szCs w:val="16"/>
-                <w:lang w:eastAsia="pt-BR"/>
-              </w:rPr>
-            </w:pPr>
-            <w:r>
-              <w:rPr>
-                <w:rFonts w:ascii="Arial" w:eastAsia="Times New Roman" w:hAnsi="Arial" w:cs="Arial"/>
-                <w:color w:val="000000"/>
-                <w:sz w:val="16"/>
-                <w:szCs w:val="16"/>
-                <w:lang w:eastAsia="pt-BR"/>
-              </w:rPr>
-              <w:t>Tripé de resgate</w:t>
-            </w:r>
-          </w:p>
-          <w:p>
-            <w:pPr>
-              <w:pStyle w:val="PargrafodaLista"/>
-              <w:numPr>
-                <w:ilvl w:val="0"/>
-                <w:numId w:val="11"/>
-              </w:numPr>
-              <w:spacing w:before="120" w:after="0" w:line="360" w:lineRule="auto"/>
-              <w:ind w:left="1063"/>
-              <w:jc w:val="both"/>
-              <w:rPr>
-                <w:rFonts w:ascii="Arial" w:eastAsia="Times New Roman" w:hAnsi="Arial" w:cs="Arial"/>
-                <w:color w:val="000000"/>
-                <w:sz w:val="16"/>
-                <w:szCs w:val="16"/>
-                <w:lang w:eastAsia="pt-BR"/>
-              </w:rPr>
-            </w:pPr>
-            <w:r>
-              <w:rPr>
-                <w:rFonts w:ascii="Arial" w:eastAsia="Times New Roman" w:hAnsi="Arial" w:cs="Arial"/>
-                <w:color w:val="000000"/>
-                <w:sz w:val="16"/>
-                <w:szCs w:val="16"/>
-                <w:lang w:eastAsia="pt-BR"/>
-              </w:rPr>
-              <w:t>Lanterna de cabeça</w:t>
-            </w:r>
-          </w:p>
-          <w:p>
-            <w:pPr>
-              <w:pStyle w:val="PargrafodaLista"/>
-              <w:numPr>
-                <w:ilvl w:val="0"/>
-                <w:numId w:val="11"/>
-              </w:numPr>
-              <w:spacing w:before="120" w:after="0" w:line="360" w:lineRule="auto"/>
-              <w:ind w:left="1063"/>
-              <w:jc w:val="both"/>
-              <w:rPr>
-                <w:rFonts w:ascii="Arial" w:eastAsia="Times New Roman" w:hAnsi="Arial" w:cs="Arial"/>
-                <w:color w:val="000000"/>
-                <w:sz w:val="16"/>
-                <w:szCs w:val="16"/>
-                <w:lang w:eastAsia="pt-BR"/>
-              </w:rPr>
-            </w:pPr>
-            <w:r>
-              <w:rPr>
-                <w:rFonts w:ascii="Arial" w:eastAsia="Times New Roman" w:hAnsi="Arial" w:cs="Arial"/>
-                <w:color w:val="000000"/>
-                <w:sz w:val="16"/>
-                <w:szCs w:val="16"/>
-                <w:lang w:eastAsia="pt-BR"/>
-              </w:rPr>
-              <w:t xml:space="preserve">Lanterna para área interna EX (Extrabaixa Tensão) </w:t>
-            </w:r>
-          </w:p>
-          <w:p>
-            <w:pPr>
-              <w:pStyle w:val="PargrafodaLista"/>
-              <w:numPr>
-                <w:ilvl w:val="0"/>
-                <w:numId w:val="11"/>
-              </w:numPr>
-              <w:spacing w:before="120" w:after="0" w:line="360" w:lineRule="auto"/>
-              <w:ind w:left="1063"/>
-              <w:jc w:val="both"/>
-              <w:rPr>
-                <w:rFonts w:ascii="Arial" w:eastAsia="Times New Roman" w:hAnsi="Arial" w:cs="Arial"/>
-                <w:color w:val="000000"/>
-                <w:sz w:val="16"/>
-                <w:szCs w:val="16"/>
-                <w:lang w:eastAsia="pt-BR"/>
-              </w:rPr>
-            </w:pPr>
-            <w:r>
-              <w:rPr>
-                <w:rFonts w:ascii="Arial" w:eastAsia="Times New Roman" w:hAnsi="Arial" w:cs="Arial"/>
-                <w:color w:val="000000"/>
-                <w:sz w:val="16"/>
-                <w:szCs w:val="16"/>
-                <w:lang w:eastAsia="pt-BR"/>
-              </w:rPr>
-              <w:t>Sistema de Insuflação de Ar</w:t>
-            </w:r>
-          </w:p>
-          <w:p>
-            <w:pPr>
-              <w:pStyle w:val="PargrafodaLista"/>
-              <w:spacing w:before="120" w:after="0" w:line="360" w:lineRule="auto"/>
-              <w:ind w:left="1063"/>
-              <w:jc w:val="both"/>
-              <w:rPr>
-                <w:rFonts w:ascii="Arial" w:eastAsia="Times New Roman" w:hAnsi="Arial" w:cs="Arial"/>
-                <w:color w:val="000000" w:themeColor="text1"/>
-                <w:sz w:val="16"/>
-                <w:szCs w:val="16"/>
-                <w:lang w:eastAsia="pt-BR"/>
-              </w:rPr>
-            </w:pPr>
-          </w:p>
-          <w:p>
-            <w:pPr>
-              <w:pStyle w:val="PargrafodaLista"/>
-              <w:numPr>
-                <w:ilvl w:val="0"/>
-                <w:numId w:val="11"/>
-              </w:numPr>
-              <w:spacing w:before="120" w:after="0" w:line="360" w:lineRule="auto"/>
-              <w:rPr>
-                <w:rFonts w:ascii="Arial" w:eastAsia="Times New Roman" w:hAnsi="Arial" w:cs="Arial"/>
-                <w:b/>
-                <w:bCs/>
-                <w:sz w:val="16"/>
-                <w:szCs w:val="16"/>
-                <w:lang w:eastAsia="pt-BR"/>
-              </w:rPr>
-            </w:pPr>
-            <w:r>
-              <w:rPr>
-                <w:rFonts w:ascii="Arial" w:eastAsia="Times New Roman" w:hAnsi="Arial" w:cs="Arial"/>
-                <w:b/>
-                <w:bCs/>
-                <w:sz w:val="16"/>
-                <w:szCs w:val="16"/>
-                <w:lang w:eastAsia="pt-BR"/>
-              </w:rPr>
-              <w:t xml:space="preserve">Sem </w:t>
-            </w:r>
-            <w:r>
-              <w:rPr>
-                <w:rFonts w:ascii="Arial" w:eastAsia="Times New Roman" w:hAnsi="Arial" w:cs="Arial"/>
-                <w:b/>
-                <w:bCs/>
-                <w:sz w:val="16"/>
-                <w:szCs w:val="16"/>
-                <w:lang w:eastAsia="pt-BR"/>
-              </w:rPr>
-              <w:t>espaço confinado:</w:t>
-            </w:r>
-          </w:p>
-          <w:p>
-            <w:pPr>
-              <w:pStyle w:val="PargrafodaLista"/>
-              <w:numPr>
-                <w:ilvl w:val="0"/>
-                <w:numId w:val="11"/>
-              </w:numPr>
-              <w:spacing w:before="120" w:after="0" w:line="360" w:lineRule="auto"/>
-              <w:ind w:left="1063"/>
-              <w:jc w:val="both"/>
-              <w:rPr>
-                <w:rFonts w:ascii="Arial" w:eastAsia="Times New Roman" w:hAnsi="Arial" w:cs="Arial"/>
-                <w:b/>
-                <w:bCs/>
-                <w:color w:val="000000"/>
-                <w:sz w:val="16"/>
-                <w:szCs w:val="16"/>
-                <w:lang w:eastAsia="pt-BR"/>
-              </w:rPr>
-            </w:pPr>
-            <w:r>
-              <w:rPr>
-                <w:rFonts w:ascii="Arial" w:eastAsia="Times New Roman" w:hAnsi="Arial" w:cs="Arial"/>
-                <w:b/>
-                <w:bCs/>
-                <w:color w:val="000000"/>
-                <w:sz w:val="16"/>
-                <w:szCs w:val="16"/>
-                <w:lang w:eastAsia="pt-BR"/>
-              </w:rPr>
-              <w:t>C</w:t>
-            </w:r>
-            <w:r>
-              <w:rPr>
-                <w:rFonts w:ascii="Arial" w:eastAsia="Times New Roman" w:hAnsi="Arial" w:cs="Arial"/>
-                <w:b/>
-                <w:bCs/>
-                <w:color w:val="000000"/>
-                <w:sz w:val="16"/>
-                <w:szCs w:val="16"/>
-                <w:lang w:eastAsia="pt-BR"/>
-              </w:rPr>
-              <w:t xml:space="preserve">apacete com jugular </w:t>
-            </w:r>
-          </w:p>
-          <w:p>
-            <w:pPr>
-              <w:pStyle w:val="PargrafodaLista"/>
-              <w:numPr>
-                <w:ilvl w:val="0"/>
-                <w:numId w:val="11"/>
-              </w:numPr>
-              <w:spacing w:before="120" w:after="0" w:line="360" w:lineRule="auto"/>
-              <w:ind w:left="1063"/>
-              <w:jc w:val="both"/>
-              <w:rPr>
-                <w:rFonts w:ascii="Arial" w:eastAsia="Times New Roman" w:hAnsi="Arial" w:cs="Arial"/>
-                <w:color w:val="000000"/>
-                <w:sz w:val="16"/>
-                <w:szCs w:val="16"/>
-                <w:lang w:eastAsia="pt-BR"/>
-              </w:rPr>
-            </w:pPr>
-            <w:r>
-              <w:rPr>
-                <w:rFonts w:ascii="Arial" w:eastAsia="Times New Roman" w:hAnsi="Arial" w:cs="Arial"/>
-                <w:color w:val="000000"/>
-                <w:sz w:val="16"/>
-                <w:szCs w:val="16"/>
-                <w:lang w:eastAsia="pt-BR"/>
-              </w:rPr>
-              <w:t xml:space="preserve">Macacão impermeável (PVC ou Tyvek) </w:t>
-            </w:r>
-          </w:p>
-          <w:p>
-            <w:pPr>
-              <w:pStyle w:val="PargrafodaLista"/>
-              <w:numPr>
-                <w:ilvl w:val="0"/>
-                <w:numId w:val="11"/>
-              </w:numPr>
-              <w:spacing w:before="120" w:after="0" w:line="360" w:lineRule="auto"/>
-              <w:ind w:left="1063"/>
-              <w:jc w:val="both"/>
-              <w:rPr>
-                <w:rFonts w:ascii="Arial" w:eastAsia="Times New Roman" w:hAnsi="Arial" w:cs="Arial"/>
-                <w:color w:val="000000"/>
-                <w:sz w:val="16"/>
-                <w:szCs w:val="16"/>
-                <w:lang w:eastAsia="pt-BR"/>
-              </w:rPr>
-            </w:pPr>
-            <w:r>
-              <w:rPr>
-                <w:rFonts w:ascii="Arial" w:eastAsia="Times New Roman" w:hAnsi="Arial" w:cs="Arial"/>
-                <w:color w:val="000000"/>
-                <w:sz w:val="16"/>
-                <w:szCs w:val="16"/>
-                <w:lang w:eastAsia="pt-BR"/>
-              </w:rPr>
-              <w:t xml:space="preserve">Bota de borracha cano longo. </w:t>
-            </w:r>
-            <w:r>
-              <w:rPr>
-                <w:rFonts w:ascii="Arial" w:eastAsia="Times New Roman" w:hAnsi="Arial" w:cs="Arial"/>
-                <w:color w:val="000000"/>
-                <w:sz w:val="16"/>
-                <w:szCs w:val="16"/>
-                <w:lang w:eastAsia="pt-BR"/>
-              </w:rPr>
-              <w:t>Solado antiderrapante e biqueira de aço</w:t>
-            </w:r>
-          </w:p>
-          <w:p>
-            <w:pPr>
-              <w:pStyle w:val="PargrafodaLista"/>
-              <w:numPr>
-                <w:ilvl w:val="0"/>
-                <w:numId w:val="11"/>
-              </w:numPr>
-              <w:spacing w:before="120" w:after="0" w:line="360" w:lineRule="auto"/>
-              <w:ind w:left="1063"/>
-              <w:jc w:val="both"/>
-              <w:rPr>
-                <w:rFonts w:ascii="Arial" w:eastAsia="Times New Roman" w:hAnsi="Arial" w:cs="Arial"/>
-                <w:color w:val="000000"/>
-                <w:sz w:val="16"/>
-                <w:szCs w:val="16"/>
-                <w:lang w:eastAsia="pt-BR"/>
-              </w:rPr>
-            </w:pPr>
-            <w:r>
-              <w:rPr>
-                <w:rFonts w:ascii="Arial" w:eastAsia="Times New Roman" w:hAnsi="Arial" w:cs="Arial"/>
-                <w:color w:val="000000"/>
-                <w:sz w:val="16"/>
-                <w:szCs w:val="16"/>
-                <w:lang w:eastAsia="pt-BR"/>
-              </w:rPr>
-              <w:t>Óculos de ampla visão ou protetor facial Full Face</w:t>
-            </w:r>
-          </w:p>
-          <w:p>
-            <w:pPr>
-              <w:pStyle w:val="PargrafodaLista"/>
-              <w:numPr>
-                <w:ilvl w:val="0"/>
-                <w:numId w:val="11"/>
-              </w:numPr>
-              <w:spacing w:before="120" w:after="0" w:line="360" w:lineRule="auto"/>
-              <w:ind w:left="1063"/>
-              <w:jc w:val="both"/>
-              <w:rPr>
-                <w:rFonts w:ascii="Arial" w:eastAsia="Times New Roman" w:hAnsi="Arial" w:cs="Arial"/>
-                <w:color w:val="000000"/>
-                <w:sz w:val="16"/>
-                <w:szCs w:val="16"/>
-                <w:lang w:eastAsia="pt-BR"/>
-              </w:rPr>
-            </w:pPr>
-            <w:r>
-              <w:rPr>
-                <w:rFonts w:ascii="Arial" w:eastAsia="Times New Roman" w:hAnsi="Arial" w:cs="Arial"/>
-                <w:color w:val="000000"/>
-                <w:sz w:val="16"/>
-                <w:szCs w:val="16"/>
-                <w:lang w:eastAsia="pt-BR"/>
-              </w:rPr>
-              <w:t>1 rádio</w:t>
-            </w:r>
-            <w:r>
-              <w:rPr>
-                <w:rFonts w:ascii="Arial" w:eastAsia="Times New Roman" w:hAnsi="Arial" w:cs="Arial"/>
-                <w:color w:val="000000"/>
-                <w:sz w:val="16"/>
-                <w:szCs w:val="16"/>
-                <w:lang w:eastAsia="pt-BR"/>
-              </w:rPr>
-              <w:t xml:space="preserve"> comunicador HT</w:t>
-            </w:r>
-            <w:r>
-              <w:rPr>
-                <w:rFonts w:ascii="Arial" w:eastAsia="Times New Roman" w:hAnsi="Arial" w:cs="Arial"/>
-                <w:color w:val="000000"/>
-                <w:sz w:val="16"/>
-                <w:szCs w:val="16"/>
-                <w:lang w:eastAsia="pt-BR"/>
-              </w:rPr>
-              <w:t xml:space="preserve"> a prova d’água </w:t>
-            </w:r>
-            <w:r>
-              <w:rPr>
-                <w:rFonts w:ascii="Arial" w:eastAsia="Times New Roman" w:hAnsi="Arial" w:cs="Arial"/>
-                <w:color w:val="000000"/>
-                <w:sz w:val="16"/>
-                <w:szCs w:val="16"/>
-                <w:lang w:eastAsia="pt-BR"/>
-              </w:rPr>
-              <w:t>para cada colaborador</w:t>
-            </w:r>
-          </w:p>
-        </w:tc>
-        <w:tc>
-          <w:tcPr>
-            <w:tcW w:w="2607" w:type="dxa"/>
-            <w:tcBorders>
-              <w:top w:val="single" w:sz="4" w:space="0" w:color="auto"/>
-              <w:left w:val="single" w:sz="4" w:space="0" w:color="auto"/>
-              <w:bottom w:val="single" w:sz="4" w:space="0" w:color="auto"/>
-              <w:right w:val="single" w:sz="4" w:space="0" w:color="auto"/>
-            </w:tcBorders>
-            <w:noWrap/>
-            <w:vAlign w:val="bottom"/>
-            <w:hideMark/>
-          </w:tcPr>
-          <w:p>
-            <w:pPr>
-              <w:spacing w:before="120" w:after="0" w:line="240" w:lineRule="auto"/>
-              <w:jc w:val="both"/>
-              <w:rPr>
-                <w:rFonts w:ascii="Arial" w:eastAsia="Times New Roman" w:hAnsi="Arial" w:cs="Arial"/>
-                <w:color w:val="000000"/>
-                <w:sz w:val="16"/>
-                <w:szCs w:val="16"/>
-                <w:lang w:eastAsia="pt-BR"/>
-              </w:rPr>
-            </w:pPr>
-          </w:p>
-        </w:tc>
-      </w:tr>
-      <w:tr>
-        <w:trPr>
-          <w:trHeight w:val="312"/>
-          <w:jc w:val="center"/>
-        </w:trPr>
-        <w:tc>
-          <w:tcPr>
-            <w:tcW w:w="846" w:type="dxa"/>
-            <w:tcBorders>
-              <w:top w:val="single" w:sz="4" w:space="0" w:color="auto"/>
-              <w:left w:val="single" w:sz="4" w:space="0" w:color="auto"/>
-              <w:bottom w:val="single" w:sz="4" w:space="0" w:color="auto"/>
-              <w:right w:val="single" w:sz="4" w:space="0" w:color="auto"/>
-            </w:tcBorders>
-            <w:noWrap/>
-            <w:vAlign w:val="center"/>
-          </w:tcPr>
-          <w:p>
-            <w:pPr>
-              <w:pStyle w:val="PargrafodaLista"/>
-              <w:numPr>
-                <w:ilvl w:val="0"/>
-                <w:numId w:val="5"/>
-              </w:numPr>
-              <w:spacing w:before="120" w:after="0" w:line="240" w:lineRule="auto"/>
-              <w:jc w:val="center"/>
-              <w:rPr>
-                <w:rFonts w:ascii="Arial" w:eastAsia="Times New Roman" w:hAnsi="Arial" w:cs="Arial"/>
-                <w:color w:val="000000"/>
-                <w:sz w:val="16"/>
-                <w:szCs w:val="16"/>
-                <w:lang w:eastAsia="pt-BR"/>
-              </w:rPr>
-            </w:pPr>
-          </w:p>
-        </w:tc>
-        <w:tc>
-          <w:tcPr>
-            <w:tcW w:w="7654" w:type="dxa"/>
-            <w:tcBorders>
-              <w:top w:val="single" w:sz="4" w:space="0" w:color="auto"/>
-              <w:left w:val="nil"/>
-              <w:bottom w:val="single" w:sz="4" w:space="0" w:color="auto"/>
-              <w:right w:val="single" w:sz="4" w:space="0" w:color="auto"/>
-            </w:tcBorders>
-            <w:vAlign w:val="center"/>
-          </w:tcPr>
-          <w:p>
-            <w:pPr>
-              <w:spacing w:before="120" w:after="0" w:line="360" w:lineRule="auto"/>
-              <w:rPr>
-                <w:rFonts w:ascii="Arial" w:eastAsia="Times New Roman" w:hAnsi="Arial" w:cs="Arial"/>
-                <w:color w:val="000000"/>
-                <w:sz w:val="16"/>
-                <w:szCs w:val="16"/>
-                <w:lang w:eastAsia="pt-BR"/>
-              </w:rPr>
-            </w:pPr>
-            <w:r>
-              <w:rPr>
-                <w:rFonts w:ascii="Arial" w:eastAsia="Times New Roman" w:hAnsi="Arial" w:cs="Arial"/>
-                <w:color w:val="000000"/>
-                <w:sz w:val="16"/>
-                <w:szCs w:val="16"/>
-                <w:lang w:eastAsia="pt-BR"/>
-              </w:rPr>
-              <w:t xml:space="preserve">- </w:t>
-            </w:r>
-            <w:r>
-              <w:rPr>
-                <w:rFonts w:ascii="Arial" w:eastAsia="Times New Roman" w:hAnsi="Arial" w:cs="Arial"/>
-                <w:color w:val="000000"/>
-                <w:sz w:val="16"/>
-                <w:szCs w:val="16"/>
-                <w:lang w:eastAsia="pt-BR"/>
-              </w:rPr>
-              <w:t>Execução dos serviços em conformidade com os padrões técnicos definidos pela Contratante, fabricantes dos equipamentos e normas técnicas vigentes;</w:t>
-            </w:r>
-          </w:p>
-        </w:tc>
-        <w:tc>
-          <w:tcPr>
-            <w:tcW w:w="2607" w:type="dxa"/>
-            <w:tcBorders>
-              <w:top w:val="single" w:sz="4" w:space="0" w:color="auto"/>
-              <w:left w:val="single" w:sz="4" w:space="0" w:color="auto"/>
-              <w:bottom w:val="single" w:sz="4" w:space="0" w:color="auto"/>
-              <w:right w:val="single" w:sz="4" w:space="0" w:color="auto"/>
-            </w:tcBorders>
-            <w:noWrap/>
-            <w:vAlign w:val="bottom"/>
-          </w:tcPr>
-          <w:p>
-            <w:pPr>
-              <w:spacing w:before="120" w:after="0" w:line="240" w:lineRule="auto"/>
-              <w:jc w:val="both"/>
-              <w:rPr>
-                <w:rFonts w:ascii="Arial" w:eastAsia="Times New Roman" w:hAnsi="Arial" w:cs="Arial"/>
-                <w:color w:val="000000"/>
-                <w:sz w:val="16"/>
-                <w:szCs w:val="16"/>
-                <w:lang w:eastAsia="pt-BR"/>
-              </w:rPr>
-            </w:pPr>
-          </w:p>
-        </w:tc>
-      </w:tr>
-      <w:tr>
-        <w:trPr>
-          <w:trHeight w:val="312"/>
-          <w:jc w:val="center"/>
-        </w:trPr>
-        <w:tc>
-          <w:tcPr>
-            <w:tcW w:w="846" w:type="dxa"/>
-            <w:tcBorders>
-              <w:top w:val="single" w:sz="4" w:space="0" w:color="auto"/>
-              <w:left w:val="single" w:sz="4" w:space="0" w:color="auto"/>
-              <w:bottom w:val="single" w:sz="4" w:space="0" w:color="auto"/>
-              <w:right w:val="single" w:sz="4" w:space="0" w:color="auto"/>
-            </w:tcBorders>
-            <w:noWrap/>
-            <w:vAlign w:val="center"/>
-            <w:hideMark/>
-          </w:tcPr>
-          <w:p>
-            <w:pPr>
-              <w:pStyle w:val="PargrafodaLista"/>
-              <w:numPr>
-                <w:ilvl w:val="0"/>
-                <w:numId w:val="5"/>
-              </w:numPr>
-              <w:spacing w:before="120" w:after="0" w:line="240" w:lineRule="auto"/>
-              <w:jc w:val="center"/>
-              <w:rPr>
-                <w:rFonts w:ascii="Arial" w:eastAsia="Times New Roman" w:hAnsi="Arial" w:cs="Arial"/>
-                <w:color w:val="000000"/>
-                <w:sz w:val="16"/>
-                <w:szCs w:val="16"/>
-                <w:lang w:eastAsia="pt-BR"/>
-              </w:rPr>
-            </w:pPr>
-          </w:p>
-        </w:tc>
-        <w:tc>
-          <w:tcPr>
-            <w:tcW w:w="7654" w:type="dxa"/>
-            <w:tcBorders>
-              <w:top w:val="single" w:sz="4" w:space="0" w:color="auto"/>
-              <w:left w:val="nil"/>
-              <w:bottom w:val="single" w:sz="4" w:space="0" w:color="auto"/>
-              <w:right w:val="single" w:sz="4" w:space="0" w:color="auto"/>
-            </w:tcBorders>
-            <w:vAlign w:val="center"/>
-            <w:hideMark/>
-          </w:tcPr>
-          <w:p>
-            <w:pPr>
-              <w:spacing w:before="120" w:after="0" w:line="360" w:lineRule="auto"/>
-              <w:rPr>
-                <w:rFonts w:ascii="Arial" w:eastAsia="Times New Roman" w:hAnsi="Arial" w:cs="Arial"/>
-                <w:color w:val="000000"/>
-                <w:sz w:val="16"/>
-                <w:szCs w:val="16"/>
-                <w:lang w:eastAsia="pt-BR"/>
-              </w:rPr>
-            </w:pPr>
-            <w:r>
-              <w:rPr>
-                <w:rFonts w:ascii="Arial" w:eastAsia="Times New Roman" w:hAnsi="Arial" w:cs="Arial"/>
-                <w:color w:val="000000"/>
-                <w:sz w:val="16"/>
-                <w:szCs w:val="16"/>
-                <w:lang w:eastAsia="pt-BR"/>
-              </w:rPr>
-              <w:t xml:space="preserve">- </w:t>
-            </w:r>
-            <w:r>
-              <w:rPr>
-                <w:rFonts w:ascii="Arial" w:eastAsia="Times New Roman" w:hAnsi="Arial" w:cs="Arial"/>
-                <w:color w:val="000000"/>
-                <w:sz w:val="16"/>
-                <w:szCs w:val="16"/>
-                <w:lang w:eastAsia="pt-BR"/>
-              </w:rPr>
-              <w:t>Disponibilização de seguro de vida e plano de saúde com cobertura nacional para toda a equipe envolvida</w:t>
-            </w:r>
-            <w:r>
-              <w:rPr>
-                <w:rFonts w:ascii="Arial" w:eastAsia="Times New Roman" w:hAnsi="Arial" w:cs="Arial"/>
-                <w:color w:val="000000"/>
-                <w:sz w:val="16"/>
-                <w:szCs w:val="16"/>
-                <w:lang w:eastAsia="pt-BR"/>
-              </w:rPr>
-              <w:t>.</w:t>
-            </w:r>
-          </w:p>
-        </w:tc>
-        <w:tc>
-          <w:tcPr>
-            <w:tcW w:w="2607" w:type="dxa"/>
-            <w:tcBorders>
-              <w:top w:val="single" w:sz="4" w:space="0" w:color="auto"/>
-              <w:left w:val="single" w:sz="4" w:space="0" w:color="auto"/>
-              <w:bottom w:val="single" w:sz="4" w:space="0" w:color="auto"/>
-              <w:right w:val="single" w:sz="4" w:space="0" w:color="auto"/>
-            </w:tcBorders>
-            <w:noWrap/>
-            <w:vAlign w:val="bottom"/>
-          </w:tcPr>
-          <w:p>
-            <w:pPr>
-              <w:spacing w:before="120" w:after="0" w:line="240" w:lineRule="auto"/>
-              <w:jc w:val="both"/>
-              <w:rPr>
-                <w:rFonts w:ascii="Arial" w:eastAsia="Times New Roman" w:hAnsi="Arial" w:cs="Arial"/>
-                <w:color w:val="000000"/>
-                <w:sz w:val="16"/>
-                <w:szCs w:val="16"/>
-                <w:lang w:eastAsia="pt-BR"/>
-              </w:rPr>
-            </w:pPr>
           </w:p>
         </w:tc>
       </w:tr>
@@ -8560,7 +4925,7 @@
                 <w:szCs w:val="16"/>
                 <w:lang w:eastAsia="pt-BR"/>
               </w:rPr>
-              <w:t xml:space="preserve">LOGÍSTICA </w:t>
+              <w:t xml:space="preserve">{{categoria_contratante}}</w:t>
             </w:r>
           </w:p>
         </w:tc>
@@ -8631,7 +4996,7 @@
                 <w:szCs w:val="16"/>
                 <w:lang w:eastAsia="pt-BR"/>
               </w:rPr>
-              <w:t xml:space="preserve">- </w:t>
+              <w:t xml:space="preserve">{{escopo_contratante}}</w:t>
             </w:r>
             <w:r>
               <w:rPr>
@@ -8640,799 +5005,7 @@
                 <w:szCs w:val="16"/>
                 <w:lang w:eastAsia="pt-BR"/>
               </w:rPr>
-              <w:t>Disponibilização de recursos para carga, descarga e movimentação dos equipamentos dentro do canteiro de obras, incluindo, quando aplicável, caminhão munck, guindastes, empilhadeiras, ponte rolante ou grua, conforme necessidade operacional;</w:t>
-            </w:r>
-          </w:p>
-        </w:tc>
-        <w:tc>
-          <w:tcPr>
-            <w:tcW w:w="2576" w:type="dxa"/>
-            <w:tcBorders>
-              <w:top w:val="single" w:sz="4" w:space="0" w:color="auto"/>
-              <w:left w:val="single" w:sz="4" w:space="0" w:color="auto"/>
-              <w:bottom w:val="single" w:sz="4" w:space="0" w:color="auto"/>
-              <w:right w:val="single" w:sz="4" w:space="0" w:color="auto"/>
-            </w:tcBorders>
-            <w:noWrap/>
-            <w:vAlign w:val="bottom"/>
-          </w:tcPr>
-          <w:p>
-            <w:pPr>
-              <w:spacing w:before="120" w:after="0" w:line="240" w:lineRule="auto"/>
-              <w:jc w:val="both"/>
-              <w:rPr>
-                <w:rFonts w:ascii="Arial" w:eastAsia="Times New Roman" w:hAnsi="Arial" w:cs="Arial"/>
-                <w:color w:val="000000"/>
-                <w:sz w:val="16"/>
-                <w:szCs w:val="16"/>
-                <w:lang w:eastAsia="pt-BR"/>
-              </w:rPr>
-            </w:pPr>
-          </w:p>
-        </w:tc>
-      </w:tr>
-      <w:tr>
-        <w:trPr>
-          <w:trHeight w:val="312"/>
-          <w:jc w:val="center"/>
-        </w:trPr>
-        <w:tc>
-          <w:tcPr>
-            <w:tcW w:w="846" w:type="dxa"/>
-            <w:tcBorders>
-              <w:top w:val="single" w:sz="4" w:space="0" w:color="auto"/>
-              <w:left w:val="single" w:sz="4" w:space="0" w:color="auto"/>
-              <w:bottom w:val="single" w:sz="4" w:space="0" w:color="auto"/>
-              <w:right w:val="single" w:sz="4" w:space="0" w:color="auto"/>
-            </w:tcBorders>
-            <w:noWrap/>
-            <w:vAlign w:val="center"/>
-          </w:tcPr>
-          <w:p>
-            <w:pPr>
-              <w:pStyle w:val="PargrafodaLista"/>
-              <w:numPr>
-                <w:ilvl w:val="0"/>
-                <w:numId w:val="6"/>
-              </w:numPr>
-              <w:spacing w:before="120" w:after="0" w:line="240" w:lineRule="auto"/>
-              <w:jc w:val="center"/>
-              <w:rPr>
-                <w:rFonts w:ascii="Arial" w:eastAsia="Times New Roman" w:hAnsi="Arial" w:cs="Arial"/>
-                <w:color w:val="000000"/>
-                <w:sz w:val="16"/>
-                <w:szCs w:val="16"/>
-                <w:lang w:eastAsia="pt-BR"/>
-              </w:rPr>
-            </w:pPr>
-          </w:p>
-        </w:tc>
-        <w:tc>
-          <w:tcPr>
-            <w:tcW w:w="7796" w:type="dxa"/>
-            <w:tcBorders>
-              <w:top w:val="single" w:sz="4" w:space="0" w:color="auto"/>
-              <w:left w:val="nil"/>
-              <w:bottom w:val="single" w:sz="4" w:space="0" w:color="auto"/>
-              <w:right w:val="single" w:sz="4" w:space="0" w:color="auto"/>
-            </w:tcBorders>
-            <w:vAlign w:val="center"/>
-          </w:tcPr>
-          <w:p>
-            <w:pPr>
-              <w:spacing w:before="120" w:after="0" w:line="360" w:lineRule="auto"/>
-              <w:rPr>
-                <w:rFonts w:ascii="Arial" w:hAnsi="Arial" w:cs="Arial"/>
-                <w:sz w:val="16"/>
-                <w:szCs w:val="16"/>
-                <w:lang w:eastAsia="pt-BR"/>
-              </w:rPr>
-            </w:pPr>
-            <w:r>
-              <w:rPr>
-                <w:rFonts w:ascii="Arial" w:eastAsia="Times New Roman" w:hAnsi="Arial" w:cs="Arial"/>
-                <w:color w:val="000000"/>
-                <w:sz w:val="16"/>
-                <w:szCs w:val="16"/>
-                <w:lang w:eastAsia="pt-BR"/>
-              </w:rPr>
-              <w:t xml:space="preserve">- </w:t>
-            </w:r>
-            <w:r>
-              <w:rPr>
-                <w:rFonts w:ascii="Arial" w:eastAsia="Times New Roman" w:hAnsi="Arial" w:cs="Arial"/>
-                <w:color w:val="000000"/>
-                <w:sz w:val="16"/>
-                <w:szCs w:val="16"/>
-                <w:lang w:eastAsia="pt-BR"/>
-              </w:rPr>
-              <w:t>Alimentação da equipe</w:t>
-            </w:r>
-            <w:r>
-              <w:rPr>
-                <w:rFonts w:ascii="Arial" w:eastAsia="Times New Roman" w:hAnsi="Arial" w:cs="Arial"/>
-                <w:color w:val="000000"/>
-                <w:sz w:val="16"/>
-                <w:szCs w:val="16"/>
-                <w:lang w:eastAsia="pt-BR"/>
-              </w:rPr>
-              <w:t>, durante a jornada de trabalho,</w:t>
-            </w:r>
-            <w:r>
-              <w:rPr>
-                <w:rFonts w:ascii="Arial" w:eastAsia="Times New Roman" w:hAnsi="Arial" w:cs="Arial"/>
-                <w:color w:val="000000"/>
-                <w:sz w:val="16"/>
-                <w:szCs w:val="16"/>
-                <w:lang w:eastAsia="pt-BR"/>
-              </w:rPr>
-              <w:t xml:space="preserve"> </w:t>
-            </w:r>
-            <w:r>
-              <w:rPr>
-                <w:rFonts w:ascii="Arial" w:eastAsia="Times New Roman" w:hAnsi="Arial" w:cs="Arial"/>
-                <w:color w:val="000000"/>
-                <w:sz w:val="16"/>
-                <w:szCs w:val="16"/>
-                <w:lang w:eastAsia="pt-BR"/>
-              </w:rPr>
-              <w:t xml:space="preserve">dentro </w:t>
-            </w:r>
-            <w:r>
-              <w:rPr>
-                <w:rFonts w:ascii="Arial" w:eastAsia="Times New Roman" w:hAnsi="Arial" w:cs="Arial"/>
-                <w:color w:val="000000"/>
-                <w:sz w:val="16"/>
-                <w:szCs w:val="16"/>
-                <w:lang w:eastAsia="pt-BR"/>
-              </w:rPr>
-              <w:t>d</w:t>
-            </w:r>
-            <w:r>
-              <w:rPr>
-                <w:rFonts w:ascii="Arial" w:eastAsia="Times New Roman" w:hAnsi="Arial" w:cs="Arial"/>
-                <w:color w:val="000000"/>
-                <w:sz w:val="16"/>
-                <w:szCs w:val="16"/>
-                <w:lang w:eastAsia="pt-BR"/>
-              </w:rPr>
-              <w:t>o</w:t>
-            </w:r>
-            <w:r>
-              <w:rPr>
-                <w:rFonts w:ascii="Arial" w:eastAsia="Times New Roman" w:hAnsi="Arial" w:cs="Arial"/>
-                <w:color w:val="000000"/>
-                <w:sz w:val="16"/>
-                <w:szCs w:val="16"/>
-                <w:lang w:eastAsia="pt-BR"/>
-              </w:rPr>
-              <w:t xml:space="preserve"> </w:t>
-            </w:r>
-            <w:r>
-              <w:rPr>
-                <w:rFonts w:ascii="Arial" w:eastAsia="Times New Roman" w:hAnsi="Arial" w:cs="Arial"/>
-                <w:color w:val="000000"/>
-                <w:sz w:val="16"/>
-                <w:szCs w:val="16"/>
-                <w:lang w:eastAsia="pt-BR"/>
-              </w:rPr>
-              <w:t>site conforme turno (almoço/janta)</w:t>
-            </w:r>
-            <w:r>
-              <w:rPr>
-                <w:rFonts w:ascii="Arial" w:eastAsia="Times New Roman" w:hAnsi="Arial" w:cs="Arial"/>
-                <w:color w:val="000000"/>
-                <w:sz w:val="16"/>
-                <w:szCs w:val="16"/>
-                <w:lang w:eastAsia="pt-BR"/>
-              </w:rPr>
-              <w:t>;</w:t>
-            </w:r>
-          </w:p>
-        </w:tc>
-        <w:tc>
-          <w:tcPr>
-            <w:tcW w:w="2576" w:type="dxa"/>
-            <w:tcBorders>
-              <w:top w:val="single" w:sz="4" w:space="0" w:color="auto"/>
-              <w:left w:val="single" w:sz="4" w:space="0" w:color="auto"/>
-              <w:bottom w:val="single" w:sz="4" w:space="0" w:color="auto"/>
-              <w:right w:val="single" w:sz="4" w:space="0" w:color="auto"/>
-            </w:tcBorders>
-            <w:noWrap/>
-            <w:vAlign w:val="bottom"/>
-          </w:tcPr>
-          <w:p>
-            <w:pPr>
-              <w:spacing w:before="120" w:after="0" w:line="240" w:lineRule="auto"/>
-              <w:jc w:val="both"/>
-              <w:rPr>
-                <w:rFonts w:ascii="Arial" w:eastAsia="Times New Roman" w:hAnsi="Arial" w:cs="Arial"/>
-                <w:color w:val="000000"/>
-                <w:sz w:val="16"/>
-                <w:szCs w:val="16"/>
-                <w:lang w:eastAsia="pt-BR"/>
-              </w:rPr>
-            </w:pPr>
-          </w:p>
-        </w:tc>
-      </w:tr>
-      <w:tr>
-        <w:trPr>
-          <w:trHeight w:val="312"/>
-          <w:jc w:val="center"/>
-        </w:trPr>
-        <w:tc>
-          <w:tcPr>
-            <w:tcW w:w="11218" w:type="dxa"/>
-            <w:gridSpan w:val="3"/>
-            <w:tcBorders>
-              <w:top w:val="single" w:sz="4" w:space="0" w:color="auto"/>
-              <w:left w:val="single" w:sz="4" w:space="0" w:color="auto"/>
-              <w:bottom w:val="single" w:sz="4" w:space="0" w:color="auto"/>
-              <w:right w:val="single" w:sz="4" w:space="0" w:color="auto"/>
-            </w:tcBorders>
-            <w:shd w:val="clear" w:color="auto" w:fill="9CC2E5" w:themeFill="accent1" w:themeFillTint="99"/>
-            <w:noWrap/>
-            <w:vAlign w:val="center"/>
-          </w:tcPr>
-          <w:p>
-            <w:pPr>
-              <w:spacing w:before="120" w:after="0" w:line="240" w:lineRule="auto"/>
-              <w:jc w:val="both"/>
-              <w:rPr>
-                <w:rFonts w:ascii="Arial" w:eastAsia="Times New Roman" w:hAnsi="Arial" w:cs="Arial"/>
-                <w:color w:val="000000"/>
-                <w:sz w:val="16"/>
-                <w:szCs w:val="16"/>
-                <w:lang w:eastAsia="pt-BR"/>
-              </w:rPr>
-            </w:pPr>
-            <w:r>
-              <w:rPr>
-                <w:rFonts w:ascii="Arial" w:eastAsia="Times New Roman" w:hAnsi="Arial" w:cs="Arial"/>
-                <w:b/>
-                <w:color w:val="000000"/>
-                <w:sz w:val="16"/>
-                <w:szCs w:val="16"/>
-                <w:lang w:eastAsia="pt-BR"/>
-              </w:rPr>
-              <w:t>MÃO DE OBRA E EQUIPE TÉCNICA</w:t>
-            </w:r>
-          </w:p>
-        </w:tc>
-      </w:tr>
-      <w:tr>
-        <w:trPr>
-          <w:trHeight w:val="312"/>
-          <w:jc w:val="center"/>
-        </w:trPr>
-        <w:tc>
-          <w:tcPr>
-            <w:tcW w:w="846" w:type="dxa"/>
-            <w:tcBorders>
-              <w:top w:val="single" w:sz="4" w:space="0" w:color="auto"/>
-              <w:left w:val="single" w:sz="4" w:space="0" w:color="auto"/>
-              <w:bottom w:val="single" w:sz="4" w:space="0" w:color="auto"/>
-              <w:right w:val="single" w:sz="4" w:space="0" w:color="auto"/>
-            </w:tcBorders>
-            <w:noWrap/>
-            <w:vAlign w:val="center"/>
-            <w:hideMark/>
-          </w:tcPr>
-          <w:p>
-            <w:pPr>
-              <w:pStyle w:val="PargrafodaLista"/>
-              <w:numPr>
-                <w:ilvl w:val="0"/>
-                <w:numId w:val="6"/>
-              </w:numPr>
-              <w:spacing w:before="120" w:after="0" w:line="240" w:lineRule="auto"/>
-              <w:jc w:val="center"/>
-              <w:rPr>
-                <w:rFonts w:ascii="Arial" w:eastAsia="Times New Roman" w:hAnsi="Arial" w:cs="Arial"/>
-                <w:color w:val="000000"/>
-                <w:sz w:val="16"/>
-                <w:szCs w:val="16"/>
-                <w:lang w:eastAsia="pt-BR"/>
-              </w:rPr>
-            </w:pPr>
-          </w:p>
-        </w:tc>
-        <w:tc>
-          <w:tcPr>
-            <w:tcW w:w="7796" w:type="dxa"/>
-            <w:tcBorders>
-              <w:top w:val="single" w:sz="4" w:space="0" w:color="auto"/>
-              <w:left w:val="nil"/>
-              <w:bottom w:val="single" w:sz="4" w:space="0" w:color="auto"/>
-              <w:right w:val="single" w:sz="4" w:space="0" w:color="auto"/>
-            </w:tcBorders>
-            <w:vAlign w:val="center"/>
-            <w:hideMark/>
-          </w:tcPr>
-          <w:p>
-            <w:pPr>
-              <w:spacing w:before="120" w:after="0" w:line="360" w:lineRule="auto"/>
-              <w:rPr>
-                <w:rFonts w:ascii="Arial" w:eastAsia="Times New Roman" w:hAnsi="Arial" w:cs="Arial"/>
-                <w:sz w:val="16"/>
-                <w:szCs w:val="16"/>
-                <w:lang w:eastAsia="pt-BR"/>
-              </w:rPr>
-            </w:pPr>
-            <w:r>
-              <w:rPr>
-                <w:rFonts w:ascii="Arial" w:eastAsia="Times New Roman" w:hAnsi="Arial" w:cs="Arial"/>
-                <w:sz w:val="16"/>
-                <w:szCs w:val="16"/>
-                <w:lang w:eastAsia="pt-BR"/>
-              </w:rPr>
-              <w:t xml:space="preserve">- </w:t>
-            </w:r>
-            <w:r>
-              <w:rPr>
-                <w:rFonts w:ascii="Arial" w:eastAsia="Times New Roman" w:hAnsi="Arial" w:cs="Arial"/>
-                <w:sz w:val="16"/>
-                <w:szCs w:val="16"/>
-                <w:lang w:eastAsia="pt-BR"/>
-              </w:rPr>
-              <w:t xml:space="preserve">Disponibilização de </w:t>
-            </w:r>
-            <w:r>
-              <w:rPr>
-                <w:rFonts w:ascii="Arial" w:eastAsia="Times New Roman" w:hAnsi="Arial" w:cs="Arial"/>
-                <w:b/>
-                <w:bCs/>
-                <w:sz w:val="16"/>
-                <w:szCs w:val="16"/>
-                <w:lang w:eastAsia="pt-BR"/>
-              </w:rPr>
-              <w:t>02 (dois) colaboradores</w:t>
-            </w:r>
-            <w:r>
-              <w:rPr>
-                <w:rFonts w:ascii="Arial" w:eastAsia="Times New Roman" w:hAnsi="Arial" w:cs="Arial"/>
-                <w:sz w:val="16"/>
-                <w:szCs w:val="16"/>
-                <w:lang w:eastAsia="pt-BR"/>
-              </w:rPr>
-              <w:t xml:space="preserve"> para acompanhamento e apoio nas atividades de montagem de peças, mangueiras, tubulações e interligações provisórias;</w:t>
-            </w:r>
-          </w:p>
-        </w:tc>
-        <w:tc>
-          <w:tcPr>
-            <w:tcW w:w="2576" w:type="dxa"/>
-            <w:tcBorders>
-              <w:top w:val="single" w:sz="4" w:space="0" w:color="auto"/>
-              <w:left w:val="single" w:sz="4" w:space="0" w:color="auto"/>
-              <w:bottom w:val="single" w:sz="4" w:space="0" w:color="auto"/>
-              <w:right w:val="single" w:sz="4" w:space="0" w:color="auto"/>
-            </w:tcBorders>
-            <w:noWrap/>
-            <w:vAlign w:val="bottom"/>
-          </w:tcPr>
-          <w:p>
-            <w:pPr>
-              <w:spacing w:before="120" w:after="0" w:line="240" w:lineRule="auto"/>
-              <w:jc w:val="both"/>
-              <w:rPr>
-                <w:rFonts w:ascii="Arial" w:eastAsia="Times New Roman" w:hAnsi="Arial" w:cs="Arial"/>
-                <w:color w:val="000000"/>
-                <w:sz w:val="16"/>
-                <w:szCs w:val="16"/>
-                <w:lang w:eastAsia="pt-BR"/>
-              </w:rPr>
-            </w:pPr>
-          </w:p>
-        </w:tc>
-      </w:tr>
-      <w:tr>
-        <w:trPr>
-          <w:trHeight w:val="312"/>
-          <w:jc w:val="center"/>
-        </w:trPr>
-        <w:tc>
-          <w:tcPr>
-            <w:tcW w:w="846" w:type="dxa"/>
-            <w:tcBorders>
-              <w:top w:val="single" w:sz="4" w:space="0" w:color="auto"/>
-              <w:left w:val="single" w:sz="4" w:space="0" w:color="auto"/>
-              <w:bottom w:val="single" w:sz="4" w:space="0" w:color="auto"/>
-              <w:right w:val="single" w:sz="4" w:space="0" w:color="auto"/>
-            </w:tcBorders>
-            <w:noWrap/>
-            <w:vAlign w:val="center"/>
-          </w:tcPr>
-          <w:p>
-            <w:pPr>
-              <w:pStyle w:val="PargrafodaLista"/>
-              <w:numPr>
-                <w:ilvl w:val="0"/>
-                <w:numId w:val="6"/>
-              </w:numPr>
-              <w:spacing w:before="120" w:after="0" w:line="240" w:lineRule="auto"/>
-              <w:jc w:val="center"/>
-              <w:rPr>
-                <w:rFonts w:ascii="Arial" w:eastAsia="Times New Roman" w:hAnsi="Arial" w:cs="Arial"/>
-                <w:color w:val="000000"/>
-                <w:sz w:val="16"/>
-                <w:szCs w:val="16"/>
-                <w:lang w:eastAsia="pt-BR"/>
-              </w:rPr>
-            </w:pPr>
-          </w:p>
-        </w:tc>
-        <w:tc>
-          <w:tcPr>
-            <w:tcW w:w="7796" w:type="dxa"/>
-            <w:tcBorders>
-              <w:top w:val="single" w:sz="4" w:space="0" w:color="auto"/>
-              <w:left w:val="nil"/>
-              <w:bottom w:val="single" w:sz="4" w:space="0" w:color="auto"/>
-              <w:right w:val="single" w:sz="4" w:space="0" w:color="auto"/>
-            </w:tcBorders>
-            <w:vAlign w:val="center"/>
-          </w:tcPr>
-          <w:p>
-            <w:pPr>
-              <w:spacing w:before="120" w:after="0" w:line="360" w:lineRule="auto"/>
-              <w:rPr>
-                <w:rFonts w:ascii="Arial" w:eastAsia="Times New Roman" w:hAnsi="Arial" w:cs="Arial"/>
-                <w:color w:val="000000"/>
-                <w:sz w:val="16"/>
-                <w:szCs w:val="16"/>
-                <w:lang w:eastAsia="pt-BR"/>
-              </w:rPr>
-            </w:pPr>
-            <w:r>
-              <w:rPr>
-                <w:rFonts w:ascii="Arial" w:eastAsia="Times New Roman" w:hAnsi="Arial" w:cs="Arial"/>
-                <w:color w:val="000000"/>
-                <w:sz w:val="16"/>
-                <w:szCs w:val="16"/>
-                <w:lang w:eastAsia="pt-BR"/>
-              </w:rPr>
-              <w:t xml:space="preserve">- </w:t>
-            </w:r>
-            <w:r>
-              <w:rPr>
-                <w:rFonts w:ascii="Arial" w:eastAsia="Times New Roman" w:hAnsi="Arial" w:cs="Arial"/>
-                <w:color w:val="000000"/>
-                <w:sz w:val="16"/>
-                <w:szCs w:val="16"/>
-                <w:lang w:eastAsia="pt-BR"/>
-              </w:rPr>
-              <w:t>Disponibilização de técnico de segurança do trabalho, quando exigido pelas condições da obra ou diretrizes da Contratante;</w:t>
-            </w:r>
-          </w:p>
-        </w:tc>
-        <w:tc>
-          <w:tcPr>
-            <w:tcW w:w="2576" w:type="dxa"/>
-            <w:tcBorders>
-              <w:top w:val="single" w:sz="4" w:space="0" w:color="auto"/>
-              <w:left w:val="single" w:sz="4" w:space="0" w:color="auto"/>
-              <w:bottom w:val="single" w:sz="4" w:space="0" w:color="auto"/>
-              <w:right w:val="single" w:sz="4" w:space="0" w:color="auto"/>
-            </w:tcBorders>
-            <w:noWrap/>
-            <w:vAlign w:val="bottom"/>
-          </w:tcPr>
-          <w:p>
-            <w:pPr>
-              <w:spacing w:before="120" w:after="0" w:line="240" w:lineRule="auto"/>
-              <w:jc w:val="both"/>
-              <w:rPr>
-                <w:rFonts w:ascii="Arial" w:eastAsia="Times New Roman" w:hAnsi="Arial" w:cs="Arial"/>
-                <w:color w:val="000000"/>
-                <w:sz w:val="16"/>
-                <w:szCs w:val="16"/>
-                <w:lang w:eastAsia="pt-BR"/>
-              </w:rPr>
-            </w:pPr>
-          </w:p>
-        </w:tc>
-      </w:tr>
-      <w:tr>
-        <w:trPr>
-          <w:trHeight w:val="312"/>
-          <w:jc w:val="center"/>
-        </w:trPr>
-        <w:tc>
-          <w:tcPr>
-            <w:tcW w:w="11218" w:type="dxa"/>
-            <w:gridSpan w:val="3"/>
-            <w:tcBorders>
-              <w:top w:val="single" w:sz="4" w:space="0" w:color="auto"/>
-              <w:left w:val="single" w:sz="4" w:space="0" w:color="auto"/>
-              <w:bottom w:val="single" w:sz="4" w:space="0" w:color="auto"/>
-              <w:right w:val="single" w:sz="4" w:space="0" w:color="auto"/>
-            </w:tcBorders>
-            <w:shd w:val="clear" w:color="auto" w:fill="9CC2E5" w:themeFill="accent1" w:themeFillTint="99"/>
-            <w:noWrap/>
-            <w:vAlign w:val="center"/>
-          </w:tcPr>
-          <w:p>
-            <w:pPr>
-              <w:spacing w:before="120" w:after="0" w:line="240" w:lineRule="auto"/>
-              <w:jc w:val="both"/>
-              <w:rPr>
-                <w:rFonts w:ascii="Arial" w:eastAsia="Times New Roman" w:hAnsi="Arial" w:cs="Arial"/>
-                <w:color w:val="000000"/>
-                <w:sz w:val="16"/>
-                <w:szCs w:val="16"/>
-                <w:lang w:eastAsia="pt-BR"/>
-              </w:rPr>
-            </w:pPr>
-            <w:r>
-              <w:rPr>
-                <w:rFonts w:ascii="Arial" w:eastAsia="Times New Roman" w:hAnsi="Arial" w:cs="Arial"/>
-                <w:b/>
-                <w:color w:val="000000"/>
-                <w:sz w:val="16"/>
-                <w:szCs w:val="16"/>
-                <w:lang w:eastAsia="pt-BR"/>
-              </w:rPr>
-              <w:t>EQUIPAMENTOS E FERRAMENTAS</w:t>
-            </w:r>
-          </w:p>
-        </w:tc>
-      </w:tr>
-      <w:tr>
-        <w:trPr>
-          <w:trHeight w:val="312"/>
-          <w:jc w:val="center"/>
-        </w:trPr>
-        <w:tc>
-          <w:tcPr>
-            <w:tcW w:w="846" w:type="dxa"/>
-            <w:tcBorders>
-              <w:top w:val="single" w:sz="4" w:space="0" w:color="auto"/>
-              <w:left w:val="single" w:sz="4" w:space="0" w:color="auto"/>
-              <w:bottom w:val="single" w:sz="4" w:space="0" w:color="auto"/>
-              <w:right w:val="single" w:sz="4" w:space="0" w:color="auto"/>
-            </w:tcBorders>
-            <w:noWrap/>
-            <w:vAlign w:val="center"/>
-            <w:hideMark/>
-          </w:tcPr>
-          <w:p>
-            <w:pPr>
-              <w:pStyle w:val="PargrafodaLista"/>
-              <w:numPr>
-                <w:ilvl w:val="0"/>
-                <w:numId w:val="6"/>
-              </w:numPr>
-              <w:spacing w:before="120" w:after="0" w:line="240" w:lineRule="auto"/>
-              <w:jc w:val="center"/>
-              <w:rPr>
-                <w:rFonts w:ascii="Arial" w:eastAsia="Times New Roman" w:hAnsi="Arial" w:cs="Arial"/>
-                <w:color w:val="000000"/>
-                <w:sz w:val="16"/>
-                <w:szCs w:val="16"/>
-                <w:lang w:eastAsia="pt-BR"/>
-              </w:rPr>
-            </w:pPr>
-          </w:p>
-        </w:tc>
-        <w:tc>
-          <w:tcPr>
-            <w:tcW w:w="7796" w:type="dxa"/>
-            <w:tcBorders>
-              <w:top w:val="single" w:sz="4" w:space="0" w:color="auto"/>
-              <w:left w:val="nil"/>
-              <w:bottom w:val="single" w:sz="4" w:space="0" w:color="auto"/>
-              <w:right w:val="single" w:sz="4" w:space="0" w:color="auto"/>
-            </w:tcBorders>
-            <w:vAlign w:val="center"/>
-            <w:hideMark/>
-          </w:tcPr>
-          <w:p>
-            <w:pPr>
-              <w:spacing w:before="120" w:after="0" w:line="360" w:lineRule="auto"/>
-              <w:rPr>
-                <w:rFonts w:ascii="Arial" w:eastAsia="Times New Roman" w:hAnsi="Arial" w:cs="Arial"/>
-                <w:color w:val="000000"/>
-                <w:sz w:val="16"/>
-                <w:szCs w:val="16"/>
-                <w:lang w:eastAsia="pt-BR"/>
-              </w:rPr>
-            </w:pPr>
-            <w:r>
-              <w:rPr>
-                <w:rFonts w:ascii="Arial" w:eastAsia="Times New Roman" w:hAnsi="Arial" w:cs="Arial"/>
-                <w:color w:val="000000"/>
-                <w:sz w:val="16"/>
-                <w:szCs w:val="16"/>
-                <w:lang w:eastAsia="pt-BR"/>
-              </w:rPr>
-              <w:t xml:space="preserve">- </w:t>
-            </w:r>
-            <w:r>
-              <w:rPr>
-                <w:rFonts w:ascii="Arial" w:eastAsia="Times New Roman" w:hAnsi="Arial" w:cs="Arial"/>
-                <w:color w:val="000000"/>
-                <w:sz w:val="16"/>
-                <w:szCs w:val="16"/>
-                <w:lang w:eastAsia="pt-BR"/>
-              </w:rPr>
-              <w:t>Disponibilização de sala e/ou contêiner próximo à frente de trabalho, com estrutura mínima para utilização como escritório/laboratório de apoio às análises e elaboração documental;</w:t>
-            </w:r>
-          </w:p>
-        </w:tc>
-        <w:tc>
-          <w:tcPr>
-            <w:tcW w:w="2576" w:type="dxa"/>
-            <w:tcBorders>
-              <w:top w:val="single" w:sz="4" w:space="0" w:color="auto"/>
-              <w:left w:val="single" w:sz="4" w:space="0" w:color="auto"/>
-              <w:bottom w:val="single" w:sz="4" w:space="0" w:color="auto"/>
-              <w:right w:val="single" w:sz="4" w:space="0" w:color="auto"/>
-            </w:tcBorders>
-            <w:noWrap/>
-            <w:vAlign w:val="bottom"/>
-          </w:tcPr>
-          <w:p>
-            <w:pPr>
-              <w:spacing w:before="120" w:after="0" w:line="240" w:lineRule="auto"/>
-              <w:jc w:val="both"/>
-              <w:rPr>
-                <w:rFonts w:ascii="Arial" w:eastAsia="Times New Roman" w:hAnsi="Arial" w:cs="Arial"/>
-                <w:color w:val="000000"/>
-                <w:sz w:val="16"/>
-                <w:szCs w:val="16"/>
-                <w:lang w:eastAsia="pt-BR"/>
-              </w:rPr>
-            </w:pPr>
-          </w:p>
-        </w:tc>
-      </w:tr>
-      <w:tr>
-        <w:trPr>
-          <w:trHeight w:val="312"/>
-          <w:jc w:val="center"/>
-        </w:trPr>
-        <w:tc>
-          <w:tcPr>
-            <w:tcW w:w="11218" w:type="dxa"/>
-            <w:gridSpan w:val="3"/>
-            <w:tcBorders>
-              <w:top w:val="single" w:sz="4" w:space="0" w:color="auto"/>
-              <w:left w:val="single" w:sz="4" w:space="0" w:color="auto"/>
-              <w:bottom w:val="single" w:sz="4" w:space="0" w:color="auto"/>
-              <w:right w:val="single" w:sz="4" w:space="0" w:color="auto"/>
-            </w:tcBorders>
-            <w:shd w:val="clear" w:color="auto" w:fill="9CC2E5" w:themeFill="accent1" w:themeFillTint="99"/>
-            <w:noWrap/>
-            <w:vAlign w:val="center"/>
-          </w:tcPr>
-          <w:p>
-            <w:pPr>
-              <w:spacing w:before="120" w:after="0" w:line="240" w:lineRule="auto"/>
-              <w:jc w:val="both"/>
-              <w:rPr>
-                <w:rFonts w:ascii="Arial" w:eastAsia="Times New Roman" w:hAnsi="Arial" w:cs="Arial"/>
-                <w:color w:val="000000"/>
-                <w:sz w:val="16"/>
-                <w:szCs w:val="16"/>
-                <w:lang w:eastAsia="pt-BR"/>
-              </w:rPr>
-            </w:pPr>
-            <w:r>
-              <w:rPr>
-                <w:rFonts w:ascii="Arial" w:eastAsia="Times New Roman" w:hAnsi="Arial" w:cs="Arial"/>
-                <w:b/>
-                <w:color w:val="000000"/>
-                <w:sz w:val="16"/>
-                <w:szCs w:val="16"/>
-                <w:lang w:eastAsia="pt-BR"/>
-              </w:rPr>
-              <w:t>UTILIDADES</w:t>
-            </w:r>
-          </w:p>
-        </w:tc>
-      </w:tr>
-      <w:tr>
-        <w:trPr>
-          <w:trHeight w:val="312"/>
-          <w:jc w:val="center"/>
-        </w:trPr>
-        <w:tc>
-          <w:tcPr>
-            <w:tcW w:w="846" w:type="dxa"/>
-            <w:tcBorders>
-              <w:top w:val="single" w:sz="4" w:space="0" w:color="auto"/>
-              <w:left w:val="single" w:sz="4" w:space="0" w:color="auto"/>
-              <w:bottom w:val="single" w:sz="4" w:space="0" w:color="auto"/>
-              <w:right w:val="single" w:sz="4" w:space="0" w:color="auto"/>
-            </w:tcBorders>
-            <w:noWrap/>
-            <w:vAlign w:val="center"/>
-            <w:hideMark/>
-          </w:tcPr>
-          <w:p>
-            <w:pPr>
-              <w:pStyle w:val="PargrafodaLista"/>
-              <w:numPr>
-                <w:ilvl w:val="0"/>
-                <w:numId w:val="6"/>
-              </w:numPr>
-              <w:spacing w:before="120" w:after="0" w:line="240" w:lineRule="auto"/>
-              <w:jc w:val="center"/>
-              <w:rPr>
-                <w:rFonts w:ascii="Arial" w:eastAsia="Times New Roman" w:hAnsi="Arial" w:cs="Arial"/>
-                <w:color w:val="000000"/>
-                <w:sz w:val="16"/>
-                <w:szCs w:val="16"/>
-                <w:lang w:eastAsia="pt-BR"/>
-              </w:rPr>
-            </w:pPr>
-          </w:p>
-        </w:tc>
-        <w:tc>
-          <w:tcPr>
-            <w:tcW w:w="7796" w:type="dxa"/>
-            <w:tcBorders>
-              <w:top w:val="single" w:sz="4" w:space="0" w:color="auto"/>
-              <w:left w:val="nil"/>
-              <w:bottom w:val="single" w:sz="4" w:space="0" w:color="auto"/>
-              <w:right w:val="single" w:sz="4" w:space="0" w:color="auto"/>
-            </w:tcBorders>
-            <w:vAlign w:val="center"/>
-            <w:hideMark/>
-          </w:tcPr>
-          <w:p>
-            <w:pPr>
-              <w:spacing w:before="120" w:after="0" w:line="360" w:lineRule="auto"/>
-              <w:rPr>
-                <w:rFonts w:ascii="Arial" w:eastAsia="Times New Roman" w:hAnsi="Arial" w:cs="Arial"/>
-                <w:color w:val="000000"/>
-                <w:sz w:val="16"/>
-                <w:szCs w:val="16"/>
-                <w:lang w:eastAsia="pt-BR"/>
-              </w:rPr>
-            </w:pPr>
-            <w:r>
-              <w:rPr>
-                <w:rFonts w:ascii="Arial" w:eastAsia="Times New Roman" w:hAnsi="Arial" w:cs="Arial"/>
-                <w:color w:val="000000"/>
-                <w:sz w:val="16"/>
-                <w:szCs w:val="16"/>
-                <w:lang w:eastAsia="pt-BR"/>
-              </w:rPr>
-              <w:t xml:space="preserve">- </w:t>
-            </w:r>
-            <w:r>
-              <w:rPr>
-                <w:rFonts w:ascii="Arial" w:eastAsia="Times New Roman" w:hAnsi="Arial" w:cs="Arial"/>
-                <w:color w:val="000000"/>
-                <w:sz w:val="16"/>
-                <w:szCs w:val="16"/>
-                <w:lang w:eastAsia="pt-BR"/>
-              </w:rPr>
-              <w:t>Fornecimento de água limpa</w:t>
-            </w:r>
-            <w:r>
-              <w:rPr>
-                <w:rFonts w:ascii="Arial" w:eastAsia="Times New Roman" w:hAnsi="Arial" w:cs="Arial"/>
-                <w:color w:val="000000"/>
-                <w:sz w:val="16"/>
-                <w:szCs w:val="16"/>
-                <w:lang w:eastAsia="pt-BR"/>
-              </w:rPr>
-              <w:t xml:space="preserve"> filtrada ou desmineralizada</w:t>
-            </w:r>
-            <w:r>
-              <w:rPr>
-                <w:rFonts w:ascii="Arial" w:eastAsia="Times New Roman" w:hAnsi="Arial" w:cs="Arial"/>
-                <w:color w:val="000000"/>
-                <w:sz w:val="16"/>
-                <w:szCs w:val="16"/>
-                <w:lang w:eastAsia="pt-BR"/>
-              </w:rPr>
-              <w:t>, visualmente translúcida, em volume suficiente para execução dos serviços;</w:t>
+              <w:t/>
             </w:r>
           </w:p>
         </w:tc>
@@ -9461,1248 +5034,8 @@
               </w:rPr>
             </w:pPr>
             <w:r>
-              <w:rPr>
-                <w:rFonts w:ascii="Arial" w:eastAsia="Times New Roman" w:hAnsi="Arial" w:cs="Arial"/>
-                <w:color w:val="000000"/>
-                <w:sz w:val="16"/>
-                <w:szCs w:val="16"/>
-                <w:lang w:eastAsia="pt-BR"/>
-              </w:rPr>
-              <w:t>26 l/m com 40k</w:t>
+              <w:t xml:space="preserve">{{nota_contratante}}</w:t>
             </w:r>
-          </w:p>
-          <w:p>
-            <w:pPr>
-              <w:spacing w:before="120" w:after="0" w:line="240" w:lineRule="auto"/>
-              <w:jc w:val="both"/>
-              <w:rPr>
-                <w:rFonts w:ascii="Arial" w:eastAsia="Times New Roman" w:hAnsi="Arial" w:cs="Arial"/>
-                <w:color w:val="000000"/>
-                <w:sz w:val="16"/>
-                <w:szCs w:val="16"/>
-                <w:lang w:eastAsia="pt-BR"/>
-              </w:rPr>
-            </w:pPr>
-            <w:r>
-              <w:rPr>
-                <w:rFonts w:ascii="Arial" w:eastAsia="Times New Roman" w:hAnsi="Arial" w:cs="Arial"/>
-                <w:color w:val="000000"/>
-                <w:sz w:val="16"/>
-                <w:szCs w:val="16"/>
-                <w:lang w:eastAsia="pt-BR"/>
-              </w:rPr>
-              <w:t>76 l/m com 20k</w:t>
-            </w:r>
-          </w:p>
-        </w:tc>
-      </w:tr>
-      <w:tr>
-        <w:trPr>
-          <w:trHeight w:val="312"/>
-          <w:jc w:val="center"/>
-        </w:trPr>
-        <w:tc>
-          <w:tcPr>
-            <w:tcW w:w="846" w:type="dxa"/>
-            <w:tcBorders>
-              <w:top w:val="single" w:sz="4" w:space="0" w:color="auto"/>
-              <w:left w:val="single" w:sz="4" w:space="0" w:color="auto"/>
-              <w:bottom w:val="single" w:sz="4" w:space="0" w:color="auto"/>
-              <w:right w:val="single" w:sz="4" w:space="0" w:color="auto"/>
-            </w:tcBorders>
-            <w:noWrap/>
-            <w:vAlign w:val="center"/>
-            <w:hideMark/>
-          </w:tcPr>
-          <w:p>
-            <w:pPr>
-              <w:pStyle w:val="PargrafodaLista"/>
-              <w:numPr>
-                <w:ilvl w:val="0"/>
-                <w:numId w:val="6"/>
-              </w:numPr>
-              <w:spacing w:before="120" w:after="0" w:line="240" w:lineRule="auto"/>
-              <w:jc w:val="center"/>
-              <w:rPr>
-                <w:rFonts w:ascii="Arial" w:eastAsia="Times New Roman" w:hAnsi="Arial" w:cs="Arial"/>
-                <w:color w:val="000000"/>
-                <w:sz w:val="16"/>
-                <w:szCs w:val="16"/>
-                <w:lang w:eastAsia="pt-BR"/>
-              </w:rPr>
-            </w:pPr>
-          </w:p>
-        </w:tc>
-        <w:tc>
-          <w:tcPr>
-            <w:tcW w:w="7796" w:type="dxa"/>
-            <w:tcBorders>
-              <w:top w:val="single" w:sz="4" w:space="0" w:color="auto"/>
-              <w:left w:val="nil"/>
-              <w:bottom w:val="single" w:sz="4" w:space="0" w:color="auto"/>
-              <w:right w:val="single" w:sz="4" w:space="0" w:color="auto"/>
-            </w:tcBorders>
-            <w:vAlign w:val="center"/>
-          </w:tcPr>
-          <w:p>
-            <w:pPr>
-              <w:spacing w:before="120" w:after="0" w:line="360" w:lineRule="auto"/>
-              <w:rPr>
-                <w:rFonts w:ascii="Arial" w:eastAsia="Times New Roman" w:hAnsi="Arial" w:cs="Arial"/>
-                <w:color w:val="000000"/>
-                <w:sz w:val="16"/>
-                <w:szCs w:val="16"/>
-                <w:lang w:eastAsia="pt-BR"/>
-              </w:rPr>
-            </w:pPr>
-            <w:r>
-              <w:rPr>
-                <w:rFonts w:ascii="Arial" w:eastAsia="Times New Roman" w:hAnsi="Arial" w:cs="Arial"/>
-                <w:color w:val="000000"/>
-                <w:sz w:val="16"/>
-                <w:szCs w:val="16"/>
-                <w:lang w:eastAsia="pt-BR"/>
-              </w:rPr>
-              <w:t xml:space="preserve">- </w:t>
-            </w:r>
-            <w:r>
-              <w:rPr>
-                <w:rFonts w:ascii="Arial" w:eastAsia="Times New Roman" w:hAnsi="Arial" w:cs="Arial"/>
-                <w:color w:val="000000"/>
-                <w:sz w:val="16"/>
-                <w:szCs w:val="16"/>
-                <w:lang w:eastAsia="pt-BR"/>
-              </w:rPr>
-              <w:t>Disponibilização de iluminação adequada para execução de atividades em período noturno, quando aplicável;</w:t>
-            </w:r>
-          </w:p>
-        </w:tc>
-        <w:tc>
-          <w:tcPr>
-            <w:tcW w:w="2576" w:type="dxa"/>
-            <w:tcBorders>
-              <w:top w:val="single" w:sz="4" w:space="0" w:color="auto"/>
-              <w:left w:val="single" w:sz="4" w:space="0" w:color="auto"/>
-              <w:bottom w:val="single" w:sz="4" w:space="0" w:color="auto"/>
-              <w:right w:val="single" w:sz="4" w:space="0" w:color="auto"/>
-            </w:tcBorders>
-            <w:noWrap/>
-            <w:vAlign w:val="bottom"/>
-          </w:tcPr>
-          <w:p>
-            <w:pPr>
-              <w:spacing w:before="120" w:after="0" w:line="240" w:lineRule="auto"/>
-              <w:jc w:val="both"/>
-              <w:rPr>
-                <w:rFonts w:ascii="Arial" w:eastAsia="Times New Roman" w:hAnsi="Arial" w:cs="Arial"/>
-                <w:color w:val="000000"/>
-                <w:sz w:val="16"/>
-                <w:szCs w:val="16"/>
-                <w:lang w:eastAsia="pt-BR"/>
-              </w:rPr>
-            </w:pPr>
-          </w:p>
-        </w:tc>
-      </w:tr>
-      <w:tr>
-        <w:trPr>
-          <w:trHeight w:val="312"/>
-          <w:jc w:val="center"/>
-        </w:trPr>
-        <w:tc>
-          <w:tcPr>
-            <w:tcW w:w="846" w:type="dxa"/>
-            <w:tcBorders>
-              <w:top w:val="single" w:sz="4" w:space="0" w:color="auto"/>
-              <w:left w:val="single" w:sz="4" w:space="0" w:color="auto"/>
-              <w:bottom w:val="single" w:sz="4" w:space="0" w:color="auto"/>
-              <w:right w:val="single" w:sz="4" w:space="0" w:color="auto"/>
-            </w:tcBorders>
-            <w:noWrap/>
-            <w:vAlign w:val="center"/>
-          </w:tcPr>
-          <w:p>
-            <w:pPr>
-              <w:pStyle w:val="PargrafodaLista"/>
-              <w:numPr>
-                <w:ilvl w:val="0"/>
-                <w:numId w:val="6"/>
-              </w:numPr>
-              <w:spacing w:before="120" w:after="0" w:line="240" w:lineRule="auto"/>
-              <w:jc w:val="center"/>
-              <w:rPr>
-                <w:rFonts w:ascii="Arial" w:eastAsia="Times New Roman" w:hAnsi="Arial" w:cs="Arial"/>
-                <w:color w:val="000000"/>
-                <w:sz w:val="16"/>
-                <w:szCs w:val="16"/>
-                <w:lang w:eastAsia="pt-BR"/>
-              </w:rPr>
-            </w:pPr>
-          </w:p>
-        </w:tc>
-        <w:tc>
-          <w:tcPr>
-            <w:tcW w:w="7796" w:type="dxa"/>
-            <w:tcBorders>
-              <w:top w:val="single" w:sz="4" w:space="0" w:color="auto"/>
-              <w:left w:val="nil"/>
-              <w:bottom w:val="single" w:sz="4" w:space="0" w:color="auto"/>
-              <w:right w:val="single" w:sz="4" w:space="0" w:color="auto"/>
-            </w:tcBorders>
-            <w:vAlign w:val="center"/>
-          </w:tcPr>
-          <w:p>
-            <w:pPr>
-              <w:spacing w:before="120" w:after="0" w:line="360" w:lineRule="auto"/>
-              <w:rPr>
-                <w:rFonts w:ascii="Arial" w:eastAsia="Times New Roman" w:hAnsi="Arial" w:cs="Arial"/>
-                <w:color w:val="000000"/>
-                <w:sz w:val="16"/>
-                <w:szCs w:val="16"/>
-                <w:lang w:eastAsia="pt-BR"/>
-              </w:rPr>
-            </w:pPr>
-            <w:r>
-              <w:rPr>
-                <w:rFonts w:ascii="Arial" w:eastAsia="Times New Roman" w:hAnsi="Arial" w:cs="Arial"/>
-                <w:color w:val="000000"/>
-                <w:sz w:val="16"/>
-                <w:szCs w:val="16"/>
-                <w:lang w:eastAsia="pt-BR"/>
-              </w:rPr>
-              <w:t xml:space="preserve">- </w:t>
-            </w:r>
-            <w:r>
-              <w:rPr>
-                <w:rFonts w:ascii="Arial" w:eastAsia="Times New Roman" w:hAnsi="Arial" w:cs="Arial"/>
-                <w:color w:val="000000"/>
-                <w:sz w:val="16"/>
-                <w:szCs w:val="16"/>
-                <w:lang w:eastAsia="pt-BR"/>
-              </w:rPr>
-              <w:t>Disponibilização de energia elétrica compatível com os equipamentos a serem utilizados, sendo 220V monofásico e 380V trifásico, com capacidade mínima de 110 amperes;</w:t>
-            </w:r>
-          </w:p>
-        </w:tc>
-        <w:tc>
-          <w:tcPr>
-            <w:tcW w:w="2576" w:type="dxa"/>
-            <w:tcBorders>
-              <w:top w:val="single" w:sz="4" w:space="0" w:color="auto"/>
-              <w:left w:val="single" w:sz="4" w:space="0" w:color="auto"/>
-              <w:bottom w:val="single" w:sz="4" w:space="0" w:color="auto"/>
-              <w:right w:val="single" w:sz="4" w:space="0" w:color="auto"/>
-            </w:tcBorders>
-            <w:noWrap/>
-            <w:vAlign w:val="bottom"/>
-          </w:tcPr>
-          <w:p>
-            <w:pPr>
-              <w:spacing w:before="120" w:after="0" w:line="240" w:lineRule="auto"/>
-              <w:jc w:val="both"/>
-              <w:rPr>
-                <w:rFonts w:ascii="Arial" w:eastAsia="Times New Roman" w:hAnsi="Arial" w:cs="Arial"/>
-                <w:color w:val="000000"/>
-                <w:sz w:val="16"/>
-                <w:szCs w:val="16"/>
-                <w:lang w:eastAsia="pt-BR"/>
-              </w:rPr>
-            </w:pPr>
-            <w:r>
-              <w:rPr>
-                <w:rFonts w:ascii="Arial" w:eastAsia="Times New Roman" w:hAnsi="Arial" w:cs="Arial"/>
-                <w:color w:val="000000"/>
-                <w:sz w:val="16"/>
-                <w:szCs w:val="16"/>
-                <w:lang w:eastAsia="pt-BR"/>
-              </w:rPr>
-              <w:t xml:space="preserve">Para equipamentos de apoio </w:t>
-            </w:r>
-          </w:p>
-        </w:tc>
-      </w:tr>
-      <w:tr>
-        <w:trPr>
-          <w:trHeight w:val="312"/>
-          <w:jc w:val="center"/>
-        </w:trPr>
-        <w:tc>
-          <w:tcPr>
-            <w:tcW w:w="846" w:type="dxa"/>
-            <w:tcBorders>
-              <w:top w:val="single" w:sz="4" w:space="0" w:color="auto"/>
-              <w:left w:val="single" w:sz="4" w:space="0" w:color="auto"/>
-              <w:bottom w:val="single" w:sz="4" w:space="0" w:color="auto"/>
-              <w:right w:val="single" w:sz="4" w:space="0" w:color="auto"/>
-            </w:tcBorders>
-            <w:noWrap/>
-            <w:vAlign w:val="center"/>
-          </w:tcPr>
-          <w:p>
-            <w:pPr>
-              <w:pStyle w:val="PargrafodaLista"/>
-              <w:numPr>
-                <w:ilvl w:val="0"/>
-                <w:numId w:val="6"/>
-              </w:numPr>
-              <w:spacing w:before="120" w:after="0" w:line="240" w:lineRule="auto"/>
-              <w:jc w:val="center"/>
-              <w:rPr>
-                <w:rFonts w:ascii="Arial" w:eastAsia="Times New Roman" w:hAnsi="Arial" w:cs="Arial"/>
-                <w:color w:val="000000"/>
-                <w:sz w:val="16"/>
-                <w:szCs w:val="16"/>
-                <w:lang w:eastAsia="pt-BR"/>
-              </w:rPr>
-            </w:pPr>
-          </w:p>
-        </w:tc>
-        <w:tc>
-          <w:tcPr>
-            <w:tcW w:w="7796" w:type="dxa"/>
-            <w:tcBorders>
-              <w:top w:val="single" w:sz="4" w:space="0" w:color="auto"/>
-              <w:left w:val="nil"/>
-              <w:bottom w:val="single" w:sz="4" w:space="0" w:color="auto"/>
-              <w:right w:val="single" w:sz="4" w:space="0" w:color="auto"/>
-            </w:tcBorders>
-            <w:vAlign w:val="center"/>
-          </w:tcPr>
-          <w:p>
-            <w:pPr>
-              <w:spacing w:before="120" w:after="0" w:line="360" w:lineRule="auto"/>
-              <w:rPr>
-                <w:rFonts w:ascii="Arial" w:eastAsia="Times New Roman" w:hAnsi="Arial" w:cs="Arial"/>
-                <w:color w:val="000000"/>
-                <w:sz w:val="16"/>
-                <w:szCs w:val="16"/>
-                <w:lang w:eastAsia="pt-BR"/>
-              </w:rPr>
-            </w:pPr>
-            <w:r>
-              <w:rPr>
-                <w:rFonts w:ascii="Arial" w:eastAsia="Times New Roman" w:hAnsi="Arial" w:cs="Arial"/>
-                <w:color w:val="000000"/>
-                <w:sz w:val="16"/>
-                <w:szCs w:val="16"/>
-                <w:lang w:eastAsia="pt-BR"/>
-              </w:rPr>
-              <w:t>- Fornecimento de diesel para bomba de hidrojato Filtrovali;</w:t>
-            </w:r>
-          </w:p>
-          <w:p>
-            <w:pPr>
-              <w:pStyle w:val="PargrafodaLista"/>
-              <w:numPr>
-                <w:ilvl w:val="0"/>
-                <w:numId w:val="10"/>
-              </w:numPr>
-              <w:spacing w:before="120" w:after="0" w:line="360" w:lineRule="auto"/>
-              <w:rPr>
-                <w:rFonts w:ascii="Arial" w:eastAsia="Times New Roman" w:hAnsi="Arial" w:cs="Arial"/>
-                <w:color w:val="000000"/>
-                <w:sz w:val="16"/>
-                <w:szCs w:val="16"/>
-                <w:lang w:eastAsia="pt-BR"/>
-              </w:rPr>
-            </w:pPr>
-            <w:r>
-              <w:rPr>
-                <w:rFonts w:ascii="Arial" w:eastAsia="Times New Roman" w:hAnsi="Arial" w:cs="Arial"/>
-                <w:color w:val="000000"/>
-                <w:sz w:val="16"/>
-                <w:szCs w:val="16"/>
-                <w:lang w:eastAsia="pt-BR"/>
-              </w:rPr>
-              <w:t>Poderá ser fornecido pela Contratante e pago pela Filtrovali ou descontado do contrato.</w:t>
-            </w:r>
-          </w:p>
-        </w:tc>
-        <w:tc>
-          <w:tcPr>
-            <w:tcW w:w="2576" w:type="dxa"/>
-            <w:tcBorders>
-              <w:top w:val="single" w:sz="4" w:space="0" w:color="auto"/>
-              <w:left w:val="single" w:sz="4" w:space="0" w:color="auto"/>
-              <w:bottom w:val="single" w:sz="4" w:space="0" w:color="auto"/>
-              <w:right w:val="single" w:sz="4" w:space="0" w:color="auto"/>
-            </w:tcBorders>
-            <w:noWrap/>
-            <w:vAlign w:val="bottom"/>
-          </w:tcPr>
-          <w:p>
-            <w:pPr>
-              <w:spacing w:before="120" w:after="0" w:line="240" w:lineRule="auto"/>
-              <w:jc w:val="both"/>
-              <w:rPr>
-                <w:rFonts w:ascii="Arial" w:eastAsia="Times New Roman" w:hAnsi="Arial" w:cs="Arial"/>
-                <w:color w:val="000000"/>
-                <w:sz w:val="16"/>
-                <w:szCs w:val="16"/>
-                <w:lang w:eastAsia="pt-BR"/>
-              </w:rPr>
-            </w:pPr>
-            <w:r>
-              <w:rPr>
-                <w:rFonts w:ascii="Arial" w:eastAsia="Times New Roman" w:hAnsi="Arial" w:cs="Arial"/>
-                <w:color w:val="EE0000"/>
-                <w:sz w:val="16"/>
-                <w:szCs w:val="16"/>
-                <w:lang w:eastAsia="pt-BR"/>
-              </w:rPr>
-              <w:t>Se as condições previstas não forem aceitas de forma alguma durante a negociação a Contratante deverá fornecer as regras de meio ambiente e abastecimento para a Contratada avaliar os termos.</w:t>
-            </w:r>
-          </w:p>
-        </w:tc>
-      </w:tr>
-      <w:tr>
-        <w:trPr>
-          <w:trHeight w:val="312"/>
-          <w:jc w:val="center"/>
-        </w:trPr>
-        <w:tc>
-          <w:tcPr>
-            <w:tcW w:w="11218" w:type="dxa"/>
-            <w:gridSpan w:val="3"/>
-            <w:tcBorders>
-              <w:top w:val="single" w:sz="4" w:space="0" w:color="auto"/>
-              <w:left w:val="single" w:sz="4" w:space="0" w:color="auto"/>
-              <w:bottom w:val="single" w:sz="4" w:space="0" w:color="auto"/>
-              <w:right w:val="single" w:sz="4" w:space="0" w:color="auto"/>
-            </w:tcBorders>
-            <w:shd w:val="clear" w:color="auto" w:fill="9CC2E5" w:themeFill="accent1" w:themeFillTint="99"/>
-            <w:noWrap/>
-            <w:vAlign w:val="center"/>
-          </w:tcPr>
-          <w:p>
-            <w:pPr>
-              <w:spacing w:before="120" w:after="0" w:line="240" w:lineRule="auto"/>
-              <w:jc w:val="both"/>
-              <w:rPr>
-                <w:rFonts w:ascii="Arial" w:eastAsia="Times New Roman" w:hAnsi="Arial" w:cs="Arial"/>
-                <w:color w:val="000000"/>
-                <w:sz w:val="16"/>
-                <w:szCs w:val="16"/>
-                <w:lang w:eastAsia="pt-BR"/>
-              </w:rPr>
-            </w:pPr>
-            <w:r>
-              <w:rPr>
-                <w:rFonts w:ascii="Arial" w:eastAsia="Times New Roman" w:hAnsi="Arial" w:cs="Arial"/>
-                <w:b/>
-                <w:color w:val="000000"/>
-                <w:sz w:val="16"/>
-                <w:szCs w:val="16"/>
-                <w:lang w:eastAsia="pt-BR"/>
-              </w:rPr>
-              <w:t>ACESSIBILIDADE E APOIO DE CAMPO</w:t>
-            </w:r>
-          </w:p>
-        </w:tc>
-      </w:tr>
-      <w:tr>
-        <w:trPr>
-          <w:trHeight w:val="312"/>
-          <w:jc w:val="center"/>
-        </w:trPr>
-        <w:tc>
-          <w:tcPr>
-            <w:tcW w:w="846" w:type="dxa"/>
-            <w:tcBorders>
-              <w:top w:val="single" w:sz="4" w:space="0" w:color="auto"/>
-              <w:left w:val="single" w:sz="4" w:space="0" w:color="auto"/>
-              <w:bottom w:val="single" w:sz="4" w:space="0" w:color="auto"/>
-              <w:right w:val="single" w:sz="4" w:space="0" w:color="auto"/>
-            </w:tcBorders>
-            <w:noWrap/>
-            <w:vAlign w:val="center"/>
-            <w:hideMark/>
-          </w:tcPr>
-          <w:p>
-            <w:pPr>
-              <w:pStyle w:val="PargrafodaLista"/>
-              <w:numPr>
-                <w:ilvl w:val="0"/>
-                <w:numId w:val="6"/>
-              </w:numPr>
-              <w:spacing w:before="120" w:after="0" w:line="240" w:lineRule="auto"/>
-              <w:jc w:val="center"/>
-              <w:rPr>
-                <w:rFonts w:ascii="Arial" w:eastAsia="Times New Roman" w:hAnsi="Arial" w:cs="Arial"/>
-                <w:color w:val="000000"/>
-                <w:sz w:val="16"/>
-                <w:szCs w:val="16"/>
-                <w:lang w:eastAsia="pt-BR"/>
-              </w:rPr>
-            </w:pPr>
-          </w:p>
-        </w:tc>
-        <w:tc>
-          <w:tcPr>
-            <w:tcW w:w="7796" w:type="dxa"/>
-            <w:tcBorders>
-              <w:top w:val="single" w:sz="4" w:space="0" w:color="auto"/>
-              <w:left w:val="nil"/>
-              <w:bottom w:val="single" w:sz="4" w:space="0" w:color="auto"/>
-              <w:right w:val="single" w:sz="4" w:space="0" w:color="auto"/>
-            </w:tcBorders>
-            <w:vAlign w:val="center"/>
-            <w:hideMark/>
-          </w:tcPr>
-          <w:p>
-            <w:pPr>
-              <w:spacing w:before="120" w:after="0" w:line="360" w:lineRule="auto"/>
-              <w:rPr>
-                <w:rFonts w:ascii="Arial" w:eastAsia="Times New Roman" w:hAnsi="Arial" w:cs="Arial"/>
-                <w:color w:val="000000"/>
-                <w:sz w:val="16"/>
-                <w:szCs w:val="16"/>
-                <w:lang w:eastAsia="pt-BR"/>
-              </w:rPr>
-            </w:pPr>
-            <w:r>
-              <w:rPr>
-                <w:rFonts w:ascii="Arial" w:eastAsia="Times New Roman" w:hAnsi="Arial" w:cs="Arial"/>
-                <w:color w:val="000000"/>
-                <w:sz w:val="16"/>
-                <w:szCs w:val="16"/>
-                <w:lang w:eastAsia="pt-BR"/>
-              </w:rPr>
-              <w:t xml:space="preserve">- </w:t>
-            </w:r>
-            <w:r>
-              <w:rPr>
-                <w:rFonts w:ascii="Arial" w:eastAsia="Times New Roman" w:hAnsi="Arial" w:cs="Arial"/>
-                <w:color w:val="000000"/>
-                <w:sz w:val="16"/>
-                <w:szCs w:val="16"/>
-                <w:lang w:eastAsia="pt-BR"/>
-              </w:rPr>
-              <w:t>Disponibilização de andaimes, plataformas e passarelas, devidamente aterrados e em conformidade com os padrões de segurança exigidos na obra, quando necessário</w:t>
-            </w:r>
-            <w:r>
-              <w:rPr>
-                <w:rFonts w:ascii="Arial" w:eastAsia="Times New Roman" w:hAnsi="Arial" w:cs="Arial"/>
-                <w:color w:val="000000"/>
-                <w:sz w:val="16"/>
-                <w:szCs w:val="16"/>
-                <w:lang w:eastAsia="pt-BR"/>
-              </w:rPr>
-              <w:t>;</w:t>
-            </w:r>
-          </w:p>
-        </w:tc>
-        <w:tc>
-          <w:tcPr>
-            <w:tcW w:w="2576" w:type="dxa"/>
-            <w:tcBorders>
-              <w:top w:val="single" w:sz="4" w:space="0" w:color="auto"/>
-              <w:left w:val="single" w:sz="4" w:space="0" w:color="auto"/>
-              <w:bottom w:val="single" w:sz="4" w:space="0" w:color="auto"/>
-              <w:right w:val="single" w:sz="4" w:space="0" w:color="auto"/>
-            </w:tcBorders>
-            <w:noWrap/>
-            <w:vAlign w:val="bottom"/>
-          </w:tcPr>
-          <w:p>
-            <w:pPr>
-              <w:spacing w:before="120" w:after="0" w:line="240" w:lineRule="auto"/>
-              <w:jc w:val="both"/>
-              <w:rPr>
-                <w:rFonts w:ascii="Arial" w:eastAsia="Times New Roman" w:hAnsi="Arial" w:cs="Arial"/>
-                <w:color w:val="000000"/>
-                <w:sz w:val="16"/>
-                <w:szCs w:val="16"/>
-                <w:lang w:eastAsia="pt-BR"/>
-              </w:rPr>
-            </w:pPr>
-          </w:p>
-        </w:tc>
-      </w:tr>
-      <w:tr>
-        <w:trPr>
-          <w:trHeight w:val="312"/>
-          <w:jc w:val="center"/>
-        </w:trPr>
-        <w:tc>
-          <w:tcPr>
-            <w:tcW w:w="846" w:type="dxa"/>
-            <w:tcBorders>
-              <w:top w:val="single" w:sz="4" w:space="0" w:color="auto"/>
-              <w:left w:val="single" w:sz="4" w:space="0" w:color="auto"/>
-              <w:bottom w:val="single" w:sz="4" w:space="0" w:color="auto"/>
-              <w:right w:val="single" w:sz="4" w:space="0" w:color="auto"/>
-            </w:tcBorders>
-            <w:noWrap/>
-            <w:vAlign w:val="center"/>
-            <w:hideMark/>
-          </w:tcPr>
-          <w:p>
-            <w:pPr>
-              <w:pStyle w:val="PargrafodaLista"/>
-              <w:numPr>
-                <w:ilvl w:val="0"/>
-                <w:numId w:val="6"/>
-              </w:numPr>
-              <w:spacing w:before="120" w:after="0" w:line="240" w:lineRule="auto"/>
-              <w:jc w:val="center"/>
-              <w:rPr>
-                <w:rFonts w:ascii="Arial" w:eastAsia="Times New Roman" w:hAnsi="Arial" w:cs="Arial"/>
-                <w:color w:val="000000"/>
-                <w:sz w:val="16"/>
-                <w:szCs w:val="16"/>
-                <w:lang w:eastAsia="pt-BR"/>
-              </w:rPr>
-            </w:pPr>
-          </w:p>
-        </w:tc>
-        <w:tc>
-          <w:tcPr>
-            <w:tcW w:w="7796" w:type="dxa"/>
-            <w:tcBorders>
-              <w:top w:val="single" w:sz="4" w:space="0" w:color="auto"/>
-              <w:left w:val="nil"/>
-              <w:bottom w:val="single" w:sz="4" w:space="0" w:color="auto"/>
-              <w:right w:val="single" w:sz="4" w:space="0" w:color="auto"/>
-            </w:tcBorders>
-            <w:vAlign w:val="center"/>
-            <w:hideMark/>
-          </w:tcPr>
-          <w:p>
-            <w:pPr>
-              <w:spacing w:before="120" w:after="0" w:line="360" w:lineRule="auto"/>
-              <w:rPr>
-                <w:rFonts w:ascii="Arial" w:eastAsia="Times New Roman" w:hAnsi="Arial" w:cs="Arial"/>
-                <w:color w:val="000000"/>
-                <w:sz w:val="16"/>
-                <w:szCs w:val="16"/>
-                <w:lang w:eastAsia="pt-BR"/>
-              </w:rPr>
-            </w:pPr>
-            <w:r>
-              <w:rPr>
-                <w:rFonts w:ascii="Arial" w:eastAsia="Times New Roman" w:hAnsi="Arial" w:cs="Arial"/>
-                <w:color w:val="000000"/>
-                <w:sz w:val="16"/>
-                <w:szCs w:val="16"/>
-                <w:lang w:eastAsia="pt-BR"/>
-              </w:rPr>
-              <w:t xml:space="preserve">- </w:t>
-            </w:r>
-            <w:r>
-              <w:rPr>
-                <w:rFonts w:ascii="Arial" w:eastAsia="Times New Roman" w:hAnsi="Arial" w:cs="Arial"/>
-                <w:color w:val="000000"/>
-                <w:sz w:val="16"/>
-                <w:szCs w:val="16"/>
-                <w:lang w:eastAsia="pt-BR"/>
-              </w:rPr>
-              <w:t>Garantia de liberação, acessibilidade e disponibilidade integral das frentes de serviço para execução das atividades pela Filtrovali, conforme cronograma previamente acordado entre as partes;</w:t>
-            </w:r>
-          </w:p>
-        </w:tc>
-        <w:tc>
-          <w:tcPr>
-            <w:tcW w:w="2576" w:type="dxa"/>
-            <w:tcBorders>
-              <w:top w:val="single" w:sz="4" w:space="0" w:color="auto"/>
-              <w:left w:val="single" w:sz="4" w:space="0" w:color="auto"/>
-              <w:bottom w:val="single" w:sz="4" w:space="0" w:color="auto"/>
-              <w:right w:val="single" w:sz="4" w:space="0" w:color="auto"/>
-            </w:tcBorders>
-            <w:noWrap/>
-            <w:vAlign w:val="bottom"/>
-          </w:tcPr>
-          <w:p>
-            <w:pPr>
-              <w:spacing w:before="120" w:after="0" w:line="240" w:lineRule="auto"/>
-              <w:jc w:val="both"/>
-              <w:rPr>
-                <w:rFonts w:ascii="Arial" w:eastAsia="Times New Roman" w:hAnsi="Arial" w:cs="Arial"/>
-                <w:color w:val="000000"/>
-                <w:sz w:val="16"/>
-                <w:szCs w:val="16"/>
-                <w:lang w:eastAsia="pt-BR"/>
-              </w:rPr>
-            </w:pPr>
-          </w:p>
-        </w:tc>
-      </w:tr>
-      <w:tr>
-        <w:trPr>
-          <w:trHeight w:val="312"/>
-          <w:jc w:val="center"/>
-        </w:trPr>
-        <w:tc>
-          <w:tcPr>
-            <w:tcW w:w="11218" w:type="dxa"/>
-            <w:gridSpan w:val="3"/>
-            <w:tcBorders>
-              <w:top w:val="single" w:sz="4" w:space="0" w:color="auto"/>
-              <w:left w:val="single" w:sz="4" w:space="0" w:color="auto"/>
-              <w:bottom w:val="single" w:sz="4" w:space="0" w:color="auto"/>
-              <w:right w:val="single" w:sz="4" w:space="0" w:color="auto"/>
-            </w:tcBorders>
-            <w:shd w:val="clear" w:color="auto" w:fill="9CC2E5" w:themeFill="accent1" w:themeFillTint="99"/>
-            <w:noWrap/>
-            <w:vAlign w:val="center"/>
-          </w:tcPr>
-          <w:p>
-            <w:pPr>
-              <w:spacing w:before="120" w:after="0" w:line="240" w:lineRule="auto"/>
-              <w:jc w:val="both"/>
-              <w:rPr>
-                <w:rFonts w:ascii="Arial" w:eastAsia="Times New Roman" w:hAnsi="Arial" w:cs="Arial"/>
-                <w:color w:val="000000"/>
-                <w:sz w:val="16"/>
-                <w:szCs w:val="16"/>
-                <w:lang w:eastAsia="pt-BR"/>
-              </w:rPr>
-            </w:pPr>
-            <w:r>
-              <w:rPr>
-                <w:rFonts w:ascii="Arial" w:eastAsia="Times New Roman" w:hAnsi="Arial" w:cs="Arial"/>
-                <w:b/>
-                <w:color w:val="000000"/>
-                <w:sz w:val="16"/>
-                <w:szCs w:val="16"/>
-                <w:lang w:eastAsia="pt-BR"/>
-              </w:rPr>
-              <w:t>SEGURANÇA, DOCUMENTAÇÃO E CONFORMIDADE</w:t>
-            </w:r>
-          </w:p>
-        </w:tc>
-      </w:tr>
-      <w:tr>
-        <w:trPr>
-          <w:trHeight w:val="312"/>
-          <w:jc w:val="center"/>
-        </w:trPr>
-        <w:tc>
-          <w:tcPr>
-            <w:tcW w:w="846" w:type="dxa"/>
-            <w:tcBorders>
-              <w:top w:val="single" w:sz="4" w:space="0" w:color="auto"/>
-              <w:left w:val="single" w:sz="4" w:space="0" w:color="auto"/>
-              <w:bottom w:val="single" w:sz="4" w:space="0" w:color="auto"/>
-              <w:right w:val="single" w:sz="4" w:space="0" w:color="auto"/>
-            </w:tcBorders>
-            <w:noWrap/>
-            <w:vAlign w:val="center"/>
-            <w:hideMark/>
-          </w:tcPr>
-          <w:p>
-            <w:pPr>
-              <w:pStyle w:val="PargrafodaLista"/>
-              <w:numPr>
-                <w:ilvl w:val="0"/>
-                <w:numId w:val="6"/>
-              </w:numPr>
-              <w:spacing w:before="120" w:after="0" w:line="240" w:lineRule="auto"/>
-              <w:jc w:val="center"/>
-              <w:rPr>
-                <w:rFonts w:ascii="Arial" w:eastAsia="Times New Roman" w:hAnsi="Arial" w:cs="Arial"/>
-                <w:color w:val="000000"/>
-                <w:sz w:val="16"/>
-                <w:szCs w:val="16"/>
-                <w:lang w:eastAsia="pt-BR"/>
-              </w:rPr>
-            </w:pPr>
-          </w:p>
-        </w:tc>
-        <w:tc>
-          <w:tcPr>
-            <w:tcW w:w="7796" w:type="dxa"/>
-            <w:tcBorders>
-              <w:top w:val="single" w:sz="4" w:space="0" w:color="auto"/>
-              <w:left w:val="nil"/>
-              <w:bottom w:val="single" w:sz="4" w:space="0" w:color="auto"/>
-              <w:right w:val="single" w:sz="4" w:space="0" w:color="auto"/>
-            </w:tcBorders>
-            <w:vAlign w:val="center"/>
-            <w:hideMark/>
-          </w:tcPr>
-          <w:p>
-            <w:pPr>
-              <w:spacing w:before="120" w:after="0" w:line="360" w:lineRule="auto"/>
-              <w:rPr>
-                <w:rFonts w:ascii="Arial" w:eastAsia="Times New Roman" w:hAnsi="Arial" w:cs="Arial"/>
-                <w:color w:val="000000"/>
-                <w:sz w:val="16"/>
-                <w:szCs w:val="16"/>
-                <w:lang w:eastAsia="pt-BR"/>
-              </w:rPr>
-            </w:pPr>
-            <w:r>
-              <w:rPr>
-                <w:rFonts w:ascii="Arial" w:eastAsia="Times New Roman" w:hAnsi="Arial" w:cs="Arial"/>
-                <w:color w:val="000000"/>
-                <w:sz w:val="16"/>
-                <w:szCs w:val="16"/>
-                <w:lang w:eastAsia="pt-BR"/>
-              </w:rPr>
-              <w:t xml:space="preserve">- </w:t>
-            </w:r>
-            <w:r>
-              <w:rPr>
-                <w:rFonts w:ascii="Arial" w:eastAsia="Times New Roman" w:hAnsi="Arial" w:cs="Arial"/>
-                <w:color w:val="000000"/>
-                <w:sz w:val="16"/>
-                <w:szCs w:val="16"/>
-                <w:lang w:eastAsia="pt-BR"/>
-              </w:rPr>
-              <w:t>Elaboração e liberação da Análise Preliminar de Risco (APR) e da Permissão de Trabalho (PT), conforme exigências da obra;</w:t>
-            </w:r>
-          </w:p>
-        </w:tc>
-        <w:tc>
-          <w:tcPr>
-            <w:tcW w:w="2576" w:type="dxa"/>
-            <w:tcBorders>
-              <w:top w:val="single" w:sz="4" w:space="0" w:color="auto"/>
-              <w:left w:val="single" w:sz="4" w:space="0" w:color="auto"/>
-              <w:bottom w:val="single" w:sz="4" w:space="0" w:color="auto"/>
-              <w:right w:val="single" w:sz="4" w:space="0" w:color="auto"/>
-            </w:tcBorders>
-            <w:noWrap/>
-            <w:vAlign w:val="bottom"/>
-            <w:hideMark/>
-          </w:tcPr>
-          <w:p>
-            <w:pPr>
-              <w:spacing w:before="120" w:after="0" w:line="240" w:lineRule="auto"/>
-              <w:jc w:val="both"/>
-              <w:rPr>
-                <w:rFonts w:ascii="Arial" w:eastAsia="Times New Roman" w:hAnsi="Arial" w:cs="Arial"/>
-                <w:color w:val="000000"/>
-                <w:sz w:val="16"/>
-                <w:szCs w:val="16"/>
-                <w:lang w:eastAsia="pt-BR"/>
-              </w:rPr>
-            </w:pPr>
-          </w:p>
-        </w:tc>
-      </w:tr>
-      <w:tr>
-        <w:trPr>
-          <w:trHeight w:val="312"/>
-          <w:jc w:val="center"/>
-        </w:trPr>
-        <w:tc>
-          <w:tcPr>
-            <w:tcW w:w="846" w:type="dxa"/>
-            <w:tcBorders>
-              <w:top w:val="single" w:sz="4" w:space="0" w:color="auto"/>
-              <w:left w:val="single" w:sz="4" w:space="0" w:color="auto"/>
-              <w:bottom w:val="single" w:sz="4" w:space="0" w:color="auto"/>
-              <w:right w:val="single" w:sz="4" w:space="0" w:color="auto"/>
-            </w:tcBorders>
-            <w:noWrap/>
-            <w:vAlign w:val="center"/>
-          </w:tcPr>
-          <w:p>
-            <w:pPr>
-              <w:pStyle w:val="PargrafodaLista"/>
-              <w:numPr>
-                <w:ilvl w:val="0"/>
-                <w:numId w:val="6"/>
-              </w:numPr>
-              <w:spacing w:before="120" w:after="0" w:line="240" w:lineRule="auto"/>
-              <w:jc w:val="center"/>
-              <w:rPr>
-                <w:rFonts w:ascii="Arial" w:eastAsia="Times New Roman" w:hAnsi="Arial" w:cs="Arial"/>
-                <w:color w:val="000000"/>
-                <w:sz w:val="16"/>
-                <w:szCs w:val="16"/>
-                <w:lang w:eastAsia="pt-BR"/>
-              </w:rPr>
-            </w:pPr>
-          </w:p>
-        </w:tc>
-        <w:tc>
-          <w:tcPr>
-            <w:tcW w:w="7796" w:type="dxa"/>
-            <w:tcBorders>
-              <w:top w:val="single" w:sz="4" w:space="0" w:color="auto"/>
-              <w:left w:val="nil"/>
-              <w:bottom w:val="single" w:sz="4" w:space="0" w:color="auto"/>
-              <w:right w:val="single" w:sz="4" w:space="0" w:color="auto"/>
-            </w:tcBorders>
-            <w:vAlign w:val="center"/>
-            <w:hideMark/>
-          </w:tcPr>
-          <w:p>
-            <w:pPr>
-              <w:spacing w:before="120" w:after="0" w:line="360" w:lineRule="auto"/>
-              <w:rPr>
-                <w:rFonts w:ascii="Arial" w:eastAsia="Times New Roman" w:hAnsi="Arial" w:cs="Arial"/>
-                <w:color w:val="000000"/>
-                <w:sz w:val="16"/>
-                <w:szCs w:val="16"/>
-                <w:lang w:eastAsia="pt-BR"/>
-              </w:rPr>
-            </w:pPr>
-            <w:r>
-              <w:rPr>
-                <w:rFonts w:ascii="Arial" w:eastAsia="Times New Roman" w:hAnsi="Arial" w:cs="Arial"/>
-                <w:color w:val="000000"/>
-                <w:sz w:val="16"/>
-                <w:szCs w:val="16"/>
-                <w:lang w:eastAsia="pt-BR"/>
-              </w:rPr>
-              <w:t xml:space="preserve">- </w:t>
-            </w:r>
-            <w:r>
-              <w:rPr>
-                <w:rFonts w:ascii="Arial" w:eastAsia="Times New Roman" w:hAnsi="Arial" w:cs="Arial"/>
-                <w:color w:val="000000"/>
-                <w:sz w:val="16"/>
-                <w:szCs w:val="16"/>
-                <w:lang w:eastAsia="pt-BR"/>
-              </w:rPr>
-              <w:t>Aprovação e liberação dos Boletins de Medição no prazo máximo de 48 (quarenta e oito) horas após seu envio. Na ausência de manifestação dentro deste prazo, os boletins serão considerados automaticamente aprovados para fins de faturamento;</w:t>
-            </w:r>
-          </w:p>
-        </w:tc>
-        <w:tc>
-          <w:tcPr>
-            <w:tcW w:w="2576" w:type="dxa"/>
-            <w:tcBorders>
-              <w:top w:val="single" w:sz="4" w:space="0" w:color="auto"/>
-              <w:left w:val="single" w:sz="4" w:space="0" w:color="auto"/>
-              <w:bottom w:val="single" w:sz="4" w:space="0" w:color="auto"/>
-              <w:right w:val="single" w:sz="4" w:space="0" w:color="auto"/>
-            </w:tcBorders>
-            <w:noWrap/>
-            <w:vAlign w:val="bottom"/>
-            <w:hideMark/>
-          </w:tcPr>
-          <w:p>
-            <w:pPr>
-              <w:spacing w:before="120" w:after="0" w:line="240" w:lineRule="auto"/>
-              <w:jc w:val="both"/>
-              <w:rPr>
-                <w:rFonts w:ascii="Arial" w:eastAsia="Times New Roman" w:hAnsi="Arial" w:cs="Arial"/>
-                <w:color w:val="000000"/>
-                <w:sz w:val="16"/>
-                <w:szCs w:val="16"/>
-                <w:lang w:eastAsia="pt-BR"/>
-              </w:rPr>
-            </w:pPr>
-          </w:p>
-        </w:tc>
-      </w:tr>
-      <w:tr>
-        <w:trPr>
-          <w:trHeight w:val="312"/>
-          <w:jc w:val="center"/>
-        </w:trPr>
-        <w:tc>
-          <w:tcPr>
-            <w:tcW w:w="846" w:type="dxa"/>
-            <w:tcBorders>
-              <w:top w:val="single" w:sz="4" w:space="0" w:color="auto"/>
-              <w:left w:val="single" w:sz="4" w:space="0" w:color="auto"/>
-              <w:bottom w:val="single" w:sz="4" w:space="0" w:color="auto"/>
-              <w:right w:val="single" w:sz="4" w:space="0" w:color="auto"/>
-            </w:tcBorders>
-            <w:noWrap/>
-            <w:vAlign w:val="center"/>
-            <w:hideMark/>
-          </w:tcPr>
-          <w:p>
-            <w:pPr>
-              <w:pStyle w:val="PargrafodaLista"/>
-              <w:numPr>
-                <w:ilvl w:val="0"/>
-                <w:numId w:val="6"/>
-              </w:numPr>
-              <w:spacing w:before="120" w:after="0" w:line="240" w:lineRule="auto"/>
-              <w:jc w:val="center"/>
-              <w:rPr>
-                <w:rFonts w:ascii="Arial" w:eastAsia="Times New Roman" w:hAnsi="Arial" w:cs="Arial"/>
-                <w:color w:val="000000"/>
-                <w:sz w:val="16"/>
-                <w:szCs w:val="16"/>
-                <w:lang w:eastAsia="pt-BR"/>
-              </w:rPr>
-            </w:pPr>
-          </w:p>
-        </w:tc>
-        <w:tc>
-          <w:tcPr>
-            <w:tcW w:w="7796" w:type="dxa"/>
-            <w:tcBorders>
-              <w:top w:val="single" w:sz="4" w:space="0" w:color="auto"/>
-              <w:left w:val="nil"/>
-              <w:bottom w:val="single" w:sz="4" w:space="0" w:color="auto"/>
-              <w:right w:val="single" w:sz="4" w:space="0" w:color="auto"/>
-            </w:tcBorders>
-            <w:vAlign w:val="center"/>
-            <w:hideMark/>
-          </w:tcPr>
-          <w:p>
-            <w:pPr>
-              <w:spacing w:before="120" w:after="0" w:line="360" w:lineRule="auto"/>
-              <w:rPr>
-                <w:rFonts w:ascii="Arial" w:eastAsia="Times New Roman" w:hAnsi="Arial" w:cs="Arial"/>
-                <w:color w:val="000000"/>
-                <w:sz w:val="16"/>
-                <w:szCs w:val="16"/>
-                <w:lang w:eastAsia="pt-BR"/>
-              </w:rPr>
-            </w:pPr>
-            <w:r>
-              <w:rPr>
-                <w:rFonts w:ascii="Arial" w:eastAsia="Times New Roman" w:hAnsi="Arial" w:cs="Arial"/>
-                <w:color w:val="000000"/>
-                <w:sz w:val="16"/>
-                <w:szCs w:val="16"/>
-                <w:lang w:eastAsia="pt-BR"/>
-              </w:rPr>
-              <w:t xml:space="preserve">- </w:t>
-            </w:r>
-            <w:r>
-              <w:rPr>
-                <w:rFonts w:ascii="Arial" w:eastAsia="Times New Roman" w:hAnsi="Arial" w:cs="Arial"/>
-                <w:color w:val="000000"/>
-                <w:sz w:val="16"/>
-                <w:szCs w:val="16"/>
-                <w:lang w:eastAsia="pt-BR"/>
-              </w:rPr>
-              <w:t>Emissão de atestado de capacidade técnica ao término da execução contratual, como registro formal da prestação dos serviços realizados;</w:t>
-            </w:r>
-          </w:p>
-        </w:tc>
-        <w:tc>
-          <w:tcPr>
-            <w:tcW w:w="2576" w:type="dxa"/>
-            <w:tcBorders>
-              <w:top w:val="single" w:sz="4" w:space="0" w:color="auto"/>
-              <w:left w:val="single" w:sz="4" w:space="0" w:color="auto"/>
-              <w:bottom w:val="single" w:sz="4" w:space="0" w:color="auto"/>
-              <w:right w:val="single" w:sz="4" w:space="0" w:color="auto"/>
-            </w:tcBorders>
-            <w:noWrap/>
-            <w:vAlign w:val="bottom"/>
-          </w:tcPr>
-          <w:p>
-            <w:pPr>
-              <w:spacing w:before="120" w:after="0" w:line="240" w:lineRule="auto"/>
-              <w:jc w:val="both"/>
-              <w:rPr>
-                <w:rFonts w:ascii="Arial" w:eastAsia="Times New Roman" w:hAnsi="Arial" w:cs="Arial"/>
-                <w:color w:val="000000"/>
-                <w:sz w:val="16"/>
-                <w:szCs w:val="16"/>
-                <w:lang w:eastAsia="pt-BR"/>
-              </w:rPr>
-            </w:pPr>
-          </w:p>
-        </w:tc>
-      </w:tr>
-      <w:tr>
-        <w:trPr>
-          <w:trHeight w:val="312"/>
-          <w:jc w:val="center"/>
-        </w:trPr>
-        <w:tc>
-          <w:tcPr>
-            <w:tcW w:w="11218" w:type="dxa"/>
-            <w:gridSpan w:val="3"/>
-            <w:tcBorders>
-              <w:top w:val="single" w:sz="4" w:space="0" w:color="auto"/>
-              <w:left w:val="single" w:sz="4" w:space="0" w:color="auto"/>
-              <w:bottom w:val="single" w:sz="4" w:space="0" w:color="auto"/>
-              <w:right w:val="single" w:sz="4" w:space="0" w:color="auto"/>
-            </w:tcBorders>
-            <w:shd w:val="clear" w:color="auto" w:fill="9CC2E5" w:themeFill="accent1" w:themeFillTint="99"/>
-            <w:noWrap/>
-            <w:vAlign w:val="center"/>
-            <w:hideMark/>
-          </w:tcPr>
-          <w:p>
-            <w:pPr>
-              <w:spacing w:before="120" w:after="0" w:line="240" w:lineRule="auto"/>
-              <w:jc w:val="both"/>
-              <w:rPr>
-                <w:rFonts w:ascii="Arial" w:eastAsia="Times New Roman" w:hAnsi="Arial" w:cs="Arial"/>
-                <w:color w:val="000000"/>
-                <w:sz w:val="16"/>
-                <w:szCs w:val="16"/>
-                <w:lang w:eastAsia="pt-BR"/>
-              </w:rPr>
-            </w:pPr>
-            <w:r>
-              <w:rPr>
-                <w:rFonts w:ascii="Arial" w:eastAsia="Times New Roman" w:hAnsi="Arial" w:cs="Arial"/>
-                <w:b/>
-                <w:color w:val="000000"/>
-                <w:sz w:val="16"/>
-                <w:szCs w:val="16"/>
-                <w:lang w:eastAsia="pt-BR"/>
-              </w:rPr>
-              <w:t>MEIO AMBIENTE</w:t>
-            </w:r>
-          </w:p>
-        </w:tc>
-      </w:tr>
-      <w:tr>
-        <w:trPr>
-          <w:trHeight w:val="312"/>
-          <w:jc w:val="center"/>
-        </w:trPr>
-        <w:tc>
-          <w:tcPr>
-            <w:tcW w:w="846" w:type="dxa"/>
-            <w:tcBorders>
-              <w:top w:val="single" w:sz="4" w:space="0" w:color="auto"/>
-              <w:left w:val="single" w:sz="4" w:space="0" w:color="auto"/>
-              <w:bottom w:val="single" w:sz="4" w:space="0" w:color="auto"/>
-              <w:right w:val="single" w:sz="4" w:space="0" w:color="auto"/>
-            </w:tcBorders>
-            <w:noWrap/>
-            <w:vAlign w:val="center"/>
-            <w:hideMark/>
-          </w:tcPr>
-          <w:p>
-            <w:pPr>
-              <w:pStyle w:val="PargrafodaLista"/>
-              <w:numPr>
-                <w:ilvl w:val="0"/>
-                <w:numId w:val="6"/>
-              </w:numPr>
-              <w:spacing w:before="120" w:after="0" w:line="240" w:lineRule="auto"/>
-              <w:jc w:val="center"/>
-              <w:rPr>
-                <w:rFonts w:ascii="Arial" w:eastAsia="Times New Roman" w:hAnsi="Arial" w:cs="Arial"/>
-                <w:color w:val="000000"/>
-                <w:sz w:val="16"/>
-                <w:szCs w:val="16"/>
-                <w:lang w:eastAsia="pt-BR"/>
-              </w:rPr>
-            </w:pPr>
-          </w:p>
-        </w:tc>
-        <w:tc>
-          <w:tcPr>
-            <w:tcW w:w="7796" w:type="dxa"/>
-            <w:tcBorders>
-              <w:top w:val="single" w:sz="4" w:space="0" w:color="auto"/>
-              <w:left w:val="nil"/>
-              <w:bottom w:val="single" w:sz="4" w:space="0" w:color="auto"/>
-              <w:right w:val="single" w:sz="4" w:space="0" w:color="auto"/>
-            </w:tcBorders>
-            <w:vAlign w:val="center"/>
-            <w:hideMark/>
-          </w:tcPr>
-          <w:p>
-            <w:pPr>
-              <w:spacing w:before="120" w:after="0" w:line="360" w:lineRule="auto"/>
-              <w:rPr>
-                <w:rFonts w:ascii="Arial" w:eastAsia="Times New Roman" w:hAnsi="Arial" w:cs="Arial"/>
-                <w:color w:val="000000"/>
-                <w:sz w:val="16"/>
-                <w:szCs w:val="16"/>
-                <w:lang w:eastAsia="pt-BR"/>
-              </w:rPr>
-            </w:pPr>
-            <w:r>
-              <w:rPr>
-                <w:rFonts w:ascii="Arial" w:eastAsia="Times New Roman" w:hAnsi="Arial" w:cs="Arial"/>
-                <w:color w:val="000000"/>
-                <w:sz w:val="16"/>
-                <w:szCs w:val="16"/>
-                <w:lang w:eastAsia="pt-BR"/>
-              </w:rPr>
-              <w:t xml:space="preserve">- </w:t>
-            </w:r>
-            <w:r>
-              <w:rPr>
-                <w:rFonts w:ascii="Arial" w:eastAsia="Times New Roman" w:hAnsi="Arial" w:cs="Arial"/>
-                <w:color w:val="000000"/>
-                <w:sz w:val="16"/>
-                <w:szCs w:val="16"/>
-                <w:lang w:eastAsia="pt-BR"/>
-              </w:rPr>
-              <w:t>Responsabilidade pelo gerenciamento, transporte</w:t>
-            </w:r>
-            <w:r>
-              <w:rPr>
-                <w:rFonts w:ascii="Arial" w:eastAsia="Times New Roman" w:hAnsi="Arial" w:cs="Arial"/>
-                <w:color w:val="000000"/>
-                <w:sz w:val="16"/>
-                <w:szCs w:val="16"/>
-                <w:lang w:eastAsia="pt-BR"/>
-              </w:rPr>
-              <w:t xml:space="preserve"> </w:t>
-            </w:r>
-            <w:r>
-              <w:rPr>
-                <w:rFonts w:ascii="Arial" w:eastAsia="Times New Roman" w:hAnsi="Arial" w:cs="Arial"/>
-                <w:color w:val="000000"/>
-                <w:sz w:val="16"/>
-                <w:szCs w:val="16"/>
-                <w:lang w:eastAsia="pt-BR"/>
-              </w:rPr>
-              <w:t>e destinação final</w:t>
-            </w:r>
-            <w:r>
-              <w:rPr>
-                <w:rFonts w:ascii="Arial" w:eastAsia="Times New Roman" w:hAnsi="Arial" w:cs="Arial"/>
-                <w:color w:val="000000"/>
-                <w:sz w:val="16"/>
-                <w:szCs w:val="16"/>
-                <w:lang w:eastAsia="pt-BR"/>
-              </w:rPr>
-              <w:t xml:space="preserve"> adequada de</w:t>
-            </w:r>
-            <w:r>
-              <w:rPr>
-                <w:rFonts w:ascii="Arial" w:eastAsia="Times New Roman" w:hAnsi="Arial" w:cs="Arial"/>
-                <w:color w:val="000000"/>
-                <w:sz w:val="16"/>
-                <w:szCs w:val="16"/>
-                <w:lang w:eastAsia="pt-BR"/>
-              </w:rPr>
-              <w:t xml:space="preserve"> resíduos gerados durante a execução dos serviços</w:t>
-            </w:r>
-            <w:r>
-              <w:rPr>
-                <w:rFonts w:ascii="Arial" w:eastAsia="Times New Roman" w:hAnsi="Arial" w:cs="Arial"/>
-                <w:color w:val="000000"/>
-                <w:sz w:val="16"/>
-                <w:szCs w:val="16"/>
-                <w:lang w:eastAsia="pt-BR"/>
-              </w:rPr>
-              <w:t>.</w:t>
-            </w:r>
-          </w:p>
-        </w:tc>
-        <w:tc>
-          <w:tcPr>
-            <w:tcW w:w="2576" w:type="dxa"/>
-            <w:tcBorders>
-              <w:top w:val="single" w:sz="4" w:space="0" w:color="auto"/>
-              <w:left w:val="single" w:sz="4" w:space="0" w:color="auto"/>
-              <w:bottom w:val="single" w:sz="4" w:space="0" w:color="auto"/>
-              <w:right w:val="single" w:sz="4" w:space="0" w:color="auto"/>
-            </w:tcBorders>
-            <w:noWrap/>
-            <w:vAlign w:val="bottom"/>
-          </w:tcPr>
-          <w:p>
-            <w:pPr>
-              <w:spacing w:before="120" w:after="0" w:line="240" w:lineRule="auto"/>
-              <w:jc w:val="both"/>
-              <w:rPr>
-                <w:rFonts w:ascii="Arial" w:eastAsia="Times New Roman" w:hAnsi="Arial" w:cs="Arial"/>
-                <w:color w:val="000000"/>
-                <w:sz w:val="16"/>
-                <w:szCs w:val="16"/>
-                <w:lang w:eastAsia="pt-BR"/>
-              </w:rPr>
-            </w:pPr>
           </w:p>
         </w:tc>
       </w:tr>

--- a/Modelos/definitivos/Comercial/modelos/Proposta técnica hidrojateamento.docx
+++ b/Modelos/definitivos/Comercial/modelos/Proposta técnica hidrojateamento.docx
@@ -3114,15 +3114,15 @@
           <w:sz w:val="20"/>
           <w:szCs w:val="20"/>
         </w:rPr>
-        <w:t>Serviço especializado em mão de obra e execução técnica na manutenção</w:t>
-      </w:r>
-      <w:r>
-        <w:rPr>
-          <w:rFonts w:ascii="Arial" w:hAnsi="Arial" w:cs="Arial"/>
-          <w:sz w:val="20"/>
-          <w:szCs w:val="20"/>
-        </w:rPr>
-        <w:t xml:space="preserve"> e hidrojateamento com objetivo de </w:t>
+        <w:t xml:space="preserve">{{servico}}</w:t>
+      </w:r>
+      <w:r>
+        <w:rPr>
+          <w:rFonts w:ascii="Arial" w:hAnsi="Arial" w:cs="Arial"/>
+          <w:sz w:val="20"/>
+          <w:szCs w:val="20"/>
+        </w:rPr>
+        <w:t xml:space="preserve"/>
       </w:r>
       <w:r>
         <w:rPr>
@@ -3131,15 +3131,15 @@
           <w:sz w:val="20"/>
           <w:szCs w:val="20"/>
         </w:rPr>
-        <w:t xml:space="preserve">limpeza, corte, remoção de tinta, remoção de rezina, remoção de Smelt </w:t>
-      </w:r>
-      <w:r>
-        <w:rPr>
-          <w:rFonts w:ascii="Arial" w:hAnsi="Arial" w:cs="Arial"/>
-          <w:sz w:val="20"/>
-          <w:szCs w:val="20"/>
-        </w:rPr>
-        <w:t>em:</w:t>
+        <w:t xml:space="preserve"/>
+      </w:r>
+      <w:r>
+        <w:rPr>
+          <w:rFonts w:ascii="Arial" w:hAnsi="Arial" w:cs="Arial"/>
+          <w:sz w:val="20"/>
+          <w:szCs w:val="20"/>
+        </w:rPr>
+        <w:t/>
       </w:r>
     </w:p>
     <w:p>
@@ -3154,129 +3154,6 @@
           <w:szCs w:val="20"/>
         </w:rPr>
       </w:pPr>
-    </w:p>
-    <w:p>
-      <w:pPr>
-        <w:pStyle w:val="PargrafodaLista"/>
-        <w:numPr>
-          <w:ilvl w:val="2"/>
-          <w:numId w:val="2"/>
-        </w:numPr>
-        <w:spacing w:after="0" w:line="240" w:lineRule="auto"/>
-        <w:jc w:val="both"/>
-        <w:rPr>
-          <w:rFonts w:ascii="Arial" w:hAnsi="Arial" w:cs="Arial"/>
-          <w:color w:val="EE0000"/>
-          <w:sz w:val="20"/>
-          <w:szCs w:val="20"/>
-        </w:rPr>
-      </w:pPr>
-      <w:r>
-        <w:rPr>
-          <w:rFonts w:ascii="Arial" w:hAnsi="Arial" w:cs="Arial"/>
-          <w:sz w:val="20"/>
-          <w:szCs w:val="20"/>
-        </w:rPr>
-        <w:t xml:space="preserve">Tanque </w:t>
-      </w:r>
-      <w:r>
-        <w:rPr>
-          <w:rFonts w:ascii="Arial" w:hAnsi="Arial" w:cs="Arial"/>
-          <w:color w:val="EE0000"/>
-          <w:sz w:val="20"/>
-          <w:szCs w:val="20"/>
-        </w:rPr>
-        <w:t>(interno ou externo - costado, teto e chão)</w:t>
-      </w:r>
-    </w:p>
-    <w:p>
-      <w:pPr>
-        <w:pStyle w:val="PargrafodaLista"/>
-        <w:numPr>
-          <w:ilvl w:val="2"/>
-          <w:numId w:val="2"/>
-        </w:numPr>
-        <w:spacing w:after="0" w:line="240" w:lineRule="auto"/>
-        <w:jc w:val="both"/>
-        <w:rPr>
-          <w:rFonts w:ascii="Arial" w:hAnsi="Arial" w:cs="Arial"/>
-          <w:sz w:val="20"/>
-          <w:szCs w:val="20"/>
-        </w:rPr>
-      </w:pPr>
-      <w:r>
-        <w:rPr>
-          <w:rFonts w:ascii="Arial" w:hAnsi="Arial" w:cs="Arial"/>
-          <w:sz w:val="20"/>
-          <w:szCs w:val="20"/>
-        </w:rPr>
-        <w:t>Tubulações....</w:t>
-      </w:r>
-    </w:p>
-    <w:p>
-      <w:pPr>
-        <w:pStyle w:val="PargrafodaLista"/>
-        <w:numPr>
-          <w:ilvl w:val="2"/>
-          <w:numId w:val="2"/>
-        </w:numPr>
-        <w:spacing w:after="0" w:line="240" w:lineRule="auto"/>
-        <w:jc w:val="both"/>
-        <w:rPr>
-          <w:rFonts w:ascii="Arial" w:hAnsi="Arial" w:cs="Arial"/>
-          <w:sz w:val="20"/>
-          <w:szCs w:val="20"/>
-        </w:rPr>
-      </w:pPr>
-      <w:r>
-        <w:rPr>
-          <w:rFonts w:ascii="Arial" w:hAnsi="Arial" w:cs="Arial"/>
-          <w:sz w:val="20"/>
-          <w:szCs w:val="20"/>
-        </w:rPr>
-        <w:t>Superfícies metálicas</w:t>
-      </w:r>
-    </w:p>
-    <w:p>
-      <w:pPr>
-        <w:pStyle w:val="PargrafodaLista"/>
-        <w:numPr>
-          <w:ilvl w:val="2"/>
-          <w:numId w:val="2"/>
-        </w:numPr>
-        <w:spacing w:after="0" w:line="240" w:lineRule="auto"/>
-        <w:jc w:val="both"/>
-        <w:rPr>
-          <w:rFonts w:ascii="Arial" w:hAnsi="Arial" w:cs="Arial"/>
-          <w:sz w:val="20"/>
-          <w:szCs w:val="20"/>
-        </w:rPr>
-      </w:pPr>
-      <w:r>
-        <w:rPr>
-          <w:rFonts w:ascii="Arial" w:hAnsi="Arial" w:cs="Arial"/>
-          <w:sz w:val="20"/>
-          <w:szCs w:val="20"/>
-        </w:rPr>
-        <w:t xml:space="preserve">Caldeira </w:t>
-      </w:r>
-      <w:r>
-        <w:rPr>
-          <w:rFonts w:ascii="Arial" w:hAnsi="Arial" w:cs="Arial"/>
-          <w:color w:val="EE0000"/>
-          <w:sz w:val="20"/>
-          <w:szCs w:val="20"/>
-        </w:rPr>
-        <w:t>(verificar local específico da caldeira, área a ser jateada....)</w:t>
-      </w:r>
-      <w:r>
-        <w:rPr>
-          <w:rFonts w:ascii="Arial" w:hAnsi="Arial" w:cs="Arial"/>
-          <w:sz w:val="20"/>
-          <w:szCs w:val="20"/>
-        </w:rPr>
-        <w:t xml:space="preserve">  </w:t>
-      </w:r>
     </w:p>
     <w:p>
       <w:pPr>

--- a/Modelos/definitivos/Comercial/modelos/Proposta técnica hidrojateamento.docx
+++ b/Modelos/definitivos/Comercial/modelos/Proposta técnica hidrojateamento.docx
@@ -4561,6 +4561,13 @@
               </w:rPr>
             </w:pPr>
             <w:r>
+              <w:rPr>
+                <w:rFonts w:ascii="Arial" w:eastAsia="Times New Roman" w:hAnsi="Arial" w:cs="Arial"/>
+                <w:color w:val="000000"/>
+                <w:sz w:val="16"/>
+                <w:szCs w:val="16"/>
+                <w:lang w:eastAsia="pt-BR"/>
+              </w:rPr>
               <w:t xml:space="preserve">{{nota_filtrovali}}</w:t>
             </w:r>
           </w:p>
@@ -4911,6 +4918,13 @@
               </w:rPr>
             </w:pPr>
             <w:r>
+              <w:rPr>
+                <w:rFonts w:ascii="Arial" w:eastAsia="Times New Roman" w:hAnsi="Arial" w:cs="Arial"/>
+                <w:color w:val="000000"/>
+                <w:sz w:val="16"/>
+                <w:szCs w:val="16"/>
+                <w:lang w:eastAsia="pt-BR"/>
+              </w:rPr>
               <w:t xml:space="preserve">{{nota_contratante}}</w:t>
             </w:r>
           </w:p>
@@ -7981,88 +7995,14 @@
       <w:autoSpaceDN w:val="0"/>
       <w:adjustRightInd w:val="0"/>
       <w:spacing w:after="0" w:line="240" w:lineRule="auto"/>
-      <w:jc w:val="center"/>
       <w:rPr>
         <w:rFonts w:ascii="Arial" w:hAnsi="Arial" w:cs="Arial"/>
         <w:b/>
         <w:sz w:val="26"/>
         <w:szCs w:val="26"/>
       </w:rPr>
+      <w:jc w:val="right"/>
     </w:pPr>
-    <w:r>
-      <w:rPr>
-        <w:rFonts w:ascii="Arial" w:hAnsi="Arial" w:cs="Arial"/>
-        <w:b/>
-        <w:noProof/>
-        <w:sz w:val="26"/>
-        <w:szCs w:val="26"/>
-        <w:lang w:eastAsia="pt-BR"/>
-      </w:rPr>
-      <w:drawing>
-        <wp:anchor distT="0" distB="0" distL="114300" distR="114300" simplePos="0" relativeHeight="251669504" behindDoc="1" locked="0" layoutInCell="1" allowOverlap="1" wp14:anchorId="629A2877" wp14:editId="29574DD0">
-          <wp:simplePos x="0" y="0"/>
-          <wp:positionH relativeFrom="page">
-            <wp:align>left</wp:align>
-          </wp:positionH>
-          <wp:positionV relativeFrom="paragraph">
-            <wp:posOffset>-467995</wp:posOffset>
-          </wp:positionV>
-          <wp:extent cx="7568026" cy="10704421"/>
-          <wp:effectExtent l="0" t="0" r="0" b="1905"/>
-          <wp:wrapNone/>
-          <wp:docPr id="6" name="Imagem 9"/>
-          <wp:cNvGraphicFramePr>
-            <a:graphicFrameLocks xmlns:a="http://schemas.openxmlformats.org/drawingml/2006/main" noChangeAspect="1"/>
-          </wp:cNvGraphicFramePr>
-          <a:graphic xmlns:a="http://schemas.openxmlformats.org/drawingml/2006/main">
-            <a:graphicData uri="http://schemas.openxmlformats.org/drawingml/2006/picture">
-              <pic:pic xmlns:pic="http://schemas.openxmlformats.org/drawingml/2006/picture">
-                <pic:nvPicPr>
-                  <pic:cNvPr id="6" name="Imagem 9"/>
-                  <pic:cNvPicPr/>
-                </pic:nvPicPr>
-                <pic:blipFill>
-                  <a:blip r:embed="rId1">
-                    <a:extLst>
-                      <a:ext uri="{28A0092B-C50C-407E-A947-70E740481C1C}">
-                        <a14:useLocalDpi xmlns:a14="http://schemas.microsoft.com/office/drawing/2010/main" val="0"/>
-                      </a:ext>
-                    </a:extLst>
-                  </a:blip>
-                  <a:stretch>
-                    <a:fillRect/>
-                  </a:stretch>
-                </pic:blipFill>
-                <pic:spPr>
-                  <a:xfrm>
-                    <a:off x="0" y="0"/>
-                    <a:ext cx="7568026" cy="10704421"/>
-                  </a:xfrm>
-                  <a:prstGeom prst="rect">
-                    <a:avLst/>
-                  </a:prstGeom>
-                </pic:spPr>
-              </pic:pic>
-            </a:graphicData>
-          </a:graphic>
-          <wp14:sizeRelH relativeFrom="page">
-            <wp14:pctWidth>0</wp14:pctWidth>
-          </wp14:sizeRelH>
-          <wp14:sizeRelV relativeFrom="page">
-            <wp14:pctHeight>0</wp14:pctHeight>
-          </wp14:sizeRelV>
-        </wp:anchor>
-      </w:drawing>
-    </w:r>
-    <w:r>
-      <w:rPr>
-        <w:rFonts w:ascii="Arial" w:hAnsi="Arial" w:cs="Arial"/>
-        <w:b/>
-        <w:sz w:val="26"/>
-        <w:szCs w:val="26"/>
-      </w:rPr>
-      <w:t xml:space="preserve">                                                                                                </w:t>
-    </w:r>
     <w:r>
       <w:rPr>
         <w:rFonts w:ascii="Arial" w:hAnsi="Arial" w:cs="Arial"/>

--- a/Modelos/definitivos/Comercial/modelos/Proposta técnica hidrojateamento.docx
+++ b/Modelos/definitivos/Comercial/modelos/Proposta técnica hidrojateamento.docx
@@ -8008,6 +8008,71 @@
         <w:rFonts w:ascii="Arial" w:hAnsi="Arial" w:cs="Arial"/>
         <w:b/>
         <w:noProof/>
+        <w:sz w:val="26"/>
+        <w:szCs w:val="26"/>
+        <w:lang w:eastAsia="pt-BR"/>
+      </w:rPr>
+      <w:drawing>
+        <wp:anchor distT="0" distB="0" distL="114300" distR="114300" simplePos="0" relativeHeight="251669504" behindDoc="1" locked="0" layoutInCell="1" allowOverlap="1" wp14:anchorId="629A2877" wp14:editId="29574DD0">
+          <wp:simplePos x="0" y="0"/>
+          <wp:positionH relativeFrom="page">
+            <wp:align>left</wp:align>
+          </wp:positionH>
+          <wp:positionV relativeFrom="paragraph">
+            <wp:posOffset>-467995</wp:posOffset>
+          </wp:positionV>
+          <wp:extent cx="7568026" cy="10704421"/>
+          <wp:effectExtent l="0" t="0" r="0" b="1905"/>
+          <wp:wrapNone/>
+          <wp:docPr id="6" name="Imagem 9"/>
+          <wp:cNvGraphicFramePr>
+            <a:graphicFrameLocks xmlns:a="http://schemas.openxmlformats.org/drawingml/2006/main" noChangeAspect="1"/>
+          </wp:cNvGraphicFramePr>
+          <a:graphic xmlns:a="http://schemas.openxmlformats.org/drawingml/2006/main">
+            <a:graphicData uri="http://schemas.openxmlformats.org/drawingml/2006/picture">
+              <pic:pic xmlns:pic="http://schemas.openxmlformats.org/drawingml/2006/picture">
+                <pic:nvPicPr>
+                  <pic:cNvPr id="6" name="Imagem 9"/>
+                  <pic:cNvPicPr/>
+                </pic:nvPicPr>
+                <pic:blipFill>
+                  <a:blip r:embed="rId1">
+                    <a:extLst>
+                      <a:ext uri="{28A0092B-C50C-407E-A947-70E740481C1C}">
+                        <a14:useLocalDpi xmlns:a14="http://schemas.microsoft.com/office/drawing/2010/main" val="0"/>
+                      </a:ext>
+                    </a:extLst>
+                  </a:blip>
+                  <a:stretch>
+                    <a:fillRect/>
+                  </a:stretch>
+                </pic:blipFill>
+                <pic:spPr>
+                  <a:xfrm>
+                    <a:off x="0" y="0"/>
+                    <a:ext cx="7568026" cy="10704421"/>
+                  </a:xfrm>
+                  <a:prstGeom prst="rect">
+                    <a:avLst/>
+                  </a:prstGeom>
+                </pic:spPr>
+              </pic:pic>
+            </a:graphicData>
+          </a:graphic>
+          <wp14:sizeRelH relativeFrom="page">
+            <wp14:pctWidth>0</wp14:pctWidth>
+          </wp14:sizeRelH>
+          <wp14:sizeRelV relativeFrom="page">
+            <wp14:pctHeight>0</wp14:pctHeight>
+          </wp14:sizeRelV>
+        </wp:anchor>
+      </w:drawing>
+    </w:r>
+    <w:r>
+      <w:rPr>
+        <w:rFonts w:ascii="Arial" w:hAnsi="Arial" w:cs="Arial"/>
+        <w:b/>
+        <w:noProof/>
         <w:sz w:val="20"/>
         <w:szCs w:val="20"/>
       </w:rPr>

--- a/Modelos/definitivos/Comercial/modelos/Proposta técnica hidrojateamento.docx
+++ b/Modelos/definitivos/Comercial/modelos/Proposta técnica hidrojateamento.docx
@@ -3347,23 +3347,23 @@
               <w:spacing w:after="0" w:line="240" w:lineRule="auto"/>
               <w:jc w:val="center"/>
               <w:rPr>
-                <w:rFonts w:ascii="Calibri" w:eastAsia="Times New Roman" w:hAnsi="Calibri" w:cs="Calibri"/>
+                <w:rFonts w:ascii="Arial" w:eastAsia="Arial" w:hAnsi="Arial" w:cs="Arial"/>
                 <w:b/>
                 <w:bCs/>
                 <w:color w:val="FFFFFF" w:themeColor="background1"/>
-                <w:sz w:val="16"/>
-                <w:szCs w:val="16"/>
+                <w:sz w:val="20"/>
+                <w:szCs w:val="20"/>
                 <w:lang w:eastAsia="pt-BR"/>
               </w:rPr>
             </w:pPr>
             <w:r>
               <w:rPr>
-                <w:rFonts w:ascii="Calibri" w:eastAsia="Times New Roman" w:hAnsi="Calibri" w:cs="Calibri"/>
+                <w:rFonts w:ascii="Arial" w:eastAsia="Arial" w:hAnsi="Arial" w:cs="Arial"/>
                 <w:b/>
                 <w:bCs/>
                 <w:color w:val="FFFFFF" w:themeColor="background1"/>
-                <w:sz w:val="16"/>
-                <w:szCs w:val="16"/>
+                <w:sz w:val="20"/>
+                <w:szCs w:val="20"/>
                 <w:lang w:eastAsia="pt-BR"/>
               </w:rPr>
               <w:t>Item</w:t>
@@ -3389,23 +3389,23 @@
               <w:spacing w:after="0" w:line="240" w:lineRule="auto"/>
               <w:jc w:val="center"/>
               <w:rPr>
-                <w:rFonts w:ascii="Calibri" w:eastAsia="Times New Roman" w:hAnsi="Calibri" w:cs="Calibri"/>
+                <w:rFonts w:ascii="Arial" w:eastAsia="Arial" w:hAnsi="Arial" w:cs="Arial"/>
                 <w:b/>
                 <w:bCs/>
                 <w:color w:val="FFFFFF" w:themeColor="background1"/>
-                <w:sz w:val="18"/>
-                <w:szCs w:val="18"/>
+                <w:sz w:val="20"/>
+                <w:szCs w:val="20"/>
                 <w:lang w:eastAsia="pt-BR"/>
               </w:rPr>
             </w:pPr>
             <w:r>
               <w:rPr>
-                <w:rFonts w:ascii="Calibri" w:eastAsia="Times New Roman" w:hAnsi="Calibri" w:cs="Calibri"/>
+                <w:rFonts w:ascii="Arial" w:eastAsia="Arial" w:hAnsi="Arial" w:cs="Arial"/>
                 <w:b/>
                 <w:bCs/>
                 <w:color w:val="FFFFFF" w:themeColor="background1"/>
-                <w:sz w:val="18"/>
-                <w:szCs w:val="18"/>
+                <w:sz w:val="20"/>
+                <w:szCs w:val="20"/>
                 <w:lang w:eastAsia="pt-BR"/>
               </w:rPr>
               <w:t>ESCOPO</w:t>
@@ -3431,23 +3431,23 @@
               <w:spacing w:after="0" w:line="240" w:lineRule="auto"/>
               <w:jc w:val="center"/>
               <w:rPr>
-                <w:rFonts w:ascii="Calibri" w:eastAsia="Times New Roman" w:hAnsi="Calibri" w:cs="Calibri"/>
+                <w:rFonts w:ascii="Arial" w:eastAsia="Arial" w:hAnsi="Arial" w:cs="Arial"/>
                 <w:b/>
                 <w:bCs/>
                 <w:color w:val="FFFFFF" w:themeColor="background1"/>
-                <w:sz w:val="16"/>
-                <w:szCs w:val="16"/>
+                <w:sz w:val="20"/>
+                <w:szCs w:val="20"/>
                 <w:lang w:eastAsia="pt-BR"/>
               </w:rPr>
             </w:pPr>
             <w:r>
               <w:rPr>
-                <w:rFonts w:ascii="Calibri" w:eastAsia="Times New Roman" w:hAnsi="Calibri" w:cs="Calibri"/>
+                <w:rFonts w:ascii="Arial" w:eastAsia="Arial" w:hAnsi="Arial" w:cs="Arial"/>
                 <w:b/>
                 <w:bCs/>
                 <w:color w:val="FFFFFF" w:themeColor="background1"/>
-                <w:sz w:val="16"/>
-                <w:szCs w:val="16"/>
+                <w:sz w:val="20"/>
+                <w:szCs w:val="20"/>
                 <w:lang w:eastAsia="pt-BR"/>
               </w:rPr>
               <w:t>NOTA</w:t>
@@ -3478,7 +3478,7 @@
             <w:pPr>
               <w:spacing w:before="120" w:after="0" w:line="240" w:lineRule="auto"/>
               <w:rPr>
-                <w:rFonts w:ascii="Arial" w:eastAsia="Times New Roman" w:hAnsi="Arial" w:cs="Arial"/>
+                <w:rFonts w:ascii="Arial" w:eastAsia="Arial" w:hAnsi="Arial" w:cs="Arial"/>
                 <w:b/>
                 <w:bCs/>
                 <w:color w:val="000000"/>
@@ -3489,7 +3489,7 @@
             </w:pPr>
             <w:r>
               <w:rPr>
-                <w:rFonts w:ascii="Arial" w:eastAsia="Times New Roman" w:hAnsi="Arial" w:cs="Arial"/>
+                <w:rFonts w:ascii="Arial" w:eastAsia="Arial" w:hAnsi="Arial" w:cs="Arial"/>
                 <w:b/>
                 <w:bCs/>
                 <w:color w:val="000000"/>
@@ -3530,7 +3530,7 @@
               <w:spacing w:before="120" w:after="0" w:line="240" w:lineRule="auto"/>
               <w:jc w:val="center"/>
               <w:rPr>
-                <w:rFonts w:ascii="Arial" w:eastAsia="Times New Roman" w:hAnsi="Arial" w:cs="Arial"/>
+                <w:rFonts w:ascii="Arial" w:eastAsia="Arial" w:hAnsi="Arial" w:cs="Arial"/>
                 <w:color w:val="000000"/>
                 <w:sz w:val="16"/>
                 <w:szCs w:val="16"/>
@@ -3555,7 +3555,7 @@
             <w:pPr>
               <w:spacing w:before="120" w:after="0" w:line="360" w:lineRule="auto"/>
               <w:rPr>
-                <w:rFonts w:ascii="Arial" w:eastAsia="Times New Roman" w:hAnsi="Arial" w:cs="Arial"/>
+                <w:rFonts w:ascii="Arial" w:eastAsia="Arial" w:hAnsi="Arial" w:cs="Arial"/>
                 <w:color w:val="000000"/>
                 <w:sz w:val="16"/>
                 <w:szCs w:val="16"/>
@@ -3564,7 +3564,7 @@
             </w:pPr>
             <w:r>
               <w:rPr>
-                <w:rFonts w:ascii="Arial" w:eastAsia="Times New Roman" w:hAnsi="Arial" w:cs="Arial"/>
+                <w:rFonts w:ascii="Arial" w:eastAsia="Arial" w:hAnsi="Arial" w:cs="Arial"/>
                 <w:color w:val="000000"/>
                 <w:sz w:val="16"/>
                 <w:szCs w:val="16"/>
@@ -3575,7 +3575,7 @@
             <w:commentRangeStart w:id="2"/>
             <w:r>
               <w:rPr>
-                <w:rFonts w:ascii="Arial" w:eastAsia="Times New Roman" w:hAnsi="Arial" w:cs="Arial"/>
+                <w:rFonts w:ascii="Arial" w:eastAsia="Arial" w:hAnsi="Arial" w:cs="Arial"/>
                 <w:color w:val="000000"/>
                 <w:sz w:val="16"/>
                 <w:szCs w:val="16"/>
@@ -3585,7 +3585,7 @@
             </w:r>
             <w:r>
               <w:rPr>
-                <w:rFonts w:ascii="Arial" w:eastAsia="Times New Roman" w:hAnsi="Arial" w:cs="Arial"/>
+                <w:rFonts w:ascii="Arial" w:eastAsia="Arial" w:hAnsi="Arial" w:cs="Arial"/>
                 <w:color w:val="000000"/>
                 <w:sz w:val="16"/>
                 <w:szCs w:val="16"/>
@@ -3597,7 +3597,7 @@
             <w:r>
               <w:rPr>
                 <w:rStyle w:val="Refdecomentrio"/>
-                <w:rFonts w:ascii="Arial" w:eastAsia="Times New Roman" w:hAnsi="Arial" w:cs="Arial"/>
+                <w:rFonts w:ascii="Arial" w:eastAsia="Arial" w:hAnsi="Arial" w:cs="Arial"/>
                 <w:color w:val="000000"/>
                 <w:lang w:eastAsia="pt-BR"/>
               </w:rPr>
@@ -3613,7 +3613,7 @@
               </w:numPr>
               <w:spacing w:before="120" w:after="0" w:line="360" w:lineRule="auto"/>
               <w:rPr>
-                <w:rFonts w:ascii="Arial" w:eastAsia="Times New Roman" w:hAnsi="Arial" w:cs="Arial"/>
+                <w:rFonts w:ascii="Arial" w:eastAsia="Arial" w:hAnsi="Arial" w:cs="Arial"/>
                 <w:b/>
                 <w:bCs/>
                 <w:color w:val="000000"/>
@@ -3624,7 +3624,7 @@
             </w:pPr>
             <w:r>
               <w:rPr>
-                <w:rFonts w:ascii="Arial" w:eastAsia="Times New Roman" w:hAnsi="Arial" w:cs="Arial"/>
+                <w:rFonts w:ascii="Arial" w:eastAsia="Arial" w:hAnsi="Arial" w:cs="Arial"/>
                 <w:b/>
                 <w:bCs/>
                 <w:color w:val="000000"/>
@@ -3636,7 +3636,7 @@
             </w:r>
             <w:r>
               <w:rPr>
-                <w:rFonts w:ascii="Arial" w:eastAsia="Times New Roman" w:hAnsi="Arial" w:cs="Arial"/>
+                <w:rFonts w:ascii="Arial" w:eastAsia="Arial" w:hAnsi="Arial" w:cs="Arial"/>
                 <w:b/>
                 <w:bCs/>
                 <w:color w:val="000000"/>
@@ -3648,7 +3648,7 @@
             </w:r>
             <w:r>
               <w:rPr>
-                <w:rFonts w:ascii="Arial" w:eastAsia="Times New Roman" w:hAnsi="Arial" w:cs="Arial"/>
+                <w:rFonts w:ascii="Arial" w:eastAsia="Arial" w:hAnsi="Arial" w:cs="Arial"/>
                 <w:b/>
                 <w:bCs/>
                 <w:color w:val="000000"/>
@@ -3660,7 +3660,7 @@
             </w:r>
             <w:r>
               <w:rPr>
-                <w:rFonts w:ascii="Arial" w:eastAsia="Times New Roman" w:hAnsi="Arial" w:cs="Arial"/>
+                <w:rFonts w:ascii="Arial" w:eastAsia="Arial" w:hAnsi="Arial" w:cs="Arial"/>
                 <w:b/>
                 <w:bCs/>
                 <w:color w:val="000000"/>
@@ -3672,7 +3672,7 @@
             </w:r>
             <w:r>
               <w:rPr>
-                <w:rFonts w:ascii="Arial" w:eastAsia="Times New Roman" w:hAnsi="Arial" w:cs="Arial"/>
+                <w:rFonts w:ascii="Arial" w:eastAsia="Arial" w:hAnsi="Arial" w:cs="Arial"/>
                 <w:b/>
                 <w:bCs/>
                 <w:color w:val="EE0000"/>
@@ -3693,7 +3693,7 @@
               <w:spacing w:before="120" w:after="0" w:line="360" w:lineRule="auto"/>
               <w:ind w:left="1063"/>
               <w:rPr>
-                <w:rFonts w:ascii="Arial" w:eastAsia="Times New Roman" w:hAnsi="Arial" w:cs="Arial"/>
+                <w:rFonts w:ascii="Arial" w:eastAsia="Arial" w:hAnsi="Arial" w:cs="Arial"/>
                 <w:color w:val="000000"/>
                 <w:sz w:val="16"/>
                 <w:szCs w:val="16"/>
@@ -3702,7 +3702,7 @@
             </w:pPr>
             <w:r>
               <w:rPr>
-                <w:rFonts w:ascii="Arial" w:eastAsia="Times New Roman" w:hAnsi="Arial" w:cs="Arial"/>
+                <w:rFonts w:ascii="Arial" w:eastAsia="Arial" w:hAnsi="Arial" w:cs="Arial"/>
                 <w:color w:val="000000"/>
                 <w:sz w:val="16"/>
                 <w:szCs w:val="16"/>
@@ -3721,7 +3721,7 @@
               <w:spacing w:before="120" w:after="0" w:line="360" w:lineRule="auto"/>
               <w:ind w:left="1063"/>
               <w:rPr>
-                <w:rFonts w:ascii="Arial" w:eastAsia="Times New Roman" w:hAnsi="Arial" w:cs="Arial"/>
+                <w:rFonts w:ascii="Arial" w:eastAsia="Arial" w:hAnsi="Arial" w:cs="Arial"/>
                 <w:color w:val="000000"/>
                 <w:sz w:val="16"/>
                 <w:szCs w:val="16"/>
@@ -3730,7 +3730,7 @@
             </w:pPr>
             <w:r>
               <w:rPr>
-                <w:rFonts w:ascii="Arial" w:eastAsia="Times New Roman" w:hAnsi="Arial" w:cs="Arial"/>
+                <w:rFonts w:ascii="Arial" w:eastAsia="Arial" w:hAnsi="Arial" w:cs="Arial"/>
                 <w:color w:val="000000"/>
                 <w:sz w:val="16"/>
                 <w:szCs w:val="16"/>
@@ -3749,7 +3749,7 @@
               <w:spacing w:before="120" w:after="0" w:line="360" w:lineRule="auto"/>
               <w:ind w:left="1063"/>
               <w:rPr>
-                <w:rFonts w:ascii="Arial" w:eastAsia="Times New Roman" w:hAnsi="Arial" w:cs="Arial"/>
+                <w:rFonts w:ascii="Arial" w:eastAsia="Arial" w:hAnsi="Arial" w:cs="Arial"/>
                 <w:color w:val="000000"/>
                 <w:sz w:val="16"/>
                 <w:szCs w:val="16"/>
@@ -3758,7 +3758,7 @@
             </w:pPr>
             <w:r>
               <w:rPr>
-                <w:rFonts w:ascii="Arial" w:eastAsia="Times New Roman" w:hAnsi="Arial" w:cs="Arial"/>
+                <w:rFonts w:ascii="Arial" w:eastAsia="Arial" w:hAnsi="Arial" w:cs="Arial"/>
                 <w:color w:val="000000"/>
                 <w:sz w:val="16"/>
                 <w:szCs w:val="16"/>
@@ -3777,7 +3777,7 @@
               <w:spacing w:before="120" w:after="0" w:line="360" w:lineRule="auto"/>
               <w:ind w:left="1063"/>
               <w:rPr>
-                <w:rFonts w:ascii="Arial" w:eastAsia="Times New Roman" w:hAnsi="Arial" w:cs="Arial"/>
+                <w:rFonts w:ascii="Arial" w:eastAsia="Arial" w:hAnsi="Arial" w:cs="Arial"/>
                 <w:color w:val="2F5496" w:themeColor="accent5" w:themeShade="BF"/>
                 <w:sz w:val="16"/>
                 <w:szCs w:val="16"/>
@@ -3786,7 +3786,7 @@
             </w:pPr>
             <w:r>
               <w:rPr>
-                <w:rFonts w:ascii="Arial" w:eastAsia="Times New Roman" w:hAnsi="Arial" w:cs="Arial"/>
+                <w:rFonts w:ascii="Arial" w:eastAsia="Arial" w:hAnsi="Arial" w:cs="Arial"/>
                 <w:color w:val="000000"/>
                 <w:sz w:val="16"/>
                 <w:szCs w:val="16"/>
@@ -3796,7 +3796,7 @@
             </w:r>
             <w:r>
               <w:rPr>
-                <w:rFonts w:ascii="Arial" w:eastAsia="Times New Roman" w:hAnsi="Arial" w:cs="Arial"/>
+                <w:rFonts w:ascii="Arial" w:eastAsia="Arial" w:hAnsi="Arial" w:cs="Arial"/>
                 <w:color w:val="EE0000"/>
                 <w:sz w:val="16"/>
                 <w:szCs w:val="16"/>
@@ -3806,7 +3806,7 @@
             </w:r>
             <w:r>
               <w:rPr>
-                <w:rFonts w:ascii="Arial" w:eastAsia="Times New Roman" w:hAnsi="Arial" w:cs="Arial"/>
+                <w:rFonts w:ascii="Arial" w:eastAsia="Arial" w:hAnsi="Arial" w:cs="Arial"/>
                 <w:color w:val="EE0000"/>
                 <w:sz w:val="16"/>
                 <w:szCs w:val="16"/>
@@ -3816,7 +3816,7 @@
             </w:r>
             <w:r>
               <w:rPr>
-                <w:rFonts w:ascii="Arial" w:eastAsia="Times New Roman" w:hAnsi="Arial" w:cs="Arial"/>
+                <w:rFonts w:ascii="Arial" w:eastAsia="Arial" w:hAnsi="Arial" w:cs="Arial"/>
                 <w:color w:val="2F5496" w:themeColor="accent5" w:themeShade="BF"/>
                 <w:sz w:val="16"/>
                 <w:szCs w:val="16"/>
@@ -3834,7 +3834,7 @@
               </w:numPr>
               <w:spacing w:before="120" w:after="0" w:line="360" w:lineRule="auto"/>
               <w:rPr>
-                <w:rFonts w:ascii="Arial" w:eastAsia="Times New Roman" w:hAnsi="Arial" w:cs="Arial"/>
+                <w:rFonts w:ascii="Arial" w:eastAsia="Arial" w:hAnsi="Arial" w:cs="Arial"/>
                 <w:b/>
                 <w:bCs/>
                 <w:color w:val="000000"/>
@@ -3845,7 +3845,7 @@
             </w:pPr>
             <w:r>
               <w:rPr>
-                <w:rFonts w:ascii="Arial" w:eastAsia="Times New Roman" w:hAnsi="Arial" w:cs="Arial"/>
+                <w:rFonts w:ascii="Arial" w:eastAsia="Arial" w:hAnsi="Arial" w:cs="Arial"/>
                 <w:b/>
                 <w:bCs/>
                 <w:color w:val="000000"/>
@@ -3857,7 +3857,7 @@
             </w:r>
             <w:r>
               <w:rPr>
-                <w:rFonts w:ascii="Arial" w:eastAsia="Times New Roman" w:hAnsi="Arial" w:cs="Arial"/>
+                <w:rFonts w:ascii="Arial" w:eastAsia="Arial" w:hAnsi="Arial" w:cs="Arial"/>
                 <w:b/>
                 <w:bCs/>
                 <w:color w:val="000000"/>
@@ -3869,7 +3869,7 @@
             </w:r>
             <w:r>
               <w:rPr>
-                <w:rFonts w:ascii="Arial" w:eastAsia="Times New Roman" w:hAnsi="Arial" w:cs="Arial"/>
+                <w:rFonts w:ascii="Arial" w:eastAsia="Arial" w:hAnsi="Arial" w:cs="Arial"/>
                 <w:b/>
                 <w:bCs/>
                 <w:color w:val="EE0000"/>
@@ -3890,7 +3890,7 @@
               <w:spacing w:before="120" w:after="0" w:line="360" w:lineRule="auto"/>
               <w:ind w:left="1063"/>
               <w:rPr>
-                <w:rFonts w:ascii="Arial" w:eastAsia="Times New Roman" w:hAnsi="Arial" w:cs="Arial"/>
+                <w:rFonts w:ascii="Arial" w:eastAsia="Arial" w:hAnsi="Arial" w:cs="Arial"/>
                 <w:color w:val="000000"/>
                 <w:sz w:val="16"/>
                 <w:szCs w:val="16"/>
@@ -3899,7 +3899,7 @@
             </w:pPr>
             <w:r>
               <w:rPr>
-                <w:rFonts w:ascii="Arial" w:eastAsia="Times New Roman" w:hAnsi="Arial" w:cs="Arial"/>
+                <w:rFonts w:ascii="Arial" w:eastAsia="Arial" w:hAnsi="Arial" w:cs="Arial"/>
                 <w:color w:val="000000"/>
                 <w:sz w:val="16"/>
                 <w:szCs w:val="16"/>
@@ -3918,7 +3918,7 @@
               <w:spacing w:before="120" w:after="0" w:line="360" w:lineRule="auto"/>
               <w:ind w:left="1063"/>
               <w:rPr>
-                <w:rFonts w:ascii="Arial" w:eastAsia="Times New Roman" w:hAnsi="Arial" w:cs="Arial"/>
+                <w:rFonts w:ascii="Arial" w:eastAsia="Arial" w:hAnsi="Arial" w:cs="Arial"/>
                 <w:color w:val="000000"/>
                 <w:sz w:val="16"/>
                 <w:szCs w:val="16"/>
@@ -3927,7 +3927,7 @@
             </w:pPr>
             <w:r>
               <w:rPr>
-                <w:rFonts w:ascii="Arial" w:eastAsia="Times New Roman" w:hAnsi="Arial" w:cs="Arial"/>
+                <w:rFonts w:ascii="Arial" w:eastAsia="Arial" w:hAnsi="Arial" w:cs="Arial"/>
                 <w:color w:val="000000"/>
                 <w:sz w:val="16"/>
                 <w:szCs w:val="16"/>
@@ -3946,7 +3946,7 @@
               <w:spacing w:before="120" w:after="0" w:line="360" w:lineRule="auto"/>
               <w:ind w:left="1063"/>
               <w:rPr>
-                <w:rFonts w:ascii="Arial" w:eastAsia="Times New Roman" w:hAnsi="Arial" w:cs="Arial"/>
+                <w:rFonts w:ascii="Arial" w:eastAsia="Arial" w:hAnsi="Arial" w:cs="Arial"/>
                 <w:color w:val="000000"/>
                 <w:sz w:val="16"/>
                 <w:szCs w:val="16"/>
@@ -3955,7 +3955,7 @@
             </w:pPr>
             <w:r>
               <w:rPr>
-                <w:rFonts w:ascii="Arial" w:eastAsia="Times New Roman" w:hAnsi="Arial" w:cs="Arial"/>
+                <w:rFonts w:ascii="Arial" w:eastAsia="Arial" w:hAnsi="Arial" w:cs="Arial"/>
                 <w:color w:val="000000"/>
                 <w:sz w:val="16"/>
                 <w:szCs w:val="16"/>
@@ -3974,7 +3974,7 @@
               <w:spacing w:before="120" w:after="0" w:line="360" w:lineRule="auto"/>
               <w:ind w:left="1063"/>
               <w:rPr>
-                <w:rFonts w:ascii="Arial" w:eastAsia="Times New Roman" w:hAnsi="Arial" w:cs="Arial"/>
+                <w:rFonts w:ascii="Arial" w:eastAsia="Arial" w:hAnsi="Arial" w:cs="Arial"/>
                 <w:color w:val="2F5496" w:themeColor="accent5" w:themeShade="BF"/>
                 <w:sz w:val="16"/>
                 <w:szCs w:val="16"/>
@@ -3983,7 +3983,7 @@
             </w:pPr>
             <w:r>
               <w:rPr>
-                <w:rFonts w:ascii="Arial" w:eastAsia="Times New Roman" w:hAnsi="Arial" w:cs="Arial"/>
+                <w:rFonts w:ascii="Arial" w:eastAsia="Arial" w:hAnsi="Arial" w:cs="Arial"/>
                 <w:color w:val="000000"/>
                 <w:sz w:val="16"/>
                 <w:szCs w:val="16"/>
@@ -3993,7 +3993,7 @@
             </w:r>
             <w:r>
               <w:rPr>
-                <w:rFonts w:ascii="Arial" w:eastAsia="Times New Roman" w:hAnsi="Arial" w:cs="Arial"/>
+                <w:rFonts w:ascii="Arial" w:eastAsia="Arial" w:hAnsi="Arial" w:cs="Arial"/>
                 <w:color w:val="EE0000"/>
                 <w:sz w:val="16"/>
                 <w:szCs w:val="16"/>
@@ -4003,7 +4003,7 @@
             </w:r>
             <w:r>
               <w:rPr>
-                <w:rFonts w:ascii="Arial" w:eastAsia="Times New Roman" w:hAnsi="Arial" w:cs="Arial"/>
+                <w:rFonts w:ascii="Arial" w:eastAsia="Arial" w:hAnsi="Arial" w:cs="Arial"/>
                 <w:color w:val="EE0000"/>
                 <w:sz w:val="16"/>
                 <w:szCs w:val="16"/>
@@ -4013,7 +4013,7 @@
             </w:r>
             <w:r>
               <w:rPr>
-                <w:rFonts w:ascii="Arial" w:eastAsia="Times New Roman" w:hAnsi="Arial" w:cs="Arial"/>
+                <w:rFonts w:ascii="Arial" w:eastAsia="Arial" w:hAnsi="Arial" w:cs="Arial"/>
                 <w:color w:val="2F5496" w:themeColor="accent5" w:themeShade="BF"/>
                 <w:sz w:val="16"/>
                 <w:szCs w:val="16"/>
@@ -4031,7 +4031,7 @@
               </w:numPr>
               <w:spacing w:before="120" w:after="0" w:line="360" w:lineRule="auto"/>
               <w:rPr>
-                <w:rFonts w:ascii="Arial" w:eastAsia="Times New Roman" w:hAnsi="Arial" w:cs="Arial"/>
+                <w:rFonts w:ascii="Arial" w:eastAsia="Arial" w:hAnsi="Arial" w:cs="Arial"/>
                 <w:b/>
                 <w:bCs/>
                 <w:color w:val="000000"/>
@@ -4042,7 +4042,7 @@
             </w:pPr>
             <w:r>
               <w:rPr>
-                <w:rFonts w:ascii="Arial" w:eastAsia="Times New Roman" w:hAnsi="Arial" w:cs="Arial"/>
+                <w:rFonts w:ascii="Arial" w:eastAsia="Arial" w:hAnsi="Arial" w:cs="Arial"/>
                 <w:b/>
                 <w:bCs/>
                 <w:color w:val="000000"/>
@@ -4054,7 +4054,7 @@
             </w:r>
             <w:r>
               <w:rPr>
-                <w:rFonts w:ascii="Arial" w:eastAsia="Times New Roman" w:hAnsi="Arial" w:cs="Arial"/>
+                <w:rFonts w:ascii="Arial" w:eastAsia="Arial" w:hAnsi="Arial" w:cs="Arial"/>
                 <w:b/>
                 <w:bCs/>
                 <w:color w:val="000000"/>
@@ -4066,7 +4066,7 @@
             </w:r>
             <w:r>
               <w:rPr>
-                <w:rFonts w:ascii="Arial" w:eastAsia="Times New Roman" w:hAnsi="Arial" w:cs="Arial"/>
+                <w:rFonts w:ascii="Arial" w:eastAsia="Arial" w:hAnsi="Arial" w:cs="Arial"/>
                 <w:b/>
                 <w:bCs/>
                 <w:color w:val="000000"/>
@@ -4078,7 +4078,7 @@
             </w:r>
             <w:r>
               <w:rPr>
-                <w:rFonts w:ascii="Arial" w:eastAsia="Times New Roman" w:hAnsi="Arial" w:cs="Arial"/>
+                <w:rFonts w:ascii="Arial" w:eastAsia="Arial" w:hAnsi="Arial" w:cs="Arial"/>
                 <w:b/>
                 <w:bCs/>
                 <w:color w:val="000000"/>
@@ -4099,7 +4099,7 @@
               <w:spacing w:before="120" w:after="0" w:line="360" w:lineRule="auto"/>
               <w:ind w:left="1063"/>
               <w:rPr>
-                <w:rFonts w:ascii="Arial" w:eastAsia="Times New Roman" w:hAnsi="Arial" w:cs="Arial"/>
+                <w:rFonts w:ascii="Arial" w:eastAsia="Arial" w:hAnsi="Arial" w:cs="Arial"/>
                 <w:color w:val="000000"/>
                 <w:sz w:val="16"/>
                 <w:szCs w:val="16"/>
@@ -4108,7 +4108,7 @@
             </w:pPr>
             <w:r>
               <w:rPr>
-                <w:rFonts w:ascii="Arial" w:eastAsia="Times New Roman" w:hAnsi="Arial" w:cs="Arial"/>
+                <w:rFonts w:ascii="Arial" w:eastAsia="Arial" w:hAnsi="Arial" w:cs="Arial"/>
                 <w:color w:val="000000"/>
                 <w:sz w:val="16"/>
                 <w:szCs w:val="16"/>
@@ -4127,7 +4127,7 @@
               <w:spacing w:before="120" w:after="0" w:line="360" w:lineRule="auto"/>
               <w:ind w:left="1063"/>
               <w:rPr>
-                <w:rFonts w:ascii="Arial" w:eastAsia="Times New Roman" w:hAnsi="Arial" w:cs="Arial"/>
+                <w:rFonts w:ascii="Arial" w:eastAsia="Arial" w:hAnsi="Arial" w:cs="Arial"/>
                 <w:color w:val="000000"/>
                 <w:sz w:val="16"/>
                 <w:szCs w:val="16"/>
@@ -4136,7 +4136,7 @@
             </w:pPr>
             <w:r>
               <w:rPr>
-                <w:rFonts w:ascii="Arial" w:eastAsia="Times New Roman" w:hAnsi="Arial" w:cs="Arial"/>
+                <w:rFonts w:ascii="Arial" w:eastAsia="Arial" w:hAnsi="Arial" w:cs="Arial"/>
                 <w:color w:val="000000"/>
                 <w:sz w:val="16"/>
                 <w:szCs w:val="16"/>
@@ -4155,7 +4155,7 @@
               <w:spacing w:before="120" w:after="0" w:line="360" w:lineRule="auto"/>
               <w:ind w:left="1063"/>
               <w:rPr>
-                <w:rFonts w:ascii="Arial" w:eastAsia="Times New Roman" w:hAnsi="Arial" w:cs="Arial"/>
+                <w:rFonts w:ascii="Arial" w:eastAsia="Arial" w:hAnsi="Arial" w:cs="Arial"/>
                 <w:color w:val="000000"/>
                 <w:sz w:val="16"/>
                 <w:szCs w:val="16"/>
@@ -4164,7 +4164,7 @@
             </w:pPr>
             <w:r>
               <w:rPr>
-                <w:rFonts w:ascii="Arial" w:eastAsia="Times New Roman" w:hAnsi="Arial" w:cs="Arial"/>
+                <w:rFonts w:ascii="Arial" w:eastAsia="Arial" w:hAnsi="Arial" w:cs="Arial"/>
                 <w:color w:val="000000"/>
                 <w:sz w:val="16"/>
                 <w:szCs w:val="16"/>
@@ -4183,7 +4183,7 @@
               <w:spacing w:before="120" w:after="0" w:line="360" w:lineRule="auto"/>
               <w:ind w:left="1063"/>
               <w:rPr>
-                <w:rFonts w:ascii="Arial" w:eastAsia="Times New Roman" w:hAnsi="Arial" w:cs="Arial"/>
+                <w:rFonts w:ascii="Arial" w:eastAsia="Arial" w:hAnsi="Arial" w:cs="Arial"/>
                 <w:color w:val="000000"/>
                 <w:sz w:val="16"/>
                 <w:szCs w:val="16"/>
@@ -4192,7 +4192,7 @@
             </w:pPr>
             <w:r>
               <w:rPr>
-                <w:rFonts w:ascii="Arial" w:eastAsia="Times New Roman" w:hAnsi="Arial" w:cs="Arial"/>
+                <w:rFonts w:ascii="Arial" w:eastAsia="Arial" w:hAnsi="Arial" w:cs="Arial"/>
                 <w:color w:val="000000"/>
                 <w:sz w:val="16"/>
                 <w:szCs w:val="16"/>
@@ -4211,7 +4211,7 @@
               <w:spacing w:before="120" w:after="0" w:line="360" w:lineRule="auto"/>
               <w:ind w:left="1063"/>
               <w:rPr>
-                <w:rFonts w:ascii="Arial" w:eastAsia="Times New Roman" w:hAnsi="Arial" w:cs="Arial"/>
+                <w:rFonts w:ascii="Arial" w:eastAsia="Arial" w:hAnsi="Arial" w:cs="Arial"/>
                 <w:color w:val="2F5496" w:themeColor="accent5" w:themeShade="BF"/>
                 <w:sz w:val="16"/>
                 <w:szCs w:val="16"/>
@@ -4220,7 +4220,7 @@
             </w:pPr>
             <w:r>
               <w:rPr>
-                <w:rFonts w:ascii="Arial" w:eastAsia="Times New Roman" w:hAnsi="Arial" w:cs="Arial"/>
+                <w:rFonts w:ascii="Arial" w:eastAsia="Arial" w:hAnsi="Arial" w:cs="Arial"/>
                 <w:color w:val="000000"/>
                 <w:sz w:val="16"/>
                 <w:szCs w:val="16"/>
@@ -4230,7 +4230,7 @@
             </w:r>
             <w:r>
               <w:rPr>
-                <w:rFonts w:ascii="Arial" w:eastAsia="Times New Roman" w:hAnsi="Arial" w:cs="Arial"/>
+                <w:rFonts w:ascii="Arial" w:eastAsia="Arial" w:hAnsi="Arial" w:cs="Arial"/>
                 <w:color w:val="EE0000"/>
                 <w:sz w:val="16"/>
                 <w:szCs w:val="16"/>
@@ -4240,7 +4240,7 @@
             </w:r>
             <w:r>
               <w:rPr>
-                <w:rFonts w:ascii="Arial" w:eastAsia="Times New Roman" w:hAnsi="Arial" w:cs="Arial"/>
+                <w:rFonts w:ascii="Arial" w:eastAsia="Arial" w:hAnsi="Arial" w:cs="Arial"/>
                 <w:color w:val="EE0000"/>
                 <w:sz w:val="16"/>
                 <w:szCs w:val="16"/>
@@ -4250,7 +4250,7 @@
             </w:r>
             <w:r>
               <w:rPr>
-                <w:rFonts w:ascii="Arial" w:eastAsia="Times New Roman" w:hAnsi="Arial" w:cs="Arial"/>
+                <w:rFonts w:ascii="Arial" w:eastAsia="Arial" w:hAnsi="Arial" w:cs="Arial"/>
                 <w:color w:val="2F5496" w:themeColor="accent5" w:themeShade="BF"/>
                 <w:sz w:val="16"/>
                 <w:szCs w:val="16"/>
@@ -4268,7 +4268,7 @@
               </w:numPr>
               <w:spacing w:before="120" w:after="0" w:line="360" w:lineRule="auto"/>
               <w:rPr>
-                <w:rFonts w:ascii="Arial" w:eastAsia="Times New Roman" w:hAnsi="Arial" w:cs="Arial"/>
+                <w:rFonts w:ascii="Arial" w:eastAsia="Arial" w:hAnsi="Arial" w:cs="Arial"/>
                 <w:b/>
                 <w:bCs/>
                 <w:color w:val="000000"/>
@@ -4279,7 +4279,7 @@
             </w:pPr>
             <w:r>
               <w:rPr>
-                <w:rFonts w:ascii="Arial" w:eastAsia="Times New Roman" w:hAnsi="Arial" w:cs="Arial"/>
+                <w:rFonts w:ascii="Arial" w:eastAsia="Arial" w:hAnsi="Arial" w:cs="Arial"/>
                 <w:b/>
                 <w:bCs/>
                 <w:color w:val="000000"/>
@@ -4291,7 +4291,7 @@
             </w:r>
             <w:r>
               <w:rPr>
-                <w:rFonts w:ascii="Arial" w:eastAsia="Times New Roman" w:hAnsi="Arial" w:cs="Arial"/>
+                <w:rFonts w:ascii="Arial" w:eastAsia="Arial" w:hAnsi="Arial" w:cs="Arial"/>
                 <w:b/>
                 <w:bCs/>
                 <w:color w:val="000000"/>
@@ -4303,7 +4303,7 @@
             </w:r>
             <w:r>
               <w:rPr>
-                <w:rFonts w:ascii="Arial" w:eastAsia="Times New Roman" w:hAnsi="Arial" w:cs="Arial"/>
+                <w:rFonts w:ascii="Arial" w:eastAsia="Arial" w:hAnsi="Arial" w:cs="Arial"/>
                 <w:b/>
                 <w:bCs/>
                 <w:color w:val="000000"/>
@@ -4324,7 +4324,7 @@
               <w:spacing w:before="120" w:after="0" w:line="360" w:lineRule="auto"/>
               <w:ind w:left="1063"/>
               <w:rPr>
-                <w:rFonts w:ascii="Arial" w:eastAsia="Times New Roman" w:hAnsi="Arial" w:cs="Arial"/>
+                <w:rFonts w:ascii="Arial" w:eastAsia="Arial" w:hAnsi="Arial" w:cs="Arial"/>
                 <w:color w:val="000000"/>
                 <w:sz w:val="16"/>
                 <w:szCs w:val="16"/>
@@ -4333,7 +4333,7 @@
             </w:pPr>
             <w:r>
               <w:rPr>
-                <w:rFonts w:ascii="Arial" w:eastAsia="Times New Roman" w:hAnsi="Arial" w:cs="Arial"/>
+                <w:rFonts w:ascii="Arial" w:eastAsia="Arial" w:hAnsi="Arial" w:cs="Arial"/>
                 <w:color w:val="000000"/>
                 <w:sz w:val="16"/>
                 <w:szCs w:val="16"/>
@@ -4352,7 +4352,7 @@
               <w:spacing w:before="120" w:after="0" w:line="360" w:lineRule="auto"/>
               <w:ind w:left="1063"/>
               <w:rPr>
-                <w:rFonts w:ascii="Arial" w:eastAsia="Times New Roman" w:hAnsi="Arial" w:cs="Arial"/>
+                <w:rFonts w:ascii="Arial" w:eastAsia="Arial" w:hAnsi="Arial" w:cs="Arial"/>
                 <w:color w:val="000000"/>
                 <w:sz w:val="16"/>
                 <w:szCs w:val="16"/>
@@ -4361,7 +4361,7 @@
             </w:pPr>
             <w:r>
               <w:rPr>
-                <w:rFonts w:ascii="Arial" w:eastAsia="Times New Roman" w:hAnsi="Arial" w:cs="Arial"/>
+                <w:rFonts w:ascii="Arial" w:eastAsia="Arial" w:hAnsi="Arial" w:cs="Arial"/>
                 <w:color w:val="000000"/>
                 <w:sz w:val="16"/>
                 <w:szCs w:val="16"/>
@@ -4380,7 +4380,7 @@
               <w:spacing w:before="120" w:after="0" w:line="360" w:lineRule="auto"/>
               <w:ind w:left="1063"/>
               <w:rPr>
-                <w:rFonts w:ascii="Arial" w:eastAsia="Times New Roman" w:hAnsi="Arial" w:cs="Arial"/>
+                <w:rFonts w:ascii="Arial" w:eastAsia="Arial" w:hAnsi="Arial" w:cs="Arial"/>
                 <w:color w:val="000000"/>
                 <w:sz w:val="16"/>
                 <w:szCs w:val="16"/>
@@ -4389,7 +4389,7 @@
             </w:pPr>
             <w:r>
               <w:rPr>
-                <w:rFonts w:ascii="Arial" w:eastAsia="Times New Roman" w:hAnsi="Arial" w:cs="Arial"/>
+                <w:rFonts w:ascii="Arial" w:eastAsia="Arial" w:hAnsi="Arial" w:cs="Arial"/>
                 <w:color w:val="000000"/>
                 <w:sz w:val="16"/>
                 <w:szCs w:val="16"/>
@@ -4408,7 +4408,7 @@
               <w:spacing w:before="120" w:after="0" w:line="360" w:lineRule="auto"/>
               <w:ind w:left="1063"/>
               <w:rPr>
-                <w:rFonts w:ascii="Arial" w:eastAsia="Times New Roman" w:hAnsi="Arial" w:cs="Arial"/>
+                <w:rFonts w:ascii="Arial" w:eastAsia="Arial" w:hAnsi="Arial" w:cs="Arial"/>
                 <w:color w:val="000000"/>
                 <w:sz w:val="16"/>
                 <w:szCs w:val="16"/>
@@ -4417,7 +4417,7 @@
             </w:pPr>
             <w:r>
               <w:rPr>
-                <w:rFonts w:ascii="Arial" w:eastAsia="Times New Roman" w:hAnsi="Arial" w:cs="Arial"/>
+                <w:rFonts w:ascii="Arial" w:eastAsia="Arial" w:hAnsi="Arial" w:cs="Arial"/>
                 <w:color w:val="000000"/>
                 <w:sz w:val="16"/>
                 <w:szCs w:val="16"/>
@@ -4436,7 +4436,7 @@
               <w:spacing w:before="120" w:after="0" w:line="360" w:lineRule="auto"/>
               <w:ind w:left="1063"/>
               <w:rPr>
-                <w:rFonts w:ascii="Arial" w:eastAsia="Times New Roman" w:hAnsi="Arial" w:cs="Arial"/>
+                <w:rFonts w:ascii="Arial" w:eastAsia="Arial" w:hAnsi="Arial" w:cs="Arial"/>
                 <w:color w:val="000000"/>
                 <w:sz w:val="16"/>
                 <w:szCs w:val="16"/>
@@ -4445,7 +4445,7 @@
             </w:pPr>
             <w:r>
               <w:rPr>
-                <w:rFonts w:ascii="Arial" w:eastAsia="Times New Roman" w:hAnsi="Arial" w:cs="Arial"/>
+                <w:rFonts w:ascii="Arial" w:eastAsia="Arial" w:hAnsi="Arial" w:cs="Arial"/>
                 <w:color w:val="000000"/>
                 <w:sz w:val="16"/>
                 <w:szCs w:val="16"/>
@@ -4455,7 +4455,7 @@
             </w:r>
             <w:r>
               <w:rPr>
-                <w:rFonts w:ascii="Arial" w:eastAsia="Times New Roman" w:hAnsi="Arial" w:cs="Arial"/>
+                <w:rFonts w:ascii="Arial" w:eastAsia="Arial" w:hAnsi="Arial" w:cs="Arial"/>
                 <w:color w:val="EE0000"/>
                 <w:sz w:val="16"/>
                 <w:szCs w:val="16"/>
@@ -4474,7 +4474,7 @@
               <w:spacing w:before="120" w:after="0" w:line="360" w:lineRule="auto"/>
               <w:ind w:left="1063"/>
               <w:rPr>
-                <w:rFonts w:ascii="Arial" w:eastAsia="Times New Roman" w:hAnsi="Arial" w:cs="Arial"/>
+                <w:rFonts w:ascii="Arial" w:eastAsia="Arial" w:hAnsi="Arial" w:cs="Arial"/>
                 <w:color w:val="2F5496" w:themeColor="accent5" w:themeShade="BF"/>
                 <w:sz w:val="16"/>
                 <w:szCs w:val="16"/>
@@ -4483,7 +4483,7 @@
             </w:pPr>
             <w:r>
               <w:rPr>
-                <w:rFonts w:ascii="Arial" w:eastAsia="Times New Roman" w:hAnsi="Arial" w:cs="Arial"/>
+                <w:rFonts w:ascii="Arial" w:eastAsia="Arial" w:hAnsi="Arial" w:cs="Arial"/>
                 <w:color w:val="000000"/>
                 <w:sz w:val="16"/>
                 <w:szCs w:val="16"/>
@@ -4493,7 +4493,7 @@
             </w:r>
             <w:r>
               <w:rPr>
-                <w:rFonts w:ascii="Arial" w:eastAsia="Times New Roman" w:hAnsi="Arial" w:cs="Arial"/>
+                <w:rFonts w:ascii="Arial" w:eastAsia="Arial" w:hAnsi="Arial" w:cs="Arial"/>
                 <w:color w:val="EE0000"/>
                 <w:sz w:val="16"/>
                 <w:szCs w:val="16"/>
@@ -4503,7 +4503,7 @@
             </w:r>
             <w:r>
               <w:rPr>
-                <w:rFonts w:ascii="Arial" w:eastAsia="Times New Roman" w:hAnsi="Arial" w:cs="Arial"/>
+                <w:rFonts w:ascii="Arial" w:eastAsia="Arial" w:hAnsi="Arial" w:cs="Arial"/>
                 <w:color w:val="EE0000"/>
                 <w:sz w:val="16"/>
                 <w:szCs w:val="16"/>
@@ -4513,7 +4513,7 @@
             </w:r>
             <w:r>
               <w:rPr>
-                <w:rFonts w:ascii="Arial" w:eastAsia="Times New Roman" w:hAnsi="Arial" w:cs="Arial"/>
+                <w:rFonts w:ascii="Arial" w:eastAsia="Arial" w:hAnsi="Arial" w:cs="Arial"/>
                 <w:color w:val="2F5496" w:themeColor="accent5" w:themeShade="BF"/>
                 <w:sz w:val="16"/>
                 <w:szCs w:val="16"/>
@@ -4527,7 +4527,7 @@
               <w:pStyle w:val="PargrafodaLista"/>
               <w:spacing w:before="120" w:after="0" w:line="360" w:lineRule="auto"/>
               <w:rPr>
-                <w:rFonts w:ascii="Arial" w:eastAsia="Times New Roman" w:hAnsi="Arial" w:cs="Arial"/>
+                <w:rFonts w:ascii="Arial" w:eastAsia="Arial" w:hAnsi="Arial" w:cs="Arial"/>
                 <w:color w:val="000000"/>
                 <w:sz w:val="16"/>
                 <w:szCs w:val="16"/>
@@ -4553,7 +4553,7 @@
               <w:spacing w:before="100" w:beforeAutospacing="1" w:after="3840" w:line="240" w:lineRule="auto"/>
               <w:jc w:val="both"/>
               <w:rPr>
-                <w:rFonts w:ascii="Arial" w:eastAsia="Times New Roman" w:hAnsi="Arial" w:cs="Arial"/>
+                <w:rFonts w:ascii="Arial" w:eastAsia="Arial" w:hAnsi="Arial" w:cs="Arial"/>
                 <w:color w:val="000000"/>
                 <w:sz w:val="16"/>
                 <w:szCs w:val="16"/>
@@ -4562,7 +4562,7 @@
             </w:pPr>
             <w:r>
               <w:rPr>
-                <w:rFonts w:ascii="Arial" w:eastAsia="Times New Roman" w:hAnsi="Arial" w:cs="Arial"/>
+                <w:rFonts w:ascii="Arial" w:eastAsia="Arial" w:hAnsi="Arial" w:cs="Arial"/>
                 <w:color w:val="000000"/>
                 <w:sz w:val="16"/>
                 <w:szCs w:val="16"/>
@@ -4661,23 +4661,23 @@
               <w:spacing w:after="0" w:line="240" w:lineRule="auto"/>
               <w:jc w:val="center"/>
               <w:rPr>
-                <w:rFonts w:ascii="Calibri" w:eastAsia="Times New Roman" w:hAnsi="Calibri" w:cs="Calibri"/>
+                <w:rFonts w:ascii="Arial" w:eastAsia="Arial" w:hAnsi="Arial" w:cs="Arial"/>
                 <w:b/>
                 <w:bCs/>
                 <w:color w:val="FFFFFF" w:themeColor="background1"/>
-                <w:sz w:val="16"/>
-                <w:szCs w:val="16"/>
+                <w:sz w:val="20"/>
+                <w:szCs w:val="20"/>
                 <w:lang w:eastAsia="pt-BR"/>
               </w:rPr>
             </w:pPr>
             <w:r>
               <w:rPr>
-                <w:rFonts w:ascii="Calibri" w:eastAsia="Times New Roman" w:hAnsi="Calibri" w:cs="Calibri"/>
+                <w:rFonts w:ascii="Arial" w:eastAsia="Arial" w:hAnsi="Arial" w:cs="Arial"/>
                 <w:b/>
                 <w:bCs/>
                 <w:color w:val="FFFFFF" w:themeColor="background1"/>
-                <w:sz w:val="16"/>
-                <w:szCs w:val="16"/>
+                <w:sz w:val="20"/>
+                <w:szCs w:val="20"/>
                 <w:lang w:eastAsia="pt-BR"/>
               </w:rPr>
               <w:t>Item</w:t>
@@ -4703,23 +4703,23 @@
               <w:spacing w:after="0" w:line="240" w:lineRule="auto"/>
               <w:jc w:val="center"/>
               <w:rPr>
-                <w:rFonts w:ascii="Calibri" w:eastAsia="Times New Roman" w:hAnsi="Calibri" w:cs="Calibri"/>
+                <w:rFonts w:ascii="Arial" w:eastAsia="Arial" w:hAnsi="Arial" w:cs="Arial"/>
                 <w:b/>
                 <w:bCs/>
                 <w:color w:val="FFFFFF" w:themeColor="background1"/>
-                <w:sz w:val="18"/>
-                <w:szCs w:val="18"/>
+                <w:sz w:val="20"/>
+                <w:szCs w:val="20"/>
                 <w:lang w:eastAsia="pt-BR"/>
               </w:rPr>
             </w:pPr>
             <w:r>
               <w:rPr>
-                <w:rFonts w:ascii="Calibri" w:eastAsia="Times New Roman" w:hAnsi="Calibri" w:cs="Calibri"/>
+                <w:rFonts w:ascii="Arial" w:eastAsia="Arial" w:hAnsi="Arial" w:cs="Arial"/>
                 <w:b/>
                 <w:bCs/>
                 <w:color w:val="FFFFFF" w:themeColor="background1"/>
-                <w:sz w:val="18"/>
-                <w:szCs w:val="18"/>
+                <w:sz w:val="20"/>
+                <w:szCs w:val="20"/>
                 <w:lang w:eastAsia="pt-BR"/>
               </w:rPr>
               <w:t>ESCOPO</w:t>
@@ -4745,23 +4745,23 @@
               <w:spacing w:after="0" w:line="240" w:lineRule="auto"/>
               <w:jc w:val="center"/>
               <w:rPr>
-                <w:rFonts w:ascii="Calibri" w:eastAsia="Times New Roman" w:hAnsi="Calibri" w:cs="Calibri"/>
+                <w:rFonts w:ascii="Arial" w:eastAsia="Arial" w:hAnsi="Arial" w:cs="Arial"/>
                 <w:b/>
                 <w:bCs/>
                 <w:color w:val="FFFFFF" w:themeColor="background1"/>
-                <w:sz w:val="16"/>
-                <w:szCs w:val="16"/>
+                <w:sz w:val="20"/>
+                <w:szCs w:val="20"/>
                 <w:lang w:eastAsia="pt-BR"/>
               </w:rPr>
             </w:pPr>
             <w:r>
               <w:rPr>
-                <w:rFonts w:ascii="Calibri" w:eastAsia="Times New Roman" w:hAnsi="Calibri" w:cs="Calibri"/>
+                <w:rFonts w:ascii="Arial" w:eastAsia="Arial" w:hAnsi="Arial" w:cs="Arial"/>
                 <w:b/>
                 <w:bCs/>
                 <w:color w:val="FFFFFF" w:themeColor="background1"/>
-                <w:sz w:val="16"/>
-                <w:szCs w:val="16"/>
+                <w:sz w:val="20"/>
+                <w:szCs w:val="20"/>
                 <w:lang w:eastAsia="pt-BR"/>
               </w:rPr>
               <w:t>NOTA</w:t>
@@ -4793,7 +4793,7 @@
               <w:spacing w:before="120" w:after="0" w:line="240" w:lineRule="auto"/>
               <w:jc w:val="both"/>
               <w:rPr>
-                <w:rFonts w:ascii="Arial" w:eastAsia="Times New Roman" w:hAnsi="Arial" w:cs="Arial"/>
+                <w:rFonts w:ascii="Arial" w:eastAsia="Arial" w:hAnsi="Arial" w:cs="Arial"/>
                 <w:color w:val="000000"/>
                 <w:sz w:val="16"/>
                 <w:szCs w:val="16"/>
@@ -4802,7 +4802,7 @@
             </w:pPr>
             <w:r>
               <w:rPr>
-                <w:rFonts w:ascii="Arial" w:eastAsia="Times New Roman" w:hAnsi="Arial" w:cs="Arial"/>
+                <w:rFonts w:ascii="Arial" w:eastAsia="Arial" w:hAnsi="Arial" w:cs="Arial"/>
                 <w:b/>
                 <w:color w:val="000000"/>
                 <w:sz w:val="16"/>
@@ -4842,7 +4842,7 @@
               <w:spacing w:before="120" w:after="0" w:line="240" w:lineRule="auto"/>
               <w:jc w:val="center"/>
               <w:rPr>
-                <w:rFonts w:ascii="Arial" w:eastAsia="Times New Roman" w:hAnsi="Arial" w:cs="Arial"/>
+                <w:rFonts w:ascii="Arial" w:eastAsia="Arial" w:hAnsi="Arial" w:cs="Arial"/>
                 <w:color w:val="000000"/>
                 <w:sz w:val="16"/>
                 <w:szCs w:val="16"/>
@@ -4867,7 +4867,7 @@
             <w:pPr>
               <w:spacing w:before="120" w:after="0" w:line="360" w:lineRule="auto"/>
               <w:rPr>
-                <w:rFonts w:ascii="Arial" w:eastAsia="Times New Roman" w:hAnsi="Arial" w:cs="Arial"/>
+                <w:rFonts w:ascii="Arial" w:eastAsia="Arial" w:hAnsi="Arial" w:cs="Arial"/>
                 <w:sz w:val="16"/>
                 <w:szCs w:val="16"/>
                 <w:lang w:eastAsia="pt-BR"/>
@@ -4910,7 +4910,7 @@
               <w:spacing w:before="120" w:after="0" w:line="240" w:lineRule="auto"/>
               <w:jc w:val="both"/>
               <w:rPr>
-                <w:rFonts w:ascii="Arial" w:eastAsia="Times New Roman" w:hAnsi="Arial" w:cs="Arial"/>
+                <w:rFonts w:ascii="Arial" w:eastAsia="Arial" w:hAnsi="Arial" w:cs="Arial"/>
                 <w:color w:val="000000"/>
                 <w:sz w:val="16"/>
                 <w:szCs w:val="16"/>
@@ -4919,7 +4919,7 @@
             </w:pPr>
             <w:r>
               <w:rPr>
-                <w:rFonts w:ascii="Arial" w:eastAsia="Times New Roman" w:hAnsi="Arial" w:cs="Arial"/>
+                <w:rFonts w:ascii="Arial" w:eastAsia="Arial" w:hAnsi="Arial" w:cs="Arial"/>
                 <w:color w:val="000000"/>
                 <w:sz w:val="16"/>
                 <w:szCs w:val="16"/>
@@ -4936,18 +4936,18 @@
         <w:spacing w:after="0" w:line="240" w:lineRule="auto"/>
         <w:jc w:val="both"/>
         <w:rPr>
-          <w:rFonts w:ascii="Calibri" w:eastAsia="Calibri" w:hAnsi="Calibri"/>
-          <w:sz w:val="20"/>
-          <w:szCs w:val="20"/>
-        </w:rPr>
-      </w:pPr>
-    </w:p>
-    <w:p>
-      <w:pPr>
-        <w:spacing w:after="0" w:line="240" w:lineRule="auto"/>
-        <w:jc w:val="both"/>
-        <w:rPr>
-          <w:rFonts w:ascii="Calibri" w:eastAsia="Calibri" w:hAnsi="Calibri"/>
+          <w:rFonts w:ascii="Arial" w:eastAsia="Arial" w:hAnsi="Arial"/>
+          <w:sz w:val="20"/>
+          <w:szCs w:val="20"/>
+        </w:rPr>
+      </w:pPr>
+    </w:p>
+    <w:p>
+      <w:pPr>
+        <w:spacing w:after="0" w:line="240" w:lineRule="auto"/>
+        <w:jc w:val="both"/>
+        <w:rPr>
+          <w:rFonts w:ascii="Arial" w:eastAsia="Arial" w:hAnsi="Arial"/>
           <w:sz w:val="20"/>
           <w:szCs w:val="20"/>
         </w:rPr>
@@ -5072,7 +5072,7 @@
         <w:spacing w:after="0" w:line="240" w:lineRule="auto"/>
         <w:jc w:val="both"/>
         <w:rPr>
-          <w:rFonts w:ascii="Calibri" w:eastAsia="Calibri" w:hAnsi="Calibri"/>
+          <w:rFonts w:ascii="Arial" w:eastAsia="Arial" w:hAnsi="Arial"/>
         </w:rPr>
       </w:pPr>
       <w:r>
@@ -5587,7 +5587,7 @@
         <w:spacing w:after="0" w:line="360" w:lineRule="auto"/>
         <w:jc w:val="both"/>
         <w:rPr>
-          <w:rFonts w:ascii="Calibri" w:eastAsia="Calibri" w:hAnsi="Calibri"/>
+          <w:rFonts w:ascii="Arial" w:eastAsia="Arial" w:hAnsi="Arial"/>
         </w:rPr>
       </w:pPr>
       <w:r>
@@ -13046,7 +13046,7 @@
       <w:spacing w:after="0" w:line="240" w:lineRule="auto"/>
     </w:pPr>
     <w:rPr>
-      <w:rFonts w:ascii="Calibri" w:hAnsi="Calibri" w:cs="Calibri"/>
+      <w:rFonts w:ascii="Arial" w:hAnsi="Arial" w:cs="Arial"/>
       <w:color w:val="000000"/>
       <w:sz w:val="24"/>
       <w:szCs w:val="24"/>
@@ -13073,7 +13073,7 @@
       <w:spacing w:before="100" w:beforeAutospacing="1" w:after="100" w:afterAutospacing="1" w:line="240" w:lineRule="auto"/>
     </w:pPr>
     <w:rPr>
-      <w:rFonts w:ascii="Times New Roman" w:eastAsia="Times New Roman" w:hAnsi="Times New Roman" w:cs="Times New Roman"/>
+      <w:rFonts w:ascii="Arial" w:eastAsia="Arial" w:hAnsi="Arial" w:cs="Arial"/>
       <w:sz w:val="24"/>
       <w:szCs w:val="24"/>
       <w:lang w:eastAsia="pt-BR"/>
@@ -13277,7 +13277,7 @@
     </a:clrScheme>
     <a:fontScheme name="Escritório">
       <a:majorFont>
-        <a:latin typeface="Calibri Light"/>
+        <a:latin typeface="Arial"/>
         <a:ea typeface=""/>
         <a:cs typeface=""/>
         <a:font script="Jpan" typeface="ＭＳ ゴシック"/>
@@ -13312,7 +13312,7 @@
         <a:font script="Geor" typeface="Sylfaen"/>
       </a:majorFont>
       <a:minorFont>
-        <a:latin typeface="Calibri"/>
+        <a:latin typeface="Arial"/>
         <a:ea typeface=""/>
         <a:cs typeface=""/>
         <a:font script="Jpan" typeface="ＭＳ 明朝"/>

--- a/Modelos/definitivos/Comercial/modelos/Proposta técnica hidrojateamento.docx
+++ b/Modelos/definitivos/Comercial/modelos/Proposta técnica hidrojateamento.docx
@@ -3140,6 +3140,25 @@
           <w:szCs w:val="20"/>
         </w:rPr>
         <w:t/>
+      </w:r>
+    </w:p>
+    <w:p>
+      <w:pPr>
+        <w:pStyle w:val="PargrafodaLista"/>
+        <w:numPr>
+          <w:ilvl w:val="1"/>
+          <w:numId w:val="2"/>
+        </w:numPr>
+        <w:spacing w:after="0" w:line="240" w:lineRule="auto"/>
+        <w:jc w:val="both"/>
+        <w:rPr>
+          <w:rFonts w:ascii="Arial" w:hAnsi="Arial" w:cs="Arial"/>
+          <w:sz w:val="20"/>
+          <w:szCs w:val="20"/>
+        </w:rPr>
+      </w:pPr>
+      <w:r>
+        <w:t>{{escopo_blocos}}</w:t>
       </w:r>
     </w:p>
     <w:p>

--- a/Modelos/definitivos/Comercial/modelos/Proposta técnica hidrojateamento.docx
+++ b/Modelos/definitivos/Comercial/modelos/Proposta técnica hidrojateamento.docx
@@ -6783,7 +6783,7 @@
           <w:sz w:val="20"/>
           <w:szCs w:val="20"/>
         </w:rPr>
-        <w:t>Descarregametno e posicionamento dos equipamentos </w:t>
+        <w:t>Descarregamento e posicionamento dos equipamentos </w:t>
       </w:r>
     </w:p>
     <w:p>
@@ -6809,7 +6809,7 @@
           <w:sz w:val="20"/>
           <w:szCs w:val="20"/>
         </w:rPr>
-        <w:t>Instaçãoes e testes </w:t>
+        <w:t>Instalações e testes </w:t>
       </w:r>
     </w:p>
     <w:p>
@@ -7282,7 +7282,7 @@
           <w:sz w:val="20"/>
           <w:szCs w:val="20"/>
         </w:rPr>
-        <w:t>hidrojatemento</w:t>
+        <w:t>hidrojateamento</w:t>
       </w:r>
       <w:r>
         <w:rPr>

--- a/Modelos/definitivos/Comercial/modelos/Proposta técnica hidrojateamento.docx
+++ b/Modelos/definitivos/Comercial/modelos/Proposta técnica hidrojateamento.docx
@@ -7252,107 +7252,6 @@
     </w:p>
     <w:p>
       <w:pPr>
-        <w:pStyle w:val="PargrafodaLista"/>
-        <w:numPr>
-          <w:ilvl w:val="1"/>
-          <w:numId w:val="2"/>
-        </w:numPr>
-        <w:autoSpaceDE w:val="0"/>
-        <w:autoSpaceDN w:val="0"/>
-        <w:adjustRightInd w:val="0"/>
-        <w:spacing w:after="0" w:line="240" w:lineRule="auto"/>
-        <w:jc w:val="both"/>
-        <w:rPr>
-          <w:rFonts w:ascii="Arial" w:hAnsi="Arial" w:cs="Arial"/>
-          <w:sz w:val="20"/>
-          <w:szCs w:val="20"/>
-        </w:rPr>
-      </w:pPr>
-      <w:r>
-        <w:rPr>
-          <w:rFonts w:ascii="Arial" w:hAnsi="Arial" w:cs="Arial"/>
-          <w:sz w:val="20"/>
-          <w:szCs w:val="20"/>
-        </w:rPr>
-        <w:t xml:space="preserve">Após a conclusão do </w:t>
-      </w:r>
-      <w:r>
-        <w:rPr>
-          <w:rFonts w:ascii="Arial" w:hAnsi="Arial" w:cs="Arial"/>
-          <w:sz w:val="20"/>
-          <w:szCs w:val="20"/>
-        </w:rPr>
-        <w:t>hidrojateamento</w:t>
-      </w:r>
-      <w:r>
-        <w:rPr>
-          <w:rFonts w:ascii="Arial" w:hAnsi="Arial" w:cs="Arial"/>
-          <w:sz w:val="20"/>
-          <w:szCs w:val="20"/>
-        </w:rPr>
-        <w:t xml:space="preserve"> será emitido um </w:t>
-      </w:r>
-      <w:r>
-        <w:rPr>
-          <w:rFonts w:ascii="Arial" w:hAnsi="Arial" w:cs="Arial"/>
-          <w:b/>
-          <w:bCs/>
-          <w:sz w:val="20"/>
-          <w:szCs w:val="20"/>
-        </w:rPr>
-        <w:t>RH</w:t>
-      </w:r>
-      <w:r>
-        <w:rPr>
-          <w:rFonts w:ascii="Arial" w:hAnsi="Arial" w:cs="Arial"/>
-          <w:sz w:val="20"/>
-          <w:szCs w:val="20"/>
-        </w:rPr>
-        <w:t xml:space="preserve"> (relatório </w:t>
-      </w:r>
-      <w:r>
-        <w:rPr>
-          <w:rFonts w:ascii="Arial" w:hAnsi="Arial" w:cs="Arial"/>
-          <w:sz w:val="20"/>
-          <w:szCs w:val="20"/>
-        </w:rPr>
-        <w:t>de hidrojateamento</w:t>
-      </w:r>
-      <w:r>
-        <w:rPr>
-          <w:rFonts w:ascii="Arial" w:hAnsi="Arial" w:cs="Arial"/>
-          <w:sz w:val="20"/>
-          <w:szCs w:val="20"/>
-        </w:rPr>
-        <w:t>)</w:t>
-      </w:r>
-      <w:r>
-        <w:rPr>
-          <w:rFonts w:ascii="Arial" w:hAnsi="Arial" w:cs="Arial"/>
-          <w:sz w:val="20"/>
-          <w:szCs w:val="20"/>
-        </w:rPr>
-        <w:t xml:space="preserve"> </w:t>
-      </w:r>
-      <w:r>
-        <w:rPr>
-          <w:rFonts w:ascii="Arial" w:hAnsi="Arial" w:cs="Arial"/>
-          <w:sz w:val="20"/>
-          <w:szCs w:val="20"/>
-        </w:rPr>
-        <w:t xml:space="preserve">descrevendo as informações </w:t>
-      </w:r>
-      <w:r>
-        <w:rPr>
-          <w:rFonts w:ascii="Arial" w:hAnsi="Arial" w:cs="Arial"/>
-          <w:sz w:val="20"/>
-          <w:szCs w:val="20"/>
-        </w:rPr>
-        <w:t>específicas das atividades, bem como, as imagens do antes e depois de alguns pontos da estrutura.</w:t>
-      </w:r>
-    </w:p>
-    <w:p>
-      <w:pPr>
         <w:autoSpaceDE w:val="0"/>
         <w:autoSpaceDN w:val="0"/>
         <w:adjustRightInd w:val="0"/>

--- a/Modelos/definitivos/Comercial/modelos/Proposta técnica hidrojateamento.docx
+++ b/Modelos/definitivos/Comercial/modelos/Proposta técnica hidrojateamento.docx
@@ -5704,1429 +5704,6 @@
         </w:rPr>
         <w:t>- Escopo Técnico:</w:t>
       </w:r>
-    </w:p>
-    <w:p>
-      <w:pPr>
-        <w:autoSpaceDE w:val="0"/>
-        <w:autoSpaceDN w:val="0"/>
-        <w:adjustRightInd w:val="0"/>
-        <w:spacing w:after="0" w:line="240" w:lineRule="auto"/>
-        <w:jc w:val="both"/>
-        <w:rPr>
-          <w:rFonts w:ascii="Arial" w:hAnsi="Arial" w:cs="Arial"/>
-          <w:sz w:val="20"/>
-          <w:szCs w:val="20"/>
-        </w:rPr>
-      </w:pPr>
-    </w:p>
-    <w:p>
-      <w:pPr>
-        <w:autoSpaceDE w:val="0"/>
-        <w:autoSpaceDN w:val="0"/>
-        <w:adjustRightInd w:val="0"/>
-        <w:spacing w:after="0" w:line="240" w:lineRule="auto"/>
-        <w:jc w:val="both"/>
-        <w:rPr>
-          <w:rFonts w:ascii="Arial" w:hAnsi="Arial" w:cs="Arial"/>
-          <w:sz w:val="20"/>
-          <w:szCs w:val="20"/>
-        </w:rPr>
-      </w:pPr>
-    </w:p>
-    <w:p>
-      <w:pPr>
-        <w:pStyle w:val="PargrafodaLista"/>
-        <w:numPr>
-          <w:ilvl w:val="1"/>
-          <w:numId w:val="2"/>
-        </w:numPr>
-        <w:spacing w:after="0" w:line="240" w:lineRule="auto"/>
-        <w:jc w:val="both"/>
-        <w:rPr>
-          <w:rFonts w:ascii="Arial" w:hAnsi="Arial" w:cs="Arial"/>
-          <w:b/>
-          <w:sz w:val="20"/>
-          <w:szCs w:val="20"/>
-        </w:rPr>
-      </w:pPr>
-      <w:r>
-        <w:rPr>
-          <w:rFonts w:ascii="Arial" w:hAnsi="Arial" w:cs="Arial"/>
-          <w:b/>
-          <w:sz w:val="20"/>
-          <w:szCs w:val="20"/>
-        </w:rPr>
-        <w:t>-</w:t>
-      </w:r>
-      <w:r>
-        <w:rPr>
-          <w:rFonts w:ascii="Arial" w:hAnsi="Arial" w:cs="Arial"/>
-          <w:b/>
-          <w:sz w:val="20"/>
-          <w:szCs w:val="20"/>
-        </w:rPr>
-        <w:t xml:space="preserve"> Hidrojateamento</w:t>
-      </w:r>
-      <w:r>
-        <w:rPr>
-          <w:rFonts w:ascii="Arial" w:hAnsi="Arial" w:cs="Arial"/>
-          <w:b/>
-          <w:bCs/>
-          <w:sz w:val="20"/>
-          <w:szCs w:val="20"/>
-        </w:rPr>
-        <w:t xml:space="preserve"> </w:t>
-      </w:r>
-    </w:p>
-    <w:p>
-      <w:pPr>
-        <w:spacing w:after="0" w:line="240" w:lineRule="auto"/>
-        <w:ind w:firstLine="708"/>
-        <w:jc w:val="both"/>
-        <w:rPr>
-          <w:rFonts w:ascii="Arial" w:hAnsi="Arial" w:cs="Arial"/>
-          <w:b/>
-          <w:sz w:val="20"/>
-          <w:szCs w:val="20"/>
-        </w:rPr>
-      </w:pPr>
-    </w:p>
-    <w:p>
-      <w:pPr>
-        <w:spacing w:after="0" w:line="240" w:lineRule="auto"/>
-        <w:ind w:firstLine="708"/>
-        <w:jc w:val="both"/>
-        <w:rPr>
-          <w:rFonts w:ascii="Arial" w:hAnsi="Arial" w:cs="Arial"/>
-          <w:bCs/>
-          <w:sz w:val="20"/>
-          <w:szCs w:val="20"/>
-        </w:rPr>
-      </w:pPr>
-      <w:r>
-        <w:rPr>
-          <w:rFonts w:ascii="Arial" w:hAnsi="Arial" w:cs="Arial"/>
-          <w:bCs/>
-          <w:sz w:val="20"/>
-          <w:szCs w:val="20"/>
-        </w:rPr>
-        <w:t>O serviço de hidrojateamento consiste na aplicação de jato de água em ultra alta pressão para remoção de incrustações, resíduos aderidos, depósitos sólidos, contaminantes e obstruções em superfícies</w:t>
-      </w:r>
-      <w:r>
-        <w:rPr>
-          <w:rFonts w:ascii="Arial" w:hAnsi="Arial" w:cs="Arial"/>
-          <w:bCs/>
-          <w:sz w:val="20"/>
-          <w:szCs w:val="20"/>
-        </w:rPr>
-        <w:t xml:space="preserve">, </w:t>
-      </w:r>
-      <w:r>
-        <w:rPr>
-          <w:rFonts w:ascii="Arial" w:hAnsi="Arial" w:cs="Arial"/>
-          <w:bCs/>
-          <w:sz w:val="20"/>
-          <w:szCs w:val="20"/>
-        </w:rPr>
-        <w:t>equipamentos industriais</w:t>
-      </w:r>
-      <w:r>
-        <w:rPr>
-          <w:rFonts w:ascii="Arial" w:hAnsi="Arial" w:cs="Arial"/>
-          <w:bCs/>
-          <w:sz w:val="20"/>
-          <w:szCs w:val="20"/>
-        </w:rPr>
-        <w:t xml:space="preserve"> e tubulações, </w:t>
-      </w:r>
-      <w:r>
-        <w:rPr>
-          <w:rFonts w:ascii="Arial" w:hAnsi="Arial" w:cs="Arial"/>
-          <w:bCs/>
-          <w:sz w:val="20"/>
-          <w:szCs w:val="20"/>
-        </w:rPr>
-        <w:t>sem utilização de abrasivos ou agentes químicos agressivos, preservando a integridade estrutural do material base.</w:t>
-      </w:r>
-    </w:p>
-    <w:p>
-      <w:pPr>
-        <w:spacing w:after="0" w:line="240" w:lineRule="auto"/>
-        <w:ind w:firstLine="708"/>
-        <w:jc w:val="both"/>
-        <w:rPr>
-          <w:rFonts w:ascii="Arial" w:hAnsi="Arial" w:cs="Arial"/>
-          <w:bCs/>
-          <w:sz w:val="20"/>
-          <w:szCs w:val="20"/>
-        </w:rPr>
-      </w:pPr>
-    </w:p>
-    <w:p>
-      <w:pPr>
-        <w:pStyle w:val="PargrafodaLista"/>
-        <w:numPr>
-          <w:ilvl w:val="2"/>
-          <w:numId w:val="2"/>
-        </w:numPr>
-        <w:spacing w:after="0" w:line="240" w:lineRule="auto"/>
-        <w:jc w:val="both"/>
-        <w:rPr>
-          <w:rFonts w:ascii="Arial" w:hAnsi="Arial" w:cs="Arial"/>
-          <w:b/>
-          <w:sz w:val="20"/>
-          <w:szCs w:val="20"/>
-        </w:rPr>
-      </w:pPr>
-      <w:r>
-        <w:rPr>
-          <w:rFonts w:ascii="Arial" w:hAnsi="Arial" w:cs="Arial"/>
-          <w:b/>
-          <w:sz w:val="20"/>
-          <w:szCs w:val="20"/>
-        </w:rPr>
-        <w:t>Objetivo</w:t>
-      </w:r>
-      <w:r>
-        <w:rPr>
-          <w:rFonts w:ascii="Arial" w:hAnsi="Arial" w:cs="Arial"/>
-          <w:b/>
-          <w:sz w:val="20"/>
-          <w:szCs w:val="20"/>
-        </w:rPr>
-        <w:t>s Gerais</w:t>
-      </w:r>
-    </w:p>
-    <w:p>
-      <w:pPr>
-        <w:pStyle w:val="PargrafodaLista"/>
-        <w:spacing w:after="0" w:line="240" w:lineRule="auto"/>
-        <w:ind w:left="2136"/>
-        <w:jc w:val="both"/>
-        <w:rPr>
-          <w:rFonts w:ascii="Arial" w:hAnsi="Arial" w:cs="Arial"/>
-          <w:b/>
-          <w:sz w:val="20"/>
-          <w:szCs w:val="20"/>
-        </w:rPr>
-      </w:pPr>
-    </w:p>
-    <w:p>
-      <w:pPr>
-        <w:pStyle w:val="PargrafodaLista"/>
-        <w:numPr>
-          <w:ilvl w:val="3"/>
-          <w:numId w:val="2"/>
-        </w:numPr>
-        <w:spacing w:after="0" w:line="360" w:lineRule="auto"/>
-        <w:jc w:val="both"/>
-        <w:rPr>
-          <w:rFonts w:ascii="Arial" w:hAnsi="Arial" w:cs="Arial"/>
-          <w:b/>
-          <w:sz w:val="20"/>
-          <w:szCs w:val="20"/>
-        </w:rPr>
-      </w:pPr>
-      <w:r>
-        <w:rPr>
-          <w:rFonts w:ascii="Arial" w:hAnsi="Arial" w:cs="Arial"/>
-          <w:sz w:val="20"/>
-          <w:szCs w:val="20"/>
-        </w:rPr>
-        <w:t>Remover incrustações minerais, lama, depósitos sólidos e resíduos aderidos no interior de tubulações</w:t>
-      </w:r>
-      <w:r>
-        <w:rPr>
-          <w:rFonts w:ascii="Arial" w:hAnsi="Arial" w:cs="Arial"/>
-          <w:sz w:val="20"/>
-          <w:szCs w:val="20"/>
-        </w:rPr>
-        <w:t>;</w:t>
-      </w:r>
-    </w:p>
-    <w:p>
-      <w:pPr>
-        <w:pStyle w:val="PargrafodaLista"/>
-        <w:numPr>
-          <w:ilvl w:val="3"/>
-          <w:numId w:val="2"/>
-        </w:numPr>
-        <w:spacing w:after="0" w:line="360" w:lineRule="auto"/>
-        <w:jc w:val="both"/>
-        <w:rPr>
-          <w:rFonts w:ascii="Arial" w:hAnsi="Arial" w:cs="Arial"/>
-          <w:b/>
-          <w:sz w:val="20"/>
-          <w:szCs w:val="20"/>
-        </w:rPr>
-      </w:pPr>
-      <w:r>
-        <w:rPr>
-          <w:rFonts w:ascii="Arial" w:hAnsi="Arial" w:cs="Arial"/>
-          <w:sz w:val="20"/>
-          <w:szCs w:val="20"/>
-        </w:rPr>
-        <w:t>Desobstruir parcial ou totalmente linhas industriai</w:t>
-      </w:r>
-      <w:r>
-        <w:rPr>
-          <w:rFonts w:ascii="Arial" w:hAnsi="Arial" w:cs="Arial"/>
-          <w:sz w:val="20"/>
-          <w:szCs w:val="20"/>
-        </w:rPr>
-        <w:t>s;</w:t>
-      </w:r>
-    </w:p>
-    <w:p>
-      <w:pPr>
-        <w:pStyle w:val="PargrafodaLista"/>
-        <w:numPr>
-          <w:ilvl w:val="3"/>
-          <w:numId w:val="2"/>
-        </w:numPr>
-        <w:spacing w:after="0" w:line="360" w:lineRule="auto"/>
-        <w:jc w:val="both"/>
-        <w:rPr>
-          <w:rFonts w:ascii="Arial" w:hAnsi="Arial" w:cs="Arial"/>
-          <w:b/>
-          <w:sz w:val="20"/>
-          <w:szCs w:val="20"/>
-        </w:rPr>
-      </w:pPr>
-      <w:r>
-        <w:rPr>
-          <w:rFonts w:ascii="Arial" w:hAnsi="Arial" w:cs="Arial"/>
-          <w:sz w:val="20"/>
-          <w:szCs w:val="20"/>
-        </w:rPr>
-        <w:t>Restaurar vazão nominal do sistema</w:t>
-      </w:r>
-      <w:r>
-        <w:rPr>
-          <w:rFonts w:ascii="Arial" w:hAnsi="Arial" w:cs="Arial"/>
-          <w:sz w:val="20"/>
-          <w:szCs w:val="20"/>
-        </w:rPr>
-        <w:t>;</w:t>
-      </w:r>
-    </w:p>
-    <w:p>
-      <w:pPr>
-        <w:pStyle w:val="PargrafodaLista"/>
-        <w:numPr>
-          <w:ilvl w:val="3"/>
-          <w:numId w:val="2"/>
-        </w:numPr>
-        <w:spacing w:after="0" w:line="360" w:lineRule="auto"/>
-        <w:jc w:val="both"/>
-        <w:rPr>
-          <w:rFonts w:ascii="Arial" w:hAnsi="Arial" w:cs="Arial"/>
-          <w:b/>
-          <w:sz w:val="20"/>
-          <w:szCs w:val="20"/>
-        </w:rPr>
-      </w:pPr>
-      <w:r>
-        <w:rPr>
-          <w:rFonts w:ascii="Arial" w:hAnsi="Arial" w:cs="Arial"/>
-          <w:sz w:val="20"/>
-          <w:szCs w:val="20"/>
-        </w:rPr>
-        <w:t>Melhorar eficiência operacional e troca térmica, quando aplicável</w:t>
-      </w:r>
-      <w:r>
-        <w:rPr>
-          <w:rFonts w:ascii="Arial" w:hAnsi="Arial" w:cs="Arial"/>
-          <w:sz w:val="20"/>
-          <w:szCs w:val="20"/>
-        </w:rPr>
-        <w:t>;</w:t>
-      </w:r>
-    </w:p>
-    <w:p>
-      <w:pPr>
-        <w:pStyle w:val="PargrafodaLista"/>
-        <w:numPr>
-          <w:ilvl w:val="3"/>
-          <w:numId w:val="2"/>
-        </w:numPr>
-        <w:spacing w:after="0" w:line="360" w:lineRule="auto"/>
-        <w:jc w:val="both"/>
-        <w:rPr>
-          <w:rFonts w:ascii="Arial" w:hAnsi="Arial" w:cs="Arial"/>
-          <w:b/>
-          <w:sz w:val="20"/>
-          <w:szCs w:val="20"/>
-        </w:rPr>
-      </w:pPr>
-      <w:r>
-        <w:rPr>
-          <w:rFonts w:ascii="Arial" w:hAnsi="Arial" w:cs="Arial"/>
-          <w:sz w:val="20"/>
-          <w:szCs w:val="20"/>
-        </w:rPr>
-        <w:t>Preparar superfície para inspeção, teste hidrostático ou outro processo subsequente</w:t>
-      </w:r>
-      <w:r>
-        <w:rPr>
-          <w:rFonts w:ascii="Arial" w:hAnsi="Arial" w:cs="Arial"/>
-          <w:sz w:val="20"/>
-          <w:szCs w:val="20"/>
-        </w:rPr>
-        <w:t>;</w:t>
-      </w:r>
-    </w:p>
-    <w:p>
-      <w:pPr>
-        <w:pStyle w:val="PargrafodaLista"/>
-        <w:numPr>
-          <w:ilvl w:val="3"/>
-          <w:numId w:val="2"/>
-        </w:numPr>
-        <w:spacing w:after="0" w:line="240" w:lineRule="auto"/>
-        <w:jc w:val="both"/>
-        <w:rPr>
-          <w:rFonts w:ascii="Arial" w:hAnsi="Arial" w:cs="Arial"/>
-          <w:b/>
-          <w:sz w:val="20"/>
-          <w:szCs w:val="20"/>
-        </w:rPr>
-      </w:pPr>
-      <w:r>
-        <w:rPr>
-          <w:rFonts w:ascii="Arial" w:hAnsi="Arial" w:cs="Arial"/>
-          <w:sz w:val="20"/>
-          <w:szCs w:val="20"/>
-        </w:rPr>
-        <w:t>Reduzir riscos de sobrepressão e falhas operacionais</w:t>
-      </w:r>
-      <w:r>
-        <w:rPr>
-          <w:rFonts w:ascii="Arial" w:hAnsi="Arial" w:cs="Arial"/>
-          <w:sz w:val="20"/>
-          <w:szCs w:val="20"/>
-        </w:rPr>
-        <w:t>.</w:t>
-      </w:r>
-    </w:p>
-    <w:p>
-      <w:pPr>
-        <w:pStyle w:val="PargrafodaLista"/>
-        <w:spacing w:after="0" w:line="240" w:lineRule="auto"/>
-        <w:ind w:left="2136"/>
-        <w:jc w:val="both"/>
-        <w:rPr>
-          <w:rFonts w:ascii="Arial" w:hAnsi="Arial" w:cs="Arial"/>
-          <w:b/>
-          <w:sz w:val="20"/>
-          <w:szCs w:val="20"/>
-        </w:rPr>
-      </w:pPr>
-    </w:p>
-    <w:p>
-      <w:pPr>
-        <w:pStyle w:val="PargrafodaLista"/>
-        <w:numPr>
-          <w:ilvl w:val="2"/>
-          <w:numId w:val="2"/>
-        </w:numPr>
-        <w:spacing w:after="0" w:line="240" w:lineRule="auto"/>
-        <w:jc w:val="both"/>
-        <w:rPr>
-          <w:rFonts w:ascii="Arial" w:hAnsi="Arial" w:cs="Arial"/>
-          <w:b/>
-          <w:sz w:val="20"/>
-          <w:szCs w:val="20"/>
-        </w:rPr>
-      </w:pPr>
-      <w:r>
-        <w:rPr>
-          <w:rFonts w:ascii="Arial" w:hAnsi="Arial" w:cs="Arial"/>
-          <w:b/>
-          <w:bCs/>
-          <w:sz w:val="20"/>
-          <w:szCs w:val="20"/>
-        </w:rPr>
-        <w:t>Metodologia Aplicad</w:t>
-      </w:r>
-      <w:r>
-        <w:rPr>
-          <w:rFonts w:ascii="Arial" w:hAnsi="Arial" w:cs="Arial"/>
-          <w:b/>
-          <w:bCs/>
-          <w:sz w:val="20"/>
-          <w:szCs w:val="20"/>
-        </w:rPr>
-        <w:t>a</w:t>
-      </w:r>
-    </w:p>
-    <w:p>
-      <w:pPr>
-        <w:pStyle w:val="PargrafodaLista"/>
-        <w:spacing w:after="0" w:line="240" w:lineRule="auto"/>
-        <w:ind w:left="2136"/>
-        <w:jc w:val="both"/>
-        <w:rPr>
-          <w:rFonts w:ascii="Arial" w:hAnsi="Arial" w:cs="Arial"/>
-          <w:b/>
-          <w:bCs/>
-          <w:sz w:val="20"/>
-          <w:szCs w:val="20"/>
-        </w:rPr>
-      </w:pPr>
-    </w:p>
-    <w:p>
-      <w:pPr>
-        <w:pStyle w:val="PargrafodaLista"/>
-        <w:numPr>
-          <w:ilvl w:val="3"/>
-          <w:numId w:val="2"/>
-        </w:numPr>
-        <w:spacing w:after="0" w:line="360" w:lineRule="auto"/>
-        <w:jc w:val="both"/>
-        <w:rPr>
-          <w:rFonts w:ascii="Arial" w:hAnsi="Arial" w:cs="Arial"/>
-          <w:b/>
-          <w:sz w:val="20"/>
-          <w:szCs w:val="20"/>
-        </w:rPr>
-      </w:pPr>
-      <w:r>
-        <w:rPr>
-          <w:rFonts w:ascii="Arial" w:hAnsi="Arial" w:cs="Arial"/>
-          <w:sz w:val="20"/>
-          <w:szCs w:val="20"/>
-        </w:rPr>
-        <w:t>Avaliação preliminar do diâmetro, comprimento, material e grau de obstrução da tubulação</w:t>
-      </w:r>
-      <w:r>
-        <w:rPr>
-          <w:rFonts w:ascii="Arial" w:hAnsi="Arial" w:cs="Arial"/>
-          <w:sz w:val="20"/>
-          <w:szCs w:val="20"/>
-        </w:rPr>
-        <w:t>;</w:t>
-      </w:r>
-    </w:p>
-    <w:p>
-      <w:pPr>
-        <w:pStyle w:val="PargrafodaLista"/>
-        <w:numPr>
-          <w:ilvl w:val="3"/>
-          <w:numId w:val="2"/>
-        </w:numPr>
-        <w:spacing w:after="0" w:line="360" w:lineRule="auto"/>
-        <w:jc w:val="both"/>
-        <w:rPr>
-          <w:rFonts w:ascii="Arial" w:hAnsi="Arial" w:cs="Arial"/>
-          <w:b/>
-          <w:sz w:val="20"/>
-          <w:szCs w:val="20"/>
-        </w:rPr>
-      </w:pPr>
-      <w:r>
-        <w:rPr>
-          <w:rFonts w:ascii="Arial" w:hAnsi="Arial" w:cs="Arial"/>
-          <w:sz w:val="20"/>
-          <w:szCs w:val="20"/>
-        </w:rPr>
-        <w:t>Definição da pressão de trabalho, vazão e tipo de bico rotativo ou direcionado</w:t>
-      </w:r>
-      <w:r>
-        <w:rPr>
-          <w:rFonts w:ascii="Arial" w:hAnsi="Arial" w:cs="Arial"/>
-          <w:sz w:val="20"/>
-          <w:szCs w:val="20"/>
-        </w:rPr>
-        <w:t>;</w:t>
-      </w:r>
-    </w:p>
-    <w:p>
-      <w:pPr>
-        <w:pStyle w:val="PargrafodaLista"/>
-        <w:numPr>
-          <w:ilvl w:val="3"/>
-          <w:numId w:val="2"/>
-        </w:numPr>
-        <w:spacing w:after="0" w:line="360" w:lineRule="auto"/>
-        <w:jc w:val="both"/>
-        <w:rPr>
-          <w:rFonts w:ascii="Arial" w:hAnsi="Arial" w:cs="Arial"/>
-          <w:b/>
-          <w:sz w:val="20"/>
-          <w:szCs w:val="20"/>
-        </w:rPr>
-      </w:pPr>
-      <w:r>
-        <w:rPr>
-          <w:rFonts w:ascii="Arial" w:hAnsi="Arial" w:cs="Arial"/>
-          <w:sz w:val="20"/>
-          <w:szCs w:val="20"/>
-        </w:rPr>
-        <w:t>Isolamento da linha e adequação das condições de segurança</w:t>
-      </w:r>
-      <w:r>
-        <w:rPr>
-          <w:rFonts w:ascii="Arial" w:hAnsi="Arial" w:cs="Arial"/>
-          <w:sz w:val="20"/>
-          <w:szCs w:val="20"/>
-        </w:rPr>
-        <w:t>;</w:t>
-      </w:r>
-    </w:p>
-    <w:p>
-      <w:pPr>
-        <w:pStyle w:val="PargrafodaLista"/>
-        <w:numPr>
-          <w:ilvl w:val="3"/>
-          <w:numId w:val="2"/>
-        </w:numPr>
-        <w:spacing w:after="0" w:line="360" w:lineRule="auto"/>
-        <w:jc w:val="both"/>
-        <w:rPr>
-          <w:rFonts w:ascii="Arial" w:hAnsi="Arial" w:cs="Arial"/>
-          <w:b/>
-          <w:sz w:val="20"/>
-          <w:szCs w:val="20"/>
-        </w:rPr>
-      </w:pPr>
-      <w:r>
-        <w:rPr>
-          <w:rFonts w:ascii="Arial" w:hAnsi="Arial" w:cs="Arial"/>
-          <w:sz w:val="20"/>
-          <w:szCs w:val="20"/>
-        </w:rPr>
-        <w:t>Introdução do conjunto mangueira/bico específico para limpeza interna</w:t>
-      </w:r>
-      <w:r>
-        <w:rPr>
-          <w:rFonts w:ascii="Arial" w:hAnsi="Arial" w:cs="Arial"/>
-          <w:sz w:val="20"/>
-          <w:szCs w:val="20"/>
-        </w:rPr>
-        <w:t>;</w:t>
-      </w:r>
-    </w:p>
-    <w:p>
-      <w:pPr>
-        <w:pStyle w:val="PargrafodaLista"/>
-        <w:numPr>
-          <w:ilvl w:val="3"/>
-          <w:numId w:val="2"/>
-        </w:numPr>
-        <w:spacing w:after="0" w:line="360" w:lineRule="auto"/>
-        <w:jc w:val="both"/>
-        <w:rPr>
-          <w:rFonts w:ascii="Arial" w:hAnsi="Arial" w:cs="Arial"/>
-          <w:b/>
-          <w:sz w:val="20"/>
-          <w:szCs w:val="20"/>
-        </w:rPr>
-      </w:pPr>
-      <w:r>
-        <w:rPr>
-          <w:rFonts w:ascii="Arial" w:hAnsi="Arial" w:cs="Arial"/>
-          <w:sz w:val="20"/>
-          <w:szCs w:val="20"/>
-        </w:rPr>
-        <w:t>Aplicação do jato de água em ultra alta pressão com avanço controlado</w:t>
-      </w:r>
-      <w:r>
-        <w:rPr>
-          <w:rFonts w:ascii="Arial" w:hAnsi="Arial" w:cs="Arial"/>
-          <w:sz w:val="20"/>
-          <w:szCs w:val="20"/>
-        </w:rPr>
-        <w:t>;</w:t>
-      </w:r>
-    </w:p>
-    <w:p>
-      <w:pPr>
-        <w:pStyle w:val="PargrafodaLista"/>
-        <w:numPr>
-          <w:ilvl w:val="3"/>
-          <w:numId w:val="2"/>
-        </w:numPr>
-        <w:spacing w:after="0" w:line="360" w:lineRule="auto"/>
-        <w:jc w:val="both"/>
-        <w:rPr>
-          <w:rFonts w:ascii="Arial" w:hAnsi="Arial" w:cs="Arial"/>
-          <w:b/>
-          <w:sz w:val="20"/>
-          <w:szCs w:val="20"/>
-        </w:rPr>
-      </w:pPr>
-      <w:r>
-        <w:rPr>
-          <w:rFonts w:ascii="Arial" w:hAnsi="Arial" w:cs="Arial"/>
-          <w:sz w:val="20"/>
-          <w:szCs w:val="20"/>
-        </w:rPr>
-        <w:t>Monitoramento contínuo da operação e da integridade estrutural</w:t>
-      </w:r>
-      <w:r>
-        <w:rPr>
-          <w:rFonts w:ascii="Arial" w:hAnsi="Arial" w:cs="Arial"/>
-          <w:sz w:val="20"/>
-          <w:szCs w:val="20"/>
-        </w:rPr>
-        <w:t>;</w:t>
-      </w:r>
-    </w:p>
-    <w:p>
-      <w:pPr>
-        <w:pStyle w:val="PargrafodaLista"/>
-        <w:numPr>
-          <w:ilvl w:val="3"/>
-          <w:numId w:val="2"/>
-        </w:numPr>
-        <w:spacing w:after="0" w:line="240" w:lineRule="auto"/>
-        <w:jc w:val="both"/>
-        <w:rPr>
-          <w:rFonts w:ascii="Arial" w:hAnsi="Arial" w:cs="Arial"/>
-          <w:b/>
-          <w:sz w:val="20"/>
-          <w:szCs w:val="20"/>
-        </w:rPr>
-      </w:pPr>
-      <w:r>
-        <w:rPr>
-          <w:rFonts w:ascii="Arial" w:hAnsi="Arial" w:cs="Arial"/>
-          <w:sz w:val="20"/>
-          <w:szCs w:val="20"/>
-        </w:rPr>
-        <w:t>Inspeção visual ou comprovação de desobstrução por teste de vazão</w:t>
-      </w:r>
-      <w:r>
-        <w:rPr>
-          <w:rFonts w:ascii="Arial" w:hAnsi="Arial" w:cs="Arial"/>
-          <w:sz w:val="20"/>
-          <w:szCs w:val="20"/>
-        </w:rPr>
-        <w:t>.</w:t>
-      </w:r>
-    </w:p>
-    <w:p>
-      <w:pPr>
-        <w:autoSpaceDE w:val="0"/>
-        <w:autoSpaceDN w:val="0"/>
-        <w:adjustRightInd w:val="0"/>
-        <w:spacing w:after="0" w:line="240" w:lineRule="auto"/>
-        <w:ind w:firstLine="708"/>
-        <w:jc w:val="both"/>
-        <w:rPr>
-          <w:rFonts w:ascii="Arial" w:hAnsi="Arial" w:cs="Arial"/>
-          <w:sz w:val="20"/>
-          <w:szCs w:val="20"/>
-        </w:rPr>
-      </w:pPr>
-    </w:p>
-    <w:p>
-      <w:pPr>
-        <w:autoSpaceDE w:val="0"/>
-        <w:autoSpaceDN w:val="0"/>
-        <w:adjustRightInd w:val="0"/>
-        <w:spacing w:after="0" w:line="240" w:lineRule="auto"/>
-        <w:ind w:firstLine="708"/>
-        <w:jc w:val="both"/>
-        <w:rPr>
-          <w:rFonts w:ascii="Arial" w:hAnsi="Arial" w:cs="Arial"/>
-          <w:sz w:val="20"/>
-          <w:szCs w:val="20"/>
-        </w:rPr>
-      </w:pPr>
-      <w:r>
-        <w:rPr>
-          <w:rFonts w:ascii="Arial" w:hAnsi="Arial" w:cs="Arial"/>
-          <w:sz w:val="20"/>
-          <w:szCs w:val="20"/>
-        </w:rPr>
-        <w:t>A pressão de trabalho será definida conforme características do material e espessura da tubulação, podendo operar em regime de ultra alta pressão industrial.</w:t>
-      </w:r>
-    </w:p>
-    <w:p>
-      <w:pPr>
-        <w:pStyle w:val="PargrafodaLista"/>
-        <w:spacing w:after="0" w:line="240" w:lineRule="auto"/>
-        <w:ind w:left="2136"/>
-        <w:jc w:val="both"/>
-        <w:rPr>
-          <w:rFonts w:ascii="Arial" w:hAnsi="Arial" w:cs="Arial"/>
-          <w:b/>
-          <w:sz w:val="20"/>
-          <w:szCs w:val="20"/>
-        </w:rPr>
-      </w:pPr>
-    </w:p>
-    <w:p>
-      <w:pPr>
-        <w:pStyle w:val="PargrafodaLista"/>
-        <w:numPr>
-          <w:ilvl w:val="2"/>
-          <w:numId w:val="2"/>
-        </w:numPr>
-        <w:spacing w:after="0" w:line="240" w:lineRule="auto"/>
-        <w:jc w:val="both"/>
-        <w:rPr>
-          <w:rFonts w:ascii="Arial" w:hAnsi="Arial" w:cs="Arial"/>
-          <w:b/>
-          <w:sz w:val="20"/>
-          <w:szCs w:val="20"/>
-        </w:rPr>
-      </w:pPr>
-      <w:r>
-        <w:rPr>
-          <w:rFonts w:ascii="Arial" w:hAnsi="Arial" w:cs="Arial"/>
-          <w:b/>
-          <w:bCs/>
-          <w:sz w:val="20"/>
-          <w:szCs w:val="20"/>
-        </w:rPr>
-        <w:t>Critério de liberação</w:t>
-      </w:r>
-    </w:p>
-    <w:p>
-      <w:pPr>
-        <w:pStyle w:val="PargrafodaLista"/>
-        <w:spacing w:after="0" w:line="240" w:lineRule="auto"/>
-        <w:ind w:left="2136"/>
-        <w:jc w:val="both"/>
-        <w:rPr>
-          <w:rFonts w:ascii="Arial" w:hAnsi="Arial" w:cs="Arial"/>
-          <w:b/>
-          <w:sz w:val="20"/>
-          <w:szCs w:val="20"/>
-        </w:rPr>
-      </w:pPr>
-    </w:p>
-    <w:p>
-      <w:pPr>
-        <w:pStyle w:val="PargrafodaLista"/>
-        <w:numPr>
-          <w:ilvl w:val="3"/>
-          <w:numId w:val="2"/>
-        </w:numPr>
-        <w:spacing w:after="0" w:line="360" w:lineRule="auto"/>
-        <w:jc w:val="both"/>
-        <w:rPr>
-          <w:rFonts w:ascii="Arial" w:hAnsi="Arial" w:cs="Arial"/>
-          <w:b/>
-          <w:sz w:val="20"/>
-          <w:szCs w:val="20"/>
-        </w:rPr>
-      </w:pPr>
-      <w:r>
-        <w:rPr>
-          <w:rFonts w:ascii="Arial" w:hAnsi="Arial" w:cs="Arial"/>
-          <w:sz w:val="20"/>
-          <w:szCs w:val="20"/>
-        </w:rPr>
-        <w:t>Ausência de incrustações aderidas internamente</w:t>
-      </w:r>
-      <w:r>
-        <w:rPr>
-          <w:rFonts w:ascii="Arial" w:hAnsi="Arial" w:cs="Arial"/>
-          <w:sz w:val="20"/>
-          <w:szCs w:val="20"/>
-        </w:rPr>
-        <w:t>;</w:t>
-      </w:r>
-    </w:p>
-    <w:p>
-      <w:pPr>
-        <w:pStyle w:val="PargrafodaLista"/>
-        <w:numPr>
-          <w:ilvl w:val="3"/>
-          <w:numId w:val="2"/>
-        </w:numPr>
-        <w:spacing w:after="0" w:line="360" w:lineRule="auto"/>
-        <w:jc w:val="both"/>
-        <w:rPr>
-          <w:rFonts w:ascii="Arial" w:hAnsi="Arial" w:cs="Arial"/>
-          <w:b/>
-          <w:sz w:val="20"/>
-          <w:szCs w:val="20"/>
-        </w:rPr>
-      </w:pPr>
-      <w:r>
-        <w:rPr>
-          <w:rFonts w:ascii="Arial" w:hAnsi="Arial" w:cs="Arial"/>
-          <w:sz w:val="20"/>
-          <w:szCs w:val="20"/>
-        </w:rPr>
-        <w:t>Restabelecimento da vazão operacional</w:t>
-      </w:r>
-      <w:r>
-        <w:rPr>
-          <w:rFonts w:ascii="Arial" w:hAnsi="Arial" w:cs="Arial"/>
-          <w:sz w:val="20"/>
-          <w:szCs w:val="20"/>
-        </w:rPr>
-        <w:t>;</w:t>
-      </w:r>
-    </w:p>
-    <w:p>
-      <w:pPr>
-        <w:pStyle w:val="PargrafodaLista"/>
-        <w:numPr>
-          <w:ilvl w:val="3"/>
-          <w:numId w:val="2"/>
-        </w:numPr>
-        <w:spacing w:after="0" w:line="360" w:lineRule="auto"/>
-        <w:jc w:val="both"/>
-        <w:rPr>
-          <w:rFonts w:ascii="Arial" w:hAnsi="Arial" w:cs="Arial"/>
-          <w:b/>
-          <w:sz w:val="20"/>
-          <w:szCs w:val="20"/>
-        </w:rPr>
-      </w:pPr>
-      <w:r>
-        <w:rPr>
-          <w:rFonts w:ascii="Arial" w:hAnsi="Arial" w:cs="Arial"/>
-          <w:sz w:val="20"/>
-          <w:szCs w:val="20"/>
-        </w:rPr>
-        <w:t>Linha apta para operação ou ensaios subsequentes</w:t>
-      </w:r>
-      <w:r>
-        <w:rPr>
-          <w:rFonts w:ascii="Arial" w:hAnsi="Arial" w:cs="Arial"/>
-          <w:sz w:val="20"/>
-          <w:szCs w:val="20"/>
-        </w:rPr>
-        <w:t>;</w:t>
-      </w:r>
-    </w:p>
-    <w:p>
-      <w:pPr>
-        <w:pStyle w:val="PargrafodaLista"/>
-        <w:numPr>
-          <w:ilvl w:val="3"/>
-          <w:numId w:val="2"/>
-        </w:numPr>
-        <w:spacing w:after="0" w:line="240" w:lineRule="auto"/>
-        <w:jc w:val="both"/>
-        <w:rPr>
-          <w:rFonts w:ascii="Arial" w:hAnsi="Arial" w:cs="Arial"/>
-          <w:b/>
-          <w:sz w:val="20"/>
-          <w:szCs w:val="20"/>
-        </w:rPr>
-      </w:pPr>
-      <w:r>
-        <w:rPr>
-          <w:rFonts w:ascii="Arial" w:hAnsi="Arial" w:cs="Arial"/>
-          <w:sz w:val="20"/>
-          <w:szCs w:val="20"/>
-        </w:rPr>
-        <w:lastRenderedPageBreak/>
-        <w:t>Validação conjunta com a Contratante</w:t>
-      </w:r>
-      <w:r>
-        <w:rPr>
-          <w:rFonts w:ascii="Arial" w:hAnsi="Arial" w:cs="Arial"/>
-          <w:sz w:val="20"/>
-          <w:szCs w:val="20"/>
-        </w:rPr>
-        <w:t>.</w:t>
-      </w:r>
-    </w:p>
-    <w:p>
-      <w:pPr>
-        <w:spacing w:after="0" w:line="240" w:lineRule="auto"/>
-        <w:jc w:val="both"/>
-        <w:rPr>
-          <w:rFonts w:ascii="Arial" w:hAnsi="Arial" w:cs="Arial"/>
-          <w:b/>
-          <w:sz w:val="20"/>
-          <w:szCs w:val="20"/>
-        </w:rPr>
-      </w:pPr>
-    </w:p>
-    <w:p>
-      <w:pPr>
-        <w:pStyle w:val="PargrafodaLista"/>
-        <w:numPr>
-          <w:ilvl w:val="2"/>
-          <w:numId w:val="2"/>
-        </w:numPr>
-        <w:spacing w:after="0" w:line="240" w:lineRule="auto"/>
-        <w:jc w:val="both"/>
-        <w:rPr>
-          <w:rFonts w:ascii="Arial" w:hAnsi="Arial" w:cs="Arial"/>
-          <w:b/>
-          <w:sz w:val="20"/>
-          <w:szCs w:val="20"/>
-        </w:rPr>
-      </w:pPr>
-      <w:r>
-        <w:rPr>
-          <w:rFonts w:ascii="Arial" w:hAnsi="Arial" w:cs="Arial"/>
-          <w:b/>
-          <w:sz w:val="20"/>
-          <w:szCs w:val="20"/>
-        </w:rPr>
-        <w:t>Passo a passo prévio: </w:t>
-      </w:r>
-    </w:p>
-    <w:p>
-      <w:pPr>
-        <w:spacing w:after="0" w:line="240" w:lineRule="auto"/>
-        <w:jc w:val="both"/>
-        <w:rPr>
-          <w:rFonts w:ascii="Arial" w:hAnsi="Arial" w:cs="Arial"/>
-          <w:b/>
-          <w:sz w:val="20"/>
-          <w:szCs w:val="20"/>
-        </w:rPr>
-      </w:pPr>
-    </w:p>
-    <w:p>
-      <w:pPr>
-        <w:pStyle w:val="PargrafodaLista"/>
-        <w:numPr>
-          <w:ilvl w:val="3"/>
-          <w:numId w:val="2"/>
-        </w:numPr>
-        <w:spacing w:after="0" w:line="240" w:lineRule="auto"/>
-        <w:jc w:val="both"/>
-        <w:rPr>
-          <w:rFonts w:ascii="Arial" w:hAnsi="Arial" w:cs="Arial"/>
-          <w:b/>
-          <w:sz w:val="20"/>
-          <w:szCs w:val="20"/>
-        </w:rPr>
-      </w:pPr>
-      <w:r>
-        <w:rPr>
-          <w:rFonts w:ascii="Arial" w:hAnsi="Arial" w:cs="Arial"/>
-          <w:bCs/>
-          <w:sz w:val="20"/>
-          <w:szCs w:val="20"/>
-        </w:rPr>
-        <w:t>Integração da equipe </w:t>
-      </w:r>
-    </w:p>
-    <w:p>
-      <w:pPr>
-        <w:pStyle w:val="PargrafodaLista"/>
-        <w:numPr>
-          <w:ilvl w:val="3"/>
-          <w:numId w:val="2"/>
-        </w:numPr>
-        <w:spacing w:after="0" w:line="240" w:lineRule="auto"/>
-        <w:jc w:val="both"/>
-        <w:rPr>
-          <w:rFonts w:ascii="Arial" w:hAnsi="Arial" w:cs="Arial"/>
-          <w:b/>
-          <w:sz w:val="20"/>
-          <w:szCs w:val="20"/>
-        </w:rPr>
-      </w:pPr>
-      <w:r>
-        <w:rPr>
-          <w:rFonts w:ascii="Arial" w:hAnsi="Arial" w:cs="Arial"/>
-          <w:bCs/>
-          <w:sz w:val="20"/>
-          <w:szCs w:val="20"/>
-        </w:rPr>
-        <w:t>Preparação e definição do layout do canteiro  </w:t>
-      </w:r>
-    </w:p>
-    <w:p>
-      <w:pPr>
-        <w:pStyle w:val="PargrafodaLista"/>
-        <w:numPr>
-          <w:ilvl w:val="3"/>
-          <w:numId w:val="2"/>
-        </w:numPr>
-        <w:spacing w:after="0" w:line="240" w:lineRule="auto"/>
-        <w:jc w:val="both"/>
-        <w:rPr>
-          <w:rFonts w:ascii="Arial" w:hAnsi="Arial" w:cs="Arial"/>
-          <w:b/>
-          <w:sz w:val="20"/>
-          <w:szCs w:val="20"/>
-        </w:rPr>
-      </w:pPr>
-      <w:r>
-        <w:rPr>
-          <w:rFonts w:ascii="Arial" w:hAnsi="Arial" w:cs="Arial"/>
-          <w:bCs/>
-          <w:sz w:val="20"/>
-          <w:szCs w:val="20"/>
-        </w:rPr>
-        <w:t>Abertura dos documentos e isolamento da área </w:t>
-      </w:r>
-    </w:p>
-    <w:p>
-      <w:pPr>
-        <w:pStyle w:val="PargrafodaLista"/>
-        <w:numPr>
-          <w:ilvl w:val="3"/>
-          <w:numId w:val="2"/>
-        </w:numPr>
-        <w:spacing w:after="0" w:line="240" w:lineRule="auto"/>
-        <w:jc w:val="both"/>
-        <w:rPr>
-          <w:rFonts w:ascii="Arial" w:hAnsi="Arial" w:cs="Arial"/>
-          <w:b/>
-          <w:sz w:val="20"/>
-          <w:szCs w:val="20"/>
-        </w:rPr>
-      </w:pPr>
-      <w:r>
-        <w:rPr>
-          <w:rFonts w:ascii="Arial" w:hAnsi="Arial" w:cs="Arial"/>
-          <w:bCs/>
-          <w:sz w:val="20"/>
-          <w:szCs w:val="20"/>
-        </w:rPr>
-        <w:t>Descarregamento e posicionamento dos equipamentos </w:t>
-      </w:r>
-    </w:p>
-    <w:p>
-      <w:pPr>
-        <w:pStyle w:val="PargrafodaLista"/>
-        <w:numPr>
-          <w:ilvl w:val="3"/>
-          <w:numId w:val="2"/>
-        </w:numPr>
-        <w:spacing w:after="0" w:line="240" w:lineRule="auto"/>
-        <w:jc w:val="both"/>
-        <w:rPr>
-          <w:rFonts w:ascii="Arial" w:hAnsi="Arial" w:cs="Arial"/>
-          <w:b/>
-          <w:sz w:val="20"/>
-          <w:szCs w:val="20"/>
-        </w:rPr>
-      </w:pPr>
-      <w:r>
-        <w:rPr>
-          <w:rFonts w:ascii="Arial" w:hAnsi="Arial" w:cs="Arial"/>
-          <w:bCs/>
-          <w:sz w:val="20"/>
-          <w:szCs w:val="20"/>
-        </w:rPr>
-        <w:t>Instalações e testes </w:t>
-      </w:r>
-    </w:p>
-    <w:p>
-      <w:pPr>
-        <w:pStyle w:val="PargrafodaLista"/>
-        <w:numPr>
-          <w:ilvl w:val="3"/>
-          <w:numId w:val="2"/>
-        </w:numPr>
-        <w:spacing w:after="0" w:line="240" w:lineRule="auto"/>
-        <w:jc w:val="both"/>
-        <w:rPr>
-          <w:rFonts w:ascii="Arial" w:hAnsi="Arial" w:cs="Arial"/>
-          <w:b/>
-          <w:sz w:val="20"/>
-          <w:szCs w:val="20"/>
-        </w:rPr>
-      </w:pPr>
-      <w:r>
-        <w:rPr>
-          <w:rFonts w:ascii="Arial" w:hAnsi="Arial" w:cs="Arial"/>
-          <w:bCs/>
-          <w:sz w:val="20"/>
-          <w:szCs w:val="20"/>
-        </w:rPr>
-        <w:t>Drenagem inicial do óleo BPF (terá que aquecer o óleo para acelerar o processo) </w:t>
-      </w:r>
-    </w:p>
-    <w:p>
-      <w:pPr>
-        <w:pStyle w:val="PargrafodaLista"/>
-        <w:numPr>
-          <w:ilvl w:val="3"/>
-          <w:numId w:val="2"/>
-        </w:numPr>
-        <w:spacing w:after="0" w:line="240" w:lineRule="auto"/>
-        <w:jc w:val="both"/>
-        <w:rPr>
-          <w:rFonts w:ascii="Arial" w:hAnsi="Arial" w:cs="Arial"/>
-          <w:b/>
-          <w:sz w:val="20"/>
-          <w:szCs w:val="20"/>
-        </w:rPr>
-      </w:pPr>
-      <w:r>
-        <w:rPr>
-          <w:rFonts w:ascii="Arial" w:hAnsi="Arial" w:cs="Arial"/>
-          <w:bCs/>
-          <w:sz w:val="20"/>
-          <w:szCs w:val="20"/>
-        </w:rPr>
-        <w:t>Abertura de todos os acessos ao interior do tanque  </w:t>
-      </w:r>
-    </w:p>
-    <w:p>
-      <w:pPr>
-        <w:pStyle w:val="PargrafodaLista"/>
-        <w:numPr>
-          <w:ilvl w:val="3"/>
-          <w:numId w:val="2"/>
-        </w:numPr>
-        <w:spacing w:after="0" w:line="240" w:lineRule="auto"/>
-        <w:jc w:val="both"/>
-        <w:rPr>
-          <w:rFonts w:ascii="Arial" w:hAnsi="Arial" w:cs="Arial"/>
-          <w:b/>
-          <w:sz w:val="20"/>
-          <w:szCs w:val="20"/>
-        </w:rPr>
-      </w:pPr>
-      <w:r>
-        <w:rPr>
-          <w:rFonts w:ascii="Arial" w:hAnsi="Arial" w:cs="Arial"/>
-          <w:bCs/>
-          <w:sz w:val="20"/>
-          <w:szCs w:val="20"/>
-        </w:rPr>
-        <w:t>Medição de gases  </w:t>
-      </w:r>
-    </w:p>
-    <w:p>
-      <w:pPr>
-        <w:pStyle w:val="PargrafodaLista"/>
-        <w:numPr>
-          <w:ilvl w:val="3"/>
-          <w:numId w:val="2"/>
-        </w:numPr>
-        <w:spacing w:after="0" w:line="240" w:lineRule="auto"/>
-        <w:jc w:val="both"/>
-        <w:rPr>
-          <w:rFonts w:ascii="Arial" w:hAnsi="Arial" w:cs="Arial"/>
-          <w:b/>
-          <w:sz w:val="20"/>
-          <w:szCs w:val="20"/>
-        </w:rPr>
-      </w:pPr>
-      <w:r>
-        <w:rPr>
-          <w:rFonts w:ascii="Arial" w:hAnsi="Arial" w:cs="Arial"/>
-          <w:bCs/>
-          <w:sz w:val="20"/>
-          <w:szCs w:val="20"/>
-        </w:rPr>
-        <w:t>Aplicação de ventilação forçada  </w:t>
-      </w:r>
-    </w:p>
-    <w:p>
-      <w:pPr>
-        <w:pStyle w:val="PargrafodaLista"/>
-        <w:numPr>
-          <w:ilvl w:val="3"/>
-          <w:numId w:val="2"/>
-        </w:numPr>
-        <w:spacing w:after="0" w:line="240" w:lineRule="auto"/>
-        <w:jc w:val="both"/>
-        <w:rPr>
-          <w:rFonts w:ascii="Arial" w:hAnsi="Arial" w:cs="Arial"/>
-          <w:b/>
-          <w:sz w:val="20"/>
-          <w:szCs w:val="20"/>
-        </w:rPr>
-      </w:pPr>
-      <w:r>
-        <w:rPr>
-          <w:rFonts w:ascii="Arial" w:hAnsi="Arial" w:cs="Arial"/>
-          <w:bCs/>
-          <w:sz w:val="20"/>
-          <w:szCs w:val="20"/>
-        </w:rPr>
-        <w:t>Medição de gases </w:t>
-      </w:r>
-    </w:p>
-    <w:p>
-      <w:pPr>
-        <w:pStyle w:val="PargrafodaLista"/>
-        <w:numPr>
-          <w:ilvl w:val="3"/>
-          <w:numId w:val="2"/>
-        </w:numPr>
-        <w:spacing w:after="0" w:line="240" w:lineRule="auto"/>
-        <w:jc w:val="both"/>
-        <w:rPr>
-          <w:rFonts w:ascii="Arial" w:hAnsi="Arial" w:cs="Arial"/>
-          <w:b/>
-          <w:sz w:val="20"/>
-          <w:szCs w:val="20"/>
-        </w:rPr>
-      </w:pPr>
-      <w:r>
-        <w:rPr>
-          <w:rFonts w:ascii="Arial" w:hAnsi="Arial" w:cs="Arial"/>
-          <w:bCs/>
-          <w:sz w:val="20"/>
-          <w:szCs w:val="20"/>
-        </w:rPr>
-        <w:t>Abertura de documentação e preparação para acesso de espaço confinado </w:t>
-      </w:r>
-    </w:p>
-    <w:p>
-      <w:pPr>
-        <w:pStyle w:val="PargrafodaLista"/>
-        <w:numPr>
-          <w:ilvl w:val="3"/>
-          <w:numId w:val="2"/>
-        </w:numPr>
-        <w:spacing w:after="0" w:line="240" w:lineRule="auto"/>
-        <w:jc w:val="both"/>
-        <w:rPr>
-          <w:rFonts w:ascii="Arial" w:hAnsi="Arial" w:cs="Arial"/>
-          <w:b/>
-          <w:sz w:val="20"/>
-          <w:szCs w:val="20"/>
-        </w:rPr>
-      </w:pPr>
-      <w:r>
-        <w:rPr>
-          <w:rFonts w:ascii="Arial" w:hAnsi="Arial" w:cs="Arial"/>
-          <w:bCs/>
-          <w:sz w:val="20"/>
-          <w:szCs w:val="20"/>
-        </w:rPr>
-        <w:t>Limpeza manual  </w:t>
-      </w:r>
-    </w:p>
-    <w:p>
-      <w:pPr>
-        <w:pStyle w:val="PargrafodaLista"/>
-        <w:numPr>
-          <w:ilvl w:val="3"/>
-          <w:numId w:val="2"/>
-        </w:numPr>
-        <w:spacing w:after="0" w:line="240" w:lineRule="auto"/>
-        <w:jc w:val="both"/>
-        <w:rPr>
-          <w:rFonts w:ascii="Arial" w:hAnsi="Arial" w:cs="Arial"/>
-          <w:b/>
-          <w:sz w:val="20"/>
-          <w:szCs w:val="20"/>
-        </w:rPr>
-      </w:pPr>
-      <w:r>
-        <w:rPr>
-          <w:rFonts w:ascii="Arial" w:hAnsi="Arial" w:cs="Arial"/>
-          <w:bCs/>
-          <w:sz w:val="20"/>
-          <w:szCs w:val="20"/>
-        </w:rPr>
-        <w:t>Lavagem  </w:t>
-      </w:r>
-    </w:p>
-    <w:p>
-      <w:pPr>
-        <w:spacing w:after="0" w:line="240" w:lineRule="auto"/>
-        <w:jc w:val="both"/>
-        <w:rPr>
-          <w:rFonts w:ascii="Arial" w:hAnsi="Arial" w:cs="Arial"/>
-          <w:b/>
-          <w:sz w:val="20"/>
-          <w:szCs w:val="20"/>
-        </w:rPr>
-      </w:pPr>
-    </w:p>
-    <w:p>
-      <w:pPr>
-        <w:pStyle w:val="PargrafodaLista"/>
-        <w:numPr>
-          <w:ilvl w:val="2"/>
-          <w:numId w:val="2"/>
-        </w:numPr>
-        <w:spacing w:after="0" w:line="240" w:lineRule="auto"/>
-        <w:jc w:val="both"/>
-        <w:rPr>
-          <w:rFonts w:ascii="Arial" w:hAnsi="Arial" w:cs="Arial"/>
-          <w:b/>
-          <w:sz w:val="20"/>
-          <w:szCs w:val="20"/>
-        </w:rPr>
-      </w:pPr>
-      <w:r>
-        <w:rPr>
-          <w:rFonts w:ascii="Arial" w:hAnsi="Arial" w:cs="Arial"/>
-          <w:b/>
-          <w:sz w:val="20"/>
-          <w:szCs w:val="20"/>
-        </w:rPr>
-        <w:t>Critério de aceitação  </w:t>
-      </w:r>
-    </w:p>
-    <w:p>
-      <w:pPr>
-        <w:pStyle w:val="PargrafodaLista"/>
-        <w:spacing w:after="0" w:line="240" w:lineRule="auto"/>
-        <w:ind w:left="2136"/>
-        <w:jc w:val="both"/>
-        <w:rPr>
-          <w:rFonts w:ascii="Arial" w:hAnsi="Arial" w:cs="Arial"/>
-          <w:b/>
-          <w:sz w:val="20"/>
-          <w:szCs w:val="20"/>
-        </w:rPr>
-      </w:pPr>
-    </w:p>
-    <w:p>
-      <w:pPr>
-        <w:pStyle w:val="PargrafodaLista"/>
-        <w:numPr>
-          <w:ilvl w:val="3"/>
-          <w:numId w:val="2"/>
-        </w:numPr>
-        <w:spacing w:after="0" w:line="240" w:lineRule="auto"/>
-        <w:jc w:val="both"/>
-        <w:rPr>
-          <w:rFonts w:ascii="Arial" w:hAnsi="Arial" w:cs="Arial"/>
-          <w:b/>
-          <w:sz w:val="20"/>
-          <w:szCs w:val="20"/>
-        </w:rPr>
-      </w:pPr>
-      <w:r>
-        <w:rPr>
-          <w:rFonts w:ascii="Arial" w:hAnsi="Arial" w:cs="Arial"/>
-          <w:bCs/>
-          <w:sz w:val="20"/>
-          <w:szCs w:val="20"/>
-        </w:rPr>
-        <w:t>Interior do tanque (Fundo, costado e teto) isento de óleo. </w:t>
-      </w:r>
-    </w:p>
-    <w:p>
-      <w:pPr>
-        <w:autoSpaceDE w:val="0"/>
-        <w:autoSpaceDN w:val="0"/>
-        <w:adjustRightInd w:val="0"/>
-        <w:spacing w:after="0" w:line="240" w:lineRule="auto"/>
-        <w:jc w:val="both"/>
-        <w:rPr>
-          <w:rFonts w:ascii="Arial" w:hAnsi="Arial" w:cs="Arial"/>
-          <w:b/>
-          <w:sz w:val="20"/>
-          <w:szCs w:val="20"/>
-        </w:rPr>
-      </w:pPr>
-    </w:p>
-    <w:p>
-      <w:pPr>
-        <w:autoSpaceDE w:val="0"/>
-        <w:autoSpaceDN w:val="0"/>
-        <w:adjustRightInd w:val="0"/>
-        <w:spacing w:after="0" w:line="240" w:lineRule="auto"/>
-        <w:jc w:val="both"/>
-        <w:rPr>
-          <w:rFonts w:ascii="Arial" w:hAnsi="Arial" w:cs="Arial"/>
-          <w:b/>
-          <w:sz w:val="20"/>
-          <w:szCs w:val="20"/>
-        </w:rPr>
-      </w:pPr>
     </w:p>
     <w:p>
       <w:pPr>
